--- a/joshua-sternadel-resume.docx
+++ b/joshua-sternadel-resume.docx
@@ -2,56 +2,6 @@
 <file path=word/document.xml><?xml version="1.0" encoding="utf-8"?>
 <w:document xmlns:w="http://schemas.openxmlformats.org/wordprocessingml/2006/main" xmlns:m="http://schemas.openxmlformats.org/officeDocument/2006/math" xmlns:r="http://schemas.openxmlformats.org/officeDocument/2006/relationships" xmlns:o="urn:schemas-microsoft-com:office:office" xmlns:v="urn:schemas-microsoft-com:vml" xmlns:w10="urn:schemas-microsoft-com:office:word" xmlns:a="http://schemas.openxmlformats.org/drawingml/2006/main" xmlns:pic="http://schemas.openxmlformats.org/drawingml/2006/picture" xmlns:wp="http://schemas.openxmlformats.org/drawingml/2006/wordprocessingDrawing">
   <w:body>
-    <w:p>
-      <w:pPr>
-        <w:pStyle w:val="Title"/>
-      </w:pPr>
-      <w:r>
-        <w:t xml:space="preserve">Joshua</w:t>
-      </w:r>
-      <w:r>
-        <w:t xml:space="preserve"> </w:t>
-      </w:r>
-      <w:r>
-        <w:t xml:space="preserve">Sternadel</w:t>
-      </w:r>
-      <w:r>
-        <w:t xml:space="preserve"> </w:t>
-      </w:r>
-      <w:r>
-        <w:t xml:space="preserve">-</w:t>
-      </w:r>
-      <w:r>
-        <w:t xml:space="preserve"> </w:t>
-      </w:r>
-      <w:r>
-        <w:t xml:space="preserve">Systems</w:t>
-      </w:r>
-      <w:r>
-        <w:t xml:space="preserve"> </w:t>
-      </w:r>
-      <w:r>
-        <w:t xml:space="preserve">Architecture</w:t>
-      </w:r>
-      <w:r>
-        <w:t xml:space="preserve"> </w:t>
-      </w:r>
-      <w:r>
-        <w:t xml:space="preserve">&amp;</w:t>
-      </w:r>
-      <w:r>
-        <w:t xml:space="preserve"> </w:t>
-      </w:r>
-      <w:r>
-        <w:t xml:space="preserve">Engineering</w:t>
-      </w:r>
-      <w:r>
-        <w:t xml:space="preserve"> </w:t>
-      </w:r>
-      <w:r>
-        <w:t xml:space="preserve">Resume</w:t>
-      </w:r>
-    </w:p>
     <w:bookmarkStart w:id="33" w:name="joshua-sternadel"/>
     <w:p>
       <w:pPr>

--- a/joshua-sternadel-resume.docx
+++ b/joshua-sternadel-resume.docx
@@ -911,11 +911,7 @@
     </w:p>
     <w:p>
       <w:pPr>
-        <w:numPr>
-          <w:ilvl w:val="0"/>
-          <w:numId w:val="1007"/>
-        </w:numPr>
-        <w:pStyle w:val="Compact"/>
+        <w:pStyle w:val="FirstParagraph"/>
       </w:pPr>
       <w:r>
         <w:rPr>
@@ -946,15 +942,9 @@
       <w:r>
         <w:t xml:space="preserve">Planned, developed, and tested Android-based GPS solutions for the intermodal supply chain industry.</w:t>
       </w:r>
-    </w:p>
-    <w:p>
-      <w:pPr>
-        <w:numPr>
-          <w:ilvl w:val="0"/>
-          <w:numId w:val="1007"/>
-        </w:numPr>
-        <w:pStyle w:val="Compact"/>
-      </w:pPr>
+      <w:r>
+        <w:t xml:space="preserve"> </w:t>
+      </w:r>
       <w:r>
         <w:rPr>
           <w:bCs/>
@@ -1026,7 +1016,7 @@
         <w:t xml:space="preserve"> </w:t>
       </w:r>
       <w:r>
-        <w:t xml:space="preserve">| 2026 – Present</w:t>
+        <w:t xml:space="preserve">| (2026 – Present)</w:t>
       </w:r>
       <w:r>
         <w:t xml:space="preserve"> </w:t>
@@ -1082,7 +1072,7 @@
         <w:t xml:space="preserve"> </w:t>
       </w:r>
       <w:r>
-        <w:t xml:space="preserve">| 2026 – Present</w:t>
+        <w:t xml:space="preserve">| (2026 – Present)</w:t>
       </w:r>
       <w:r>
         <w:t xml:space="preserve"> </w:t>
@@ -1418,9 +1408,6 @@
     <w:abstractNumId w:val="991"/>
   </w:num>
   <w:num w:numId="1006">
-    <w:abstractNumId w:val="991"/>
-  </w:num>
-  <w:num w:numId="1007">
     <w:abstractNumId w:val="991"/>
   </w:num>
 </w:numbering>

--- a/joshua-sternadel-resume.docx
+++ b/joshua-sternadel-resume.docx
@@ -937,14 +937,16 @@
         <w:t xml:space="preserve">Software Consultant (Contract)</w:t>
       </w:r>
       <w:r>
-        <w:t xml:space="preserve"> </w:t>
+        <w:br/>
       </w:r>
       <w:r>
         <w:t xml:space="preserve">Planned, developed, and tested Android-based GPS solutions for the intermodal supply chain industry.</w:t>
       </w:r>
-      <w:r>
-        <w:t xml:space="preserve"> </w:t>
-      </w:r>
+    </w:p>
+    <w:p>
+      <w:pPr>
+        <w:pStyle w:val="BodyText"/>
+      </w:pPr>
       <w:r>
         <w:rPr>
           <w:bCs/>
@@ -969,7 +971,7 @@
         <w:t xml:space="preserve">Mobile Solutions Technician</w:t>
       </w:r>
       <w:r>
-        <w:t xml:space="preserve"> </w:t>
+        <w:br/>
       </w:r>
       <w:r>
         <w:t xml:space="preserve">Troubleshot and fixed Nextel devices for first responders and construction businesses, listened to client needs, and leveraged emerging technologies to find solutions for those needs.</w:t>
@@ -1018,15 +1020,15 @@
       <w:r>
         <w:t xml:space="preserve">| (2026 – Present)</w:t>
       </w:r>
-      <w:r>
-        <w:t xml:space="preserve"> </w:t>
-      </w:r>
-      <w:r>
-        <w:t xml:space="preserve">-</w:t>
-      </w:r>
-      <w:r>
-        <w:t xml:space="preserve"> </w:t>
-      </w:r>
+    </w:p>
+    <w:p>
+      <w:pPr>
+        <w:numPr>
+          <w:ilvl w:val="0"/>
+          <w:numId w:val="1007"/>
+        </w:numPr>
+        <w:pStyle w:val="Compact"/>
+      </w:pPr>
       <w:r>
         <w:rPr>
           <w:bCs/>
@@ -1043,7 +1045,7 @@
     </w:p>
     <w:p>
       <w:pPr>
-        <w:pStyle w:val="BodyText"/>
+        <w:pStyle w:val="FirstParagraph"/>
       </w:pPr>
       <w:r>
         <w:rPr>
@@ -1074,15 +1076,15 @@
       <w:r>
         <w:t xml:space="preserve">| (2026 – Present)</w:t>
       </w:r>
-      <w:r>
-        <w:t xml:space="preserve"> </w:t>
-      </w:r>
-      <w:r>
-        <w:t xml:space="preserve">-</w:t>
-      </w:r>
-      <w:r>
-        <w:t xml:space="preserve"> </w:t>
-      </w:r>
+    </w:p>
+    <w:p>
+      <w:pPr>
+        <w:numPr>
+          <w:ilvl w:val="0"/>
+          <w:numId w:val="1008"/>
+        </w:numPr>
+        <w:pStyle w:val="Compact"/>
+      </w:pPr>
       <w:r>
         <w:rPr>
           <w:bCs/>
@@ -1102,15 +1104,15 @@
       <w:r>
         <w:t xml:space="preserve">address food insecurity through scalable, data-driven, distribution models.</w:t>
       </w:r>
-      <w:r>
-        <w:t xml:space="preserve"> </w:t>
-      </w:r>
-      <w:r>
-        <w:t xml:space="preserve">-</w:t>
-      </w:r>
-      <w:r>
-        <w:t xml:space="preserve"> </w:t>
-      </w:r>
+    </w:p>
+    <w:p>
+      <w:pPr>
+        <w:numPr>
+          <w:ilvl w:val="0"/>
+          <w:numId w:val="1008"/>
+        </w:numPr>
+        <w:pStyle w:val="Compact"/>
+      </w:pPr>
       <w:r>
         <w:rPr>
           <w:bCs/>
@@ -1130,15 +1132,15 @@
       <w:r>
         <w:t xml:space="preserve">registration, digital architecture, and regulatory filings to ensure high-integrity non-profit operations.</w:t>
       </w:r>
-      <w:r>
-        <w:t xml:space="preserve"> </w:t>
-      </w:r>
-      <w:r>
-        <w:t xml:space="preserve">-</w:t>
-      </w:r>
-      <w:r>
-        <w:t xml:space="preserve"> </w:t>
-      </w:r>
+    </w:p>
+    <w:p>
+      <w:pPr>
+        <w:numPr>
+          <w:ilvl w:val="0"/>
+          <w:numId w:val="1008"/>
+        </w:numPr>
+        <w:pStyle w:val="Compact"/>
+      </w:pPr>
       <w:r>
         <w:rPr>
           <w:bCs/>
@@ -1408,6 +1410,12 @@
     <w:abstractNumId w:val="991"/>
   </w:num>
   <w:num w:numId="1006">
+    <w:abstractNumId w:val="991"/>
+  </w:num>
+  <w:num w:numId="1007">
+    <w:abstractNumId w:val="991"/>
+  </w:num>
+  <w:num w:numId="1008">
     <w:abstractNumId w:val="991"/>
   </w:num>
 </w:numbering>

--- a/joshua-sternadel-resume.docx
+++ b/joshua-sternadel-resume.docx
@@ -1018,7 +1018,7 @@
         <w:t xml:space="preserve"> </w:t>
       </w:r>
       <w:r>
-        <w:t xml:space="preserve">| (2026 – Present)</w:t>
+        <w:t xml:space="preserve">| 2026–Present</w:t>
       </w:r>
     </w:p>
     <w:p>
@@ -1074,7 +1074,7 @@
         <w:t xml:space="preserve"> </w:t>
       </w:r>
       <w:r>
-        <w:t xml:space="preserve">| (2026 – Present)</w:t>
+        <w:t xml:space="preserve">| 2026–Present</w:t>
       </w:r>
     </w:p>
     <w:p>
@@ -1196,7 +1196,7 @@
         <w:pStyle w:val="Heading3"/>
       </w:pPr>
       <w:r>
-        <w:t xml:space="preserve">CORE TECHNICAL INDEX (Verified Hands-On Competency)</w:t>
+        <w:t xml:space="preserve">Core Technical Index (Verified Hands-On Competency)</w:t>
       </w:r>
     </w:p>
     <w:p>

--- a/joshua-sternadel-resume.docx
+++ b/joshua-sternadel-resume.docx
@@ -829,13 +829,13 @@
       </w:r>
     </w:p>
     <w:bookmarkEnd w:id="26"/>
-    <w:bookmarkStart w:id="27" w:name="Xcddce17273b15f215cc3cc10f1b2662d0640e4f"/>
+    <w:bookmarkStart w:id="27" w:name="X9f4c81c13bc4a6b2f64427ea95ab0cb7a845304"/>
     <w:p>
       <w:pPr>
         <w:pStyle w:val="Heading4"/>
       </w:pPr>
       <w:r>
-        <w:t xml:space="preserve">MO-KAN CONTAINER SERVICES | Kansas City, KS (2011 – 2012)</w:t>
+        <w:t xml:space="preserve">MO-KAN CONTAINER SERVICES | Kansas City, KS 2011 to 2012</w:t>
       </w:r>
     </w:p>
     <w:p>
@@ -1020,15 +1020,15 @@
       <w:r>
         <w:t xml:space="preserve">| 2026–Present</w:t>
       </w:r>
-    </w:p>
-    <w:p>
-      <w:pPr>
-        <w:numPr>
-          <w:ilvl w:val="0"/>
-          <w:numId w:val="1007"/>
-        </w:numPr>
-        <w:pStyle w:val="Compact"/>
-      </w:pPr>
+      <w:r>
+        <w:br/>
+      </w:r>
+      <w:r>
+        <w:t xml:space="preserve">-</w:t>
+      </w:r>
+      <w:r>
+        <w:t xml:space="preserve"> </w:t>
+      </w:r>
       <w:r>
         <w:rPr>
           <w:bCs/>
@@ -1045,7 +1045,7 @@
     </w:p>
     <w:p>
       <w:pPr>
-        <w:pStyle w:val="FirstParagraph"/>
+        <w:pStyle w:val="BodyText"/>
       </w:pPr>
       <w:r>
         <w:rPr>
@@ -1076,15 +1076,15 @@
       <w:r>
         <w:t xml:space="preserve">| 2026–Present</w:t>
       </w:r>
-    </w:p>
-    <w:p>
-      <w:pPr>
-        <w:numPr>
-          <w:ilvl w:val="0"/>
-          <w:numId w:val="1008"/>
-        </w:numPr>
-        <w:pStyle w:val="Compact"/>
-      </w:pPr>
+      <w:r>
+        <w:br/>
+      </w:r>
+      <w:r>
+        <w:t xml:space="preserve">-</w:t>
+      </w:r>
+      <w:r>
+        <w:t xml:space="preserve"> </w:t>
+      </w:r>
       <w:r>
         <w:rPr>
           <w:bCs/>
@@ -1104,15 +1104,15 @@
       <w:r>
         <w:t xml:space="preserve">address food insecurity through scalable, data-driven, distribution models.</w:t>
       </w:r>
-    </w:p>
-    <w:p>
-      <w:pPr>
-        <w:numPr>
-          <w:ilvl w:val="0"/>
-          <w:numId w:val="1008"/>
-        </w:numPr>
-        <w:pStyle w:val="Compact"/>
-      </w:pPr>
+      <w:r>
+        <w:t xml:space="preserve"> </w:t>
+      </w:r>
+      <w:r>
+        <w:t xml:space="preserve">-</w:t>
+      </w:r>
+      <w:r>
+        <w:t xml:space="preserve"> </w:t>
+      </w:r>
       <w:r>
         <w:rPr>
           <w:bCs/>
@@ -1132,15 +1132,15 @@
       <w:r>
         <w:t xml:space="preserve">registration, digital architecture, and regulatory filings to ensure high-integrity non-profit operations.</w:t>
       </w:r>
-    </w:p>
-    <w:p>
-      <w:pPr>
-        <w:numPr>
-          <w:ilvl w:val="0"/>
-          <w:numId w:val="1008"/>
-        </w:numPr>
-        <w:pStyle w:val="Compact"/>
-      </w:pPr>
+      <w:r>
+        <w:t xml:space="preserve"> </w:t>
+      </w:r>
+      <w:r>
+        <w:t xml:space="preserve">-</w:t>
+      </w:r>
+      <w:r>
+        <w:t xml:space="preserve"> </w:t>
+      </w:r>
       <w:r>
         <w:rPr>
           <w:bCs/>
@@ -1410,12 +1410,6 @@
     <w:abstractNumId w:val="991"/>
   </w:num>
   <w:num w:numId="1006">
-    <w:abstractNumId w:val="991"/>
-  </w:num>
-  <w:num w:numId="1007">
-    <w:abstractNumId w:val="991"/>
-  </w:num>
-  <w:num w:numId="1008">
     <w:abstractNumId w:val="991"/>
   </w:num>
 </w:numbering>

--- a/joshua-sternadel-resume.docx
+++ b/joshua-sternadel-resume.docx
@@ -127,7 +127,6 @@
           <w:ilvl w:val="0"/>
           <w:numId w:val="1001"/>
         </w:numPr>
-        <w:pStyle w:val="Compact"/>
       </w:pPr>
       <w:r>
         <w:rPr>
@@ -149,7 +148,6 @@
           <w:ilvl w:val="0"/>
           <w:numId w:val="1001"/>
         </w:numPr>
-        <w:pStyle w:val="Compact"/>
       </w:pPr>
       <w:r>
         <w:rPr>
@@ -171,7 +169,6 @@
           <w:ilvl w:val="0"/>
           <w:numId w:val="1001"/>
         </w:numPr>
-        <w:pStyle w:val="Compact"/>
       </w:pPr>
       <w:r>
         <w:rPr>
@@ -193,7 +190,6 @@
           <w:ilvl w:val="0"/>
           <w:numId w:val="1001"/>
         </w:numPr>
-        <w:pStyle w:val="Compact"/>
       </w:pPr>
       <w:r>
         <w:rPr>
@@ -280,7 +276,6 @@
           <w:ilvl w:val="0"/>
           <w:numId w:val="1002"/>
         </w:numPr>
-        <w:pStyle w:val="Compact"/>
       </w:pPr>
       <w:r>
         <w:rPr>
@@ -302,7 +297,6 @@
           <w:ilvl w:val="0"/>
           <w:numId w:val="1002"/>
         </w:numPr>
-        <w:pStyle w:val="Compact"/>
       </w:pPr>
       <w:r>
         <w:rPr>
@@ -342,7 +336,6 @@
           <w:ilvl w:val="0"/>
           <w:numId w:val="1002"/>
         </w:numPr>
-        <w:pStyle w:val="Compact"/>
       </w:pPr>
       <w:r>
         <w:rPr>
@@ -364,7 +357,6 @@
           <w:ilvl w:val="0"/>
           <w:numId w:val="1002"/>
         </w:numPr>
-        <w:pStyle w:val="Compact"/>
       </w:pPr>
       <w:r>
         <w:rPr>
@@ -386,7 +378,6 @@
           <w:ilvl w:val="0"/>
           <w:numId w:val="1002"/>
         </w:numPr>
-        <w:pStyle w:val="Compact"/>
       </w:pPr>
       <w:r>
         <w:rPr>
@@ -454,7 +445,6 @@
           <w:ilvl w:val="0"/>
           <w:numId w:val="1003"/>
         </w:numPr>
-        <w:pStyle w:val="Compact"/>
       </w:pPr>
       <w:r>
         <w:rPr>
@@ -494,7 +484,6 @@
           <w:ilvl w:val="0"/>
           <w:numId w:val="1003"/>
         </w:numPr>
-        <w:pStyle w:val="Compact"/>
       </w:pPr>
       <w:r>
         <w:rPr>
@@ -534,7 +523,6 @@
           <w:ilvl w:val="0"/>
           <w:numId w:val="1003"/>
         </w:numPr>
-        <w:pStyle w:val="Compact"/>
       </w:pPr>
       <w:r>
         <w:rPr>
@@ -556,7 +544,6 @@
           <w:ilvl w:val="0"/>
           <w:numId w:val="1003"/>
         </w:numPr>
-        <w:pStyle w:val="Compact"/>
       </w:pPr>
       <w:r>
         <w:rPr>
@@ -578,7 +565,6 @@
           <w:ilvl w:val="0"/>
           <w:numId w:val="1003"/>
         </w:numPr>
-        <w:pStyle w:val="Compact"/>
       </w:pPr>
       <w:r>
         <w:rPr>
@@ -618,7 +604,6 @@
           <w:ilvl w:val="0"/>
           <w:numId w:val="1003"/>
         </w:numPr>
-        <w:pStyle w:val="Compact"/>
       </w:pPr>
       <w:r>
         <w:rPr>
@@ -640,7 +625,6 @@
           <w:ilvl w:val="0"/>
           <w:numId w:val="1003"/>
         </w:numPr>
-        <w:pStyle w:val="Compact"/>
       </w:pPr>
       <w:r>
         <w:rPr>
@@ -690,7 +674,6 @@
           <w:ilvl w:val="0"/>
           <w:numId w:val="1004"/>
         </w:numPr>
-        <w:pStyle w:val="Compact"/>
       </w:pPr>
       <w:r>
         <w:rPr>
@@ -712,7 +695,6 @@
           <w:ilvl w:val="0"/>
           <w:numId w:val="1004"/>
         </w:numPr>
-        <w:pStyle w:val="Compact"/>
       </w:pPr>
       <w:r>
         <w:rPr>
@@ -734,7 +716,6 @@
           <w:ilvl w:val="0"/>
           <w:numId w:val="1004"/>
         </w:numPr>
-        <w:pStyle w:val="Compact"/>
       </w:pPr>
       <w:r>
         <w:rPr>
@@ -756,7 +737,6 @@
           <w:ilvl w:val="0"/>
           <w:numId w:val="1004"/>
         </w:numPr>
-        <w:pStyle w:val="Compact"/>
       </w:pPr>
       <w:r>
         <w:rPr>
@@ -1020,15 +1000,15 @@
       <w:r>
         <w:t xml:space="preserve">| 2026–Present</w:t>
       </w:r>
-      <w:r>
-        <w:br/>
-      </w:r>
-      <w:r>
-        <w:t xml:space="preserve">-</w:t>
-      </w:r>
-      <w:r>
-        <w:t xml:space="preserve"> </w:t>
-      </w:r>
+    </w:p>
+    <w:p>
+      <w:pPr>
+        <w:numPr>
+          <w:ilvl w:val="0"/>
+          <w:numId w:val="1007"/>
+        </w:numPr>
+        <w:pStyle w:val="Compact"/>
+      </w:pPr>
       <w:r>
         <w:rPr>
           <w:bCs/>
@@ -1045,7 +1025,7 @@
     </w:p>
     <w:p>
       <w:pPr>
-        <w:pStyle w:val="BodyText"/>
+        <w:pStyle w:val="FirstParagraph"/>
       </w:pPr>
       <w:r>
         <w:rPr>
@@ -1076,15 +1056,14 @@
       <w:r>
         <w:t xml:space="preserve">| 2026–Present</w:t>
       </w:r>
-      <w:r>
-        <w:br/>
-      </w:r>
-      <w:r>
-        <w:t xml:space="preserve">-</w:t>
-      </w:r>
-      <w:r>
-        <w:t xml:space="preserve"> </w:t>
-      </w:r>
+    </w:p>
+    <w:p>
+      <w:pPr>
+        <w:numPr>
+          <w:ilvl w:val="0"/>
+          <w:numId w:val="1008"/>
+        </w:numPr>
+      </w:pPr>
       <w:r>
         <w:rPr>
           <w:bCs/>
@@ -1104,15 +1083,14 @@
       <w:r>
         <w:t xml:space="preserve">address food insecurity through scalable, data-driven, distribution models.</w:t>
       </w:r>
-      <w:r>
-        <w:t xml:space="preserve"> </w:t>
-      </w:r>
-      <w:r>
-        <w:t xml:space="preserve">-</w:t>
-      </w:r>
-      <w:r>
-        <w:t xml:space="preserve"> </w:t>
-      </w:r>
+    </w:p>
+    <w:p>
+      <w:pPr>
+        <w:numPr>
+          <w:ilvl w:val="0"/>
+          <w:numId w:val="1008"/>
+        </w:numPr>
+      </w:pPr>
       <w:r>
         <w:rPr>
           <w:bCs/>
@@ -1132,15 +1110,14 @@
       <w:r>
         <w:t xml:space="preserve">registration, digital architecture, and regulatory filings to ensure high-integrity non-profit operations.</w:t>
       </w:r>
-      <w:r>
-        <w:t xml:space="preserve"> </w:t>
-      </w:r>
-      <w:r>
-        <w:t xml:space="preserve">-</w:t>
-      </w:r>
-      <w:r>
-        <w:t xml:space="preserve"> </w:t>
-      </w:r>
+    </w:p>
+    <w:p>
+      <w:pPr>
+        <w:numPr>
+          <w:ilvl w:val="0"/>
+          <w:numId w:val="1008"/>
+        </w:numPr>
+      </w:pPr>
       <w:r>
         <w:rPr>
           <w:bCs/>
@@ -1410,6 +1387,12 @@
     <w:abstractNumId w:val="991"/>
   </w:num>
   <w:num w:numId="1006">
+    <w:abstractNumId w:val="991"/>
+  </w:num>
+  <w:num w:numId="1007">
+    <w:abstractNumId w:val="991"/>
+  </w:num>
+  <w:num w:numId="1008">
     <w:abstractNumId w:val="991"/>
   </w:num>
 </w:numbering>

--- a/joshua-sternadel-resume.docx
+++ b/joshua-sternadel-resume.docx
@@ -233,13 +233,13 @@
         <w:t xml:space="preserve">Professional Experience</w:t>
       </w:r>
     </w:p>
-    <w:bookmarkStart w:id="25" w:name="X798ab5256d6c97950266257f30410febe7e3797"/>
+    <w:bookmarkStart w:id="25" w:name="X7255687bd6df533130b22e3da2a7a388bbcf8d2"/>
     <w:p>
       <w:pPr>
         <w:pStyle w:val="Heading4"/>
       </w:pPr>
       <w:r>
-        <w:t xml:space="preserve">T-MOBILE (Formerly Sprint) | Overland Park, KS (2013 – 2026)</w:t>
+        <w:t xml:space="preserve">T-MOBILE (Formerly Sprint) | Overland Park, KS | 2013 to 2026</w:t>
       </w:r>
     </w:p>
     <w:p>
@@ -257,10 +257,10 @@
         <w:t xml:space="preserve"> </w:t>
       </w:r>
       <w:r>
-        <w:t xml:space="preserve">(2020 – 2026)</w:t>
-      </w:r>
-      <w:r>
-        <w:t xml:space="preserve"> </w:t>
+        <w:t xml:space="preserve">2020 to 2026</w:t>
+      </w:r>
+      <w:r>
+        <w:br/>
       </w:r>
       <w:r>
         <w:rPr>
@@ -426,218 +426,330 @@
         <w:t xml:space="preserve"> </w:t>
       </w:r>
       <w:r>
-        <w:t xml:space="preserve">(2017 – 2020)</w:t>
-      </w:r>
-      <w:r>
-        <w:t xml:space="preserve"> </w:t>
+        <w:t xml:space="preserve">2017 to 2020</w:t>
+      </w:r>
+    </w:p>
+    <w:p>
+      <w:pPr>
+        <w:numPr>
+          <w:ilvl w:val="0"/>
+          <w:numId w:val="1003"/>
+        </w:numPr>
+      </w:pPr>
+      <w:r>
+        <w:rPr>
+          <w:bCs/>
+          <w:b/>
+        </w:rPr>
+        <w:t xml:space="preserve">Architectural Leadership:</w:t>
+      </w:r>
+      <w:r>
+        <w:t xml:space="preserve"> </w:t>
+      </w:r>
+      <w:r>
+        <w:t xml:space="preserve">Directed the development of a</w:t>
+      </w:r>
+      <w:r>
+        <w:t xml:space="preserve"> </w:t>
+      </w:r>
+      <w:r>
+        <w:t xml:space="preserve">“</w:t>
+      </w:r>
+      <w:r>
+        <w:t xml:space="preserve">First Principles</w:t>
+      </w:r>
+      <w:r>
+        <w:t xml:space="preserve">”</w:t>
+      </w:r>
+      <w:r>
+        <w:t xml:space="preserve"> </w:t>
+      </w:r>
+      <w:r>
+        <w:t xml:space="preserve">replacement for legacy SKU management, delivering a high-performance solution in 6 months that outpaced a decade of failed initiatives by multiple cross-functional teams.</w:t>
+      </w:r>
+    </w:p>
+    <w:p>
+      <w:pPr>
+        <w:numPr>
+          <w:ilvl w:val="0"/>
+          <w:numId w:val="1003"/>
+        </w:numPr>
+      </w:pPr>
+      <w:r>
+        <w:rPr>
+          <w:bCs/>
+          <w:b/>
+        </w:rPr>
+        <w:t xml:space="preserve">Distributed Systems:</w:t>
+      </w:r>
+      <w:r>
+        <w:t xml:space="preserve"> </w:t>
+      </w:r>
+      <w:r>
+        <w:t xml:space="preserve">Designed</w:t>
+      </w:r>
+      <w:r>
+        <w:t xml:space="preserve"> </w:t>
+      </w:r>
+      <w:r>
+        <w:t xml:space="preserve">“</w:t>
+      </w:r>
+      <w:r>
+        <w:t xml:space="preserve">Porcupine,</w:t>
+      </w:r>
+      <w:r>
+        <w:t xml:space="preserve">”</w:t>
+      </w:r>
+      <w:r>
+        <w:t xml:space="preserve"> </w:t>
+      </w:r>
+      <w:r>
+        <w:t xml:space="preserve">a custom message bus system enabling real-time, asynchronous communication between disparate enterprise applications.</w:t>
+      </w:r>
+    </w:p>
+    <w:p>
+      <w:pPr>
+        <w:numPr>
+          <w:ilvl w:val="0"/>
+          <w:numId w:val="1003"/>
+        </w:numPr>
+      </w:pPr>
+      <w:r>
+        <w:rPr>
+          <w:bCs/>
+          <w:b/>
+        </w:rPr>
+        <w:t xml:space="preserve">Framework Engineering:</w:t>
+      </w:r>
+      <w:r>
+        <w:t xml:space="preserve"> </w:t>
+      </w:r>
+      <w:r>
+        <w:t xml:space="preserve">Engineered a custom, data-agnostic PHP framework utilizing reflection and annotations to automate the CRUD lifecycle across disparate schemas (SQL, NoSQL, JSON, XML).</w:t>
+      </w:r>
+    </w:p>
+    <w:p>
+      <w:pPr>
+        <w:numPr>
+          <w:ilvl w:val="0"/>
+          <w:numId w:val="1003"/>
+        </w:numPr>
+      </w:pPr>
+      <w:r>
+        <w:rPr>
+          <w:bCs/>
+          <w:b/>
+        </w:rPr>
+        <w:t xml:space="preserve">Data Abstraction &amp; Hydration:</w:t>
+      </w:r>
+      <w:r>
+        <w:t xml:space="preserve"> </w:t>
+      </w:r>
+      <w:r>
+        <w:t xml:space="preserve">Developed a model-driven hydration engine that abstracted away storage-layer complexity, allowing for seamless state transitions between relational and non-relational data sources.</w:t>
+      </w:r>
+    </w:p>
+    <w:p>
+      <w:pPr>
+        <w:numPr>
+          <w:ilvl w:val="0"/>
+          <w:numId w:val="1003"/>
+        </w:numPr>
+      </w:pPr>
+      <w:r>
+        <w:rPr>
+          <w:bCs/>
+          <w:b/>
+        </w:rPr>
+        <w:t xml:space="preserve">Scale &amp; Adoption:</w:t>
+      </w:r>
+      <w:r>
+        <w:t xml:space="preserve"> </w:t>
+      </w:r>
+      <w:r>
+        <w:t xml:space="preserve">Prototyped and deployed the framework to internal high-value T-Mobile applications, proving a 10x reduction in</w:t>
+      </w:r>
+      <w:r>
+        <w:t xml:space="preserve"> </w:t>
+      </w:r>
+      <w:r>
+        <w:t xml:space="preserve">“</w:t>
+      </w:r>
+      <w:r>
+        <w:t xml:space="preserve">boilerplate</w:t>
+      </w:r>
+      <w:r>
+        <w:t xml:space="preserve">”</w:t>
+      </w:r>
+      <w:r>
+        <w:t xml:space="preserve"> </w:t>
+      </w:r>
+      <w:r>
+        <w:t xml:space="preserve">code for new service onboarding.</w:t>
+      </w:r>
+    </w:p>
+    <w:p>
+      <w:pPr>
+        <w:numPr>
+          <w:ilvl w:val="0"/>
+          <w:numId w:val="1003"/>
+        </w:numPr>
+      </w:pPr>
+      <w:r>
+        <w:rPr>
+          <w:bCs/>
+          <w:b/>
+        </w:rPr>
+        <w:t xml:space="preserve">Site Reliability:</w:t>
+      </w:r>
+      <w:r>
+        <w:t xml:space="preserve"> </w:t>
+      </w:r>
+      <w:r>
+        <w:t xml:space="preserve">Owned and managed a complex 42-VM ecosystem, maintaining high availability and scalability for the Device and Technology Organization.</w:t>
+      </w:r>
+    </w:p>
+    <w:p>
+      <w:pPr>
+        <w:numPr>
+          <w:ilvl w:val="0"/>
+          <w:numId w:val="1003"/>
+        </w:numPr>
+      </w:pPr>
+      <w:r>
+        <w:rPr>
+          <w:bCs/>
+          <w:b/>
+        </w:rPr>
+        <w:t xml:space="preserve">Intellectual Property:</w:t>
+      </w:r>
+      <w:r>
+        <w:t xml:space="preserve"> </w:t>
+      </w:r>
+      <w:r>
+        <w:t xml:space="preserve">Co-authored a U.S. Patent for a novel SQL data storage method, optimizing natural sorting algorithms for massive datasets.</w:t>
+      </w:r>
+    </w:p>
+    <w:p>
+      <w:pPr>
+        <w:pStyle w:val="FirstParagraph"/>
+      </w:pPr>
+      <w:r>
+        <w:rPr>
+          <w:bCs/>
+          <w:b/>
+        </w:rPr>
+        <w:t xml:space="preserve">Product Development Engineer II</w:t>
+      </w:r>
+      <w:r>
+        <w:t xml:space="preserve"> </w:t>
+      </w:r>
+      <w:r>
+        <w:t xml:space="preserve">2013 to 2017</w:t>
+      </w:r>
+      <w:r>
+        <w:br/>
       </w:r>
       <w:r>
         <w:rPr>
           <w:iCs/>
           <w:i/>
         </w:rPr>
-        <w:t xml:space="preserve">Acted as team leader and lead architect for the Workflow Automation Team.</w:t>
-      </w:r>
-    </w:p>
-    <w:p>
-      <w:pPr>
-        <w:numPr>
-          <w:ilvl w:val="0"/>
-          <w:numId w:val="1003"/>
-        </w:numPr>
-      </w:pPr>
-      <w:r>
-        <w:rPr>
-          <w:bCs/>
-          <w:b/>
-        </w:rPr>
-        <w:t xml:space="preserve">Architectural Leadership:</w:t>
-      </w:r>
-      <w:r>
-        <w:t xml:space="preserve"> </w:t>
-      </w:r>
-      <w:r>
-        <w:t xml:space="preserve">Directed the development of a</w:t>
-      </w:r>
-      <w:r>
-        <w:t xml:space="preserve"> </w:t>
-      </w:r>
-      <w:r>
-        <w:t xml:space="preserve">“</w:t>
-      </w:r>
-      <w:r>
-        <w:t xml:space="preserve">First Principles</w:t>
-      </w:r>
-      <w:r>
-        <w:t xml:space="preserve">”</w:t>
-      </w:r>
-      <w:r>
-        <w:t xml:space="preserve"> </w:t>
-      </w:r>
-      <w:r>
-        <w:t xml:space="preserve">replacement for legacy SKU management, delivering a high-performance solution in 6 months that outpaced a decade of failed initiatives by multiple cross-functional teams.</w:t>
-      </w:r>
-    </w:p>
-    <w:p>
-      <w:pPr>
-        <w:numPr>
-          <w:ilvl w:val="0"/>
-          <w:numId w:val="1003"/>
-        </w:numPr>
-      </w:pPr>
-      <w:r>
-        <w:rPr>
-          <w:bCs/>
-          <w:b/>
-        </w:rPr>
-        <w:t xml:space="preserve">Distributed Systems:</w:t>
-      </w:r>
-      <w:r>
-        <w:t xml:space="preserve"> </w:t>
-      </w:r>
-      <w:r>
-        <w:t xml:space="preserve">Designed</w:t>
-      </w:r>
-      <w:r>
-        <w:t xml:space="preserve"> </w:t>
-      </w:r>
-      <w:r>
-        <w:t xml:space="preserve">“</w:t>
-      </w:r>
-      <w:r>
-        <w:t xml:space="preserve">Porcupine,</w:t>
-      </w:r>
-      <w:r>
-        <w:t xml:space="preserve">”</w:t>
-      </w:r>
-      <w:r>
-        <w:t xml:space="preserve"> </w:t>
-      </w:r>
-      <w:r>
-        <w:t xml:space="preserve">a custom message bus system enabling real-time, asynchronous communication between disparate enterprise applications.</w:t>
-      </w:r>
-    </w:p>
-    <w:p>
-      <w:pPr>
-        <w:numPr>
-          <w:ilvl w:val="0"/>
-          <w:numId w:val="1003"/>
-        </w:numPr>
-      </w:pPr>
-      <w:r>
-        <w:rPr>
-          <w:bCs/>
-          <w:b/>
-        </w:rPr>
-        <w:t xml:space="preserve">Framework Engineering:</w:t>
-      </w:r>
-      <w:r>
-        <w:t xml:space="preserve"> </w:t>
-      </w:r>
-      <w:r>
-        <w:t xml:space="preserve">Engineered a custom, data-agnostic PHP framework utilizing reflection and annotations to automate the CRUD lifecycle across disparate schemas (SQL, NoSQL, JSON, XML).</w:t>
-      </w:r>
-    </w:p>
-    <w:p>
-      <w:pPr>
-        <w:numPr>
-          <w:ilvl w:val="0"/>
-          <w:numId w:val="1003"/>
-        </w:numPr>
-      </w:pPr>
-      <w:r>
-        <w:rPr>
-          <w:bCs/>
-          <w:b/>
-        </w:rPr>
-        <w:t xml:space="preserve">Data Abstraction &amp; Hydration:</w:t>
-      </w:r>
-      <w:r>
-        <w:t xml:space="preserve"> </w:t>
-      </w:r>
-      <w:r>
-        <w:t xml:space="preserve">Developed a model-driven hydration engine that abstracted away storage-layer complexity, allowing for seamless state transitions between relational and non-relational data sources.</w:t>
-      </w:r>
-    </w:p>
-    <w:p>
-      <w:pPr>
-        <w:numPr>
-          <w:ilvl w:val="0"/>
-          <w:numId w:val="1003"/>
-        </w:numPr>
-      </w:pPr>
-      <w:r>
-        <w:rPr>
-          <w:bCs/>
-          <w:b/>
-        </w:rPr>
-        <w:t xml:space="preserve">Scale &amp; Adoption:</w:t>
-      </w:r>
-      <w:r>
-        <w:t xml:space="preserve"> </w:t>
-      </w:r>
-      <w:r>
-        <w:t xml:space="preserve">Prototyped and deployed the framework to internal high-value T-Mobile applications, proving a 10x reduction in</w:t>
-      </w:r>
-      <w:r>
-        <w:t xml:space="preserve"> </w:t>
-      </w:r>
-      <w:r>
-        <w:t xml:space="preserve">“</w:t>
-      </w:r>
-      <w:r>
-        <w:t xml:space="preserve">boilerplate</w:t>
-      </w:r>
-      <w:r>
-        <w:t xml:space="preserve">”</w:t>
-      </w:r>
-      <w:r>
-        <w:t xml:space="preserve"> </w:t>
-      </w:r>
-      <w:r>
-        <w:t xml:space="preserve">code for new service onboarding.</w:t>
-      </w:r>
-    </w:p>
-    <w:p>
-      <w:pPr>
-        <w:numPr>
-          <w:ilvl w:val="0"/>
-          <w:numId w:val="1003"/>
-        </w:numPr>
-      </w:pPr>
-      <w:r>
-        <w:rPr>
-          <w:bCs/>
-          <w:b/>
-        </w:rPr>
-        <w:t xml:space="preserve">Site Reliability:</w:t>
-      </w:r>
-      <w:r>
-        <w:t xml:space="preserve"> </w:t>
-      </w:r>
-      <w:r>
-        <w:t xml:space="preserve">Owned and managed a complex 42-VM ecosystem, maintaining high availability and scalability for the Device and Technology Organization.</w:t>
-      </w:r>
-    </w:p>
-    <w:p>
-      <w:pPr>
-        <w:numPr>
-          <w:ilvl w:val="0"/>
-          <w:numId w:val="1003"/>
-        </w:numPr>
-      </w:pPr>
-      <w:r>
-        <w:rPr>
-          <w:bCs/>
-          <w:b/>
-        </w:rPr>
-        <w:t xml:space="preserve">Intellectual Property:</w:t>
-      </w:r>
-      <w:r>
-        <w:t xml:space="preserve"> </w:t>
-      </w:r>
-      <w:r>
-        <w:t xml:space="preserve">Co-authored a U.S. Patent for a novel SQL data storage method, optimizing natural sorting algorithms for massive datasets.</w:t>
+        <w:t xml:space="preserve">Transitioned from device testing into application development through hybrid role bridging both disciplines.</w:t>
+      </w:r>
+    </w:p>
+    <w:p>
+      <w:pPr>
+        <w:numPr>
+          <w:ilvl w:val="0"/>
+          <w:numId w:val="1004"/>
+        </w:numPr>
+      </w:pPr>
+      <w:r>
+        <w:rPr>
+          <w:bCs/>
+          <w:b/>
+        </w:rPr>
+        <w:t xml:space="preserve">Full-Stack Application Architecture:</w:t>
+      </w:r>
+      <w:r>
+        <w:t xml:space="preserve"> </w:t>
+      </w:r>
+      <w:r>
+        <w:t xml:space="preserve">Engineered a specialized visual prototyping platform featuring a drag-and-drop grid system to simulate and design Out-of-Box Experiences (OOBE); integrated background profiling engines to capture real-time CPU, RAM, storage, and battery metrics alongside automated Play Store data scraping.</w:t>
+      </w:r>
+    </w:p>
+    <w:p>
+      <w:pPr>
+        <w:numPr>
+          <w:ilvl w:val="0"/>
+          <w:numId w:val="1004"/>
+        </w:numPr>
+      </w:pPr>
+      <w:r>
+        <w:rPr>
+          <w:bCs/>
+          <w:b/>
+        </w:rPr>
+        <w:t xml:space="preserve">Database Engineering &amp; Tooling:</w:t>
+      </w:r>
+      <w:r>
+        <w:t xml:space="preserve"> </w:t>
+      </w:r>
+      <w:r>
+        <w:t xml:space="preserve">Authored the foundational codebase for the Device Development and Certification requirements and test-plan database, laying the groundwork for scalable documentation and testing.</w:t>
+      </w:r>
+    </w:p>
+    <w:p>
+      <w:pPr>
+        <w:numPr>
+          <w:ilvl w:val="0"/>
+          <w:numId w:val="1004"/>
+        </w:numPr>
+      </w:pPr>
+      <w:r>
+        <w:rPr>
+          <w:bCs/>
+          <w:b/>
+        </w:rPr>
+        <w:t xml:space="preserve">Cross-Functional Advisory:</w:t>
+      </w:r>
+      <w:r>
+        <w:t xml:space="preserve"> </w:t>
+      </w:r>
+      <w:r>
+        <w:t xml:space="preserve">Advised the Retail Department in weekly technical reviews, clarifying bugs, known issues, and system behaviors so teams could plan and prioritize work with greater accuracy.</w:t>
+      </w:r>
+    </w:p>
+    <w:p>
+      <w:pPr>
+        <w:numPr>
+          <w:ilvl w:val="0"/>
+          <w:numId w:val="1004"/>
+        </w:numPr>
+      </w:pPr>
+      <w:r>
+        <w:rPr>
+          <w:bCs/>
+          <w:b/>
+        </w:rPr>
+        <w:t xml:space="preserve">Release Readiness &amp; Prioritization:</w:t>
+      </w:r>
+      <w:r>
+        <w:t xml:space="preserve"> </w:t>
+      </w:r>
+      <w:r>
+        <w:t xml:space="preserve">Planned and prioritized weekly device onboarding for the Slate platform, improving visibility and accelerating readiness across teams.</w:t>
+      </w:r>
+    </w:p>
+    <w:bookmarkEnd w:id="25"/>
+    <w:bookmarkStart w:id="26" w:name="X2e43dda96d3a87b3b9822795dc4a342c00ac33e"/>
+    <w:p>
+      <w:pPr>
+        <w:pStyle w:val="Heading4"/>
+      </w:pPr>
+      <w:r>
+        <w:t xml:space="preserve">EXPERIS (Contractor at Sprint) | Overland Park, KS | 2012 to 2013</w:t>
       </w:r>
     </w:p>
     <w:p>
@@ -649,138 +761,16 @@
           <w:bCs/>
           <w:b/>
         </w:rPr>
-        <w:t xml:space="preserve">Product Development Engineer II</w:t>
-      </w:r>
-      <w:r>
-        <w:t xml:space="preserve"> </w:t>
-      </w:r>
-      <w:r>
-        <w:t xml:space="preserve">(2013 – 2017)</w:t>
-      </w:r>
-      <w:r>
-        <w:t xml:space="preserve"> </w:t>
+        <w:t xml:space="preserve">Technical Support Rep II</w:t>
+      </w:r>
+      <w:r>
+        <w:br/>
       </w:r>
       <w:r>
         <w:rPr>
           <w:iCs/>
           <w:i/>
         </w:rPr>
-        <w:t xml:space="preserve">Transitioned from device testing into application development through hybrid role bridging both disciplines.</w:t>
-      </w:r>
-    </w:p>
-    <w:p>
-      <w:pPr>
-        <w:numPr>
-          <w:ilvl w:val="0"/>
-          <w:numId w:val="1004"/>
-        </w:numPr>
-      </w:pPr>
-      <w:r>
-        <w:rPr>
-          <w:bCs/>
-          <w:b/>
-        </w:rPr>
-        <w:t xml:space="preserve">Full-Stack Application Architecture:</w:t>
-      </w:r>
-      <w:r>
-        <w:t xml:space="preserve"> </w:t>
-      </w:r>
-      <w:r>
-        <w:t xml:space="preserve">Engineered a specialized visual prototyping platform featuring a drag-and-drop grid system to simulate and design Out-of-Box Experiences (OOBE); integrated background profiling engines to capture real-time CPU, RAM, storage, and battery metrics alongside automated Play Store data scraping.</w:t>
-      </w:r>
-    </w:p>
-    <w:p>
-      <w:pPr>
-        <w:numPr>
-          <w:ilvl w:val="0"/>
-          <w:numId w:val="1004"/>
-        </w:numPr>
-      </w:pPr>
-      <w:r>
-        <w:rPr>
-          <w:bCs/>
-          <w:b/>
-        </w:rPr>
-        <w:t xml:space="preserve">Database Engineering &amp; Tooling:</w:t>
-      </w:r>
-      <w:r>
-        <w:t xml:space="preserve"> </w:t>
-      </w:r>
-      <w:r>
-        <w:t xml:space="preserve">Authored the foundational codebase for the Device Development and Certification requirements and test-plan database, laying the groundwork for scalable documentation and testing.</w:t>
-      </w:r>
-    </w:p>
-    <w:p>
-      <w:pPr>
-        <w:numPr>
-          <w:ilvl w:val="0"/>
-          <w:numId w:val="1004"/>
-        </w:numPr>
-      </w:pPr>
-      <w:r>
-        <w:rPr>
-          <w:bCs/>
-          <w:b/>
-        </w:rPr>
-        <w:t xml:space="preserve">Cross-Functional Advisory:</w:t>
-      </w:r>
-      <w:r>
-        <w:t xml:space="preserve"> </w:t>
-      </w:r>
-      <w:r>
-        <w:t xml:space="preserve">Advised the Retail Department in weekly technical reviews, clarifying bugs, known issues, and system behaviors so teams could plan and prioritize work with greater accuracy.</w:t>
-      </w:r>
-    </w:p>
-    <w:p>
-      <w:pPr>
-        <w:numPr>
-          <w:ilvl w:val="0"/>
-          <w:numId w:val="1004"/>
-        </w:numPr>
-      </w:pPr>
-      <w:r>
-        <w:rPr>
-          <w:bCs/>
-          <w:b/>
-        </w:rPr>
-        <w:t xml:space="preserve">Release Readiness &amp; Prioritization:</w:t>
-      </w:r>
-      <w:r>
-        <w:t xml:space="preserve"> </w:t>
-      </w:r>
-      <w:r>
-        <w:t xml:space="preserve">Planned and prioritized weekly device onboarding for the Slate platform, improving visibility and accelerating readiness across teams.</w:t>
-      </w:r>
-    </w:p>
-    <w:bookmarkEnd w:id="25"/>
-    <w:bookmarkStart w:id="26" w:name="X73e9a0bb049967f0dd16796fd6f8c08f4a0aad9"/>
-    <w:p>
-      <w:pPr>
-        <w:pStyle w:val="Heading4"/>
-      </w:pPr>
-      <w:r>
-        <w:t xml:space="preserve">EXPERIS (Contractor at Sprint) | Overland Park, KS (2012 – 2013)</w:t>
-      </w:r>
-    </w:p>
-    <w:p>
-      <w:pPr>
-        <w:pStyle w:val="FirstParagraph"/>
-      </w:pPr>
-      <w:r>
-        <w:rPr>
-          <w:bCs/>
-          <w:b/>
-        </w:rPr>
-        <w:t xml:space="preserve">Technical Support Rep II</w:t>
-      </w:r>
-      <w:r>
-        <w:t xml:space="preserve"> </w:t>
-      </w:r>
-      <w:r>
-        <w:rPr>
-          <w:iCs/>
-          <w:i/>
-        </w:rPr>
         <w:t xml:space="preserve">Developed, tested, and troubleshot XML scripts for the SLATE platform, which retail stores use for automated device testing.</w:t>
       </w:r>
     </w:p>
@@ -815,7 +805,7 @@
         <w:pStyle w:val="Heading4"/>
       </w:pPr>
       <w:r>
-        <w:t xml:space="preserve">MO-KAN CONTAINER SERVICES | Kansas City, KS 2011 to 2012</w:t>
+        <w:t xml:space="preserve">MO-KAN CONTAINER SERVICES | Kansas City, KS | 2011 to 2012</w:t>
       </w:r>
     </w:p>
     <w:p>

--- a/joshua-sternadel-resume.docx
+++ b/joshua-sternadel-resume.docx
@@ -988,7 +988,7 @@
         <w:t xml:space="preserve"> </w:t>
       </w:r>
       <w:r>
-        <w:t xml:space="preserve">| 2026–Present</w:t>
+        <w:t xml:space="preserve">| 2026 to Present</w:t>
       </w:r>
     </w:p>
     <w:p>
@@ -1044,7 +1044,7 @@
         <w:t xml:space="preserve"> </w:t>
       </w:r>
       <w:r>
-        <w:t xml:space="preserve">| 2026–Present</w:t>
+        <w:t xml:space="preserve">| 2026 to Present</w:t>
       </w:r>
     </w:p>
     <w:p>

--- a/joshua-sternadel-resume.docx
+++ b/joshua-sternadel-resume.docx
@@ -1176,7 +1176,11 @@
     </w:p>
     <w:bookmarkEnd w:id="32"/>
     <w:bookmarkEnd w:id="33"/>
-    <w:sectPr/>
+    <w:sectPr>
+      <w:pgSz w:h="15840" w:w="12240"/>
+      <w:pgMar w:bottom="1440" w:footer="720" w:gutter="0" w:header="720" w:left="1440" w:right="1440" w:top="1440"/>
+      <w:cols w:space="720"/>
+    </w:sectPr>
   </w:body>
 </w:document>
 </file>
@@ -1205,7 +1209,153 @@
 </file>
 
 <file path=word/numbering.xml><?xml version="1.0" encoding="utf-8"?>
-<w:numbering xmlns:w="http://schemas.openxmlformats.org/wordprocessingml/2006/main">
+<w:numbering xmlns:aink="http://schemas.microsoft.com/office/drawing/2016/ink" xmlns:am3d="http://schemas.microsoft.com/office/drawing/2017/model3d" xmlns:cx="http://schemas.microsoft.com/office/drawing/2014/chartex" xmlns:cx1="http://schemas.microsoft.com/office/drawing/2015/9/8/chartex" xmlns:cx2="http://schemas.microsoft.com/office/drawing/2015/10/21/chartex" xmlns:cx3="http://schemas.microsoft.com/office/drawing/2016/5/9/chartex" xmlns:cx4="http://schemas.microsoft.com/office/drawing/2016/5/10/chartex" xmlns:cx5="http://schemas.microsoft.com/office/drawing/2016/5/11/chartex" xmlns:cx6="http://schemas.microsoft.com/office/drawing/2016/5/12/chartex" xmlns:cx7="http://schemas.microsoft.com/office/drawing/2016/5/13/chartex" xmlns:cx8="http://schemas.microsoft.com/office/drawing/2016/5/14/chartex" xmlns:m="http://schemas.openxmlformats.org/officeDocument/2006/math" xmlns:mc="http://schemas.openxmlformats.org/markup-compatibility/2006" xmlns:o="urn:schemas-microsoft-com:office:office" xmlns:oel="http://schemas.microsoft.com/office/2019/extlst" xmlns:r="http://schemas.openxmlformats.org/officeDocument/2006/relationships" xmlns:v="urn:schemas-microsoft-com:vml" xmlns:w="http://schemas.openxmlformats.org/wordprocessingml/2006/main" xmlns:w10="urn:schemas-microsoft-com:office:word" xmlns:w14="http://schemas.microsoft.com/office/word/2010/wordml" xmlns:w15="http://schemas.microsoft.com/office/word/2012/wordml" xmlns:w16="http://schemas.microsoft.com/office/word/2018/wordml" xmlns:w16cex="http://schemas.microsoft.com/office/word/2018/wordml/cex" xmlns:w16cid="http://schemas.microsoft.com/office/word/2016/wordml/cid" xmlns:w16du="http://schemas.microsoft.com/office/word/2023/wordml/word16du" xmlns:w16sdtdh="http://schemas.microsoft.com/office/word/2020/wordml/sdtdatahash" xmlns:w16sdtfl="http://schemas.microsoft.com/office/word/2024/wordml/sdtformatlock" xmlns:w16se="http://schemas.microsoft.com/office/word/2015/wordml/symex" xmlns:wne="http://schemas.microsoft.com/office/word/2006/wordml" xmlns:wp="http://schemas.openxmlformats.org/drawingml/2006/wordprocessingDrawing" xmlns:wp14="http://schemas.microsoft.com/office/word/2010/wordprocessingDrawing" xmlns:wpc="http://schemas.microsoft.com/office/word/2010/wordprocessingCanvas" xmlns:wpg="http://schemas.microsoft.com/office/word/2010/wordprocessingGroup" xmlns:wpi="http://schemas.microsoft.com/office/word/2010/wordprocessingInk" xmlns:wps="http://schemas.microsoft.com/office/word/2010/wordprocessingShape" mc:Ignorable="w14 w15 w16se w16cid w16 w16cex w16sdtdh w16sdtfl w16du wp14">
+  <w:abstractNum w15:restartNumberingAfterBreak="0" w:abstractNumId="0">
+    <w:nsid w:val="FFFFFF83"/>
+    <w:multiLevelType w:val="singleLevel"/>
+    <w:tmpl w:val="CB483F90"/>
+    <w:lvl w:ilvl="0">
+      <w:start w:val="1"/>
+      <w:numFmt w:val="bullet"/>
+      <w:pStyle w:val="ListBullet2"/>
+      <w:lvlText w:val=""/>
+      <w:lvlJc w:val="left"/>
+      <w:pPr>
+        <w:tabs>
+          <w:tab w:pos="720" w:val="num"/>
+        </w:tabs>
+        <w:ind w:hanging="360" w:left="720"/>
+      </w:pPr>
+      <w:rPr>
+        <w:rFonts w:ascii="Symbol" w:hAnsi="Symbol" w:hint="default"/>
+      </w:rPr>
+    </w:lvl>
+  </w:abstractNum>
+  <w:abstractNum w15:restartNumberingAfterBreak="0" w:abstractNumId="1">
+    <w:nsid w:val="FFFFFF89"/>
+    <w:multiLevelType w:val="singleLevel"/>
+    <w:tmpl w:val="0756E6F2"/>
+    <w:lvl w:ilvl="0">
+      <w:start w:val="1"/>
+      <w:numFmt w:val="bullet"/>
+      <w:pStyle w:val="ListBullet"/>
+      <w:lvlText w:val=""/>
+      <w:lvlJc w:val="left"/>
+      <w:pPr>
+        <w:tabs>
+          <w:tab w:pos="360" w:val="num"/>
+        </w:tabs>
+        <w:ind w:hanging="360" w:left="360"/>
+      </w:pPr>
+      <w:rPr>
+        <w:rFonts w:ascii="Symbol" w:hAnsi="Symbol" w:hint="default"/>
+      </w:rPr>
+    </w:lvl>
+  </w:abstractNum>
+  <w:abstractNum w15:restartNumberingAfterBreak="0" w:abstractNumId="2">
+    <w:nsid w:val="170CD2DE"/>
+    <w:multiLevelType w:val="multilevel"/>
+    <w:tmpl w:val="E6C01B8E"/>
+    <w:lvl w:ilvl="0">
+      <w:numFmt w:val="bullet"/>
+      <w:lvlText w:val=" "/>
+      <w:lvlJc w:val="left"/>
+      <w:pPr>
+        <w:tabs>
+          <w:tab w:pos="0" w:val="num"/>
+        </w:tabs>
+        <w:ind w:hanging="480" w:left="480"/>
+      </w:pPr>
+    </w:lvl>
+    <w:lvl w:ilvl="1">
+      <w:numFmt w:val="bullet"/>
+      <w:lvlText w:val=" "/>
+      <w:lvlJc w:val="left"/>
+      <w:pPr>
+        <w:tabs>
+          <w:tab w:pos="720" w:val="num"/>
+        </w:tabs>
+        <w:ind w:hanging="480" w:left="1200"/>
+      </w:pPr>
+    </w:lvl>
+    <w:lvl w:ilvl="2">
+      <w:numFmt w:val="bullet"/>
+      <w:lvlText w:val=" "/>
+      <w:lvlJc w:val="left"/>
+      <w:pPr>
+        <w:tabs>
+          <w:tab w:pos="1440" w:val="num"/>
+        </w:tabs>
+        <w:ind w:hanging="480" w:left="1920"/>
+      </w:pPr>
+    </w:lvl>
+    <w:lvl w:ilvl="3">
+      <w:numFmt w:val="bullet"/>
+      <w:lvlText w:val=" "/>
+      <w:lvlJc w:val="left"/>
+      <w:pPr>
+        <w:tabs>
+          <w:tab w:pos="2160" w:val="num"/>
+        </w:tabs>
+        <w:ind w:hanging="480" w:left="2640"/>
+      </w:pPr>
+    </w:lvl>
+    <w:lvl w:ilvl="4">
+      <w:numFmt w:val="bullet"/>
+      <w:lvlText w:val=" "/>
+      <w:lvlJc w:val="left"/>
+      <w:pPr>
+        <w:tabs>
+          <w:tab w:pos="2880" w:val="num"/>
+        </w:tabs>
+        <w:ind w:hanging="480" w:left="3360"/>
+      </w:pPr>
+    </w:lvl>
+    <w:lvl w:ilvl="5">
+      <w:numFmt w:val="bullet"/>
+      <w:lvlText w:val=" "/>
+      <w:lvlJc w:val="left"/>
+      <w:pPr>
+        <w:tabs>
+          <w:tab w:pos="3600" w:val="num"/>
+        </w:tabs>
+        <w:ind w:hanging="480" w:left="4080"/>
+      </w:pPr>
+    </w:lvl>
+    <w:lvl w:ilvl="6">
+      <w:numFmt w:val="bullet"/>
+      <w:lvlText w:val=" "/>
+      <w:lvlJc w:val="left"/>
+      <w:pPr>
+        <w:tabs>
+          <w:tab w:pos="4320" w:val="num"/>
+        </w:tabs>
+        <w:ind w:hanging="480" w:left="4800"/>
+      </w:pPr>
+    </w:lvl>
+    <w:lvl w:ilvl="7">
+      <w:numFmt w:val="bullet"/>
+      <w:lvlText w:val=" "/>
+      <w:lvlJc w:val="left"/>
+      <w:pPr>
+        <w:tabs>
+          <w:tab w:pos="5040" w:val="num"/>
+        </w:tabs>
+        <w:ind w:hanging="480" w:left="5520"/>
+      </w:pPr>
+    </w:lvl>
+    <w:lvl w:ilvl="8">
+      <w:numFmt w:val="bullet"/>
+      <w:lvlText w:val=" "/>
+      <w:lvlJc w:val="left"/>
+      <w:pPr>
+        <w:tabs>
+          <w:tab w:pos="5760" w:val="num"/>
+        </w:tabs>
+        <w:ind w:hanging="480" w:left="6240"/>
+      </w:pPr>
+    </w:lvl>
+  </w:abstractNum>
   <w:abstractNum w:abstractNumId="990">
     <w:nsid w:val="A990"/>
     <w:multiLevelType w:val="multilevel"/>
@@ -1358,6 +1508,15 @@
       </w:pPr>
     </w:lvl>
   </w:abstractNum>
+  <w:num w16cid:durableId="680351457" w:numId="1">
+    <w:abstractNumId w:val="2"/>
+  </w:num>
+  <w:num w16cid:durableId="410808323" w:numId="2">
+    <w:abstractNumId w:val="1"/>
+  </w:num>
+  <w:num w16cid:durableId="1502623029" w:numId="3">
+    <w:abstractNumId w:val="0"/>
+  </w:num>
   <w:num w:numId="1000">
     <w:abstractNumId w:val="990"/>
   </w:num>
@@ -1389,7 +1548,7 @@
 </file>
 
 <file path=word/styles.xml><?xml version="1.0" encoding="utf-8"?>
-<w:styles xmlns:r="http://schemas.openxmlformats.org/officeDocument/2006/relationships" xmlns:w="http://schemas.openxmlformats.org/wordprocessingml/2006/main">
+<w:styles xmlns:mc="http://schemas.openxmlformats.org/markup-compatibility/2006" xmlns:r="http://schemas.openxmlformats.org/officeDocument/2006/relationships" xmlns:w="http://schemas.openxmlformats.org/wordprocessingml/2006/main" xmlns:w14="http://schemas.microsoft.com/office/word/2010/wordml" xmlns:w15="http://schemas.microsoft.com/office/word/2012/wordml" xmlns:w16="http://schemas.microsoft.com/office/word/2018/wordml" xmlns:w16cex="http://schemas.microsoft.com/office/word/2018/wordml/cex" xmlns:w16cid="http://schemas.microsoft.com/office/word/2016/wordml/cid" xmlns:w16du="http://schemas.microsoft.com/office/word/2023/wordml/word16du" xmlns:w16sdtdh="http://schemas.microsoft.com/office/word/2020/wordml/sdtdatahash" xmlns:w16sdtfl="http://schemas.microsoft.com/office/word/2024/wordml/sdtformatlock" xmlns:w16se="http://schemas.microsoft.com/office/word/2015/wordml/symex" mc:Ignorable="w14 w15 w16se w16cid w16 w16cex w16sdtdh w16sdtfl w16du">
   <w:docDefaults>
     <w:rPrDefault>
       <w:rPr>
@@ -1405,25 +1564,485 @@
       </w:pPr>
     </w:pPrDefault>
   </w:docDefaults>
-  <w:latentStyles w:count="276" w:defLockedState="0" w:defQFormat="0" w:defSemiHidden="0" w:defUIPriority="0" w:defUnhideWhenUsed="0"/>
+  <w:latentStyles w:count="376" w:defLockedState="0" w:defQFormat="0" w:defSemiHidden="0" w:defUIPriority="0" w:defUnhideWhenUsed="0">
+    <w:lsdException w:name="Normal Table" w:semiHidden="1" w:unhideWhenUsed="1"/>
+    <w:lsdException w:name="Table Simple 1" w:semiHidden="1" w:unhideWhenUsed="1"/>
+    <w:lsdException w:name="Table Simple 2" w:semiHidden="1" w:unhideWhenUsed="1"/>
+    <w:lsdException w:name="Table Simple 3" w:semiHidden="1" w:unhideWhenUsed="1"/>
+    <w:lsdException w:name="Table Classic 1" w:semiHidden="1" w:unhideWhenUsed="1"/>
+    <w:lsdException w:name="Table Classic 2" w:semiHidden="1" w:unhideWhenUsed="1"/>
+    <w:lsdException w:name="Table Classic 3" w:semiHidden="1" w:unhideWhenUsed="1"/>
+    <w:lsdException w:name="Table Classic 4" w:semiHidden="1" w:unhideWhenUsed="1"/>
+    <w:lsdException w:name="Table Colorful 1" w:semiHidden="1" w:unhideWhenUsed="1"/>
+    <w:lsdException w:name="Table Colorful 2" w:semiHidden="1" w:unhideWhenUsed="1"/>
+    <w:lsdException w:name="Table Colorful 3" w:semiHidden="1" w:unhideWhenUsed="1"/>
+    <w:lsdException w:name="Table Columns 1" w:semiHidden="1" w:unhideWhenUsed="1"/>
+    <w:lsdException w:name="Table Columns 2" w:semiHidden="1" w:unhideWhenUsed="1"/>
+    <w:lsdException w:name="Table Columns 3" w:semiHidden="1" w:unhideWhenUsed="1"/>
+    <w:lsdException w:name="Table Columns 4" w:semiHidden="1" w:unhideWhenUsed="1"/>
+    <w:lsdException w:name="Table Columns 5" w:semiHidden="1" w:unhideWhenUsed="1"/>
+    <w:lsdException w:name="Table Grid 1" w:semiHidden="1" w:unhideWhenUsed="1"/>
+    <w:lsdException w:name="Table Grid 2" w:semiHidden="1" w:unhideWhenUsed="1"/>
+    <w:lsdException w:name="Table Grid 3" w:semiHidden="1" w:unhideWhenUsed="1"/>
+    <w:lsdException w:name="Table Grid 4" w:semiHidden="1" w:unhideWhenUsed="1"/>
+    <w:lsdException w:name="Table Grid 5" w:semiHidden="1" w:unhideWhenUsed="1"/>
+    <w:lsdException w:name="Table Grid 6" w:semiHidden="1" w:unhideWhenUsed="1"/>
+    <w:lsdException w:name="Table Grid 7" w:semiHidden="1" w:unhideWhenUsed="1"/>
+    <w:lsdException w:name="Table Grid 8" w:semiHidden="1" w:unhideWhenUsed="1"/>
+    <w:lsdException w:name="Table List 1" w:semiHidden="1" w:unhideWhenUsed="1"/>
+    <w:lsdException w:name="Table List 2" w:semiHidden="1" w:unhideWhenUsed="1"/>
+    <w:lsdException w:name="Table List 3" w:semiHidden="1" w:unhideWhenUsed="1"/>
+    <w:lsdException w:name="Table List 4" w:semiHidden="1" w:unhideWhenUsed="1"/>
+    <w:lsdException w:name="Table List 5" w:semiHidden="1" w:unhideWhenUsed="1"/>
+    <w:lsdException w:name="Table List 6" w:semiHidden="1" w:unhideWhenUsed="1"/>
+    <w:lsdException w:name="Table List 7" w:semiHidden="1" w:unhideWhenUsed="1"/>
+    <w:lsdException w:name="Table List 8" w:semiHidden="1" w:unhideWhenUsed="1"/>
+    <w:lsdException w:name="Table 3D effects 1" w:semiHidden="1" w:unhideWhenUsed="1"/>
+    <w:lsdException w:name="Table 3D effects 2" w:semiHidden="1" w:unhideWhenUsed="1"/>
+    <w:lsdException w:name="Table 3D effects 3" w:semiHidden="1" w:unhideWhenUsed="1"/>
+    <w:lsdException w:name="Table Contemporary" w:semiHidden="1" w:unhideWhenUsed="1"/>
+    <w:lsdException w:name="Table Elegant" w:semiHidden="1" w:unhideWhenUsed="1"/>
+    <w:lsdException w:name="Table Professional" w:semiHidden="1" w:unhideWhenUsed="1"/>
+    <w:lsdException w:name="Table Subtle 1" w:semiHidden="1" w:unhideWhenUsed="1"/>
+    <w:lsdException w:name="Table Subtle 2" w:semiHidden="1" w:unhideWhenUsed="1"/>
+    <w:lsdException w:name="Table Web 1" w:semiHidden="1" w:unhideWhenUsed="1"/>
+    <w:lsdException w:name="Table Web 2" w:semiHidden="1" w:unhideWhenUsed="1"/>
+    <w:lsdException w:name="Table Web 3" w:semiHidden="1" w:unhideWhenUsed="1"/>
+    <w:lsdException w:name="Table Theme" w:semiHidden="1" w:unhideWhenUsed="1"/>
+    <w:lsdException w:name="Light Shading"/>
+    <w:lsdException w:name="Light List"/>
+    <w:lsdException w:name="Light Grid"/>
+    <w:lsdException w:name="Medium Shading 1"/>
+    <w:lsdException w:name="Medium Shading 2"/>
+    <w:lsdException w:name="Medium List 1"/>
+    <w:lsdException w:name="Medium List 2"/>
+    <w:lsdException w:name="Medium Grid 1"/>
+    <w:lsdException w:name="Medium Grid 2"/>
+    <w:lsdException w:name="Medium Grid 3"/>
+    <w:lsdException w:name="Dark List"/>
+    <w:lsdException w:name="Colorful Shading"/>
+    <w:lsdException w:name="Colorful List"/>
+    <w:lsdException w:name="Colorful Grid"/>
+    <w:lsdException w:name="Light Shading Accent 1"/>
+    <w:lsdException w:name="Light List Accent 1"/>
+    <w:lsdException w:name="Light Grid Accent 1"/>
+    <w:lsdException w:name="Medium Shading 1 Accent 1"/>
+    <w:lsdException w:name="Medium Shading 2 Accent 1"/>
+    <w:lsdException w:name="Medium List 1 Accent 1"/>
+    <w:lsdException w:name="Medium List 2 Accent 1"/>
+    <w:lsdException w:name="Medium Grid 1 Accent 1"/>
+    <w:lsdException w:name="Medium Grid 2 Accent 1"/>
+    <w:lsdException w:name="Medium Grid 3 Accent 1"/>
+    <w:lsdException w:name="Dark List Accent 1"/>
+    <w:lsdException w:name="Colorful Shading Accent 1"/>
+    <w:lsdException w:name="Colorful List Accent 1"/>
+    <w:lsdException w:name="Colorful Grid Accent 1"/>
+    <w:lsdException w:name="Light Shading Accent 2"/>
+    <w:lsdException w:name="Light List Accent 2"/>
+    <w:lsdException w:name="Light Grid Accent 2"/>
+    <w:lsdException w:name="Medium Shading 1 Accent 2"/>
+    <w:lsdException w:name="Medium Shading 2 Accent 2"/>
+    <w:lsdException w:name="Medium List 1 Accent 2"/>
+    <w:lsdException w:name="Medium List 2 Accent 2"/>
+    <w:lsdException w:name="Medium Grid 1 Accent 2"/>
+    <w:lsdException w:name="Medium Grid 2 Accent 2"/>
+    <w:lsdException w:name="Medium Grid 3 Accent 2"/>
+    <w:lsdException w:name="Dark List Accent 2"/>
+    <w:lsdException w:name="Colorful Shading Accent 2"/>
+    <w:lsdException w:name="Colorful List Accent 2"/>
+    <w:lsdException w:name="Colorful Grid Accent 2"/>
+    <w:lsdException w:name="Light Shading Accent 3"/>
+    <w:lsdException w:name="Light List Accent 3"/>
+    <w:lsdException w:name="Light Grid Accent 3"/>
+    <w:lsdException w:name="Medium Shading 1 Accent 3"/>
+    <w:lsdException w:name="Medium Shading 2 Accent 3"/>
+    <w:lsdException w:name="Medium List 1 Accent 3"/>
+    <w:lsdException w:name="Medium List 2 Accent 3"/>
+    <w:lsdException w:name="Medium Grid 1 Accent 3"/>
+    <w:lsdException w:name="Medium Grid 2 Accent 3"/>
+    <w:lsdException w:name="Medium Grid 3 Accent 3"/>
+    <w:lsdException w:name="Dark List Accent 3"/>
+    <w:lsdException w:name="Colorful Shading Accent 3"/>
+    <w:lsdException w:name="Colorful List Accent 3"/>
+    <w:lsdException w:name="Colorful Grid Accent 3"/>
+    <w:lsdException w:name="Light Shading Accent 4"/>
+    <w:lsdException w:name="Light List Accent 4"/>
+    <w:lsdException w:name="Light Grid Accent 4"/>
+    <w:lsdException w:name="Medium Shading 1 Accent 4"/>
+    <w:lsdException w:name="Medium Shading 2 Accent 4"/>
+    <w:lsdException w:name="Medium List 1 Accent 4"/>
+    <w:lsdException w:name="Medium List 2 Accent 4"/>
+    <w:lsdException w:name="Medium Grid 1 Accent 4"/>
+    <w:lsdException w:name="Medium Grid 2 Accent 4"/>
+    <w:lsdException w:name="Medium Grid 3 Accent 4"/>
+    <w:lsdException w:name="Dark List Accent 4"/>
+    <w:lsdException w:name="Colorful Shading Accent 4"/>
+    <w:lsdException w:name="Colorful List Accent 4"/>
+    <w:lsdException w:name="Colorful Grid Accent 4"/>
+    <w:lsdException w:name="Light Shading Accent 5"/>
+    <w:lsdException w:name="Light List Accent 5"/>
+    <w:lsdException w:name="Light Grid Accent 5"/>
+    <w:lsdException w:name="Medium Shading 1 Accent 5"/>
+    <w:lsdException w:name="Medium Shading 2 Accent 5"/>
+    <w:lsdException w:name="Medium List 1 Accent 5"/>
+    <w:lsdException w:name="Medium List 2 Accent 5"/>
+    <w:lsdException w:name="Medium Grid 1 Accent 5"/>
+    <w:lsdException w:name="Medium Grid 2 Accent 5"/>
+    <w:lsdException w:name="Medium Grid 3 Accent 5"/>
+    <w:lsdException w:name="Dark List Accent 5"/>
+    <w:lsdException w:name="Colorful Shading Accent 5"/>
+    <w:lsdException w:name="Colorful List Accent 5"/>
+    <w:lsdException w:name="Colorful Grid Accent 5"/>
+    <w:lsdException w:name="Light Shading Accent 6"/>
+    <w:lsdException w:name="Light List Accent 6"/>
+    <w:lsdException w:name="Light Grid Accent 6"/>
+    <w:lsdException w:name="Medium Shading 1 Accent 6"/>
+    <w:lsdException w:name="Medium Shading 2 Accent 6"/>
+    <w:lsdException w:name="Medium List 1 Accent 6"/>
+    <w:lsdException w:name="Medium List 2 Accent 6"/>
+    <w:lsdException w:name="Medium Grid 1 Accent 6"/>
+    <w:lsdException w:name="Medium Grid 2 Accent 6"/>
+    <w:lsdException w:name="Medium Grid 3 Accent 6"/>
+    <w:lsdException w:name="Dark List Accent 6"/>
+    <w:lsdException w:name="Colorful Shading Accent 6"/>
+    <w:lsdException w:name="Colorful List Accent 6"/>
+    <w:lsdException w:name="Colorful Grid Accent 6"/>
+    <w:lsdException w:name="Grid Table 4" w:uiPriority="49"/>
+    <w:lsdException w:name="Grid Table 5 Dark" w:uiPriority="50"/>
+    <w:lsdException w:name="Grid Table 6 Colorful" w:uiPriority="51"/>
+    <w:lsdException w:name="Grid Table 7 Colorful" w:uiPriority="52"/>
+    <w:lsdException w:name="Grid Table 1 Light Accent 1" w:uiPriority="46"/>
+    <w:lsdException w:name="Grid Table 2 Accent 1" w:uiPriority="47"/>
+    <w:lsdException w:name="Grid Table 3 Accent 1" w:uiPriority="48"/>
+    <w:lsdException w:name="Grid Table 4 Accent 1" w:uiPriority="49"/>
+    <w:lsdException w:name="Grid Table 5 Dark Accent 1" w:uiPriority="50"/>
+    <w:lsdException w:name="Grid Table 6 Colorful Accent 1" w:uiPriority="51"/>
+    <w:lsdException w:name="Grid Table 7 Colorful Accent 1" w:uiPriority="52"/>
+    <w:lsdException w:name="Grid Table 1 Light Accent 2" w:uiPriority="46"/>
+    <w:lsdException w:name="Grid Table 2 Accent 2" w:uiPriority="47"/>
+    <w:lsdException w:name="Grid Table 3 Accent 2" w:uiPriority="48"/>
+    <w:lsdException w:name="Grid Table 4 Accent 2" w:uiPriority="49"/>
+    <w:lsdException w:name="Grid Table 5 Dark Accent 2" w:uiPriority="50"/>
+    <w:lsdException w:name="Grid Table 6 Colorful Accent 2" w:uiPriority="51"/>
+    <w:lsdException w:name="Grid Table 7 Colorful Accent 2" w:uiPriority="52"/>
+    <w:lsdException w:name="Grid Table 1 Light Accent 3" w:uiPriority="46"/>
+    <w:lsdException w:name="Grid Table 2 Accent 3" w:uiPriority="47"/>
+    <w:lsdException w:name="Grid Table 3 Accent 3" w:uiPriority="48"/>
+    <w:lsdException w:name="Grid Table 4 Accent 3" w:uiPriority="49"/>
+    <w:lsdException w:name="Grid Table 5 Dark Accent 3" w:uiPriority="50"/>
+    <w:lsdException w:name="Grid Table 6 Colorful Accent 3" w:uiPriority="51"/>
+    <w:lsdException w:name="Grid Table 7 Colorful Accent 3" w:uiPriority="52"/>
+    <w:lsdException w:name="Grid Table 1 Light Accent 4" w:uiPriority="46"/>
+    <w:lsdException w:name="Grid Table 2 Accent 4" w:uiPriority="47"/>
+    <w:lsdException w:name="Grid Table 3 Accent 4" w:uiPriority="48"/>
+    <w:lsdException w:name="Grid Table 4 Accent 4" w:uiPriority="49"/>
+    <w:lsdException w:name="Grid Table 5 Dark Accent 4" w:uiPriority="50"/>
+    <w:lsdException w:name="Grid Table 6 Colorful Accent 4" w:uiPriority="51"/>
+    <w:lsdException w:name="Grid Table 7 Colorful Accent 4" w:uiPriority="52"/>
+    <w:lsdException w:name="Grid Table 1 Light Accent 5" w:uiPriority="46"/>
+    <w:lsdException w:name="Grid Table 2 Accent 5" w:uiPriority="47"/>
+    <w:lsdException w:name="Grid Table 3 Accent 5" w:uiPriority="48"/>
+    <w:lsdException w:name="Grid Table 4 Accent 5" w:uiPriority="49"/>
+    <w:lsdException w:name="Grid Table 5 Dark Accent 5" w:uiPriority="50"/>
+    <w:lsdException w:name="Grid Table 6 Colorful Accent 5" w:uiPriority="51"/>
+    <w:lsdException w:name="Grid Table 7 Colorful Accent 5" w:uiPriority="52"/>
+    <w:lsdException w:name="Grid Table 1 Light Accent 6" w:uiPriority="46"/>
+    <w:lsdException w:name="Grid Table 2 Accent 6" w:uiPriority="47"/>
+    <w:lsdException w:name="Grid Table 3 Accent 6" w:uiPriority="48"/>
+    <w:lsdException w:name="Grid Table 4 Accent 6" w:uiPriority="49"/>
+    <w:lsdException w:name="Grid Table 5 Dark Accent 6" w:uiPriority="50"/>
+    <w:lsdException w:name="Grid Table 6 Colorful Accent 6" w:uiPriority="51"/>
+    <w:lsdException w:name="Grid Table 7 Colorful Accent 6" w:uiPriority="52"/>
+    <w:lsdException w:name="List Table 1 Light" w:uiPriority="46"/>
+    <w:lsdException w:name="List Table 2" w:uiPriority="47"/>
+    <w:lsdException w:name="List Table 3" w:uiPriority="48"/>
+    <w:lsdException w:name="List Table 4" w:uiPriority="49"/>
+    <w:lsdException w:name="List Table 5 Dark" w:uiPriority="50"/>
+    <w:lsdException w:name="List Table 6 Colorful" w:uiPriority="51"/>
+    <w:lsdException w:name="List Table 7 Colorful" w:uiPriority="52"/>
+    <w:lsdException w:name="List Table 1 Light Accent 1" w:uiPriority="46"/>
+    <w:lsdException w:name="List Table 2 Accent 1" w:uiPriority="47"/>
+    <w:lsdException w:name="List Table 3 Accent 1" w:uiPriority="48"/>
+    <w:lsdException w:name="List Table 4 Accent 1" w:uiPriority="49"/>
+    <w:lsdException w:name="List Table 5 Dark Accent 1" w:uiPriority="50"/>
+    <w:lsdException w:name="List Table 6 Colorful Accent 1" w:uiPriority="51"/>
+    <w:lsdException w:name="List Table 7 Colorful Accent 1" w:uiPriority="52"/>
+    <w:lsdException w:name="List Table 1 Light Accent 2" w:uiPriority="46"/>
+    <w:lsdException w:name="List Table 2 Accent 2" w:uiPriority="47"/>
+    <w:lsdException w:name="List Table 3 Accent 2" w:uiPriority="48"/>
+    <w:lsdException w:name="List Table 4 Accent 2" w:uiPriority="49"/>
+    <w:lsdException w:name="List Table 5 Dark Accent 2" w:uiPriority="50"/>
+    <w:lsdException w:name="List Table 6 Colorful Accent 2" w:uiPriority="51"/>
+    <w:lsdException w:name="List Table 7 Colorful Accent 2" w:uiPriority="52"/>
+    <w:lsdException w:name="List Table 1 Light Accent 3" w:uiPriority="46"/>
+    <w:lsdException w:name="List Table 2 Accent 3" w:uiPriority="47"/>
+    <w:lsdException w:name="List Table 3 Accent 3" w:uiPriority="48"/>
+    <w:lsdException w:name="List Table 4 Accent 3" w:uiPriority="49"/>
+    <w:lsdException w:name="List Table 5 Dark Accent 3" w:uiPriority="50"/>
+    <w:lsdException w:name="List Table 6 Colorful Accent 3" w:uiPriority="51"/>
+    <w:lsdException w:name="List Table 7 Colorful Accent 3" w:uiPriority="52"/>
+    <w:lsdException w:name="List Table 1 Light Accent 4" w:uiPriority="46"/>
+    <w:lsdException w:name="List Table 2 Accent 4" w:uiPriority="47"/>
+    <w:lsdException w:name="List Table 3 Accent 4" w:uiPriority="48"/>
+    <w:lsdException w:name="List Table 4 Accent 4" w:uiPriority="49"/>
+    <w:lsdException w:name="List Table 5 Dark Accent 4" w:uiPriority="50"/>
+    <w:lsdException w:name="List Table 6 Colorful Accent 4" w:uiPriority="51"/>
+    <w:lsdException w:name="List Table 7 Colorful Accent 4" w:uiPriority="52"/>
+    <w:lsdException w:name="List Table 1 Light Accent 5" w:uiPriority="46"/>
+    <w:lsdException w:name="List Table 2 Accent 5" w:uiPriority="47"/>
+    <w:lsdException w:name="List Table 3 Accent 5" w:uiPriority="48"/>
+    <w:lsdException w:name="List Table 4 Accent 5" w:uiPriority="49"/>
+    <w:lsdException w:name="List Table 5 Dark Accent 5" w:uiPriority="50"/>
+    <w:lsdException w:name="List Table 6 Colorful Accent 5" w:uiPriority="51"/>
+    <w:lsdException w:name="List Table 7 Colorful Accent 5" w:uiPriority="52"/>
+    <w:lsdException w:name="List Table 1 Light Accent 6" w:uiPriority="46"/>
+    <w:lsdException w:name="List Table 2 Accent 6" w:uiPriority="47"/>
+    <w:lsdException w:name="List Table 3 Accent 6" w:uiPriority="48"/>
+    <w:lsdException w:name="List Table 4 Accent 6" w:uiPriority="49"/>
+    <w:lsdException w:name="List Table 5 Dark Accent 6" w:uiPriority="50"/>
+    <w:lsdException w:name="List Table 6 Colorful Accent 6" w:uiPriority="51"/>
+    <w:lsdException w:name="List Table 7 Colorful Accent 6" w:uiPriority="52"/>
+    <w:lsdException w:name="Mention" w:semiHidden="1" w:uiPriority="99" w:unhideWhenUsed="1"/>
+    <w:lsdException w:name="Smart Hyperlink" w:semiHidden="1" w:uiPriority="99" w:unhideWhenUsed="1"/>
+    <w:lsdException w:name="Hashtag" w:semiHidden="1" w:uiPriority="99" w:unhideWhenUsed="1"/>
+    <w:lsdException w:name="Unresolved Mention" w:semiHidden="1" w:uiPriority="99" w:unhideWhenUsed="1"/>
+    <w:lsdException w:name="Smart Link" w:semiHidden="1" w:uiPriority="99" w:unhideWhenUsed="1"/>
+  </w:latentStyles>
   <w:style w:default="1" w:styleId="Normal" w:type="paragraph">
     <w:name w:val="Normal"/>
     <w:qFormat/>
+    <w:rsid w:val="00D31DD0"/>
+    <w:rPr>
+      <w:rFonts w:ascii="Noto Sans" w:hAnsi="Noto Sans"/>
+      <w:color w:val="333333"/>
+      <w:sz w:val="21"/>
+    </w:rPr>
+  </w:style>
+  <w:style w:styleId="Heading1" w:type="paragraph">
+    <w:name w:val="heading 1"/>
+    <w:basedOn w:val="Normal"/>
+    <w:next w:val="BodyText"/>
+    <w:uiPriority w:val="9"/>
+    <w:qFormat/>
+    <w:rsid w:val="007124C5"/>
+    <w:pPr>
+      <w:keepNext/>
+      <w:keepLines/>
+      <w:spacing w:after="0" w:before="480"/>
+      <w:outlineLvl w:val="0"/>
+    </w:pPr>
+    <w:rPr>
+      <w:rFonts w:cstheme="majorBidi" w:eastAsiaTheme="majorEastAsia"/>
+      <w:b/>
+      <w:bCs/>
+      <w:color w:val="111111"/>
+      <w:sz w:val="32"/>
+      <w:szCs w:val="32"/>
+    </w:rPr>
+  </w:style>
+  <w:style w:styleId="Heading2" w:type="paragraph">
+    <w:name w:val="heading 2"/>
+    <w:basedOn w:val="Normal"/>
+    <w:next w:val="BodyText"/>
+    <w:uiPriority w:val="9"/>
+    <w:unhideWhenUsed/>
+    <w:qFormat/>
+    <w:rsid w:val="007124C5"/>
+    <w:pPr>
+      <w:keepNext/>
+      <w:keepLines/>
+      <w:spacing w:after="0" w:before="200"/>
+      <w:outlineLvl w:val="1"/>
+    </w:pPr>
+    <w:rPr>
+      <w:rFonts w:cstheme="majorBidi" w:eastAsiaTheme="majorEastAsia"/>
+      <w:b/>
+      <w:bCs/>
+      <w:color w:val="111111"/>
+      <w:sz w:val="28"/>
+      <w:szCs w:val="28"/>
+    </w:rPr>
+  </w:style>
+  <w:style w:styleId="Heading3" w:type="paragraph">
+    <w:name w:val="heading 3"/>
+    <w:basedOn w:val="Normal"/>
+    <w:next w:val="BodyText"/>
+    <w:uiPriority w:val="9"/>
+    <w:unhideWhenUsed/>
+    <w:qFormat/>
+    <w:rsid w:val="007124C5"/>
+    <w:pPr>
+      <w:keepNext/>
+      <w:keepLines/>
+      <w:spacing w:after="0" w:before="200"/>
+      <w:outlineLvl w:val="2"/>
+    </w:pPr>
+    <w:rPr>
+      <w:rFonts w:cstheme="majorBidi" w:eastAsiaTheme="majorEastAsia"/>
+      <w:b/>
+      <w:bCs/>
+      <w:color w:val="222222"/>
+    </w:rPr>
+  </w:style>
+  <w:style w:styleId="Heading4" w:type="paragraph">
+    <w:name w:val="heading 4"/>
+    <w:basedOn w:val="Normal"/>
+    <w:next w:val="BodyText"/>
+    <w:uiPriority w:val="9"/>
+    <w:unhideWhenUsed/>
+    <w:qFormat/>
+    <w:rsid w:val="007124C5"/>
+    <w:pPr>
+      <w:keepNext/>
+      <w:keepLines/>
+      <w:spacing w:after="0" w:before="200"/>
+      <w:outlineLvl w:val="3"/>
+    </w:pPr>
+    <w:rPr>
+      <w:rFonts w:cstheme="majorBidi" w:eastAsiaTheme="majorEastAsia"/>
+      <w:bCs/>
+      <w:i/>
+      <w:color w:val="222222"/>
+    </w:rPr>
+  </w:style>
+  <w:style w:styleId="Heading5" w:type="paragraph">
+    <w:name w:val="heading 5"/>
+    <w:basedOn w:val="Normal"/>
+    <w:next w:val="BodyText"/>
+    <w:uiPriority w:val="9"/>
+    <w:unhideWhenUsed/>
+    <w:qFormat/>
+    <w:rsid w:val="007124C5"/>
+    <w:pPr>
+      <w:keepNext/>
+      <w:keepLines/>
+      <w:spacing w:after="0" w:before="200"/>
+      <w:outlineLvl w:val="4"/>
+    </w:pPr>
+    <w:rPr>
+      <w:rFonts w:cstheme="majorBidi" w:eastAsiaTheme="majorEastAsia"/>
+      <w:iCs/>
+      <w:color w:val="222222"/>
+    </w:rPr>
+  </w:style>
+  <w:style w:styleId="Heading6" w:type="paragraph">
+    <w:name w:val="heading 6"/>
+    <w:basedOn w:val="Normal"/>
+    <w:next w:val="BodyText"/>
+    <w:uiPriority w:val="9"/>
+    <w:unhideWhenUsed/>
+    <w:qFormat/>
+    <w:rsid w:val="007124C5"/>
+    <w:pPr>
+      <w:keepNext/>
+      <w:keepLines/>
+      <w:spacing w:after="0" w:before="200"/>
+      <w:outlineLvl w:val="5"/>
+    </w:pPr>
+    <w:rPr>
+      <w:rFonts w:cstheme="majorBidi" w:eastAsiaTheme="majorEastAsia"/>
+      <w:color w:val="222222"/>
+    </w:rPr>
+  </w:style>
+  <w:style w:styleId="Heading7" w:type="paragraph">
+    <w:name w:val="heading 7"/>
+    <w:basedOn w:val="Normal"/>
+    <w:next w:val="BodyText"/>
+    <w:uiPriority w:val="9"/>
+    <w:unhideWhenUsed/>
+    <w:qFormat/>
+    <w:pPr>
+      <w:keepNext/>
+      <w:keepLines/>
+      <w:spacing w:after="0" w:before="200"/>
+      <w:outlineLvl w:val="6"/>
+    </w:pPr>
+    <w:rPr>
+      <w:rFonts w:asciiTheme="majorHAnsi" w:cstheme="majorBidi" w:eastAsiaTheme="majorEastAsia" w:hAnsiTheme="majorHAnsi"/>
+      <w:color w:themeColor="accent1" w:val="4F81BD"/>
+      <w:sz w:val="24"/>
+    </w:rPr>
+  </w:style>
+  <w:style w:styleId="Heading8" w:type="paragraph">
+    <w:name w:val="heading 8"/>
+    <w:basedOn w:val="Normal"/>
+    <w:next w:val="BodyText"/>
+    <w:uiPriority w:val="9"/>
+    <w:unhideWhenUsed/>
+    <w:qFormat/>
+    <w:pPr>
+      <w:keepNext/>
+      <w:keepLines/>
+      <w:spacing w:after="0" w:before="200"/>
+      <w:outlineLvl w:val="7"/>
+    </w:pPr>
+    <w:rPr>
+      <w:rFonts w:asciiTheme="majorHAnsi" w:cstheme="majorBidi" w:eastAsiaTheme="majorEastAsia" w:hAnsiTheme="majorHAnsi"/>
+      <w:color w:themeColor="accent1" w:val="4F81BD"/>
+      <w:sz w:val="24"/>
+    </w:rPr>
+  </w:style>
+  <w:style w:styleId="Heading9" w:type="paragraph">
+    <w:name w:val="heading 9"/>
+    <w:basedOn w:val="Normal"/>
+    <w:next w:val="BodyText"/>
+    <w:uiPriority w:val="9"/>
+    <w:unhideWhenUsed/>
+    <w:qFormat/>
+    <w:pPr>
+      <w:keepNext/>
+      <w:keepLines/>
+      <w:spacing w:after="0" w:before="200"/>
+      <w:outlineLvl w:val="8"/>
+    </w:pPr>
+    <w:rPr>
+      <w:rFonts w:asciiTheme="majorHAnsi" w:cstheme="majorBidi" w:eastAsiaTheme="majorEastAsia" w:hAnsiTheme="majorHAnsi"/>
+      <w:color w:themeColor="accent1" w:val="4F81BD"/>
+      <w:sz w:val="24"/>
+    </w:rPr>
+  </w:style>
+  <w:style w:default="1" w:styleId="DefaultParagraphFont" w:type="character">
+    <w:name w:val="Default Paragraph Font"/>
+    <w:uiPriority w:val="1"/>
+    <w:semiHidden/>
+    <w:unhideWhenUsed/>
+  </w:style>
+  <w:style w:default="1" w:styleId="TableNormal" w:type="table">
+    <w:name w:val="Normal Table"/>
+    <w:uiPriority w:val="99"/>
+    <w:semiHidden/>
+    <w:unhideWhenUsed/>
+    <w:tblPr>
+      <w:tblInd w:type="dxa" w:w="0"/>
+      <w:tblCellMar>
+        <w:top w:type="dxa" w:w="0"/>
+        <w:left w:type="dxa" w:w="108"/>
+        <w:bottom w:type="dxa" w:w="0"/>
+        <w:right w:type="dxa" w:w="108"/>
+      </w:tblCellMar>
+    </w:tblPr>
+  </w:style>
+  <w:style w:default="1" w:styleId="NoList" w:type="numbering">
+    <w:name w:val="No List"/>
+    <w:uiPriority w:val="99"/>
+    <w:semiHidden/>
+    <w:unhideWhenUsed/>
   </w:style>
   <w:style w:styleId="BodyText" w:type="paragraph">
     <w:name w:val="Body Text"/>
     <w:basedOn w:val="Normal"/>
-    <w:link w:val="BodyTextChar"/>
+    <w:qFormat/>
+    <w:rsid w:val="007124C5"/>
     <w:pPr>
       <w:spacing w:after="180" w:before="180"/>
     </w:pPr>
-    <w:qFormat/>
   </w:style>
   <w:style w:customStyle="1" w:styleId="FirstParagraph" w:type="paragraph">
     <w:name w:val="First Paragraph"/>
     <w:basedOn w:val="BodyText"/>
     <w:next w:val="BodyText"/>
     <w:qFormat/>
+    <w:rsid w:val="007124C5"/>
   </w:style>
   <w:style w:customStyle="1" w:styleId="Compact" w:type="paragraph">
     <w:name w:val="Compact"/>
@@ -1459,10 +2078,7 @@
     <w:next w:val="BodyText"/>
     <w:qFormat/>
     <w:pPr>
-      <w:keepNext/>
-      <w:keepLines/>
-      <w:spacing w:after="240" w:before="240"/>
-      <w:jc w:val="center"/>
+      <w:spacing w:before="240"/>
     </w:pPr>
     <w:rPr>
       <w:sz w:val="30"/>
@@ -1489,25 +2105,6 @@
       <w:jc w:val="center"/>
     </w:pPr>
   </w:style>
-  <w:style w:customStyle="1" w:styleId="AbstractTitle" w:type="paragraph">
-    <w:name w:val="Abstract Title"/>
-    <w:basedOn w:val="Normal"/>
-    <w:next w:val="Abstract"/>
-    <w:qFormat/>
-    <w:pPr>
-      <w:keepNext/>
-      <w:keepLines/>
-      <w:jc w:val="center"/>
-      <w:spacing w:after="0" w:before="300"/>
-    </w:pPr>
-    <w:rPr>
-      <w:sz w:val="20"/>
-      <w:szCs w:val="20"/>
-      <w:b/>
-      <w:color w:val="345A8A"/>
-      &gt;
-    </w:rPr>
-  </w:style>
   <w:style w:customStyle="1" w:styleId="Abstract" w:type="paragraph">
     <w:name w:val="Abstract"/>
     <w:basedOn w:val="Normal"/>
@@ -1516,7 +2113,7 @@
     <w:pPr>
       <w:keepNext/>
       <w:keepLines/>
-      <w:spacing w:after="300" w:before="100"/>
+      <w:spacing w:after="300" w:before="300"/>
     </w:pPr>
     <w:rPr>
       <w:sz w:val="20"/>
@@ -1526,198 +2123,7 @@
   <w:style w:styleId="Bibliography" w:type="paragraph">
     <w:name w:val="Bibliography"/>
     <w:basedOn w:val="Normal"/>
-    <w:next w:val="Bibliography"/>
     <w:qFormat/>
-    <w:pPr/>
-    <w:rPr/>
-  </w:style>
-  <w:style w:styleId="Heading1" w:type="paragraph">
-    <w:name w:val="Heading 1"/>
-    <w:basedOn w:val="Normal"/>
-    <w:next w:val="BodyText"/>
-    <w:uiPriority w:val="9"/>
-    <w:qFormat/>
-    <w:pPr>
-      <w:keepNext/>
-      <w:keepLines/>
-      <w:spacing w:after="0" w:before="480"/>
-      <w:outlineLvl w:val="0"/>
-    </w:pPr>
-    <w:rPr>
-      <w:rFonts w:asciiTheme="majorHAnsi" w:cstheme="majorBidi" w:eastAsiaTheme="majorEastAsia" w:hAnsiTheme="majorHAnsi"/>
-      <w:b/>
-      <w:bCs/>
-      <w:color w:themeColor="accent1" w:val="4F81BD"/>
-      <w:sz w:val="32"/>
-      <w:szCs w:val="32"/>
-    </w:rPr>
-  </w:style>
-  <w:style w:styleId="Heading2" w:type="paragraph">
-    <w:name w:val="Heading 2"/>
-    <w:basedOn w:val="Normal"/>
-    <w:next w:val="BodyText"/>
-    <w:uiPriority w:val="9"/>
-    <w:unhideWhenUsed/>
-    <w:qFormat/>
-    <w:pPr>
-      <w:keepNext/>
-      <w:keepLines/>
-      <w:spacing w:after="0" w:before="200"/>
-      <w:outlineLvl w:val="1"/>
-    </w:pPr>
-    <w:rPr>
-      <w:rFonts w:asciiTheme="majorHAnsi" w:cstheme="majorBidi" w:eastAsiaTheme="majorEastAsia" w:hAnsiTheme="majorHAnsi"/>
-      <w:b/>
-      <w:bCs/>
-      <w:color w:themeColor="accent1" w:val="4F81BD"/>
-      <w:sz w:val="28"/>
-      <w:szCs w:val="28"/>
-    </w:rPr>
-  </w:style>
-  <w:style w:styleId="Heading3" w:type="paragraph">
-    <w:name w:val="Heading 3"/>
-    <w:basedOn w:val="Normal"/>
-    <w:next w:val="BodyText"/>
-    <w:uiPriority w:val="9"/>
-    <w:unhideWhenUsed/>
-    <w:qFormat/>
-    <w:pPr>
-      <w:keepNext/>
-      <w:keepLines/>
-      <w:spacing w:after="0" w:before="200"/>
-      <w:outlineLvl w:val="2"/>
-    </w:pPr>
-    <w:rPr>
-      <w:rFonts w:asciiTheme="majorHAnsi" w:cstheme="majorBidi" w:eastAsiaTheme="majorEastAsia" w:hAnsiTheme="majorHAnsi"/>
-      <w:b/>
-      <w:bCs/>
-      <w:color w:themeColor="accent1" w:val="4F81BD"/>
-      <w:sz w:val="24"/>
-      <w:szCs w:val="24"/>
-    </w:rPr>
-  </w:style>
-  <w:style w:styleId="Heading4" w:type="paragraph">
-    <w:name w:val="Heading 4"/>
-    <w:basedOn w:val="Normal"/>
-    <w:next w:val="BodyText"/>
-    <w:uiPriority w:val="9"/>
-    <w:unhideWhenUsed/>
-    <w:qFormat/>
-    <w:pPr>
-      <w:keepNext/>
-      <w:keepLines/>
-      <w:spacing w:after="0" w:before="200"/>
-      <w:outlineLvl w:val="3"/>
-    </w:pPr>
-    <w:rPr>
-      <w:rFonts w:asciiTheme="majorHAnsi" w:cstheme="majorBidi" w:eastAsiaTheme="majorEastAsia" w:hAnsiTheme="majorHAnsi"/>
-      <w:i/>
-      <w:bCs/>
-      <w:color w:themeColor="accent1" w:val="4F81BD"/>
-      <w:sz w:val="24"/>
-      <w:szCs w:val="24"/>
-    </w:rPr>
-  </w:style>
-  <w:style w:styleId="Heading5" w:type="paragraph">
-    <w:name w:val="Heading 5"/>
-    <w:basedOn w:val="Normal"/>
-    <w:next w:val="BodyText"/>
-    <w:uiPriority w:val="9"/>
-    <w:unhideWhenUsed/>
-    <w:qFormat/>
-    <w:pPr>
-      <w:keepNext/>
-      <w:keepLines/>
-      <w:spacing w:after="0" w:before="200"/>
-      <w:outlineLvl w:val="4"/>
-    </w:pPr>
-    <w:rPr>
-      <w:rFonts w:asciiTheme="majorHAnsi" w:cstheme="majorBidi" w:eastAsiaTheme="majorEastAsia" w:hAnsiTheme="majorHAnsi"/>
-      <w:iCs/>
-      <w:color w:themeColor="accent1" w:val="4F81BD"/>
-      <w:sz w:val="24"/>
-      <w:szCs w:val="24"/>
-    </w:rPr>
-  </w:style>
-  <w:style w:styleId="Heading6" w:type="paragraph">
-    <w:name w:val="Heading 6"/>
-    <w:basedOn w:val="Normal"/>
-    <w:next w:val="BodyText"/>
-    <w:uiPriority w:val="9"/>
-    <w:unhideWhenUsed/>
-    <w:qFormat/>
-    <w:pPr>
-      <w:keepNext/>
-      <w:keepLines/>
-      <w:spacing w:after="0" w:before="200"/>
-      <w:outlineLvl w:val="5"/>
-    </w:pPr>
-    <w:rPr>
-      <w:rFonts w:asciiTheme="majorHAnsi" w:cstheme="majorBidi" w:eastAsiaTheme="majorEastAsia" w:hAnsiTheme="majorHAnsi"/>
-      <w:color w:themeColor="accent1" w:val="4F81BD"/>
-      <w:sz w:val="24"/>
-      <w:szCs w:val="24"/>
-    </w:rPr>
-  </w:style>
-  <w:style w:styleId="Heading7" w:type="paragraph">
-    <w:name w:val="Heading 7"/>
-    <w:basedOn w:val="Normal"/>
-    <w:next w:val="BodyText"/>
-    <w:uiPriority w:val="9"/>
-    <w:unhideWhenUsed/>
-    <w:qFormat/>
-    <w:pPr>
-      <w:keepNext/>
-      <w:keepLines/>
-      <w:spacing w:after="0" w:before="200"/>
-      <w:outlineLvl w:val="6"/>
-    </w:pPr>
-    <w:rPr>
-      <w:rFonts w:asciiTheme="majorHAnsi" w:cstheme="majorBidi" w:eastAsiaTheme="majorEastAsia" w:hAnsiTheme="majorHAnsi"/>
-      <w:color w:themeColor="accent1" w:val="4F81BD"/>
-      <w:sz w:val="24"/>
-      <w:szCs w:val="24"/>
-    </w:rPr>
-  </w:style>
-  <w:style w:styleId="Heading8" w:type="paragraph">
-    <w:name w:val="Heading 8"/>
-    <w:basedOn w:val="Normal"/>
-    <w:next w:val="BodyText"/>
-    <w:uiPriority w:val="9"/>
-    <w:unhideWhenUsed/>
-    <w:qFormat/>
-    <w:pPr>
-      <w:keepNext/>
-      <w:keepLines/>
-      <w:spacing w:after="0" w:before="200"/>
-      <w:outlineLvl w:val="7"/>
-    </w:pPr>
-    <w:rPr>
-      <w:rFonts w:asciiTheme="majorHAnsi" w:cstheme="majorBidi" w:eastAsiaTheme="majorEastAsia" w:hAnsiTheme="majorHAnsi"/>
-      <w:color w:themeColor="accent1" w:val="4F81BD"/>
-      <w:sz w:val="24"/>
-      <w:szCs w:val="24"/>
-    </w:rPr>
-  </w:style>
-  <w:style w:styleId="Heading9" w:type="paragraph">
-    <w:name w:val="Heading 9"/>
-    <w:basedOn w:val="Normal"/>
-    <w:next w:val="BodyText"/>
-    <w:uiPriority w:val="9"/>
-    <w:unhideWhenUsed/>
-    <w:qFormat/>
-    <w:pPr>
-      <w:keepNext/>
-      <w:keepLines/>
-      <w:spacing w:after="0" w:before="200"/>
-      <w:outlineLvl w:val="8"/>
-    </w:pPr>
-    <w:rPr>
-      <w:rFonts w:asciiTheme="majorHAnsi" w:cstheme="majorBidi" w:eastAsiaTheme="majorEastAsia" w:hAnsiTheme="majorHAnsi"/>
-      <w:color w:themeColor="accent1" w:val="4F81BD"/>
-      <w:sz w:val="24"/>
-      <w:szCs w:val="24"/>
-    </w:rPr>
   </w:style>
   <w:style w:styleId="BlockText" w:type="paragraph">
     <w:name w:val="Block Text"/>
@@ -1728,25 +2134,18 @@
     <w:qFormat/>
     <w:pPr>
       <w:spacing w:after="100" w:before="100"/>
-      <w:ind w:firstLine="0" w:left="480" w:right="480"/>
+      <w:ind w:left="480" w:right="480"/>
     </w:pPr>
   </w:style>
   <w:style w:styleId="FootnoteText" w:type="paragraph">
-    <w:name w:val="Footnote Text"/>
+    <w:name w:val="footnote text"/>
     <w:basedOn w:val="Normal"/>
-    <w:next w:val="FootnoteText"/>
     <w:uiPriority w:val="9"/>
     <w:unhideWhenUsed/>
     <w:qFormat/>
   </w:style>
-  <w:style w:default="1" w:styleId="DefaultParagraphFont" w:type="character">
-    <w:name w:val="Default Paragraph Font"/>
-    <w:semiHidden/>
-    <w:unhideWhenUsed/>
-  </w:style>
-  <w:style w:default="1" w:styleId="Table" w:type="table">
+  <w:style w:customStyle="1" w:styleId="Table" w:type="table">
     <w:name w:val="Table"/>
-    <w:basedOn w:val="TableNormal"/>
     <w:semiHidden/>
     <w:unhideWhenUsed/>
     <w:qFormat/>
@@ -1762,16 +2161,15 @@
     <w:tblStylePr w:type="firstRow">
       <w:tblPr>
         <w:jc w:val="left"/>
-        <w:tblInd w:type="dxa" w:w="0"/>
       </w:tblPr>
       <w:trPr>
         <w:jc w:val="left"/>
       </w:trPr>
       <w:tcPr>
+        <w:tcBorders>
+          <w:bottom w:color="auto" w:space="0" w:sz="0" w:val="single"/>
+        </w:tcBorders>
         <w:vAlign w:val="bottom"/>
-        <w:tcBorders>
-          <w:bottom w:val="single"/>
-        </w:tcBorders>
       </w:tcPr>
     </w:tblStylePr>
   </w:style>
@@ -1793,11 +2191,11 @@
     <w:basedOn w:val="Normal"/>
   </w:style>
   <w:style w:styleId="Caption" w:type="paragraph">
-    <w:name w:val="Caption"/>
+    <w:name w:val="caption"/>
     <w:basedOn w:val="Normal"/>
-    <w:link w:val="BodyTextChar"/>
+    <w:link w:val="CaptionChar"/>
     <w:pPr>
-      <w:spacing w:after="120" w:before="0"/>
+      <w:spacing w:after="120"/>
     </w:pPr>
     <w:rPr>
       <w:i/>
@@ -1825,35 +2223,42 @@
       <w:keepNext/>
     </w:pPr>
   </w:style>
-  <w:style w:customStyle="1" w:styleId="BodyTextChar" w:type="character">
-    <w:name w:val="Body Text Char"/>
+  <w:style w:customStyle="1" w:styleId="CaptionChar" w:type="character">
+    <w:name w:val="Caption Char"/>
     <w:basedOn w:val="DefaultParagraphFont"/>
-    <w:link w:val="BodyText"/>
+    <w:link w:val="Caption"/>
   </w:style>
   <w:style w:customStyle="1" w:styleId="VerbatimChar" w:type="character">
     <w:name w:val="Verbatim Char"/>
-    <w:basedOn w:val="BodyTextChar"/>
+    <w:basedOn w:val="CaptionChar"/>
+    <w:rsid w:val="007124C5"/>
     <w:rPr>
       <w:rFonts w:ascii="Consolas" w:hAnsi="Consolas"/>
+      <w:color w:val="333333"/>
       <w:sz w:val="22"/>
     </w:rPr>
   </w:style>
   <w:style w:customStyle="1" w:styleId="SectionNumber" w:type="character">
     <w:name w:val="Section Number"/>
-    <w:basedOn w:val="BodyTextChar"/>
+    <w:basedOn w:val="CaptionChar"/>
   </w:style>
   <w:style w:styleId="FootnoteReference" w:type="character">
-    <w:name w:val="Footnote Reference"/>
-    <w:basedOn w:val="BodyTextChar"/>
+    <w:name w:val="footnote reference"/>
+    <w:basedOn w:val="CaptionChar"/>
     <w:rPr>
       <w:vertAlign w:val="superscript"/>
     </w:rPr>
   </w:style>
   <w:style w:styleId="Hyperlink" w:type="character">
     <w:name w:val="Hyperlink"/>
-    <w:basedOn w:val="BodyTextChar"/>
-    <w:rPr>
-      <w:color w:themeColor="accent1" w:val="4F81BD"/>
+    <w:basedOn w:val="CaptionChar"/>
+    <w:rsid w:val="007124C5"/>
+    <w:rPr>
+      <w:rFonts w:ascii="Noto Sans" w:hAnsi="Noto Sans"/>
+      <w:b w:val="0"/>
+      <w:i w:val="0"/>
+      <w:color w:val="267CB9"/>
+      <w:sz w:val="21"/>
     </w:rPr>
   </w:style>
   <w:style w:styleId="TOCHeading" w:type="paragraph">
@@ -1868,11 +2273,48 @@
       <w:outlineLvl w:val="9"/>
     </w:pPr>
     <w:rPr>
-      <w:rFonts w:asciiTheme="majorHAnsi" w:cstheme="majorBidi" w:eastAsiaTheme="majorEastAsia" w:hAnsiTheme="majorHAnsi"/>
+      <w:rFonts w:asciiTheme="majorHAnsi" w:hAnsiTheme="majorHAnsi"/>
       <w:b w:val="0"/>
       <w:bCs w:val="0"/>
       <w:color w:themeColor="accent1" w:themeShade="BF" w:val="365F91"/>
     </w:rPr>
+  </w:style>
+  <w:style w:styleId="BodyText2" w:type="paragraph">
+    <w:name w:val="Body Text 2"/>
+    <w:basedOn w:val="Normal"/>
+    <w:link w:val="BodyText2Char"/>
+    <w:rsid w:val="007124C5"/>
+    <w:pPr>
+      <w:spacing w:after="120" w:line="480" w:lineRule="auto"/>
+    </w:pPr>
+  </w:style>
+  <w:style w:customStyle="1" w:styleId="BodyText2Char" w:type="character">
+    <w:name w:val="Body Text 2 Char"/>
+    <w:basedOn w:val="DefaultParagraphFont"/>
+    <w:link w:val="BodyText2"/>
+    <w:rsid w:val="007124C5"/>
+  </w:style>
+  <w:style w:styleId="ListBullet" w:type="paragraph">
+    <w:name w:val="List Bullet"/>
+    <w:basedOn w:val="Normal"/>
+    <w:rsid w:val="003A2032"/>
+    <w:pPr>
+      <w:numPr>
+        <w:numId w:val="2"/>
+      </w:numPr>
+      <w:contextualSpacing/>
+    </w:pPr>
+  </w:style>
+  <w:style w:styleId="ListBullet2" w:type="paragraph">
+    <w:name w:val="List Bullet 2"/>
+    <w:basedOn w:val="Normal"/>
+    <w:rsid w:val="00765F03"/>
+    <w:pPr>
+      <w:numPr>
+        <w:numId w:val="3"/>
+      </w:numPr>
+      <w:contextualSpacing/>
+    </w:pPr>
   </w:style>
   <w:style w:type="paragraph" w:customStyle="1" w:styleId="SourceCode">
     <w:name w:val="Source Code"/>

--- a/joshua-sternadel-resume.docx
+++ b/joshua-sternadel-resume.docx
@@ -990,6 +990,9 @@
       <w:r>
         <w:t xml:space="preserve">| 2026 to Present</w:t>
       </w:r>
+      <w:r>
+        <w:br/>
+      </w:r>
     </w:p>
     <w:p>
       <w:pPr>
@@ -1045,6 +1048,9 @@
       </w:r>
       <w:r>
         <w:t xml:space="preserve">| 2026 to Present</w:t>
+      </w:r>
+      <w:r>
+        <w:br/>
       </w:r>
     </w:p>
     <w:p>

--- a/joshua-sternadel-resume.docx
+++ b/joshua-sternadel-resume.docx
@@ -990,9 +990,6 @@
       <w:r>
         <w:t xml:space="preserve">| 2026 to Present</w:t>
       </w:r>
-      <w:r>
-        <w:br/>
-      </w:r>
     </w:p>
     <w:p>
       <w:pPr>
@@ -1048,9 +1045,6 @@
       </w:r>
       <w:r>
         <w:t xml:space="preserve">| 2026 to Present</w:t>
-      </w:r>
-      <w:r>
-        <w:br/>
       </w:r>
     </w:p>
     <w:p>

--- a/joshua-sternadel-resume.docx
+++ b/joshua-sternadel-resume.docx
@@ -1157,21 +1157,97 @@
       </w:r>
     </w:p>
     <w:bookmarkEnd w:id="31"/>
-    <w:bookmarkStart w:id="32" w:name="X8dcff32ecf4d9b16fe77d6395316a6577e64b11"/>
+    <w:bookmarkStart w:id="32" w:name="technical-environment-matrix"/>
     <w:p>
       <w:pPr>
         <w:pStyle w:val="Heading3"/>
       </w:pPr>
       <w:r>
-        <w:t xml:space="preserve">Core Technical Index (Verified Hands-On Competency)</w:t>
-      </w:r>
-    </w:p>
-    <w:p>
-      <w:pPr>
-        <w:pStyle w:val="FirstParagraph"/>
-      </w:pPr>
-      <w:r>
-        <w:t xml:space="preserve">TypeScript | Node.js | JavaScript | PHP | C# | .NET 8 | .NET Core | Java | Angular | Node-RED | Ansible | SQL | PostgreSQL | Jira API | Atlassian SDK | Systems Architecture | Microservices | Fluent API Design | API Gateway | Developer Experience (DevEx) | Platform Abstractions | DevOps | CI/CD | Infrastructure as Code (IaC) | Automation | DevSecOps | SRE | Distributed Systems | Spherical Geometry | Database Management (US Patent #10,366,066) | Agile | Scrum | The Phoenix Project/Unicorn Project Philosophies | Principal Software Engineer | Solutions Architect | Staff Systems Engineer | Platform Architect | Site Reliability Engineer</w:t>
+        <w:t xml:space="preserve">Technical Environment Matrix</w:t>
+      </w:r>
+    </w:p>
+    <w:p>
+      <w:pPr>
+        <w:numPr>
+          <w:ilvl w:val="0"/>
+          <w:numId w:val="1009"/>
+        </w:numPr>
+      </w:pPr>
+      <w:r>
+        <w:rPr>
+          <w:bCs/>
+          <w:b/>
+        </w:rPr>
+        <w:t xml:space="preserve">Architectural Disciplines:</w:t>
+      </w:r>
+      <w:r>
+        <w:t xml:space="preserve"> </w:t>
+      </w:r>
+      <w:r>
+        <w:t xml:space="preserve">Systems Architecture, Distributed Systems, Microservices, API Gateway Design, Platform Abstractions, SRE, DevSecOps</w:t>
+      </w:r>
+    </w:p>
+    <w:p>
+      <w:pPr>
+        <w:numPr>
+          <w:ilvl w:val="0"/>
+          <w:numId w:val="1009"/>
+        </w:numPr>
+      </w:pPr>
+      <w:r>
+        <w:rPr>
+          <w:bCs/>
+          <w:b/>
+        </w:rPr>
+        <w:t xml:space="preserve">Languages &amp; Frameworks:</w:t>
+      </w:r>
+      <w:r>
+        <w:t xml:space="preserve"> </w:t>
+      </w:r>
+      <w:r>
+        <w:t xml:space="preserve">TypeScript, Node.js, JavaScript, PHP, C#, .NET 8, Java, Angular, Node-RED, Fluent API Design</w:t>
+      </w:r>
+    </w:p>
+    <w:p>
+      <w:pPr>
+        <w:numPr>
+          <w:ilvl w:val="0"/>
+          <w:numId w:val="1009"/>
+        </w:numPr>
+      </w:pPr>
+      <w:r>
+        <w:rPr>
+          <w:bCs/>
+          <w:b/>
+        </w:rPr>
+        <w:t xml:space="preserve">Infrastructure &amp; Automation:</w:t>
+      </w:r>
+      <w:r>
+        <w:t xml:space="preserve"> </w:t>
+      </w:r>
+      <w:r>
+        <w:t xml:space="preserve">Ansible, DevOps, CI/CD, Infrastructure as Code (IaC), Automation, Site Reliability, Red Hat Linux, VMware</w:t>
+      </w:r>
+    </w:p>
+    <w:p>
+      <w:pPr>
+        <w:numPr>
+          <w:ilvl w:val="0"/>
+          <w:numId w:val="1009"/>
+        </w:numPr>
+      </w:pPr>
+      <w:r>
+        <w:rPr>
+          <w:bCs/>
+          <w:b/>
+        </w:rPr>
+        <w:t xml:space="preserve">Data &amp; Ecosystems:</w:t>
+      </w:r>
+      <w:r>
+        <w:t xml:space="preserve"> </w:t>
+      </w:r>
+      <w:r>
+        <w:t xml:space="preserve">PostgreSQL, SQL, MongoDB, Atlassian SDK, Jira API, Database Management (US Patent #10,366,066)</w:t>
       </w:r>
     </w:p>
     <w:bookmarkEnd w:id="32"/>
@@ -1542,6 +1618,9 @@
     <w:abstractNumId w:val="991"/>
   </w:num>
   <w:num w:numId="1008">
+    <w:abstractNumId w:val="991"/>
+  </w:num>
+  <w:num w:numId="1009">
     <w:abstractNumId w:val="991"/>
   </w:num>
 </w:numbering>

--- a/joshua-sternadel-resume.docx
+++ b/joshua-sternadel-resume.docx
@@ -2,7 +2,7 @@
 <file path=word/document.xml><?xml version="1.0" encoding="utf-8"?>
 <w:document xmlns:w="http://schemas.openxmlformats.org/wordprocessingml/2006/main" xmlns:m="http://schemas.openxmlformats.org/officeDocument/2006/math" xmlns:r="http://schemas.openxmlformats.org/officeDocument/2006/relationships" xmlns:o="urn:schemas-microsoft-com:office:office" xmlns:v="urn:schemas-microsoft-com:vml" xmlns:w10="urn:schemas-microsoft-com:office:word" xmlns:a="http://schemas.openxmlformats.org/drawingml/2006/main" xmlns:pic="http://schemas.openxmlformats.org/drawingml/2006/picture" xmlns:wp="http://schemas.openxmlformats.org/drawingml/2006/wordprocessingDrawing">
   <w:body>
-    <w:bookmarkStart w:id="33" w:name="joshua-sternadel"/>
+    <w:bookmarkStart w:id="35" w:name="joshua-sternadel"/>
     <w:p>
       <w:pPr>
         <w:pStyle w:val="Heading1"/>
@@ -224,7 +224,7 @@
       </w:r>
     </w:p>
     <w:bookmarkEnd w:id="24"/>
-    <w:bookmarkStart w:id="28" w:name="professional-experience"/>
+    <w:bookmarkStart w:id="30" w:name="professional-experience"/>
     <w:p>
       <w:pPr>
         <w:pStyle w:val="Heading3"/>
@@ -233,13 +233,13 @@
         <w:t xml:space="preserve">Professional Experience</w:t>
       </w:r>
     </w:p>
-    <w:bookmarkStart w:id="25" w:name="X7255687bd6df533130b22e3da2a7a388bbcf8d2"/>
+    <w:bookmarkStart w:id="25" w:name="t-mobile-overland-park-ks-2021-to-2026"/>
     <w:p>
       <w:pPr>
         <w:pStyle w:val="Heading4"/>
       </w:pPr>
       <w:r>
-        <w:t xml:space="preserve">T-MOBILE (Formerly Sprint) | Overland Park, KS | 2013 to 2026</w:t>
+        <w:t xml:space="preserve">T-MOBILE | Overland Park, KS | 2021 to 2026</w:t>
       </w:r>
     </w:p>
     <w:p>
@@ -252,12 +252,6 @@
           <w:b/>
         </w:rPr>
         <w:t xml:space="preserve">Senior Software Engineer | Acting Solutions Architect &amp; DevOps Engineer</w:t>
-      </w:r>
-      <w:r>
-        <w:t xml:space="preserve"> </w:t>
-      </w:r>
-      <w:r>
-        <w:t xml:space="preserve">2020 to 2026</w:t>
       </w:r>
       <w:r>
         <w:br/>
@@ -411,6 +405,16 @@
         <w:t xml:space="preserve">for internal engineering teams.</w:t>
       </w:r>
     </w:p>
+    <w:bookmarkEnd w:id="25"/>
+    <w:bookmarkStart w:id="26" w:name="t-mobile-overland-park-ks-2017-to-2021"/>
+    <w:p>
+      <w:pPr>
+        <w:pStyle w:val="Heading4"/>
+      </w:pPr>
+      <w:r>
+        <w:t xml:space="preserve">T-MOBILE | Overland Park, KS | 2017 to 2021</w:t>
+      </w:r>
+    </w:p>
     <w:p>
       <w:pPr>
         <w:pStyle w:val="FirstParagraph"/>
@@ -422,12 +426,6 @@
         </w:rPr>
         <w:t xml:space="preserve">Application Developer III | Acting Principal Software Engineer &amp; Systems Architect</w:t>
       </w:r>
-      <w:r>
-        <w:t xml:space="preserve"> </w:t>
-      </w:r>
-      <w:r>
-        <w:t xml:space="preserve">2017 to 2020</w:t>
-      </w:r>
     </w:p>
     <w:p>
       <w:pPr>
@@ -630,6 +628,16 @@
         <w:t xml:space="preserve">Co-authored a U.S. Patent for a novel SQL data storage method, optimizing natural sorting algorithms for massive datasets.</w:t>
       </w:r>
     </w:p>
+    <w:bookmarkEnd w:id="26"/>
+    <w:bookmarkStart w:id="27" w:name="t-mobile-overland-park-ks-2021-to-2017"/>
+    <w:p>
+      <w:pPr>
+        <w:pStyle w:val="Heading4"/>
+      </w:pPr>
+      <w:r>
+        <w:t xml:space="preserve">T-MOBILE | Overland Park, KS | 2021 to 2017</w:t>
+      </w:r>
+    </w:p>
     <w:p>
       <w:pPr>
         <w:pStyle w:val="FirstParagraph"/>
@@ -640,12 +648,6 @@
           <w:b/>
         </w:rPr>
         <w:t xml:space="preserve">Product Development Engineer II</w:t>
-      </w:r>
-      <w:r>
-        <w:t xml:space="preserve"> </w:t>
-      </w:r>
-      <w:r>
-        <w:t xml:space="preserve">2013 to 2017</w:t>
       </w:r>
       <w:r>
         <w:br/>
@@ -742,8 +744,8 @@
         <w:t xml:space="preserve">Planned and prioritized weekly device onboarding for the Slate platform, improving visibility and accelerating readiness across teams.</w:t>
       </w:r>
     </w:p>
-    <w:bookmarkEnd w:id="25"/>
-    <w:bookmarkStart w:id="26" w:name="X2e43dda96d3a87b3b9822795dc4a342c00ac33e"/>
+    <w:bookmarkEnd w:id="27"/>
+    <w:bookmarkStart w:id="28" w:name="X2e43dda96d3a87b3b9822795dc4a342c00ac33e"/>
     <w:p>
       <w:pPr>
         <w:pStyle w:val="Heading4"/>
@@ -798,8 +800,8 @@
         <w:t xml:space="preserve">Worked with OEM partners, troubleshooting issues with the Slate Device Testing platform.</w:t>
       </w:r>
     </w:p>
-    <w:bookmarkEnd w:id="26"/>
-    <w:bookmarkStart w:id="27" w:name="X9f4c81c13bc4a6b2f64427ea95ab0cb7a845304"/>
+    <w:bookmarkEnd w:id="28"/>
+    <w:bookmarkStart w:id="29" w:name="X9f4c81c13bc4a6b2f64427ea95ab0cb7a845304"/>
     <w:p>
       <w:pPr>
         <w:pStyle w:val="Heading4"/>
@@ -868,9 +870,9 @@
         <w:t xml:space="preserve">Reduced IT payroll costs by nearly 18% by upgrading infrastructure and implementing automated, failover-ready environments.</w:t>
       </w:r>
     </w:p>
-    <w:bookmarkEnd w:id="27"/>
-    <w:bookmarkEnd w:id="28"/>
-    <w:bookmarkStart w:id="29" w:name="additional-relevant-experience"/>
+    <w:bookmarkEnd w:id="29"/>
+    <w:bookmarkEnd w:id="30"/>
+    <w:bookmarkStart w:id="31" w:name="additional-relevant-experience"/>
     <w:p>
       <w:pPr>
         <w:pStyle w:val="Heading3"/>
@@ -947,8 +949,8 @@
         <w:t xml:space="preserve">Troubleshot and fixed Nextel devices for first responders and construction businesses, listened to client needs, and leveraged emerging technologies to find solutions for those needs.</w:t>
       </w:r>
     </w:p>
-    <w:bookmarkEnd w:id="29"/>
-    <w:bookmarkStart w:id="30" w:name="community-impact-leadership"/>
+    <w:bookmarkEnd w:id="31"/>
+    <w:bookmarkStart w:id="32" w:name="community-impact-leadership"/>
     <w:p>
       <w:pPr>
         <w:pStyle w:val="Heading3"/>
@@ -1128,8 +1130,8 @@
         <w:t xml:space="preserve">enterprise efficiency principles to humanitarian service.</w:t>
       </w:r>
     </w:p>
-    <w:bookmarkEnd w:id="30"/>
-    <w:bookmarkStart w:id="31" w:name="education"/>
+    <w:bookmarkEnd w:id="32"/>
+    <w:bookmarkStart w:id="33" w:name="education"/>
     <w:p>
       <w:pPr>
         <w:pStyle w:val="Heading3"/>
@@ -1156,8 +1158,8 @@
         <w:t xml:space="preserve">– Johnson County Community College, Overland Park, KS</w:t>
       </w:r>
     </w:p>
-    <w:bookmarkEnd w:id="31"/>
-    <w:bookmarkStart w:id="32" w:name="technical-environment-matrix"/>
+    <w:bookmarkEnd w:id="33"/>
+    <w:bookmarkStart w:id="34" w:name="technical-environment-matrix"/>
     <w:p>
       <w:pPr>
         <w:pStyle w:val="Heading3"/>
@@ -1250,8 +1252,8 @@
         <w:t xml:space="preserve">PostgreSQL, SQL, MongoDB, Atlassian SDK, Jira API, Database Management (US Patent #10,366,066)</w:t>
       </w:r>
     </w:p>
-    <w:bookmarkEnd w:id="32"/>
-    <w:bookmarkEnd w:id="33"/>
+    <w:bookmarkEnd w:id="34"/>
+    <w:bookmarkEnd w:id="35"/>
     <w:sectPr>
       <w:pgSz w:h="15840" w:w="12240"/>
       <w:pgMar w:bottom="1440" w:footer="720" w:gutter="0" w:header="720" w:left="1440" w:right="1440" w:top="1440"/>

--- a/joshua-sternadel-resume.docx
+++ b/joshua-sternadel-resume.docx
@@ -406,13 +406,13 @@
       </w:r>
     </w:p>
     <w:bookmarkEnd w:id="25"/>
-    <w:bookmarkStart w:id="26" w:name="t-mobile-overland-park-ks-2017-to-2021"/>
+    <w:bookmarkStart w:id="26" w:name="sprint-overland-park-ks-2017-to-2021"/>
     <w:p>
       <w:pPr>
         <w:pStyle w:val="Heading4"/>
       </w:pPr>
       <w:r>
-        <w:t xml:space="preserve">T-MOBILE | Overland Park, KS | 2017 to 2021</w:t>
+        <w:t xml:space="preserve">SPRINT | Overland Park, KS | 2017 to 2021</w:t>
       </w:r>
     </w:p>
     <w:p>
@@ -629,13 +629,13 @@
       </w:r>
     </w:p>
     <w:bookmarkEnd w:id="26"/>
-    <w:bookmarkStart w:id="27" w:name="t-mobile-overland-park-ks-2021-to-2017"/>
+    <w:bookmarkStart w:id="27" w:name="sprint-overland-park-ks-2021-to-2017"/>
     <w:p>
       <w:pPr>
         <w:pStyle w:val="Heading4"/>
       </w:pPr>
       <w:r>
-        <w:t xml:space="preserve">T-MOBILE | Overland Park, KS | 2021 to 2017</w:t>
+        <w:t xml:space="preserve">SPRINT | Overland Park, KS | 2021 to 2017</w:t>
       </w:r>
     </w:p>
     <w:p>

--- a/joshua-sternadel-resume.docx
+++ b/joshua-sternadel-resume.docx
@@ -2,7 +2,7 @@
 <file path=word/document.xml><?xml version="1.0" encoding="utf-8"?>
 <w:document xmlns:w="http://schemas.openxmlformats.org/wordprocessingml/2006/main" xmlns:m="http://schemas.openxmlformats.org/officeDocument/2006/math" xmlns:r="http://schemas.openxmlformats.org/officeDocument/2006/relationships" xmlns:o="urn:schemas-microsoft-com:office:office" xmlns:v="urn:schemas-microsoft-com:vml" xmlns:w10="urn:schemas-microsoft-com:office:word" xmlns:a="http://schemas.openxmlformats.org/drawingml/2006/main" xmlns:pic="http://schemas.openxmlformats.org/drawingml/2006/picture" xmlns:wp="http://schemas.openxmlformats.org/drawingml/2006/wordprocessingDrawing">
   <w:body>
-    <w:bookmarkStart w:id="35" w:name="joshua-sternadel"/>
+    <w:bookmarkStart w:id="30" w:name="joshua-sternadel"/>
     <w:p>
       <w:pPr>
         <w:pStyle w:val="Heading1"/>
@@ -224,7 +224,7 @@
       </w:r>
     </w:p>
     <w:bookmarkEnd w:id="24"/>
-    <w:bookmarkStart w:id="30" w:name="professional-experience"/>
+    <w:bookmarkStart w:id="25" w:name="professional-experience"/>
     <w:p>
       <w:pPr>
         <w:pStyle w:val="Heading3"/>
@@ -233,15 +233,6 @@
         <w:t xml:space="preserve">Professional Experience</w:t>
       </w:r>
     </w:p>
-    <w:bookmarkStart w:id="25" w:name="t-mobile-overland-park-ks-2021-to-2026"/>
-    <w:p>
-      <w:pPr>
-        <w:pStyle w:val="Heading4"/>
-      </w:pPr>
-      <w:r>
-        <w:t xml:space="preserve">T-MOBILE | Overland Park, KS | 2021 to 2026</w:t>
-      </w:r>
-    </w:p>
     <w:p>
       <w:pPr>
         <w:pStyle w:val="FirstParagraph"/>
@@ -251,7 +242,13 @@
           <w:bCs/>
           <w:b/>
         </w:rPr>
-        <w:t xml:space="preserve">Senior Software Engineer | Acting Solutions Architect &amp; DevOps Engineer</w:t>
+        <w:t xml:space="preserve">T-Mobile</w:t>
+      </w:r>
+      <w:r>
+        <w:t xml:space="preserve"> </w:t>
+      </w:r>
+      <w:r>
+        <w:t xml:space="preserve">| Senior Software Engineer | Acting Solutions Architect | 2021 to 2026</w:t>
       </w:r>
       <w:r>
         <w:br/>
@@ -405,16 +402,6 @@
         <w:t xml:space="preserve">for internal engineering teams.</w:t>
       </w:r>
     </w:p>
-    <w:bookmarkEnd w:id="25"/>
-    <w:bookmarkStart w:id="26" w:name="sprint-overland-park-ks-2017-to-2021"/>
-    <w:p>
-      <w:pPr>
-        <w:pStyle w:val="Heading4"/>
-      </w:pPr>
-      <w:r>
-        <w:t xml:space="preserve">SPRINT | Overland Park, KS | 2017 to 2021</w:t>
-      </w:r>
-    </w:p>
     <w:p>
       <w:pPr>
         <w:pStyle w:val="FirstParagraph"/>
@@ -424,230 +411,13 @@
           <w:bCs/>
           <w:b/>
         </w:rPr>
-        <w:t xml:space="preserve">Application Developer III | Acting Principal Software Engineer &amp; Systems Architect</w:t>
-      </w:r>
-    </w:p>
-    <w:p>
-      <w:pPr>
-        <w:numPr>
-          <w:ilvl w:val="0"/>
-          <w:numId w:val="1003"/>
-        </w:numPr>
-      </w:pPr>
-      <w:r>
-        <w:rPr>
-          <w:bCs/>
-          <w:b/>
-        </w:rPr>
-        <w:t xml:space="preserve">Architectural Leadership:</w:t>
-      </w:r>
-      <w:r>
-        <w:t xml:space="preserve"> </w:t>
-      </w:r>
-      <w:r>
-        <w:t xml:space="preserve">Directed the development of a</w:t>
-      </w:r>
-      <w:r>
-        <w:t xml:space="preserve"> </w:t>
-      </w:r>
-      <w:r>
-        <w:t xml:space="preserve">“</w:t>
-      </w:r>
-      <w:r>
-        <w:t xml:space="preserve">First Principles</w:t>
-      </w:r>
-      <w:r>
-        <w:t xml:space="preserve">”</w:t>
-      </w:r>
-      <w:r>
-        <w:t xml:space="preserve"> </w:t>
-      </w:r>
-      <w:r>
-        <w:t xml:space="preserve">replacement for legacy SKU management, delivering a high-performance solution in 6 months that outpaced a decade of failed initiatives by multiple cross-functional teams.</w:t>
-      </w:r>
-    </w:p>
-    <w:p>
-      <w:pPr>
-        <w:numPr>
-          <w:ilvl w:val="0"/>
-          <w:numId w:val="1003"/>
-        </w:numPr>
-      </w:pPr>
-      <w:r>
-        <w:rPr>
-          <w:bCs/>
-          <w:b/>
-        </w:rPr>
-        <w:t xml:space="preserve">Distributed Systems:</w:t>
-      </w:r>
-      <w:r>
-        <w:t xml:space="preserve"> </w:t>
-      </w:r>
-      <w:r>
-        <w:t xml:space="preserve">Designed</w:t>
-      </w:r>
-      <w:r>
-        <w:t xml:space="preserve"> </w:t>
-      </w:r>
-      <w:r>
-        <w:t xml:space="preserve">“</w:t>
-      </w:r>
-      <w:r>
-        <w:t xml:space="preserve">Porcupine,</w:t>
-      </w:r>
-      <w:r>
-        <w:t xml:space="preserve">”</w:t>
-      </w:r>
-      <w:r>
-        <w:t xml:space="preserve"> </w:t>
-      </w:r>
-      <w:r>
-        <w:t xml:space="preserve">a custom message bus system enabling real-time, asynchronous communication between disparate enterprise applications.</w:t>
-      </w:r>
-    </w:p>
-    <w:p>
-      <w:pPr>
-        <w:numPr>
-          <w:ilvl w:val="0"/>
-          <w:numId w:val="1003"/>
-        </w:numPr>
-      </w:pPr>
-      <w:r>
-        <w:rPr>
-          <w:bCs/>
-          <w:b/>
-        </w:rPr>
-        <w:t xml:space="preserve">Framework Engineering:</w:t>
-      </w:r>
-      <w:r>
-        <w:t xml:space="preserve"> </w:t>
-      </w:r>
-      <w:r>
-        <w:t xml:space="preserve">Engineered a custom, data-agnostic PHP framework utilizing reflection and annotations to automate the CRUD lifecycle across disparate schemas (SQL, NoSQL, JSON, XML).</w:t>
-      </w:r>
-    </w:p>
-    <w:p>
-      <w:pPr>
-        <w:numPr>
-          <w:ilvl w:val="0"/>
-          <w:numId w:val="1003"/>
-        </w:numPr>
-      </w:pPr>
-      <w:r>
-        <w:rPr>
-          <w:bCs/>
-          <w:b/>
-        </w:rPr>
-        <w:t xml:space="preserve">Data Abstraction &amp; Hydration:</w:t>
-      </w:r>
-      <w:r>
-        <w:t xml:space="preserve"> </w:t>
-      </w:r>
-      <w:r>
-        <w:t xml:space="preserve">Developed a model-driven hydration engine that abstracted away storage-layer complexity, allowing for seamless state transitions between relational and non-relational data sources.</w:t>
-      </w:r>
-    </w:p>
-    <w:p>
-      <w:pPr>
-        <w:numPr>
-          <w:ilvl w:val="0"/>
-          <w:numId w:val="1003"/>
-        </w:numPr>
-      </w:pPr>
-      <w:r>
-        <w:rPr>
-          <w:bCs/>
-          <w:b/>
-        </w:rPr>
-        <w:t xml:space="preserve">Scale &amp; Adoption:</w:t>
-      </w:r>
-      <w:r>
-        <w:t xml:space="preserve"> </w:t>
-      </w:r>
-      <w:r>
-        <w:t xml:space="preserve">Prototyped and deployed the framework to internal high-value T-Mobile applications, proving a 10x reduction in</w:t>
-      </w:r>
-      <w:r>
-        <w:t xml:space="preserve"> </w:t>
-      </w:r>
-      <w:r>
-        <w:t xml:space="preserve">“</w:t>
-      </w:r>
-      <w:r>
-        <w:t xml:space="preserve">boilerplate</w:t>
-      </w:r>
-      <w:r>
-        <w:t xml:space="preserve">”</w:t>
-      </w:r>
-      <w:r>
-        <w:t xml:space="preserve"> </w:t>
-      </w:r>
-      <w:r>
-        <w:t xml:space="preserve">code for new service onboarding.</w:t>
-      </w:r>
-    </w:p>
-    <w:p>
-      <w:pPr>
-        <w:numPr>
-          <w:ilvl w:val="0"/>
-          <w:numId w:val="1003"/>
-        </w:numPr>
-      </w:pPr>
-      <w:r>
-        <w:rPr>
-          <w:bCs/>
-          <w:b/>
-        </w:rPr>
-        <w:t xml:space="preserve">Site Reliability:</w:t>
-      </w:r>
-      <w:r>
-        <w:t xml:space="preserve"> </w:t>
-      </w:r>
-      <w:r>
-        <w:t xml:space="preserve">Owned and managed a complex 42-VM ecosystem, maintaining high availability and scalability for the Device and Technology Organization.</w:t>
-      </w:r>
-    </w:p>
-    <w:p>
-      <w:pPr>
-        <w:numPr>
-          <w:ilvl w:val="0"/>
-          <w:numId w:val="1003"/>
-        </w:numPr>
-      </w:pPr>
-      <w:r>
-        <w:rPr>
-          <w:bCs/>
-          <w:b/>
-        </w:rPr>
-        <w:t xml:space="preserve">Intellectual Property:</w:t>
-      </w:r>
-      <w:r>
-        <w:t xml:space="preserve"> </w:t>
-      </w:r>
-      <w:r>
-        <w:t xml:space="preserve">Co-authored a U.S. Patent for a novel SQL data storage method, optimizing natural sorting algorithms for massive datasets.</w:t>
-      </w:r>
-    </w:p>
-    <w:bookmarkEnd w:id="26"/>
-    <w:bookmarkStart w:id="27" w:name="sprint-overland-park-ks-2021-to-2017"/>
-    <w:p>
-      <w:pPr>
-        <w:pStyle w:val="Heading4"/>
-      </w:pPr>
-      <w:r>
-        <w:t xml:space="preserve">SPRINT | Overland Park, KS | 2021 to 2017</w:t>
-      </w:r>
-    </w:p>
-    <w:p>
-      <w:pPr>
-        <w:pStyle w:val="FirstParagraph"/>
-      </w:pPr>
-      <w:r>
-        <w:rPr>
-          <w:bCs/>
-          <w:b/>
-        </w:rPr>
-        <w:t xml:space="preserve">Product Development Engineer II</w:t>
+        <w:t xml:space="preserve">Sprint</w:t>
+      </w:r>
+      <w:r>
+        <w:t xml:space="preserve"> </w:t>
+      </w:r>
+      <w:r>
+        <w:t xml:space="preserve">| Application Developer III | Acting Principal Engineer | 2017 to 2021</w:t>
       </w:r>
       <w:r>
         <w:br/>
@@ -657,101 +427,208 @@
           <w:iCs/>
           <w:i/>
         </w:rPr>
-        <w:t xml:space="preserve">Transitioned from device testing into application development through hybrid role bridging both disciplines.</w:t>
-      </w:r>
-    </w:p>
-    <w:p>
-      <w:pPr>
-        <w:numPr>
-          <w:ilvl w:val="0"/>
-          <w:numId w:val="1004"/>
-        </w:numPr>
-      </w:pPr>
-      <w:r>
-        <w:rPr>
-          <w:bCs/>
-          <w:b/>
-        </w:rPr>
-        <w:t xml:space="preserve">Full-Stack Application Architecture:</w:t>
-      </w:r>
-      <w:r>
-        <w:t xml:space="preserve"> </w:t>
-      </w:r>
-      <w:r>
-        <w:t xml:space="preserve">Engineered a specialized visual prototyping platform featuring a drag-and-drop grid system to simulate and design Out-of-Box Experiences (OOBE); integrated background profiling engines to capture real-time CPU, RAM, storage, and battery metrics alongside automated Play Store data scraping.</w:t>
-      </w:r>
-    </w:p>
-    <w:p>
-      <w:pPr>
-        <w:numPr>
-          <w:ilvl w:val="0"/>
-          <w:numId w:val="1004"/>
-        </w:numPr>
-      </w:pPr>
-      <w:r>
-        <w:rPr>
-          <w:bCs/>
-          <w:b/>
-        </w:rPr>
-        <w:t xml:space="preserve">Database Engineering &amp; Tooling:</w:t>
-      </w:r>
-      <w:r>
-        <w:t xml:space="preserve"> </w:t>
-      </w:r>
-      <w:r>
-        <w:t xml:space="preserve">Authored the foundational codebase for the Device Development and Certification requirements and test-plan database, laying the groundwork for scalable documentation and testing.</w:t>
-      </w:r>
-    </w:p>
-    <w:p>
-      <w:pPr>
-        <w:numPr>
-          <w:ilvl w:val="0"/>
-          <w:numId w:val="1004"/>
-        </w:numPr>
-      </w:pPr>
-      <w:r>
-        <w:rPr>
-          <w:bCs/>
-          <w:b/>
-        </w:rPr>
-        <w:t xml:space="preserve">Cross-Functional Advisory:</w:t>
-      </w:r>
-      <w:r>
-        <w:t xml:space="preserve"> </w:t>
-      </w:r>
-      <w:r>
-        <w:t xml:space="preserve">Advised the Retail Department in weekly technical reviews, clarifying bugs, known issues, and system behaviors so teams could plan and prioritize work with greater accuracy.</w:t>
-      </w:r>
-    </w:p>
-    <w:p>
-      <w:pPr>
-        <w:numPr>
-          <w:ilvl w:val="0"/>
-          <w:numId w:val="1004"/>
-        </w:numPr>
-      </w:pPr>
-      <w:r>
-        <w:rPr>
-          <w:bCs/>
-          <w:b/>
-        </w:rPr>
-        <w:t xml:space="preserve">Release Readiness &amp; Prioritization:</w:t>
-      </w:r>
-      <w:r>
-        <w:t xml:space="preserve"> </w:t>
-      </w:r>
-      <w:r>
-        <w:t xml:space="preserve">Planned and prioritized weekly device onboarding for the Slate platform, improving visibility and accelerating readiness across teams.</w:t>
-      </w:r>
-    </w:p>
-    <w:bookmarkEnd w:id="27"/>
-    <w:bookmarkStart w:id="28" w:name="X2e43dda96d3a87b3b9822795dc4a342c00ac33e"/>
-    <w:p>
-      <w:pPr>
-        <w:pStyle w:val="Heading4"/>
-      </w:pPr>
-      <w:r>
-        <w:t xml:space="preserve">EXPERIS (Contractor at Sprint) | Overland Park, KS | 2012 to 2013</w:t>
+        <w:t xml:space="preserve">Served as Core Technical Advisor and Architectural Gatekeeper to leadership, maintaining absolute technical veto power and engineering oversight for all departmental systems and cross-functional integrations.</w:t>
+      </w:r>
+    </w:p>
+    <w:p>
+      <w:pPr>
+        <w:numPr>
+          <w:ilvl w:val="0"/>
+          <w:numId w:val="1003"/>
+        </w:numPr>
+      </w:pPr>
+      <w:r>
+        <w:rPr>
+          <w:bCs/>
+          <w:b/>
+        </w:rPr>
+        <w:t xml:space="preserve">Architectural Leadership:</w:t>
+      </w:r>
+      <w:r>
+        <w:t xml:space="preserve"> </w:t>
+      </w:r>
+      <w:r>
+        <w:t xml:space="preserve">Directed the development of a</w:t>
+      </w:r>
+      <w:r>
+        <w:t xml:space="preserve"> </w:t>
+      </w:r>
+      <w:r>
+        <w:t xml:space="preserve">“</w:t>
+      </w:r>
+      <w:r>
+        <w:t xml:space="preserve">First Principles</w:t>
+      </w:r>
+      <w:r>
+        <w:t xml:space="preserve">”</w:t>
+      </w:r>
+      <w:r>
+        <w:t xml:space="preserve"> </w:t>
+      </w:r>
+      <w:r>
+        <w:t xml:space="preserve">replacement for legacy SKU management, delivering a high-performance solution in 6 months that outpaced a decade of failed initiatives by multiple cross-functional teams.</w:t>
+      </w:r>
+    </w:p>
+    <w:p>
+      <w:pPr>
+        <w:numPr>
+          <w:ilvl w:val="0"/>
+          <w:numId w:val="1003"/>
+        </w:numPr>
+      </w:pPr>
+      <w:r>
+        <w:rPr>
+          <w:bCs/>
+          <w:b/>
+        </w:rPr>
+        <w:t xml:space="preserve">Distributed Systems:</w:t>
+      </w:r>
+      <w:r>
+        <w:t xml:space="preserve"> </w:t>
+      </w:r>
+      <w:r>
+        <w:t xml:space="preserve">Designed</w:t>
+      </w:r>
+      <w:r>
+        <w:t xml:space="preserve"> </w:t>
+      </w:r>
+      <w:r>
+        <w:t xml:space="preserve">“</w:t>
+      </w:r>
+      <w:r>
+        <w:t xml:space="preserve">Porcupine,</w:t>
+      </w:r>
+      <w:r>
+        <w:t xml:space="preserve">”</w:t>
+      </w:r>
+      <w:r>
+        <w:t xml:space="preserve"> </w:t>
+      </w:r>
+      <w:r>
+        <w:t xml:space="preserve">a custom message bus system enabling real-time, asynchronous communication between disparate enterprise applications.</w:t>
+      </w:r>
+    </w:p>
+    <w:p>
+      <w:pPr>
+        <w:numPr>
+          <w:ilvl w:val="0"/>
+          <w:numId w:val="1003"/>
+        </w:numPr>
+      </w:pPr>
+      <w:r>
+        <w:rPr>
+          <w:bCs/>
+          <w:b/>
+        </w:rPr>
+        <w:t xml:space="preserve">Framework Engineering:</w:t>
+      </w:r>
+      <w:r>
+        <w:t xml:space="preserve"> </w:t>
+      </w:r>
+      <w:r>
+        <w:t xml:space="preserve">Engineered a custom, data-agnostic PHP framework utilizing reflection and annotations to automate the CRUD lifecycle across disparate schemas (SQL, NoSQL, JSON, XML).</w:t>
+      </w:r>
+    </w:p>
+    <w:p>
+      <w:pPr>
+        <w:numPr>
+          <w:ilvl w:val="0"/>
+          <w:numId w:val="1003"/>
+        </w:numPr>
+      </w:pPr>
+      <w:r>
+        <w:rPr>
+          <w:bCs/>
+          <w:b/>
+        </w:rPr>
+        <w:t xml:space="preserve">Data Abstraction &amp; Hydration:</w:t>
+      </w:r>
+      <w:r>
+        <w:t xml:space="preserve"> </w:t>
+      </w:r>
+      <w:r>
+        <w:t xml:space="preserve">Developed a model-driven hydration engine that abstracted away storage-layer complexity, allowing for seamless state transitions between relational and non-relational data sources.</w:t>
+      </w:r>
+    </w:p>
+    <w:p>
+      <w:pPr>
+        <w:numPr>
+          <w:ilvl w:val="0"/>
+          <w:numId w:val="1003"/>
+        </w:numPr>
+      </w:pPr>
+      <w:r>
+        <w:rPr>
+          <w:bCs/>
+          <w:b/>
+        </w:rPr>
+        <w:t xml:space="preserve">Scale &amp; Adoption:</w:t>
+      </w:r>
+      <w:r>
+        <w:t xml:space="preserve"> </w:t>
+      </w:r>
+      <w:r>
+        <w:t xml:space="preserve">Prototyped and deployed the framework to internal high-value T-Mobile applications, proving a 10x reduction in</w:t>
+      </w:r>
+      <w:r>
+        <w:t xml:space="preserve"> </w:t>
+      </w:r>
+      <w:r>
+        <w:t xml:space="preserve">“</w:t>
+      </w:r>
+      <w:r>
+        <w:t xml:space="preserve">boilerplate</w:t>
+      </w:r>
+      <w:r>
+        <w:t xml:space="preserve">”</w:t>
+      </w:r>
+      <w:r>
+        <w:t xml:space="preserve"> </w:t>
+      </w:r>
+      <w:r>
+        <w:t xml:space="preserve">code for new service onboarding.</w:t>
+      </w:r>
+    </w:p>
+    <w:p>
+      <w:pPr>
+        <w:numPr>
+          <w:ilvl w:val="0"/>
+          <w:numId w:val="1003"/>
+        </w:numPr>
+      </w:pPr>
+      <w:r>
+        <w:rPr>
+          <w:bCs/>
+          <w:b/>
+        </w:rPr>
+        <w:t xml:space="preserve">Site Reliability:</w:t>
+      </w:r>
+      <w:r>
+        <w:t xml:space="preserve"> </w:t>
+      </w:r>
+      <w:r>
+        <w:t xml:space="preserve">Owned and managed a complex 42-VM ecosystem, maintaining high availability and scalability for the Device and Technology Organization.</w:t>
+      </w:r>
+    </w:p>
+    <w:p>
+      <w:pPr>
+        <w:numPr>
+          <w:ilvl w:val="0"/>
+          <w:numId w:val="1003"/>
+        </w:numPr>
+      </w:pPr>
+      <w:r>
+        <w:rPr>
+          <w:bCs/>
+          <w:b/>
+        </w:rPr>
+        <w:t xml:space="preserve">Intellectual Property:</w:t>
+      </w:r>
+      <w:r>
+        <w:t xml:space="preserve"> </w:t>
+      </w:r>
+      <w:r>
+        <w:t xml:space="preserve">Co-authored a U.S. Patent for a novel SQL data storage method, optimizing natural sorting algorithms for massive datasets.</w:t>
       </w:r>
     </w:p>
     <w:p>
@@ -763,7 +640,13 @@
           <w:bCs/>
           <w:b/>
         </w:rPr>
-        <w:t xml:space="preserve">Technical Support Rep II</w:t>
+        <w:t xml:space="preserve">Sprint</w:t>
+      </w:r>
+      <w:r>
+        <w:t xml:space="preserve"> </w:t>
+      </w:r>
+      <w:r>
+        <w:t xml:space="preserve">| Product Development Engineer II** | 2013 to 2017</w:t>
       </w:r>
       <w:r>
         <w:br/>
@@ -773,6 +656,118 @@
           <w:iCs/>
           <w:i/>
         </w:rPr>
+        <w:t xml:space="preserve">Transitioned from device testing into application development through hybrid role bridging both disciplines.</w:t>
+      </w:r>
+    </w:p>
+    <w:p>
+      <w:pPr>
+        <w:numPr>
+          <w:ilvl w:val="0"/>
+          <w:numId w:val="1004"/>
+        </w:numPr>
+      </w:pPr>
+      <w:r>
+        <w:rPr>
+          <w:bCs/>
+          <w:b/>
+        </w:rPr>
+        <w:t xml:space="preserve">Full-Stack Application Architecture:</w:t>
+      </w:r>
+      <w:r>
+        <w:t xml:space="preserve"> </w:t>
+      </w:r>
+      <w:r>
+        <w:t xml:space="preserve">Engineered a specialized visual prototyping platform featuring a drag-and-drop grid system to simulate and design Out-of-Box Experiences (OOBE); integrated background profiling engines to capture real-time CPU, RAM, storage, and battery metrics alongside automated Play Store data scraping.</w:t>
+      </w:r>
+    </w:p>
+    <w:p>
+      <w:pPr>
+        <w:numPr>
+          <w:ilvl w:val="0"/>
+          <w:numId w:val="1004"/>
+        </w:numPr>
+      </w:pPr>
+      <w:r>
+        <w:rPr>
+          <w:bCs/>
+          <w:b/>
+        </w:rPr>
+        <w:t xml:space="preserve">Database Engineering &amp; Tooling:</w:t>
+      </w:r>
+      <w:r>
+        <w:t xml:space="preserve"> </w:t>
+      </w:r>
+      <w:r>
+        <w:t xml:space="preserve">Authored the foundational codebase for the Device Development and Certification requirements and test-plan database, laying the groundwork for scalable documentation and testing.</w:t>
+      </w:r>
+    </w:p>
+    <w:p>
+      <w:pPr>
+        <w:numPr>
+          <w:ilvl w:val="0"/>
+          <w:numId w:val="1004"/>
+        </w:numPr>
+      </w:pPr>
+      <w:r>
+        <w:rPr>
+          <w:bCs/>
+          <w:b/>
+        </w:rPr>
+        <w:t xml:space="preserve">Cross-Functional Advisory:</w:t>
+      </w:r>
+      <w:r>
+        <w:t xml:space="preserve"> </w:t>
+      </w:r>
+      <w:r>
+        <w:t xml:space="preserve">Advised the Retail Department in weekly technical reviews, clarifying bugs, known issues, and system behaviors so teams could plan and prioritize work with greater accuracy.</w:t>
+      </w:r>
+    </w:p>
+    <w:p>
+      <w:pPr>
+        <w:numPr>
+          <w:ilvl w:val="0"/>
+          <w:numId w:val="1004"/>
+        </w:numPr>
+      </w:pPr>
+      <w:r>
+        <w:rPr>
+          <w:bCs/>
+          <w:b/>
+        </w:rPr>
+        <w:t xml:space="preserve">Release Readiness &amp; Prioritization:</w:t>
+      </w:r>
+      <w:r>
+        <w:t xml:space="preserve"> </w:t>
+      </w:r>
+      <w:r>
+        <w:t xml:space="preserve">Planned and prioritized weekly device onboarding for the Slate platform, improving visibility and accelerating readiness across teams.</w:t>
+      </w:r>
+    </w:p>
+    <w:p>
+      <w:pPr>
+        <w:pStyle w:val="FirstParagraph"/>
+      </w:pPr>
+      <w:r>
+        <w:rPr>
+          <w:bCs/>
+          <w:b/>
+        </w:rPr>
+        <w:t xml:space="preserve">EXPERIS (Contractor at Sprint)</w:t>
+      </w:r>
+      <w:r>
+        <w:t xml:space="preserve"> </w:t>
+      </w:r>
+      <w:r>
+        <w:t xml:space="preserve">| Technical Support Rep II | 2012 to 2013</w:t>
+      </w:r>
+      <w:r>
+        <w:br/>
+      </w:r>
+      <w:r>
+        <w:rPr>
+          <w:iCs/>
+          <w:i/>
+        </w:rPr>
         <w:t xml:space="preserve">Developed, tested, and troubleshot XML scripts for the SLATE platform, which retail stores use for automated device testing.</w:t>
       </w:r>
     </w:p>
@@ -800,460 +795,435 @@
         <w:t xml:space="preserve">Worked with OEM partners, troubleshooting issues with the Slate Device Testing platform.</w:t>
       </w:r>
     </w:p>
+    <w:p>
+      <w:pPr>
+        <w:pStyle w:val="FirstParagraph"/>
+      </w:pPr>
+      <w:r>
+        <w:rPr>
+          <w:bCs/>
+          <w:b/>
+        </w:rPr>
+        <w:t xml:space="preserve">MO-KAN Container Services</w:t>
+      </w:r>
+      <w:r>
+        <w:t xml:space="preserve"> </w:t>
+      </w:r>
+      <w:r>
+        <w:t xml:space="preserve">| System Administrator | 2011 to 2012</w:t>
+      </w:r>
+    </w:p>
+    <w:p>
+      <w:pPr>
+        <w:numPr>
+          <w:ilvl w:val="0"/>
+          <w:numId w:val="1006"/>
+        </w:numPr>
+        <w:pStyle w:val="Compact"/>
+      </w:pPr>
+      <w:r>
+        <w:t xml:space="preserve">Managed all technology operations across 3 onsite locations, keeping systems stable and responsive for daily business needs.</w:t>
+      </w:r>
+    </w:p>
+    <w:p>
+      <w:pPr>
+        <w:numPr>
+          <w:ilvl w:val="0"/>
+          <w:numId w:val="1006"/>
+        </w:numPr>
+        <w:pStyle w:val="Compact"/>
+      </w:pPr>
+      <w:r>
+        <w:t xml:space="preserve">Planned and executed a full network modernization, replacing aging G3 servers with a VMware-based virtual infrastructure and scalable iSCSI SAN.</w:t>
+      </w:r>
+    </w:p>
+    <w:p>
+      <w:pPr>
+        <w:numPr>
+          <w:ilvl w:val="0"/>
+          <w:numId w:val="1006"/>
+        </w:numPr>
+        <w:pStyle w:val="Compact"/>
+      </w:pPr>
+      <w:r>
+        <w:t xml:space="preserve">Cut IT downtime by more than 90% through a shift to virtualized, redundant systems.</w:t>
+      </w:r>
+    </w:p>
+    <w:p>
+      <w:pPr>
+        <w:numPr>
+          <w:ilvl w:val="0"/>
+          <w:numId w:val="1006"/>
+        </w:numPr>
+        <w:pStyle w:val="Compact"/>
+      </w:pPr>
+      <w:r>
+        <w:t xml:space="preserve">Reduced IT payroll costs by nearly 18% by upgrading infrastructure and implementing automated, failover-ready environments.</w:t>
+      </w:r>
+    </w:p>
+    <w:bookmarkEnd w:id="25"/>
+    <w:bookmarkStart w:id="26" w:name="additional-relevant-experience"/>
+    <w:p>
+      <w:pPr>
+        <w:pStyle w:val="Heading3"/>
+      </w:pPr>
+      <w:r>
+        <w:t xml:space="preserve">Additional Relevant Experience</w:t>
+      </w:r>
+    </w:p>
+    <w:p>
+      <w:pPr>
+        <w:pStyle w:val="FirstParagraph"/>
+      </w:pPr>
+      <w:r>
+        <w:rPr>
+          <w:bCs/>
+          <w:b/>
+        </w:rPr>
+        <w:t xml:space="preserve">Trucking Central</w:t>
+      </w:r>
+      <w:r>
+        <w:t xml:space="preserve"> </w:t>
+      </w:r>
+      <w:r>
+        <w:t xml:space="preserve">| Software Consultant (Contract)</w:t>
+      </w:r>
+      <w:r>
+        <w:br/>
+      </w:r>
+      <w:r>
+        <w:t xml:space="preserve">Planned, developed, and tested Android-based GPS solutions for the intermodal supply chain industry.</w:t>
+      </w:r>
+    </w:p>
+    <w:p>
+      <w:pPr>
+        <w:pStyle w:val="BodyText"/>
+      </w:pPr>
+      <w:r>
+        <w:rPr>
+          <w:bCs/>
+          <w:b/>
+        </w:rPr>
+        <w:t xml:space="preserve">Innovative Solutions</w:t>
+      </w:r>
+      <w:r>
+        <w:t xml:space="preserve"> </w:t>
+      </w:r>
+      <w:r>
+        <w:t xml:space="preserve">| Mobile Solutions Technician</w:t>
+      </w:r>
+      <w:r>
+        <w:br/>
+      </w:r>
+      <w:r>
+        <w:t xml:space="preserve">Troubleshot and fixed Nextel devices for first responders and construction businesses, listened to client needs, and leveraged emerging technologies to find solutions for those needs.</w:t>
+      </w:r>
+    </w:p>
+    <w:bookmarkEnd w:id="26"/>
+    <w:bookmarkStart w:id="27" w:name="community-impact-leadership"/>
+    <w:p>
+      <w:pPr>
+        <w:pStyle w:val="Heading3"/>
+      </w:pPr>
+      <w:r>
+        <w:t xml:space="preserve">Community Impact &amp; Leadership</w:t>
+      </w:r>
+    </w:p>
+    <w:p>
+      <w:pPr>
+        <w:pStyle w:val="FirstParagraph"/>
+      </w:pPr>
+      <w:r>
+        <w:rPr>
+          <w:bCs/>
+          <w:b/>
+        </w:rPr>
+        <w:t xml:space="preserve">Seek and Serve</w:t>
+      </w:r>
+      <w:r>
+        <w:t xml:space="preserve"> </w:t>
+      </w:r>
+      <w:r>
+        <w:t xml:space="preserve">|</w:t>
+      </w:r>
+      <w:r>
+        <w:t xml:space="preserve"> </w:t>
+      </w:r>
+      <w:r>
+        <w:rPr>
+          <w:iCs/>
+          <w:i/>
+        </w:rPr>
+        <w:t xml:space="preserve">Technical Advisory Board Member</w:t>
+      </w:r>
+      <w:r>
+        <w:t xml:space="preserve"> </w:t>
+      </w:r>
+      <w:r>
+        <w:t xml:space="preserve">| 2026 to Present</w:t>
+      </w:r>
+    </w:p>
+    <w:p>
+      <w:pPr>
+        <w:numPr>
+          <w:ilvl w:val="0"/>
+          <w:numId w:val="1007"/>
+        </w:numPr>
+        <w:pStyle w:val="Compact"/>
+      </w:pPr>
+      <w:r>
+        <w:rPr>
+          <w:bCs/>
+          <w:b/>
+        </w:rPr>
+        <w:t xml:space="preserve">Technical Guidance:</w:t>
+      </w:r>
+      <w:r>
+        <w:t xml:space="preserve"> </w:t>
+      </w:r>
+      <w:r>
+        <w:t xml:space="preserve">Provide high-level architectural oversight and logistical strategy to the parent 501(c)(3) organization.</w:t>
+      </w:r>
+    </w:p>
+    <w:p>
+      <w:pPr>
+        <w:pStyle w:val="FirstParagraph"/>
+      </w:pPr>
+      <w:r>
+        <w:rPr>
+          <w:bCs/>
+          <w:b/>
+        </w:rPr>
+        <w:t xml:space="preserve">33meals.org (Subsidiary)</w:t>
+      </w:r>
+      <w:r>
+        <w:t xml:space="preserve"> </w:t>
+      </w:r>
+      <w:r>
+        <w:t xml:space="preserve">|</w:t>
+      </w:r>
+      <w:r>
+        <w:t xml:space="preserve"> </w:t>
+      </w:r>
+      <w:r>
+        <w:rPr>
+          <w:iCs/>
+          <w:i/>
+        </w:rPr>
+        <w:t xml:space="preserve">Infrastructure Consultant / Volunteer</w:t>
+      </w:r>
+      <w:r>
+        <w:t xml:space="preserve"> </w:t>
+      </w:r>
+      <w:r>
+        <w:t xml:space="preserve">| 2026 to Present</w:t>
+      </w:r>
+    </w:p>
+    <w:p>
+      <w:pPr>
+        <w:numPr>
+          <w:ilvl w:val="0"/>
+          <w:numId w:val="1008"/>
+        </w:numPr>
+      </w:pPr>
+      <w:r>
+        <w:rPr>
+          <w:bCs/>
+          <w:b/>
+        </w:rPr>
+        <w:t xml:space="preserve">Organizational Launch:</w:t>
+      </w:r>
+      <w:r>
+        <w:t xml:space="preserve"> </w:t>
+      </w:r>
+      <w:r>
+        <w:t xml:space="preserve">Spearheaded the launch and incorporation of 33meals.org as a dedicated subsidiary to</w:t>
+      </w:r>
+      <w:r>
+        <w:t xml:space="preserve"> </w:t>
+      </w:r>
+      <w:r>
+        <w:t xml:space="preserve">address food insecurity through scalable, data-driven, distribution models.</w:t>
+      </w:r>
+    </w:p>
+    <w:p>
+      <w:pPr>
+        <w:numPr>
+          <w:ilvl w:val="0"/>
+          <w:numId w:val="1008"/>
+        </w:numPr>
+      </w:pPr>
+      <w:r>
+        <w:rPr>
+          <w:bCs/>
+          <w:b/>
+        </w:rPr>
+        <w:t xml:space="preserve">Operational Infrastructure:</w:t>
+      </w:r>
+      <w:r>
+        <w:t xml:space="preserve"> </w:t>
+      </w:r>
+      <w:r>
+        <w:t xml:space="preserve">Managed the full technical and administrative setup, including domain</w:t>
+      </w:r>
+      <w:r>
+        <w:t xml:space="preserve"> </w:t>
+      </w:r>
+      <w:r>
+        <w:t xml:space="preserve">registration, digital architecture, and regulatory filings to ensure high-integrity non-profit operations.</w:t>
+      </w:r>
+    </w:p>
+    <w:p>
+      <w:pPr>
+        <w:numPr>
+          <w:ilvl w:val="0"/>
+          <w:numId w:val="1008"/>
+        </w:numPr>
+      </w:pPr>
+      <w:r>
+        <w:rPr>
+          <w:bCs/>
+          <w:b/>
+        </w:rPr>
+        <w:t xml:space="preserve">Strategic Development:</w:t>
+      </w:r>
+      <w:r>
+        <w:t xml:space="preserve"> </w:t>
+      </w:r>
+      <w:r>
+        <w:t xml:space="preserve">Designed a streamlined logistics model to optimize charitable food delivery, applying</w:t>
+      </w:r>
+      <w:r>
+        <w:t xml:space="preserve"> </w:t>
+      </w:r>
+      <w:r>
+        <w:t xml:space="preserve">enterprise efficiency principles to humanitarian service.</w:t>
+      </w:r>
+    </w:p>
+    <w:bookmarkEnd w:id="27"/>
+    <w:bookmarkStart w:id="28" w:name="education"/>
+    <w:p>
+      <w:pPr>
+        <w:pStyle w:val="Heading3"/>
+      </w:pPr>
+      <w:r>
+        <w:t xml:space="preserve">Education</w:t>
+      </w:r>
+    </w:p>
+    <w:p>
+      <w:pPr>
+        <w:pStyle w:val="FirstParagraph"/>
+      </w:pPr>
+      <w:r>
+        <w:rPr>
+          <w:bCs/>
+          <w:b/>
+        </w:rPr>
+        <w:t xml:space="preserve">Associate of Arts (AA), Graphic Design</w:t>
+      </w:r>
+      <w:r>
+        <w:t xml:space="preserve"> </w:t>
+      </w:r>
+      <w:r>
+        <w:t xml:space="preserve">| Johnson County Community College | Overland Park, KS</w:t>
+      </w:r>
+    </w:p>
     <w:bookmarkEnd w:id="28"/>
-    <w:bookmarkStart w:id="29" w:name="X9f4c81c13bc4a6b2f64427ea95ab0cb7a845304"/>
-    <w:p>
-      <w:pPr>
-        <w:pStyle w:val="Heading4"/>
-      </w:pPr>
-      <w:r>
-        <w:t xml:space="preserve">MO-KAN CONTAINER SERVICES | Kansas City, KS | 2011 to 2012</w:t>
-      </w:r>
-    </w:p>
-    <w:p>
-      <w:pPr>
-        <w:pStyle w:val="FirstParagraph"/>
-      </w:pPr>
-      <w:r>
-        <w:rPr>
-          <w:bCs/>
-          <w:b/>
-        </w:rPr>
-        <w:t xml:space="preserve">System Administrator</w:t>
-      </w:r>
-    </w:p>
-    <w:p>
-      <w:pPr>
-        <w:numPr>
-          <w:ilvl w:val="0"/>
-          <w:numId w:val="1006"/>
-        </w:numPr>
-        <w:pStyle w:val="Compact"/>
-      </w:pPr>
-      <w:r>
-        <w:t xml:space="preserve">Managed all technology operations across 3 onsite locations, keeping systems stable and responsive for daily business needs.</w:t>
-      </w:r>
-    </w:p>
-    <w:p>
-      <w:pPr>
-        <w:numPr>
-          <w:ilvl w:val="0"/>
-          <w:numId w:val="1006"/>
-        </w:numPr>
-        <w:pStyle w:val="Compact"/>
-      </w:pPr>
-      <w:r>
-        <w:t xml:space="preserve">Planned and executed a full network modernization, replacing aging G3 servers with a VMware-based virtual infrastructure and scalable iSCSI SAN.</w:t>
-      </w:r>
-    </w:p>
-    <w:p>
-      <w:pPr>
-        <w:numPr>
-          <w:ilvl w:val="0"/>
-          <w:numId w:val="1006"/>
-        </w:numPr>
-        <w:pStyle w:val="Compact"/>
-      </w:pPr>
-      <w:r>
-        <w:t xml:space="preserve">Cut IT downtime by more than 90% through a shift to virtualized, redundant systems.</w:t>
-      </w:r>
-    </w:p>
-    <w:p>
-      <w:pPr>
-        <w:numPr>
-          <w:ilvl w:val="0"/>
-          <w:numId w:val="1006"/>
-        </w:numPr>
-        <w:pStyle w:val="Compact"/>
-      </w:pPr>
-      <w:r>
-        <w:t xml:space="preserve">Reduced IT payroll costs by nearly 18% by upgrading infrastructure and implementing automated, failover-ready environments.</w:t>
+    <w:bookmarkStart w:id="29" w:name="technical-environment-matrix"/>
+    <w:p>
+      <w:pPr>
+        <w:pStyle w:val="Heading3"/>
+      </w:pPr>
+      <w:r>
+        <w:t xml:space="preserve">Technical Environment Matrix</w:t>
+      </w:r>
+    </w:p>
+    <w:p>
+      <w:pPr>
+        <w:numPr>
+          <w:ilvl w:val="0"/>
+          <w:numId w:val="1009"/>
+        </w:numPr>
+      </w:pPr>
+      <w:r>
+        <w:rPr>
+          <w:bCs/>
+          <w:b/>
+        </w:rPr>
+        <w:t xml:space="preserve">Architectural Disciplines:</w:t>
+      </w:r>
+      <w:r>
+        <w:t xml:space="preserve"> </w:t>
+      </w:r>
+      <w:r>
+        <w:t xml:space="preserve">Systems Architecture, Distributed Systems, Microservices, API Gateway Design, Platform Abstractions, SRE, DevSecOps</w:t>
+      </w:r>
+    </w:p>
+    <w:p>
+      <w:pPr>
+        <w:numPr>
+          <w:ilvl w:val="0"/>
+          <w:numId w:val="1009"/>
+        </w:numPr>
+      </w:pPr>
+      <w:r>
+        <w:rPr>
+          <w:bCs/>
+          <w:b/>
+        </w:rPr>
+        <w:t xml:space="preserve">Languages &amp; Frameworks:</w:t>
+      </w:r>
+      <w:r>
+        <w:t xml:space="preserve"> </w:t>
+      </w:r>
+      <w:r>
+        <w:t xml:space="preserve">TypeScript, Node.js, JavaScript, PHP, C#, .NET 8, Java, Angular, Node-RED, Fluent API Design</w:t>
+      </w:r>
+    </w:p>
+    <w:p>
+      <w:pPr>
+        <w:numPr>
+          <w:ilvl w:val="0"/>
+          <w:numId w:val="1009"/>
+        </w:numPr>
+      </w:pPr>
+      <w:r>
+        <w:rPr>
+          <w:bCs/>
+          <w:b/>
+        </w:rPr>
+        <w:t xml:space="preserve">Infrastructure &amp; Automation:</w:t>
+      </w:r>
+      <w:r>
+        <w:t xml:space="preserve"> </w:t>
+      </w:r>
+      <w:r>
+        <w:t xml:space="preserve">Ansible, DevOps, CI/CD, Infrastructure as Code (IaC), Automation, Site Reliability, Red Hat Linux, VMware</w:t>
+      </w:r>
+    </w:p>
+    <w:p>
+      <w:pPr>
+        <w:numPr>
+          <w:ilvl w:val="0"/>
+          <w:numId w:val="1009"/>
+        </w:numPr>
+      </w:pPr>
+      <w:r>
+        <w:rPr>
+          <w:bCs/>
+          <w:b/>
+        </w:rPr>
+        <w:t xml:space="preserve">Data &amp; Ecosystems:</w:t>
+      </w:r>
+      <w:r>
+        <w:t xml:space="preserve"> </w:t>
+      </w:r>
+      <w:r>
+        <w:t xml:space="preserve">PostgreSQL, SQL, MongoDB, Atlassian SDK, Jira API, Database Management (US Patent #10,366,066)</w:t>
       </w:r>
     </w:p>
     <w:bookmarkEnd w:id="29"/>
     <w:bookmarkEnd w:id="30"/>
-    <w:bookmarkStart w:id="31" w:name="additional-relevant-experience"/>
-    <w:p>
-      <w:pPr>
-        <w:pStyle w:val="Heading3"/>
-      </w:pPr>
-      <w:r>
-        <w:t xml:space="preserve">Additional Relevant Experience</w:t>
-      </w:r>
-    </w:p>
-    <w:p>
-      <w:pPr>
-        <w:pStyle w:val="FirstParagraph"/>
-      </w:pPr>
-      <w:r>
-        <w:rPr>
-          <w:bCs/>
-          <w:b/>
-        </w:rPr>
-        <w:t xml:space="preserve">Trucking Central</w:t>
-      </w:r>
-      <w:r>
-        <w:t xml:space="preserve"> </w:t>
-      </w:r>
-      <w:r>
-        <w:t xml:space="preserve">| Weston, MO |</w:t>
-      </w:r>
-      <w:r>
-        <w:t xml:space="preserve"> </w:t>
-      </w:r>
-      <w:r>
-        <w:rPr>
-          <w:iCs/>
-          <w:i/>
-        </w:rPr>
-        <w:t xml:space="preserve">Software Consultant (Contract)</w:t>
-      </w:r>
-      <w:r>
-        <w:br/>
-      </w:r>
-      <w:r>
-        <w:t xml:space="preserve">Planned, developed, and tested Android-based GPS solutions for the intermodal supply chain industry.</w:t>
-      </w:r>
-    </w:p>
-    <w:p>
-      <w:pPr>
-        <w:pStyle w:val="BodyText"/>
-      </w:pPr>
-      <w:r>
-        <w:rPr>
-          <w:bCs/>
-          <w:b/>
-        </w:rPr>
-        <w:t xml:space="preserve">INNOVATIVE SOLUTIONS</w:t>
-      </w:r>
-      <w:r>
-        <w:t xml:space="preserve"> </w:t>
-      </w:r>
-      <w:r>
-        <w:t xml:space="preserve">| Lenexa, KS |</w:t>
-      </w:r>
-      <w:r>
-        <w:t xml:space="preserve"> </w:t>
-      </w:r>
-      <w:r>
-        <w:rPr>
-          <w:iCs/>
-          <w:i/>
-        </w:rPr>
-        <w:t xml:space="preserve">Mobile Solutions Technician</w:t>
-      </w:r>
-      <w:r>
-        <w:br/>
-      </w:r>
-      <w:r>
-        <w:t xml:space="preserve">Troubleshot and fixed Nextel devices for first responders and construction businesses, listened to client needs, and leveraged emerging technologies to find solutions for those needs.</w:t>
-      </w:r>
-    </w:p>
-    <w:bookmarkEnd w:id="31"/>
-    <w:bookmarkStart w:id="32" w:name="community-impact-leadership"/>
-    <w:p>
-      <w:pPr>
-        <w:pStyle w:val="Heading3"/>
-      </w:pPr>
-      <w:r>
-        <w:t xml:space="preserve">Community Impact &amp; Leadership</w:t>
-      </w:r>
-    </w:p>
-    <w:p>
-      <w:pPr>
-        <w:pStyle w:val="FirstParagraph"/>
-      </w:pPr>
-      <w:r>
-        <w:rPr>
-          <w:bCs/>
-          <w:b/>
-        </w:rPr>
-        <w:t xml:space="preserve">Seek and Serve</w:t>
-      </w:r>
-      <w:r>
-        <w:t xml:space="preserve"> </w:t>
-      </w:r>
-      <w:r>
-        <w:t xml:space="preserve">|</w:t>
-      </w:r>
-      <w:r>
-        <w:t xml:space="preserve"> </w:t>
-      </w:r>
-      <w:r>
-        <w:rPr>
-          <w:iCs/>
-          <w:i/>
-        </w:rPr>
-        <w:t xml:space="preserve">Technical Advisory Board Member</w:t>
-      </w:r>
-      <w:r>
-        <w:t xml:space="preserve"> </w:t>
-      </w:r>
-      <w:r>
-        <w:t xml:space="preserve">| 2026 to Present</w:t>
-      </w:r>
-    </w:p>
-    <w:p>
-      <w:pPr>
-        <w:numPr>
-          <w:ilvl w:val="0"/>
-          <w:numId w:val="1007"/>
-        </w:numPr>
-        <w:pStyle w:val="Compact"/>
-      </w:pPr>
-      <w:r>
-        <w:rPr>
-          <w:bCs/>
-          <w:b/>
-        </w:rPr>
-        <w:t xml:space="preserve">Technical Guidance:</w:t>
-      </w:r>
-      <w:r>
-        <w:t xml:space="preserve"> </w:t>
-      </w:r>
-      <w:r>
-        <w:t xml:space="preserve">Provide high-level architectural oversight and logistical strategy to the parent 501(c)(3) organization.</w:t>
-      </w:r>
-    </w:p>
-    <w:p>
-      <w:pPr>
-        <w:pStyle w:val="FirstParagraph"/>
-      </w:pPr>
-      <w:r>
-        <w:rPr>
-          <w:bCs/>
-          <w:b/>
-        </w:rPr>
-        <w:t xml:space="preserve">33meals.org (Subsidiary)</w:t>
-      </w:r>
-      <w:r>
-        <w:t xml:space="preserve"> </w:t>
-      </w:r>
-      <w:r>
-        <w:t xml:space="preserve">|</w:t>
-      </w:r>
-      <w:r>
-        <w:t xml:space="preserve"> </w:t>
-      </w:r>
-      <w:r>
-        <w:rPr>
-          <w:iCs/>
-          <w:i/>
-        </w:rPr>
-        <w:t xml:space="preserve">Infrastructure Consultant / Volunteer</w:t>
-      </w:r>
-      <w:r>
-        <w:t xml:space="preserve"> </w:t>
-      </w:r>
-      <w:r>
-        <w:t xml:space="preserve">| 2026 to Present</w:t>
-      </w:r>
-    </w:p>
-    <w:p>
-      <w:pPr>
-        <w:numPr>
-          <w:ilvl w:val="0"/>
-          <w:numId w:val="1008"/>
-        </w:numPr>
-      </w:pPr>
-      <w:r>
-        <w:rPr>
-          <w:bCs/>
-          <w:b/>
-        </w:rPr>
-        <w:t xml:space="preserve">Organizational Launch:</w:t>
-      </w:r>
-      <w:r>
-        <w:t xml:space="preserve"> </w:t>
-      </w:r>
-      <w:r>
-        <w:t xml:space="preserve">Spearheaded the launch and incorporation of 33meals.org as a dedicated subsidiary to</w:t>
-      </w:r>
-      <w:r>
-        <w:t xml:space="preserve"> </w:t>
-      </w:r>
-      <w:r>
-        <w:t xml:space="preserve">address food insecurity through scalable, data-driven, distribution models.</w:t>
-      </w:r>
-    </w:p>
-    <w:p>
-      <w:pPr>
-        <w:numPr>
-          <w:ilvl w:val="0"/>
-          <w:numId w:val="1008"/>
-        </w:numPr>
-      </w:pPr>
-      <w:r>
-        <w:rPr>
-          <w:bCs/>
-          <w:b/>
-        </w:rPr>
-        <w:t xml:space="preserve">Operational Infrastructure:</w:t>
-      </w:r>
-      <w:r>
-        <w:t xml:space="preserve"> </w:t>
-      </w:r>
-      <w:r>
-        <w:t xml:space="preserve">Managed the full technical and administrative setup, including domain</w:t>
-      </w:r>
-      <w:r>
-        <w:t xml:space="preserve"> </w:t>
-      </w:r>
-      <w:r>
-        <w:t xml:space="preserve">registration, digital architecture, and regulatory filings to ensure high-integrity non-profit operations.</w:t>
-      </w:r>
-    </w:p>
-    <w:p>
-      <w:pPr>
-        <w:numPr>
-          <w:ilvl w:val="0"/>
-          <w:numId w:val="1008"/>
-        </w:numPr>
-      </w:pPr>
-      <w:r>
-        <w:rPr>
-          <w:bCs/>
-          <w:b/>
-        </w:rPr>
-        <w:t xml:space="preserve">Strategic Development:</w:t>
-      </w:r>
-      <w:r>
-        <w:t xml:space="preserve"> </w:t>
-      </w:r>
-      <w:r>
-        <w:t xml:space="preserve">Designed a streamlined logistics model to optimize charitable food delivery, applying</w:t>
-      </w:r>
-      <w:r>
-        <w:t xml:space="preserve"> </w:t>
-      </w:r>
-      <w:r>
-        <w:t xml:space="preserve">enterprise efficiency principles to humanitarian service.</w:t>
-      </w:r>
-    </w:p>
-    <w:bookmarkEnd w:id="32"/>
-    <w:bookmarkStart w:id="33" w:name="education"/>
-    <w:p>
-      <w:pPr>
-        <w:pStyle w:val="Heading3"/>
-      </w:pPr>
-      <w:r>
-        <w:t xml:space="preserve">Education</w:t>
-      </w:r>
-    </w:p>
-    <w:p>
-      <w:pPr>
-        <w:pStyle w:val="FirstParagraph"/>
-      </w:pPr>
-      <w:r>
-        <w:rPr>
-          <w:bCs/>
-          <w:b/>
-        </w:rPr>
-        <w:t xml:space="preserve">Associate of Arts (AA), Graphic Design</w:t>
-      </w:r>
-      <w:r>
-        <w:t xml:space="preserve"> </w:t>
-      </w:r>
-      <w:r>
-        <w:t xml:space="preserve">– Johnson County Community College, Overland Park, KS</w:t>
-      </w:r>
-    </w:p>
-    <w:bookmarkEnd w:id="33"/>
-    <w:bookmarkStart w:id="34" w:name="technical-environment-matrix"/>
-    <w:p>
-      <w:pPr>
-        <w:pStyle w:val="Heading3"/>
-      </w:pPr>
-      <w:r>
-        <w:t xml:space="preserve">Technical Environment Matrix</w:t>
-      </w:r>
-    </w:p>
-    <w:p>
-      <w:pPr>
-        <w:numPr>
-          <w:ilvl w:val="0"/>
-          <w:numId w:val="1009"/>
-        </w:numPr>
-      </w:pPr>
-      <w:r>
-        <w:rPr>
-          <w:bCs/>
-          <w:b/>
-        </w:rPr>
-        <w:t xml:space="preserve">Architectural Disciplines:</w:t>
-      </w:r>
-      <w:r>
-        <w:t xml:space="preserve"> </w:t>
-      </w:r>
-      <w:r>
-        <w:t xml:space="preserve">Systems Architecture, Distributed Systems, Microservices, API Gateway Design, Platform Abstractions, SRE, DevSecOps</w:t>
-      </w:r>
-    </w:p>
-    <w:p>
-      <w:pPr>
-        <w:numPr>
-          <w:ilvl w:val="0"/>
-          <w:numId w:val="1009"/>
-        </w:numPr>
-      </w:pPr>
-      <w:r>
-        <w:rPr>
-          <w:bCs/>
-          <w:b/>
-        </w:rPr>
-        <w:t xml:space="preserve">Languages &amp; Frameworks:</w:t>
-      </w:r>
-      <w:r>
-        <w:t xml:space="preserve"> </w:t>
-      </w:r>
-      <w:r>
-        <w:t xml:space="preserve">TypeScript, Node.js, JavaScript, PHP, C#, .NET 8, Java, Angular, Node-RED, Fluent API Design</w:t>
-      </w:r>
-    </w:p>
-    <w:p>
-      <w:pPr>
-        <w:numPr>
-          <w:ilvl w:val="0"/>
-          <w:numId w:val="1009"/>
-        </w:numPr>
-      </w:pPr>
-      <w:r>
-        <w:rPr>
-          <w:bCs/>
-          <w:b/>
-        </w:rPr>
-        <w:t xml:space="preserve">Infrastructure &amp; Automation:</w:t>
-      </w:r>
-      <w:r>
-        <w:t xml:space="preserve"> </w:t>
-      </w:r>
-      <w:r>
-        <w:t xml:space="preserve">Ansible, DevOps, CI/CD, Infrastructure as Code (IaC), Automation, Site Reliability, Red Hat Linux, VMware</w:t>
-      </w:r>
-    </w:p>
-    <w:p>
-      <w:pPr>
-        <w:numPr>
-          <w:ilvl w:val="0"/>
-          <w:numId w:val="1009"/>
-        </w:numPr>
-      </w:pPr>
-      <w:r>
-        <w:rPr>
-          <w:bCs/>
-          <w:b/>
-        </w:rPr>
-        <w:t xml:space="preserve">Data &amp; Ecosystems:</w:t>
-      </w:r>
-      <w:r>
-        <w:t xml:space="preserve"> </w:t>
-      </w:r>
-      <w:r>
-        <w:t xml:space="preserve">PostgreSQL, SQL, MongoDB, Atlassian SDK, Jira API, Database Management (US Patent #10,366,066)</w:t>
-      </w:r>
-    </w:p>
-    <w:bookmarkEnd w:id="34"/>
-    <w:bookmarkEnd w:id="35"/>
     <w:sectPr>
       <w:pgSz w:h="15840" w:w="12240"/>
       <w:pgMar w:bottom="1440" w:footer="720" w:gutter="0" w:header="720" w:left="1440" w:right="1440" w:top="1440"/>

--- a/joshua-sternadel-resume.docx
+++ b/joshua-sternadel-resume.docx
@@ -646,7 +646,7 @@
         <w:t xml:space="preserve"> </w:t>
       </w:r>
       <w:r>
-        <w:t xml:space="preserve">| Product Development Engineer II** | 2013 to 2017</w:t>
+        <w:t xml:space="preserve">| Product Development Engineer II | 2013 to 2017</w:t>
       </w:r>
       <w:r>
         <w:br/>
@@ -1125,7 +1125,7 @@
         <w:t xml:space="preserve"> </w:t>
       </w:r>
       <w:r>
-        <w:t xml:space="preserve">| Johnson County Community College | Overland Park, KS</w:t>
+        <w:t xml:space="preserve">| Johnson County Community College</w:t>
       </w:r>
     </w:p>
     <w:bookmarkEnd w:id="28"/>

--- a/joshua-sternadel-resume.docx
+++ b/joshua-sternadel-resume.docx
@@ -2,7 +2,7 @@
 <file path=word/document.xml><?xml version="1.0" encoding="utf-8"?>
 <w:document xmlns:w="http://schemas.openxmlformats.org/wordprocessingml/2006/main" xmlns:m="http://schemas.openxmlformats.org/officeDocument/2006/math" xmlns:r="http://schemas.openxmlformats.org/officeDocument/2006/relationships" xmlns:o="urn:schemas-microsoft-com:office:office" xmlns:v="urn:schemas-microsoft-com:vml" xmlns:w10="urn:schemas-microsoft-com:office:word" xmlns:a="http://schemas.openxmlformats.org/drawingml/2006/main" xmlns:pic="http://schemas.openxmlformats.org/drawingml/2006/picture" xmlns:wp="http://schemas.openxmlformats.org/drawingml/2006/wordprocessingDrawing">
   <w:body>
-    <w:bookmarkStart w:id="30" w:name="joshua-sternadel"/>
+    <w:bookmarkStart w:id="29" w:name="joshua-sternadel"/>
     <w:p>
       <w:pPr>
         <w:pStyle w:val="Heading1"/>
@@ -40,13 +40,13 @@
         </w:r>
       </w:hyperlink>
     </w:p>
-    <w:bookmarkStart w:id="21" w:name="systems-architecture-business-alignment"/>
+    <w:bookmarkStart w:id="21" w:name="X7f55f95a1c7fdc314456e7b64a704861413f341"/>
     <w:p>
       <w:pPr>
         <w:pStyle w:val="Heading3"/>
       </w:pPr>
       <w:r>
-        <w:t xml:space="preserve">Systems Architecture &amp; Business Alignment</w:t>
+        <w:t xml:space="preserve">Systems Architecture &amp; Deep-Infrastructure Engineering</w:t>
       </w:r>
     </w:p>
     <w:p>
@@ -54,25 +54,7 @@
         <w:pStyle w:val="FirstParagraph"/>
       </w:pPr>
       <w:r>
-        <w:t xml:space="preserve">A non-traditional engineer who leverages a background in artistic creativity to approach technical architecture without the bias of</w:t>
-      </w:r>
-      <w:r>
-        <w:t xml:space="preserve"> </w:t>
-      </w:r>
-      <w:r>
-        <w:t xml:space="preserve">“</w:t>
-      </w:r>
-      <w:r>
-        <w:t xml:space="preserve">industry-standard</w:t>
-      </w:r>
-      <w:r>
-        <w:t xml:space="preserve">”</w:t>
-      </w:r>
-      <w:r>
-        <w:t xml:space="preserve"> </w:t>
-      </w:r>
-      <w:r>
-        <w:t xml:space="preserve">stagnation. Applies spatial thinking, pattern recognition, and deep-infrastructure logic to solve complex structural problems that traditional engineering teams struggle to resolve. A self-directed technical anchor focused on building clean, frictionless distributed systems that prioritize radical automation, continuous compliance, and mission-critical stability.</w:t>
+        <w:t xml:space="preserve">A high-capacity Systems Architect who leverages advanced spatial thinking and deep pattern recognition to solve complex structural debt that traditional engineering groups cannot resolve. A self-directed technical anchor specializing in building clean, frictionless distributed systems from first principles. Proven track record of delivering radical automation, continuous DevSecOps compliance, and mission-critical stability across high-scale enterprise environments.</w:t>
       </w:r>
     </w:p>
     <w:bookmarkEnd w:id="21"/>
@@ -94,137 +76,119 @@
       </w:r>
     </w:p>
     <w:bookmarkEnd w:id="22"/>
-    <w:bookmarkStart w:id="23" w:name="technical-skills"/>
+    <w:bookmarkStart w:id="23" w:name="key-achievements"/>
     <w:p>
       <w:pPr>
         <w:pStyle w:val="Heading3"/>
       </w:pPr>
       <w:r>
-        <w:t xml:space="preserve">Technical Skills</w:t>
-      </w:r>
-    </w:p>
-    <w:p>
-      <w:pPr>
-        <w:pStyle w:val="FirstParagraph"/>
-      </w:pPr>
-      <w:r>
-        <w:t xml:space="preserve">Java | C# | Redhat | Node.js | TypeScript | Angular | Ansible | DevOps | Automation</w:t>
+        <w:t xml:space="preserve">Key Achievements</w:t>
+      </w:r>
+    </w:p>
+    <w:p>
+      <w:pPr>
+        <w:numPr>
+          <w:ilvl w:val="0"/>
+          <w:numId w:val="1001"/>
+        </w:numPr>
+      </w:pPr>
+      <w:r>
+        <w:rPr>
+          <w:bCs/>
+          <w:b/>
+        </w:rPr>
+        <w:t xml:space="preserve">Strategic Retention &amp; Continuity:</w:t>
+      </w:r>
+      <w:r>
+        <w:t xml:space="preserve"> </w:t>
+      </w:r>
+      <w:r>
+        <w:t xml:space="preserve">Awarded a significant retention bonus during the Sprint/T-Mobile merger, designated as mission-critical personnel to ensure technical stability and architectural integration during the corporate transition.</w:t>
+      </w:r>
+    </w:p>
+    <w:p>
+      <w:pPr>
+        <w:numPr>
+          <w:ilvl w:val="0"/>
+          <w:numId w:val="1001"/>
+        </w:numPr>
+      </w:pPr>
+      <w:r>
+        <w:rPr>
+          <w:bCs/>
+          <w:b/>
+        </w:rPr>
+        <w:t xml:space="preserve">U.S. Patent Author (#10,366,066):</w:t>
+      </w:r>
+      <w:r>
+        <w:t xml:space="preserve"> </w:t>
+      </w:r>
+      <w:r>
+        <w:t xml:space="preserve">Co-authored a patent for database management systems, specifically engineering a natural sorting algorithm in SQL to optimize data retrieval and user experience.</w:t>
+      </w:r>
+    </w:p>
+    <w:p>
+      <w:pPr>
+        <w:numPr>
+          <w:ilvl w:val="0"/>
+          <w:numId w:val="1001"/>
+        </w:numPr>
+      </w:pPr>
+      <w:r>
+        <w:rPr>
+          <w:bCs/>
+          <w:b/>
+        </w:rPr>
+        <w:t xml:space="preserve">Infrastructure Transformation:</w:t>
+      </w:r>
+      <w:r>
+        <w:t xml:space="preserve"> </w:t>
+      </w:r>
+      <w:r>
+        <w:t xml:space="preserve">Orchestrated a full-scale migration from legacy physical servers to a redundant VMware-based virtual infrastructure, reducing enterprise downtime by over 90% and cutting operational payroll costs by 18%.</w:t>
+      </w:r>
+    </w:p>
+    <w:p>
+      <w:pPr>
+        <w:numPr>
+          <w:ilvl w:val="0"/>
+          <w:numId w:val="1001"/>
+        </w:numPr>
+      </w:pPr>
+      <w:r>
+        <w:rPr>
+          <w:bCs/>
+          <w:b/>
+        </w:rPr>
+        <w:t xml:space="preserve">Algorithmic Solutions:</w:t>
+      </w:r>
+      <w:r>
+        <w:t xml:space="preserve"> </w:t>
+      </w:r>
+      <w:r>
+        <w:t xml:space="preserve">Engineered a first-principles solution to resolve GPS signal noise and</w:t>
+      </w:r>
+      <w:r>
+        <w:t xml:space="preserve"> </w:t>
+      </w:r>
+      <w:r>
+        <w:t xml:space="preserve">“</w:t>
+      </w:r>
+      <w:r>
+        <w:t xml:space="preserve">teleportation</w:t>
+      </w:r>
+      <w:r>
+        <w:t xml:space="preserve">”</w:t>
+      </w:r>
+      <w:r>
+        <w:t xml:space="preserve"> </w:t>
+      </w:r>
+      <w:r>
+        <w:t xml:space="preserve">errors for intermodal logistics. By deciphering raw NMEA 0183 sentences and applying spherical geometry with rate-of-acceleration modeling, successfully stabilized coordinate paths and eliminated tracking jitter within high-interference rail yards.</w:t>
       </w:r>
     </w:p>
     <w:bookmarkEnd w:id="23"/>
-    <w:bookmarkStart w:id="24" w:name="key-achievements"/>
-    <w:p>
-      <w:pPr>
-        <w:pStyle w:val="Heading3"/>
-      </w:pPr>
-      <w:r>
-        <w:t xml:space="preserve">Key Achievements</w:t>
-      </w:r>
-    </w:p>
-    <w:p>
-      <w:pPr>
-        <w:numPr>
-          <w:ilvl w:val="0"/>
-          <w:numId w:val="1001"/>
-        </w:numPr>
-      </w:pPr>
-      <w:r>
-        <w:rPr>
-          <w:bCs/>
-          <w:b/>
-        </w:rPr>
-        <w:t xml:space="preserve">Strategic Retention &amp; Continuity:</w:t>
-      </w:r>
-      <w:r>
-        <w:t xml:space="preserve"> </w:t>
-      </w:r>
-      <w:r>
-        <w:t xml:space="preserve">Awarded a significant retention bonus during the Sprint/T-Mobile merger, designated as mission-critical personnel to ensure technical stability and architectural integration during the corporate transition.</w:t>
-      </w:r>
-    </w:p>
-    <w:p>
-      <w:pPr>
-        <w:numPr>
-          <w:ilvl w:val="0"/>
-          <w:numId w:val="1001"/>
-        </w:numPr>
-      </w:pPr>
-      <w:r>
-        <w:rPr>
-          <w:bCs/>
-          <w:b/>
-        </w:rPr>
-        <w:t xml:space="preserve">U.S. Patent Author (#10,366,066):</w:t>
-      </w:r>
-      <w:r>
-        <w:t xml:space="preserve"> </w:t>
-      </w:r>
-      <w:r>
-        <w:t xml:space="preserve">Co-authored a patent for database management systems, specifically engineering a natural sorting algorithm in SQL to optimize data retrieval and user experience.</w:t>
-      </w:r>
-    </w:p>
-    <w:p>
-      <w:pPr>
-        <w:numPr>
-          <w:ilvl w:val="0"/>
-          <w:numId w:val="1001"/>
-        </w:numPr>
-      </w:pPr>
-      <w:r>
-        <w:rPr>
-          <w:bCs/>
-          <w:b/>
-        </w:rPr>
-        <w:t xml:space="preserve">Infrastructure Transformation:</w:t>
-      </w:r>
-      <w:r>
-        <w:t xml:space="preserve"> </w:t>
-      </w:r>
-      <w:r>
-        <w:t xml:space="preserve">Orchestrated a full-scale migration from legacy physical servers to a redundant VMware-based virtual infrastructure, reducing enterprise downtime by over 90% and cutting operational payroll costs by 18%.</w:t>
-      </w:r>
-    </w:p>
-    <w:p>
-      <w:pPr>
-        <w:numPr>
-          <w:ilvl w:val="0"/>
-          <w:numId w:val="1001"/>
-        </w:numPr>
-      </w:pPr>
-      <w:r>
-        <w:rPr>
-          <w:bCs/>
-          <w:b/>
-        </w:rPr>
-        <w:t xml:space="preserve">Algorithmic Solutions:</w:t>
-      </w:r>
-      <w:r>
-        <w:t xml:space="preserve"> </w:t>
-      </w:r>
-      <w:r>
-        <w:t xml:space="preserve">Engineered a first-principles solution to resolve GPS signal noise and</w:t>
-      </w:r>
-      <w:r>
-        <w:t xml:space="preserve"> </w:t>
-      </w:r>
-      <w:r>
-        <w:t xml:space="preserve">“</w:t>
-      </w:r>
-      <w:r>
-        <w:t xml:space="preserve">teleportation</w:t>
-      </w:r>
-      <w:r>
-        <w:t xml:space="preserve">”</w:t>
-      </w:r>
-      <w:r>
-        <w:t xml:space="preserve"> </w:t>
-      </w:r>
-      <w:r>
-        <w:t xml:space="preserve">errors for intermodal logistics. By deciphering raw NMEA 0183 sentences and applying spherical geometry with rate-of-acceleration modeling, successfully stabilized coordinate paths and eliminated tracking jitter within high-interference rail yards.</w:t>
-      </w:r>
-    </w:p>
-    <w:bookmarkEnd w:id="24"/>
-    <w:bookmarkStart w:id="25" w:name="professional-experience"/>
+    <w:bookmarkStart w:id="24" w:name="professional-experience"/>
     <w:p>
       <w:pPr>
         <w:pStyle w:val="Heading3"/>
@@ -861,66 +825,66 @@
         <w:t xml:space="preserve">Reduced IT payroll costs by nearly 18% by upgrading infrastructure and implementing automated, failover-ready environments.</w:t>
       </w:r>
     </w:p>
+    <w:bookmarkEnd w:id="24"/>
+    <w:bookmarkStart w:id="25" w:name="additional-relevant-experience"/>
+    <w:p>
+      <w:pPr>
+        <w:pStyle w:val="Heading3"/>
+      </w:pPr>
+      <w:r>
+        <w:t xml:space="preserve">Additional Relevant Experience</w:t>
+      </w:r>
+    </w:p>
+    <w:p>
+      <w:pPr>
+        <w:pStyle w:val="FirstParagraph"/>
+      </w:pPr>
+      <w:r>
+        <w:rPr>
+          <w:bCs/>
+          <w:b/>
+        </w:rPr>
+        <w:t xml:space="preserve">Trucking Central</w:t>
+      </w:r>
+      <w:r>
+        <w:t xml:space="preserve"> </w:t>
+      </w:r>
+      <w:r>
+        <w:t xml:space="preserve">| Software Consultant (Contract)</w:t>
+      </w:r>
+      <w:r>
+        <w:br/>
+      </w:r>
+      <w:r>
+        <w:t xml:space="preserve">Planned, developed, and tested Android-based GPS solutions for the intermodal supply chain industry.</w:t>
+      </w:r>
+    </w:p>
+    <w:p>
+      <w:pPr>
+        <w:pStyle w:val="BodyText"/>
+      </w:pPr>
+      <w:r>
+        <w:rPr>
+          <w:bCs/>
+          <w:b/>
+        </w:rPr>
+        <w:t xml:space="preserve">Innovative Solutions</w:t>
+      </w:r>
+      <w:r>
+        <w:t xml:space="preserve"> </w:t>
+      </w:r>
+      <w:r>
+        <w:t xml:space="preserve">| Mobile Solutions Technician</w:t>
+      </w:r>
+      <w:r>
+        <w:br/>
+      </w:r>
+      <w:r>
+        <w:t xml:space="preserve">Troubleshot and fixed Nextel devices for first responders and construction businesses, listened to client needs, and leveraged emerging technologies to find solutions for those needs.</w:t>
+      </w:r>
+    </w:p>
     <w:bookmarkEnd w:id="25"/>
-    <w:bookmarkStart w:id="26" w:name="additional-relevant-experience"/>
-    <w:p>
-      <w:pPr>
-        <w:pStyle w:val="Heading3"/>
-      </w:pPr>
-      <w:r>
-        <w:t xml:space="preserve">Additional Relevant Experience</w:t>
-      </w:r>
-    </w:p>
-    <w:p>
-      <w:pPr>
-        <w:pStyle w:val="FirstParagraph"/>
-      </w:pPr>
-      <w:r>
-        <w:rPr>
-          <w:bCs/>
-          <w:b/>
-        </w:rPr>
-        <w:t xml:space="preserve">Trucking Central</w:t>
-      </w:r>
-      <w:r>
-        <w:t xml:space="preserve"> </w:t>
-      </w:r>
-      <w:r>
-        <w:t xml:space="preserve">| Software Consultant (Contract)</w:t>
-      </w:r>
-      <w:r>
-        <w:br/>
-      </w:r>
-      <w:r>
-        <w:t xml:space="preserve">Planned, developed, and tested Android-based GPS solutions for the intermodal supply chain industry.</w:t>
-      </w:r>
-    </w:p>
-    <w:p>
-      <w:pPr>
-        <w:pStyle w:val="BodyText"/>
-      </w:pPr>
-      <w:r>
-        <w:rPr>
-          <w:bCs/>
-          <w:b/>
-        </w:rPr>
-        <w:t xml:space="preserve">Innovative Solutions</w:t>
-      </w:r>
-      <w:r>
-        <w:t xml:space="preserve"> </w:t>
-      </w:r>
-      <w:r>
-        <w:t xml:space="preserve">| Mobile Solutions Technician</w:t>
-      </w:r>
-      <w:r>
-        <w:br/>
-      </w:r>
-      <w:r>
-        <w:t xml:space="preserve">Troubleshot and fixed Nextel devices for first responders and construction businesses, listened to client needs, and leveraged emerging technologies to find solutions for those needs.</w:t>
-      </w:r>
-    </w:p>
-    <w:bookmarkEnd w:id="26"/>
-    <w:bookmarkStart w:id="27" w:name="community-impact-leadership"/>
+    <w:bookmarkStart w:id="26" w:name="community-impact-leadership"/>
     <w:p>
       <w:pPr>
         <w:pStyle w:val="Heading3"/>
@@ -1100,130 +1064,151 @@
         <w:t xml:space="preserve">enterprise efficiency principles to humanitarian service.</w:t>
       </w:r>
     </w:p>
+    <w:bookmarkEnd w:id="26"/>
+    <w:bookmarkStart w:id="27" w:name="education"/>
+    <w:p>
+      <w:pPr>
+        <w:pStyle w:val="Heading3"/>
+      </w:pPr>
+      <w:r>
+        <w:t xml:space="preserve">Education</w:t>
+      </w:r>
+    </w:p>
+    <w:p>
+      <w:pPr>
+        <w:pStyle w:val="FirstParagraph"/>
+      </w:pPr>
+      <w:r>
+        <w:rPr>
+          <w:bCs/>
+          <w:b/>
+        </w:rPr>
+        <w:t xml:space="preserve">Associate of Arts (AA), Graphic Design</w:t>
+      </w:r>
+      <w:r>
+        <w:t xml:space="preserve"> </w:t>
+      </w:r>
+      <w:r>
+        <w:t xml:space="preserve">| Johnson County Community College</w:t>
+      </w:r>
+    </w:p>
     <w:bookmarkEnd w:id="27"/>
-    <w:bookmarkStart w:id="28" w:name="education"/>
+    <w:bookmarkStart w:id="28" w:name="technical-environment-matrix"/>
     <w:p>
       <w:pPr>
         <w:pStyle w:val="Heading3"/>
       </w:pPr>
       <w:r>
-        <w:t xml:space="preserve">Education</w:t>
-      </w:r>
-    </w:p>
-    <w:p>
-      <w:pPr>
-        <w:pStyle w:val="FirstParagraph"/>
-      </w:pPr>
-      <w:r>
-        <w:rPr>
-          <w:bCs/>
-          <w:b/>
-        </w:rPr>
-        <w:t xml:space="preserve">Associate of Arts (AA), Graphic Design</w:t>
-      </w:r>
-      <w:r>
-        <w:t xml:space="preserve"> </w:t>
-      </w:r>
-      <w:r>
-        <w:t xml:space="preserve">| Johnson County Community College</w:t>
+        <w:t xml:space="preserve">Technical Environment Matrix</w:t>
+      </w:r>
+    </w:p>
+    <w:p>
+      <w:pPr>
+        <w:numPr>
+          <w:ilvl w:val="0"/>
+          <w:numId w:val="1009"/>
+        </w:numPr>
+      </w:pPr>
+      <w:r>
+        <w:rPr>
+          <w:bCs/>
+          <w:b/>
+        </w:rPr>
+        <w:t xml:space="preserve">Architectural Disciplines:</w:t>
+      </w:r>
+      <w:r>
+        <w:t xml:space="preserve"> </w:t>
+      </w:r>
+      <w:r>
+        <w:t xml:space="preserve">Systems Architecture, Distributed Systems, Microservices, API Gateway Design, Platform Abstractions, SRE, DevSecOps</w:t>
+      </w:r>
+    </w:p>
+    <w:p>
+      <w:pPr>
+        <w:numPr>
+          <w:ilvl w:val="0"/>
+          <w:numId w:val="1009"/>
+        </w:numPr>
+      </w:pPr>
+      <w:r>
+        <w:rPr>
+          <w:bCs/>
+          <w:b/>
+        </w:rPr>
+        <w:t xml:space="preserve">Frontend Web Frameworks:</w:t>
+      </w:r>
+      <w:r>
+        <w:t xml:space="preserve"> </w:t>
+      </w:r>
+      <w:r>
+        <w:t xml:space="preserve">Angular (Pre-1.0 to v15), Vue.js 2, TypeScript, JavaScript (ES6+), Client-Side Architecture</w:t>
+      </w:r>
+    </w:p>
+    <w:p>
+      <w:pPr>
+        <w:numPr>
+          <w:ilvl w:val="0"/>
+          <w:numId w:val="1009"/>
+        </w:numPr>
+      </w:pPr>
+      <w:r>
+        <w:rPr>
+          <w:bCs/>
+          <w:b/>
+        </w:rPr>
+        <w:t xml:space="preserve">Backend Environments &amp; Languages:</w:t>
+      </w:r>
+      <w:r>
+        <w:t xml:space="preserve"> </w:t>
+      </w:r>
+      <w:r>
+        <w:t xml:space="preserve">Node.js Runtime, .NET Core (2.x), C#, Native Modules, Zero-Dependency Design</w:t>
+      </w:r>
+    </w:p>
+    <w:p>
+      <w:pPr>
+        <w:numPr>
+          <w:ilvl w:val="0"/>
+          <w:numId w:val="1009"/>
+        </w:numPr>
+      </w:pPr>
+      <w:r>
+        <w:rPr>
+          <w:bCs/>
+          <w:b/>
+        </w:rPr>
+        <w:t xml:space="preserve">Infrastructure &amp; Automation:</w:t>
+      </w:r>
+      <w:r>
+        <w:t xml:space="preserve"> </w:t>
+      </w:r>
+      <w:r>
+        <w:t xml:space="preserve">Ansible, DevOps, CI/CD, Infrastructure as Code (IaC), Automation, Site Reliability, Red Hat Linux, VMware</w:t>
+      </w:r>
+    </w:p>
+    <w:p>
+      <w:pPr>
+        <w:numPr>
+          <w:ilvl w:val="0"/>
+          <w:numId w:val="1009"/>
+        </w:numPr>
+      </w:pPr>
+      <w:r>
+        <w:rPr>
+          <w:bCs/>
+          <w:b/>
+        </w:rPr>
+        <w:t xml:space="preserve">Data &amp; Ecosystems:</w:t>
+      </w:r>
+      <w:r>
+        <w:t xml:space="preserve"> </w:t>
+      </w:r>
+      <w:r>
+        <w:t xml:space="preserve">Dremio (Lakehouse Federation), ELK Stack (Elasticsearch, Logstash, Kibana), Prometheus, Grafana, Rocket.Chat, PostgreSQL, SQL, MongoDB, Atlassian SDK, Jira API (US Patent #10,366,066)</w:t>
       </w:r>
     </w:p>
     <w:bookmarkEnd w:id="28"/>
-    <w:bookmarkStart w:id="29" w:name="technical-environment-matrix"/>
-    <w:p>
-      <w:pPr>
-        <w:pStyle w:val="Heading3"/>
-      </w:pPr>
-      <w:r>
-        <w:t xml:space="preserve">Technical Environment Matrix</w:t>
-      </w:r>
-    </w:p>
-    <w:p>
-      <w:pPr>
-        <w:numPr>
-          <w:ilvl w:val="0"/>
-          <w:numId w:val="1009"/>
-        </w:numPr>
-      </w:pPr>
-      <w:r>
-        <w:rPr>
-          <w:bCs/>
-          <w:b/>
-        </w:rPr>
-        <w:t xml:space="preserve">Architectural Disciplines:</w:t>
-      </w:r>
-      <w:r>
-        <w:t xml:space="preserve"> </w:t>
-      </w:r>
-      <w:r>
-        <w:t xml:space="preserve">Systems Architecture, Distributed Systems, Microservices, API Gateway Design, Platform Abstractions, SRE, DevSecOps</w:t>
-      </w:r>
-    </w:p>
-    <w:p>
-      <w:pPr>
-        <w:numPr>
-          <w:ilvl w:val="0"/>
-          <w:numId w:val="1009"/>
-        </w:numPr>
-      </w:pPr>
-      <w:r>
-        <w:rPr>
-          <w:bCs/>
-          <w:b/>
-        </w:rPr>
-        <w:t xml:space="preserve">Languages &amp; Frameworks:</w:t>
-      </w:r>
-      <w:r>
-        <w:t xml:space="preserve"> </w:t>
-      </w:r>
-      <w:r>
-        <w:t xml:space="preserve">TypeScript, Node.js, JavaScript, PHP, C#, .NET 8, Java, Angular, Node-RED, Fluent API Design</w:t>
-      </w:r>
-    </w:p>
-    <w:p>
-      <w:pPr>
-        <w:numPr>
-          <w:ilvl w:val="0"/>
-          <w:numId w:val="1009"/>
-        </w:numPr>
-      </w:pPr>
-      <w:r>
-        <w:rPr>
-          <w:bCs/>
-          <w:b/>
-        </w:rPr>
-        <w:t xml:space="preserve">Infrastructure &amp; Automation:</w:t>
-      </w:r>
-      <w:r>
-        <w:t xml:space="preserve"> </w:t>
-      </w:r>
-      <w:r>
-        <w:t xml:space="preserve">Ansible, DevOps, CI/CD, Infrastructure as Code (IaC), Automation, Site Reliability, Red Hat Linux, VMware</w:t>
-      </w:r>
-    </w:p>
-    <w:p>
-      <w:pPr>
-        <w:numPr>
-          <w:ilvl w:val="0"/>
-          <w:numId w:val="1009"/>
-        </w:numPr>
-      </w:pPr>
-      <w:r>
-        <w:rPr>
-          <w:bCs/>
-          <w:b/>
-        </w:rPr>
-        <w:t xml:space="preserve">Data &amp; Ecosystems:</w:t>
-      </w:r>
-      <w:r>
-        <w:t xml:space="preserve"> </w:t>
-      </w:r>
-      <w:r>
-        <w:t xml:space="preserve">PostgreSQL, SQL, MongoDB, Atlassian SDK, Jira API, Database Management (US Patent #10,366,066)</w:t>
-      </w:r>
-    </w:p>
     <w:bookmarkEnd w:id="29"/>
-    <w:bookmarkEnd w:id="30"/>
     <w:sectPr>
       <w:pgSz w:h="15840" w:w="12240"/>
       <w:pgMar w:bottom="1440" w:footer="720" w:gutter="0" w:header="720" w:left="1440" w:right="1440" w:top="1440"/>

--- a/joshua-sternadel-resume.docx
+++ b/joshua-sternadel-resume.docx
@@ -368,6 +368,57 @@
     </w:p>
     <w:p>
       <w:pPr>
+        <w:numPr>
+          <w:ilvl w:val="0"/>
+          <w:numId w:val="1002"/>
+        </w:numPr>
+      </w:pPr>
+      <w:r>
+        <w:rPr>
+          <w:bCs/>
+          <w:b/>
+        </w:rPr>
+        <w:t xml:space="preserve">Full-Lifecycle Application Engineering (Angular &amp; Serverless):</w:t>
+      </w:r>
+    </w:p>
+    <w:p>
+      <w:pPr>
+        <w:numPr>
+          <w:ilvl w:val="1"/>
+          <w:numId w:val="1003"/>
+        </w:numPr>
+        <w:pStyle w:val="Compact"/>
+      </w:pPr>
+      <w:r>
+        <w:t xml:space="preserve">Authored and launched a high-visibility 5G Speed Calculator application utilizing Angular and a modern serverless deployment pipeline to ensure instant scalability and zero infrastructure overhead.</w:t>
+      </w:r>
+    </w:p>
+    <w:p>
+      <w:pPr>
+        <w:numPr>
+          <w:ilvl w:val="1"/>
+          <w:numId w:val="1003"/>
+        </w:numPr>
+        <w:pStyle w:val="Compact"/>
+      </w:pPr>
+      <w:r>
+        <w:t xml:space="preserve">Designed and engineered a custom Device Pre-Load Feature Enablement Tracker, providing corporate stakeholders with real-time visibility into baseline software states across mobile devices.</w:t>
+      </w:r>
+    </w:p>
+    <w:p>
+      <w:pPr>
+        <w:numPr>
+          <w:ilvl w:val="1"/>
+          <w:numId w:val="1003"/>
+        </w:numPr>
+        <w:pStyle w:val="Compact"/>
+      </w:pPr>
+      <w:r>
+        <w:t xml:space="preserve">Bridged the gap between UI/UX design concepts and technical feasibility, establishing strict component styling and layout standards to ensure frontend performance and visual consistency.</w:t>
+      </w:r>
+    </w:p>
+    <w:p>
+      <w:pPr>
         <w:pStyle w:val="FirstParagraph"/>
       </w:pPr>
       <w:r>
@@ -398,7 +449,7 @@
       <w:pPr>
         <w:numPr>
           <w:ilvl w:val="0"/>
-          <w:numId w:val="1003"/>
+          <w:numId w:val="1004"/>
         </w:numPr>
       </w:pPr>
       <w:r>
@@ -437,7 +488,7 @@
       <w:pPr>
         <w:numPr>
           <w:ilvl w:val="0"/>
-          <w:numId w:val="1003"/>
+          <w:numId w:val="1004"/>
         </w:numPr>
       </w:pPr>
       <w:r>
@@ -476,7 +527,7 @@
       <w:pPr>
         <w:numPr>
           <w:ilvl w:val="0"/>
-          <w:numId w:val="1003"/>
+          <w:numId w:val="1004"/>
         </w:numPr>
       </w:pPr>
       <w:r>
@@ -497,7 +548,7 @@
       <w:pPr>
         <w:numPr>
           <w:ilvl w:val="0"/>
-          <w:numId w:val="1003"/>
+          <w:numId w:val="1004"/>
         </w:numPr>
       </w:pPr>
       <w:r>
@@ -518,7 +569,7 @@
       <w:pPr>
         <w:numPr>
           <w:ilvl w:val="0"/>
-          <w:numId w:val="1003"/>
+          <w:numId w:val="1004"/>
         </w:numPr>
       </w:pPr>
       <w:r>
@@ -557,42 +608,117 @@
       <w:pPr>
         <w:numPr>
           <w:ilvl w:val="0"/>
-          <w:numId w:val="1003"/>
-        </w:numPr>
-      </w:pPr>
-      <w:r>
-        <w:rPr>
-          <w:bCs/>
-          <w:b/>
-        </w:rPr>
-        <w:t xml:space="preserve">Site Reliability:</w:t>
-      </w:r>
-      <w:r>
-        <w:t xml:space="preserve"> </w:t>
-      </w:r>
-      <w:r>
-        <w:t xml:space="preserve">Owned and managed a complex 42-VM ecosystem, maintaining high availability and scalability for the Device and Technology Organization.</w:t>
-      </w:r>
-    </w:p>
-    <w:p>
-      <w:pPr>
-        <w:numPr>
-          <w:ilvl w:val="0"/>
-          <w:numId w:val="1003"/>
-        </w:numPr>
-      </w:pPr>
-      <w:r>
-        <w:rPr>
-          <w:bCs/>
-          <w:b/>
-        </w:rPr>
-        <w:t xml:space="preserve">Intellectual Property:</w:t>
-      </w:r>
-      <w:r>
-        <w:t xml:space="preserve"> </w:t>
-      </w:r>
-      <w:r>
-        <w:t xml:space="preserve">Co-authored a U.S. Patent for a novel SQL data storage method, optimizing natural sorting algorithms for massive datasets.</w:t>
+          <w:numId w:val="1004"/>
+        </w:numPr>
+      </w:pPr>
+      <w:r>
+        <w:rPr>
+          <w:bCs/>
+          <w:b/>
+        </w:rPr>
+        <w:t xml:space="preserve">Data Architecture &amp; Engineering Prototyping (Dremio):</w:t>
+      </w:r>
+    </w:p>
+    <w:p>
+      <w:pPr>
+        <w:numPr>
+          <w:ilvl w:val="1"/>
+          <w:numId w:val="1005"/>
+        </w:numPr>
+        <w:pStyle w:val="Compact"/>
+      </w:pPr>
+      <w:r>
+        <w:t xml:space="preserve">Architected and validated a standalone Dremio data lakehouse POC designed to federate data layers across distributed MS SQL, MySQL, and MongoDB environments.</w:t>
+      </w:r>
+    </w:p>
+    <w:p>
+      <w:pPr>
+        <w:numPr>
+          <w:ilvl w:val="1"/>
+          <w:numId w:val="1005"/>
+        </w:numPr>
+        <w:pStyle w:val="Compact"/>
+      </w:pPr>
+      <w:r>
+        <w:t xml:space="preserve">Proved the viability of zero-ETL query federation across relational and NoSQL silos, establishing a blueprint for unified data access.</w:t>
+      </w:r>
+    </w:p>
+    <w:p>
+      <w:pPr>
+        <w:numPr>
+          <w:ilvl w:val="0"/>
+          <w:numId w:val="1004"/>
+        </w:numPr>
+      </w:pPr>
+      <w:r>
+        <w:rPr>
+          <w:bCs/>
+          <w:b/>
+        </w:rPr>
+        <w:t xml:space="preserve">Observability &amp; Infrastructure Telemetry (ELK, Prometheus, Grafana):</w:t>
+      </w:r>
+    </w:p>
+    <w:p>
+      <w:pPr>
+        <w:numPr>
+          <w:ilvl w:val="1"/>
+          <w:numId w:val="1006"/>
+        </w:numPr>
+        <w:pStyle w:val="Compact"/>
+      </w:pPr>
+      <w:r>
+        <w:t xml:space="preserve">Built an integrated observability and log aggregation platform using the ELK Stack, Prometheus, and Grafana within a 45-VM development environment.</w:t>
+      </w:r>
+    </w:p>
+    <w:p>
+      <w:pPr>
+        <w:numPr>
+          <w:ilvl w:val="1"/>
+          <w:numId w:val="1006"/>
+        </w:numPr>
+        <w:pStyle w:val="Compact"/>
+      </w:pPr>
+      <w:r>
+        <w:t xml:space="preserve">Designed end-to-end infrastructure telemetry and automated alert routing hooks via Rocket.Chat to demonstrate proactive incident response frameworks.</w:t>
+      </w:r>
+    </w:p>
+    <w:p>
+      <w:pPr>
+        <w:numPr>
+          <w:ilvl w:val="0"/>
+          <w:numId w:val="1004"/>
+        </w:numPr>
+      </w:pPr>
+      <w:r>
+        <w:rPr>
+          <w:bCs/>
+          <w:b/>
+        </w:rPr>
+        <w:t xml:space="preserve">Financial Stewardship &amp; Capital Forecasting:</w:t>
+      </w:r>
+    </w:p>
+    <w:p>
+      <w:pPr>
+        <w:numPr>
+          <w:ilvl w:val="1"/>
+          <w:numId w:val="1007"/>
+        </w:numPr>
+        <w:pStyle w:val="Compact"/>
+      </w:pPr>
+      <w:r>
+        <w:t xml:space="preserve">Managed and optimized the departmental infrastructure and licensing budget as it scaled from an annual spend of $300K to $1.3M.</w:t>
+      </w:r>
+    </w:p>
+    <w:p>
+      <w:pPr>
+        <w:numPr>
+          <w:ilvl w:val="1"/>
+          <w:numId w:val="1007"/>
+        </w:numPr>
+        <w:pStyle w:val="Compact"/>
+      </w:pPr>
+      <w:r>
+        <w:t xml:space="preserve">Formulated highly accurate 12-month financial and capacity projections to align capital expenditures with rapid system expansion.</w:t>
       </w:r>
     </w:p>
     <w:p>
@@ -627,7 +753,7 @@
       <w:pPr>
         <w:numPr>
           <w:ilvl w:val="0"/>
-          <w:numId w:val="1004"/>
+          <w:numId w:val="1008"/>
         </w:numPr>
       </w:pPr>
       <w:r>
@@ -648,7 +774,7 @@
       <w:pPr>
         <w:numPr>
           <w:ilvl w:val="0"/>
-          <w:numId w:val="1004"/>
+          <w:numId w:val="1008"/>
         </w:numPr>
       </w:pPr>
       <w:r>
@@ -669,7 +795,7 @@
       <w:pPr>
         <w:numPr>
           <w:ilvl w:val="0"/>
-          <w:numId w:val="1004"/>
+          <w:numId w:val="1008"/>
         </w:numPr>
       </w:pPr>
       <w:r>
@@ -690,7 +816,7 @@
       <w:pPr>
         <w:numPr>
           <w:ilvl w:val="0"/>
-          <w:numId w:val="1004"/>
+          <w:numId w:val="1008"/>
         </w:numPr>
       </w:pPr>
       <w:r>
@@ -739,7 +865,7 @@
       <w:pPr>
         <w:numPr>
           <w:ilvl w:val="0"/>
-          <w:numId w:val="1005"/>
+          <w:numId w:val="1009"/>
         </w:numPr>
         <w:pStyle w:val="Compact"/>
       </w:pPr>
@@ -751,7 +877,7 @@
       <w:pPr>
         <w:numPr>
           <w:ilvl w:val="0"/>
-          <w:numId w:val="1005"/>
+          <w:numId w:val="1009"/>
         </w:numPr>
         <w:pStyle w:val="Compact"/>
       </w:pPr>
@@ -781,7 +907,7 @@
       <w:pPr>
         <w:numPr>
           <w:ilvl w:val="0"/>
-          <w:numId w:val="1006"/>
+          <w:numId w:val="1010"/>
         </w:numPr>
         <w:pStyle w:val="Compact"/>
       </w:pPr>
@@ -793,7 +919,7 @@
       <w:pPr>
         <w:numPr>
           <w:ilvl w:val="0"/>
-          <w:numId w:val="1006"/>
+          <w:numId w:val="1010"/>
         </w:numPr>
         <w:pStyle w:val="Compact"/>
       </w:pPr>
@@ -805,7 +931,7 @@
       <w:pPr>
         <w:numPr>
           <w:ilvl w:val="0"/>
-          <w:numId w:val="1006"/>
+          <w:numId w:val="1010"/>
         </w:numPr>
         <w:pStyle w:val="Compact"/>
       </w:pPr>
@@ -817,7 +943,7 @@
       <w:pPr>
         <w:numPr>
           <w:ilvl w:val="0"/>
-          <w:numId w:val="1006"/>
+          <w:numId w:val="1010"/>
         </w:numPr>
         <w:pStyle w:val="Compact"/>
       </w:pPr>
@@ -931,7 +1057,7 @@
       <w:pPr>
         <w:numPr>
           <w:ilvl w:val="0"/>
-          <w:numId w:val="1007"/>
+          <w:numId w:val="1011"/>
         </w:numPr>
         <w:pStyle w:val="Compact"/>
       </w:pPr>
@@ -987,7 +1113,7 @@
       <w:pPr>
         <w:numPr>
           <w:ilvl w:val="0"/>
-          <w:numId w:val="1008"/>
+          <w:numId w:val="1012"/>
         </w:numPr>
       </w:pPr>
       <w:r>
@@ -1014,7 +1140,7 @@
       <w:pPr>
         <w:numPr>
           <w:ilvl w:val="0"/>
-          <w:numId w:val="1008"/>
+          <w:numId w:val="1012"/>
         </w:numPr>
       </w:pPr>
       <w:r>
@@ -1041,7 +1167,7 @@
       <w:pPr>
         <w:numPr>
           <w:ilvl w:val="0"/>
-          <w:numId w:val="1008"/>
+          <w:numId w:val="1012"/>
         </w:numPr>
       </w:pPr>
       <w:r>
@@ -1106,7 +1232,7 @@
       <w:pPr>
         <w:numPr>
           <w:ilvl w:val="0"/>
-          <w:numId w:val="1009"/>
+          <w:numId w:val="1013"/>
         </w:numPr>
       </w:pPr>
       <w:r>
@@ -1127,7 +1253,7 @@
       <w:pPr>
         <w:numPr>
           <w:ilvl w:val="0"/>
-          <w:numId w:val="1009"/>
+          <w:numId w:val="1013"/>
         </w:numPr>
       </w:pPr>
       <w:r>
@@ -1148,7 +1274,7 @@
       <w:pPr>
         <w:numPr>
           <w:ilvl w:val="0"/>
-          <w:numId w:val="1009"/>
+          <w:numId w:val="1013"/>
         </w:numPr>
       </w:pPr>
       <w:r>
@@ -1169,7 +1295,7 @@
       <w:pPr>
         <w:numPr>
           <w:ilvl w:val="0"/>
-          <w:numId w:val="1009"/>
+          <w:numId w:val="1013"/>
         </w:numPr>
       </w:pPr>
       <w:r>
@@ -1183,14 +1309,14 @@
         <w:t xml:space="preserve"> </w:t>
       </w:r>
       <w:r>
-        <w:t xml:space="preserve">Ansible, DevOps, CI/CD, Infrastructure as Code (IaC), Automation, Site Reliability, Red Hat Linux, VMware</w:t>
-      </w:r>
-    </w:p>
-    <w:p>
-      <w:pPr>
-        <w:numPr>
-          <w:ilvl w:val="0"/>
-          <w:numId w:val="1009"/>
+        <w:t xml:space="preserve">Ansible, DevOps, CI/CD, Infrastructure as Code (IaC), Automation, Site Reliability, Serverless, Red Hat Linux, VMware</w:t>
+      </w:r>
+    </w:p>
+    <w:p>
+      <w:pPr>
+        <w:numPr>
+          <w:ilvl w:val="0"/>
+          <w:numId w:val="1013"/>
         </w:numPr>
       </w:pPr>
       <w:r>
@@ -1578,6 +1704,18 @@
     <w:abstractNumId w:val="991"/>
   </w:num>
   <w:num w:numId="1009">
+    <w:abstractNumId w:val="991"/>
+  </w:num>
+  <w:num w:numId="1010">
+    <w:abstractNumId w:val="991"/>
+  </w:num>
+  <w:num w:numId="1011">
+    <w:abstractNumId w:val="991"/>
+  </w:num>
+  <w:num w:numId="1012">
+    <w:abstractNumId w:val="991"/>
+  </w:num>
+  <w:num w:numId="1013">
     <w:abstractNumId w:val="991"/>
   </w:num>
 </w:numbering>

--- a/joshua-sternadel-resume.docx
+++ b/joshua-sternadel-resume.docx
@@ -40,13 +40,13 @@
         </w:r>
       </w:hyperlink>
     </w:p>
-    <w:bookmarkStart w:id="21" w:name="X7f55f95a1c7fdc314456e7b64a704861413f341"/>
+    <w:bookmarkStart w:id="21" w:name="Xbe238462729bb1228a43e9bf6db42d709dea89b"/>
     <w:p>
       <w:pPr>
         <w:pStyle w:val="Heading3"/>
       </w:pPr>
       <w:r>
-        <w:t xml:space="preserve">Systems Architecture &amp; Deep-Infrastructure Engineering</w:t>
+        <w:t xml:space="preserve">Systems Architect &amp; Principal Infrastructure Engineer</w:t>
       </w:r>
     </w:p>
     <w:p>
@@ -54,7 +54,7 @@
         <w:pStyle w:val="FirstParagraph"/>
       </w:pPr>
       <w:r>
-        <w:t xml:space="preserve">A high-capacity Systems Architect who leverages advanced spatial thinking and deep pattern recognition to solve complex structural debt that traditional engineering groups cannot resolve. A self-directed technical anchor specializing in building clean, frictionless distributed systems from first principles. Proven track record of delivering radical automation, continuous DevSecOps compliance, and mission-critical stability across high-scale enterprise environments.</w:t>
+        <w:t xml:space="preserve">A high-capacity Systems Architect and U.S. Patent author leveraging advanced spatial thinking and first-principles engineering to resolve complex structural debt. A self-directed technical anchor with 16 years of tech experience, including 13 years driving radical automation, distributed systems design, and continuous DevSecOps compliance across massive Fortune 500 telecom environments. Proven track record of securing mission-critical stability through major corporate mergers, high-stakes enterprise cloud migrations, and complex algorithmic problem-solving.</w:t>
       </w:r>
     </w:p>
     <w:bookmarkEnd w:id="21"/>
@@ -118,7 +118,7 @@
           <w:bCs/>
           <w:b/>
         </w:rPr>
-        <w:t xml:space="preserve">U.S. Patent Author (#10,366,066):</w:t>
+        <w:t xml:space="preserve">U.S. Patent Author (#10,366,069):</w:t>
       </w:r>
       <w:r>
         <w:t xml:space="preserve"> </w:t>
@@ -212,7 +212,7 @@
         <w:t xml:space="preserve"> </w:t>
       </w:r>
       <w:r>
-        <w:t xml:space="preserve">| Senior Software Engineer | Acting Solutions Architect | 2021 to 2026</w:t>
+        <w:t xml:space="preserve">| Solutions Architect | Senior Systems Engineer | 2021 to 2026</w:t>
       </w:r>
       <w:r>
         <w:br/>
@@ -243,7 +243,7 @@
         <w:t xml:space="preserve"> </w:t>
       </w:r>
       <w:r>
-        <w:t xml:space="preserve">Architected and executed a high-integrity migration of a decade’s worth of metadata and complex workflows from Jira Data Center to Jira Cloud, ensuring zero data loss across mission-critical proprietary projects.</w:t>
+        <w:t xml:space="preserve">Architected and executed the high-integrity migration of a decade’s worth of metadata, complex workflows, and mission-critical certification data from Jira Data Center to Jira Cloud; successfully preserved zero-loss continuity across 300+ proprietary device projects supporting 3,000+ active enterprise users.</w:t>
       </w:r>
     </w:p>
     <w:p>
@@ -432,7 +432,7 @@
         <w:t xml:space="preserve"> </w:t>
       </w:r>
       <w:r>
-        <w:t xml:space="preserve">| Application Developer III | Acting Principal Engineer | 2017 to 2021</w:t>
+        <w:t xml:space="preserve">| Principal Engineer | Application Developer III | 2017 to 2021</w:t>
       </w:r>
       <w:r>
         <w:br/>
@@ -502,7 +502,7 @@
         <w:t xml:space="preserve"> </w:t>
       </w:r>
       <w:r>
-        <w:t xml:space="preserve">Designed</w:t>
+        <w:t xml:space="preserve">Designed and deployed</w:t>
       </w:r>
       <w:r>
         <w:t xml:space="preserve"> </w:t>
@@ -520,7 +520,7 @@
         <w:t xml:space="preserve"> </w:t>
       </w:r>
       <w:r>
-        <w:t xml:space="preserve">a custom message bus system enabling real-time, asynchronous communication between disparate enterprise applications.</w:t>
+        <w:t xml:space="preserve">a custom event-driven message bus architected on top of RabbitMQ; seamlessly synchronized live Jira workflow states with downstream application environments, establishing a single source of truth and eliminating cross-system data lag.</w:t>
       </w:r>
     </w:p>
     <w:p>
@@ -616,7 +616,7 @@
           <w:bCs/>
           <w:b/>
         </w:rPr>
-        <w:t xml:space="preserve">Data Architecture &amp; Engineering Prototyping (Dremio):</w:t>
+        <w:t xml:space="preserve">Data Architecture &amp; Engineering Prototyping:</w:t>
       </w:r>
     </w:p>
     <w:p>
@@ -655,7 +655,7 @@
           <w:bCs/>
           <w:b/>
         </w:rPr>
-        <w:t xml:space="preserve">Observability &amp; Infrastructure Telemetry (ELK, Prometheus, Grafana):</w:t>
+        <w:t xml:space="preserve">Observability &amp; Infrastructure Telemetry:</w:t>
       </w:r>
     </w:p>
     <w:p>
@@ -667,7 +667,7 @@
         <w:pStyle w:val="Compact"/>
       </w:pPr>
       <w:r>
-        <w:t xml:space="preserve">Built an integrated observability and log aggregation platform using the ELK Stack, Prometheus, and Grafana within a 45-VM development environment.</w:t>
+        <w:t xml:space="preserve">Built an integrated observability platform using the ELK Stack, Prometheus, and Grafana across a 45-VM development environment.</w:t>
       </w:r>
     </w:p>
     <w:p>
@@ -685,6 +685,18 @@
     <w:p>
       <w:pPr>
         <w:numPr>
+          <w:ilvl w:val="1"/>
+          <w:numId w:val="1006"/>
+        </w:numPr>
+        <w:pStyle w:val="Compact"/>
+      </w:pPr>
+      <w:r>
+        <w:t xml:space="preserve">Engineered a custom heartbeat monitoring framework embedded within distributed .NET Core applications; piped real-time telemetry directly into Grafana to ensure proactive incident response and eliminate production blind spots.</w:t>
+      </w:r>
+    </w:p>
+    <w:p>
+      <w:pPr>
+        <w:numPr>
           <w:ilvl w:val="0"/>
           <w:numId w:val="1004"/>
         </w:numPr>
@@ -1330,7 +1342,7 @@
         <w:t xml:space="preserve"> </w:t>
       </w:r>
       <w:r>
-        <w:t xml:space="preserve">Dremio (Lakehouse Federation), ELK Stack (Elasticsearch, Logstash, Kibana), Prometheus, Grafana, Rocket.Chat, PostgreSQL, SQL, MongoDB, Atlassian SDK, Jira API (US Patent #10,366,066)</w:t>
+        <w:t xml:space="preserve">Dremio (Lakehouse Federation), ELK Stack (Elasticsearch, Logstash, Kibana), Prometheus, Grafana, Rocket.Chat, PostgreSQL, SQL, MongoDB, Atlassian SDK, Jira API (US Patent #10,366,069)</w:t>
       </w:r>
     </w:p>
     <w:bookmarkEnd w:id="28"/>

--- a/joshua-sternadel-resume.docx
+++ b/joshua-sternadel-resume.docx
@@ -2,14 +2,15 @@
 <file path=word/document.xml><?xml version="1.0" encoding="utf-8"?>
 <w:document xmlns:w="http://schemas.openxmlformats.org/wordprocessingml/2006/main" xmlns:m="http://schemas.openxmlformats.org/officeDocument/2006/math" xmlns:r="http://schemas.openxmlformats.org/officeDocument/2006/relationships" xmlns:o="urn:schemas-microsoft-com:office:office" xmlns:v="urn:schemas-microsoft-com:vml" xmlns:w10="urn:schemas-microsoft-com:office:word" xmlns:a="http://schemas.openxmlformats.org/drawingml/2006/main" xmlns:pic="http://schemas.openxmlformats.org/drawingml/2006/picture" xmlns:wp="http://schemas.openxmlformats.org/drawingml/2006/wordprocessingDrawing">
   <w:body>
-    <w:bookmarkStart w:id="29" w:name="joshua-sternadel"/>
     <w:p>
       <w:pPr>
         <w:pStyle w:val="Heading1"/>
       </w:pPr>
+      <w:bookmarkStart w:id="20" w:name="joshua-sternadel"/>
       <w:r>
         <w:t xml:space="preserve">Joshua Sternadel</w:t>
       </w:r>
+      <w:bookmarkEnd w:id="20"/>
     </w:p>
     <w:p>
       <w:pPr>
@@ -17,37 +18,35 @@
       </w:pPr>
       <w:r>
         <w:rPr>
-          <w:bCs/>
           <w:b/>
         </w:rPr>
         <w:t xml:space="preserve">Kansas City, MO |</w:t>
       </w:r>
       <w:r>
         <w:rPr>
-          <w:bCs/>
-          <w:b/>
-        </w:rPr>
-        <w:t xml:space="preserve"> </w:t>
-      </w:r>
-      <w:hyperlink r:id="rId20">
+          <w:b/>
+        </w:rPr>
+        <w:t xml:space="preserve"> </w:t>
+      </w:r>
+      <w:hyperlink r:id="rId21">
         <w:r>
           <w:rPr>
             <w:rStyle w:val="Hyperlink"/>
-            <w:bCs/>
             <w:b/>
           </w:rPr>
           <w:t xml:space="preserve">Contact via LinkedIn</w:t>
         </w:r>
       </w:hyperlink>
     </w:p>
-    <w:bookmarkStart w:id="21" w:name="Xbe238462729bb1228a43e9bf6db42d709dea89b"/>
     <w:p>
       <w:pPr>
         <w:pStyle w:val="Heading3"/>
       </w:pPr>
+      <w:bookmarkStart w:id="22" w:name="Xbe238462729bb1228a43e9bf6db42d709dea89b"/>
       <w:r>
         <w:t xml:space="preserve">Systems Architect &amp; Principal Infrastructure Engineer</w:t>
       </w:r>
+      <w:bookmarkEnd w:id="22"/>
     </w:p>
     <w:p>
       <w:pPr>
@@ -57,15 +56,15 @@
         <w:t xml:space="preserve">A high-capacity Systems Architect and U.S. Patent author leveraging advanced spatial thinking and first-principles engineering to resolve complex structural debt. A self-directed technical anchor with 16 years of tech experience, including 13 years driving radical automation, distributed systems design, and continuous DevSecOps compliance across massive Fortune 500 telecom environments. Proven track record of securing mission-critical stability through major corporate mergers, high-stakes enterprise cloud migrations, and complex algorithmic problem-solving.</w:t>
       </w:r>
     </w:p>
-    <w:bookmarkEnd w:id="21"/>
-    <w:bookmarkStart w:id="22" w:name="core-competencies"/>
     <w:p>
       <w:pPr>
         <w:pStyle w:val="Heading3"/>
       </w:pPr>
+      <w:bookmarkStart w:id="23" w:name="core-competencies"/>
       <w:r>
         <w:t xml:space="preserve">Core Competencies</w:t>
       </w:r>
+      <w:bookmarkEnd w:id="23"/>
     </w:p>
     <w:p>
       <w:pPr>
@@ -75,15 +74,15 @@
         <w:t xml:space="preserve">Team Leadership | Systems Architecture | Solutions Engineering | Efficiency and Productivity Specialist</w:t>
       </w:r>
     </w:p>
-    <w:bookmarkEnd w:id="22"/>
-    <w:bookmarkStart w:id="23" w:name="key-achievements"/>
     <w:p>
       <w:pPr>
         <w:pStyle w:val="Heading3"/>
       </w:pPr>
+      <w:bookmarkStart w:id="24" w:name="key-achievements"/>
       <w:r>
         <w:t xml:space="preserve">Key Achievements</w:t>
       </w:r>
+      <w:bookmarkEnd w:id="24"/>
     </w:p>
     <w:p>
       <w:pPr>
@@ -94,7 +93,6 @@
       </w:pPr>
       <w:r>
         <w:rPr>
-          <w:bCs/>
           <w:b/>
         </w:rPr>
         <w:t xml:space="preserve">Strategic Retention &amp; Continuity:</w:t>
@@ -115,7 +113,6 @@
       </w:pPr>
       <w:r>
         <w:rPr>
-          <w:bCs/>
           <w:b/>
         </w:rPr>
         <w:t xml:space="preserve">U.S. Patent Author (#10,366,069):</w:t>
@@ -136,7 +133,6 @@
       </w:pPr>
       <w:r>
         <w:rPr>
-          <w:bCs/>
           <w:b/>
         </w:rPr>
         <w:t xml:space="preserve">Infrastructure Transformation:</w:t>
@@ -157,7 +153,6 @@
       </w:pPr>
       <w:r>
         <w:rPr>
-          <w:bCs/>
           <w:b/>
         </w:rPr>
         <w:t xml:space="preserve">Algorithmic Solutions:</w:t>
@@ -187,15 +182,15 @@
         <w:t xml:space="preserve">errors for intermodal logistics. By deciphering raw NMEA 0183 sentences and applying spherical geometry with rate-of-acceleration modeling, successfully stabilized coordinate paths and eliminated tracking jitter within high-interference rail yards.</w:t>
       </w:r>
     </w:p>
-    <w:bookmarkEnd w:id="23"/>
-    <w:bookmarkStart w:id="24" w:name="professional-experience"/>
     <w:p>
       <w:pPr>
         <w:pStyle w:val="Heading3"/>
       </w:pPr>
+      <w:bookmarkStart w:id="25" w:name="professional-experience"/>
       <w:r>
         <w:t xml:space="preserve">Professional Experience</w:t>
       </w:r>
+      <w:bookmarkEnd w:id="25"/>
     </w:p>
     <w:p>
       <w:pPr>
@@ -203,7 +198,6 @@
       </w:pPr>
       <w:r>
         <w:rPr>
-          <w:bCs/>
           <w:b/>
         </w:rPr>
         <w:t xml:space="preserve">T-Mobile</w:t>
@@ -219,7 +213,6 @@
       </w:r>
       <w:r>
         <w:rPr>
-          <w:iCs/>
           <w:i/>
         </w:rPr>
         <w:t xml:space="preserve">Embedded within Tools Team to assist with architectural duties and build APIs that connect proprietary systems to Atlassian and other vendors’ products. Transitioned to DevOps role as the only true developer on the SysAdmin team.</w:t>
@@ -234,7 +227,6 @@
       </w:pPr>
       <w:r>
         <w:rPr>
-          <w:bCs/>
           <w:b/>
         </w:rPr>
         <w:t xml:space="preserve">Enterprise Cloud Migration:</w:t>
@@ -255,7 +247,6 @@
       </w:pPr>
       <w:r>
         <w:rPr>
-          <w:bCs/>
           <w:b/>
         </w:rPr>
         <w:t xml:space="preserve">Ecosystem Integration &amp; APIs:</w:t>
@@ -294,7 +285,6 @@
       </w:pPr>
       <w:r>
         <w:rPr>
-          <w:bCs/>
           <w:b/>
         </w:rPr>
         <w:t xml:space="preserve">Infrastructure as Code (IaC):</w:t>
@@ -315,7 +305,6 @@
       </w:pPr>
       <w:r>
         <w:rPr>
-          <w:bCs/>
           <w:b/>
         </w:rPr>
         <w:t xml:space="preserve">DevSecOps &amp; Automation:</w:t>
@@ -336,7 +325,6 @@
       </w:pPr>
       <w:r>
         <w:rPr>
-          <w:bCs/>
           <w:b/>
         </w:rPr>
         <w:t xml:space="preserve">Value Stream Optimization:</w:t>
@@ -375,7 +363,6 @@
       </w:pPr>
       <w:r>
         <w:rPr>
-          <w:bCs/>
           <w:b/>
         </w:rPr>
         <w:t xml:space="preserve">Full-Lifecycle Application Engineering (Angular &amp; Serverless):</w:t>
@@ -423,7 +410,6 @@
       </w:pPr>
       <w:r>
         <w:rPr>
-          <w:bCs/>
           <w:b/>
         </w:rPr>
         <w:t xml:space="preserve">Sprint</w:t>
@@ -439,7 +425,6 @@
       </w:r>
       <w:r>
         <w:rPr>
-          <w:iCs/>
           <w:i/>
         </w:rPr>
         <w:t xml:space="preserve">Served as Core Technical Advisor and Architectural Gatekeeper to leadership, maintaining absolute technical veto power and engineering oversight for all departmental systems and cross-functional integrations.</w:t>
@@ -454,7 +439,6 @@
       </w:pPr>
       <w:r>
         <w:rPr>
-          <w:bCs/>
           <w:b/>
         </w:rPr>
         <w:t xml:space="preserve">Architectural Leadership:</w:t>
@@ -493,7 +477,6 @@
       </w:pPr>
       <w:r>
         <w:rPr>
-          <w:bCs/>
           <w:b/>
         </w:rPr>
         <w:t xml:space="preserve">Distributed Systems:</w:t>
@@ -532,7 +515,6 @@
       </w:pPr>
       <w:r>
         <w:rPr>
-          <w:bCs/>
           <w:b/>
         </w:rPr>
         <w:t xml:space="preserve">Framework Engineering:</w:t>
@@ -553,7 +535,6 @@
       </w:pPr>
       <w:r>
         <w:rPr>
-          <w:bCs/>
           <w:b/>
         </w:rPr>
         <w:t xml:space="preserve">Data Abstraction &amp; Hydration:</w:t>
@@ -574,7 +555,6 @@
       </w:pPr>
       <w:r>
         <w:rPr>
-          <w:bCs/>
           <w:b/>
         </w:rPr>
         <w:t xml:space="preserve">Scale &amp; Adoption:</w:t>
@@ -613,7 +593,6 @@
       </w:pPr>
       <w:r>
         <w:rPr>
-          <w:bCs/>
           <w:b/>
         </w:rPr>
         <w:t xml:space="preserve">Data Architecture &amp; Engineering Prototyping:</w:t>
@@ -652,7 +631,6 @@
       </w:pPr>
       <w:r>
         <w:rPr>
-          <w:bCs/>
           <w:b/>
         </w:rPr>
         <w:t xml:space="preserve">Observability &amp; Infrastructure Telemetry:</w:t>
@@ -703,7 +681,6 @@
       </w:pPr>
       <w:r>
         <w:rPr>
-          <w:bCs/>
           <w:b/>
         </w:rPr>
         <w:t xml:space="preserve">Financial Stewardship &amp; Capital Forecasting:</w:t>
@@ -739,7 +716,6 @@
       </w:pPr>
       <w:r>
         <w:rPr>
-          <w:bCs/>
           <w:b/>
         </w:rPr>
         <w:t xml:space="preserve">Sprint</w:t>
@@ -755,7 +731,6 @@
       </w:r>
       <w:r>
         <w:rPr>
-          <w:iCs/>
           <w:i/>
         </w:rPr>
         <w:t xml:space="preserve">Transitioned from device testing into application development through hybrid role bridging both disciplines.</w:t>
@@ -770,7 +745,6 @@
       </w:pPr>
       <w:r>
         <w:rPr>
-          <w:bCs/>
           <w:b/>
         </w:rPr>
         <w:t xml:space="preserve">Full-Stack Application Architecture:</w:t>
@@ -791,7 +765,6 @@
       </w:pPr>
       <w:r>
         <w:rPr>
-          <w:bCs/>
           <w:b/>
         </w:rPr>
         <w:t xml:space="preserve">Database Engineering &amp; Tooling:</w:t>
@@ -812,7 +785,6 @@
       </w:pPr>
       <w:r>
         <w:rPr>
-          <w:bCs/>
           <w:b/>
         </w:rPr>
         <w:t xml:space="preserve">Cross-Functional Advisory:</w:t>
@@ -833,7 +805,6 @@
       </w:pPr>
       <w:r>
         <w:rPr>
-          <w:bCs/>
           <w:b/>
         </w:rPr>
         <w:t xml:space="preserve">Release Readiness &amp; Prioritization:</w:t>
@@ -851,7 +822,6 @@
       </w:pPr>
       <w:r>
         <w:rPr>
-          <w:bCs/>
           <w:b/>
         </w:rPr>
         <w:t xml:space="preserve">EXPERIS (Contractor at Sprint)</w:t>
@@ -867,7 +837,6 @@
       </w:r>
       <w:r>
         <w:rPr>
-          <w:iCs/>
           <w:i/>
         </w:rPr>
         <w:t xml:space="preserve">Developed, tested, and troubleshot XML scripts for the SLATE platform, which retail stores use for automated device testing.</w:t>
@@ -903,7 +872,6 @@
       </w:pPr>
       <w:r>
         <w:rPr>
-          <w:bCs/>
           <w:b/>
         </w:rPr>
         <w:t xml:space="preserve">MO-KAN Container Services</w:t>
@@ -963,15 +931,15 @@
         <w:t xml:space="preserve">Reduced IT payroll costs by nearly 18% by upgrading infrastructure and implementing automated, failover-ready environments.</w:t>
       </w:r>
     </w:p>
-    <w:bookmarkEnd w:id="24"/>
-    <w:bookmarkStart w:id="25" w:name="additional-relevant-experience"/>
     <w:p>
       <w:pPr>
         <w:pStyle w:val="Heading3"/>
       </w:pPr>
+      <w:bookmarkStart w:id="26" w:name="additional-relevant-experience"/>
       <w:r>
         <w:t xml:space="preserve">Additional Relevant Experience</w:t>
       </w:r>
+      <w:bookmarkEnd w:id="26"/>
     </w:p>
     <w:p>
       <w:pPr>
@@ -979,7 +947,6 @@
       </w:pPr>
       <w:r>
         <w:rPr>
-          <w:bCs/>
           <w:b/>
         </w:rPr>
         <w:t xml:space="preserve">Trucking Central</w:t>
@@ -1003,7 +970,6 @@
       </w:pPr>
       <w:r>
         <w:rPr>
-          <w:bCs/>
           <w:b/>
         </w:rPr>
         <w:t xml:space="preserve">Innovative Solutions</w:t>
@@ -1021,15 +987,15 @@
         <w:t xml:space="preserve">Troubleshot and fixed Nextel devices for first responders and construction businesses, listened to client needs, and leveraged emerging technologies to find solutions for those needs.</w:t>
       </w:r>
     </w:p>
-    <w:bookmarkEnd w:id="25"/>
-    <w:bookmarkStart w:id="26" w:name="community-impact-leadership"/>
     <w:p>
       <w:pPr>
         <w:pStyle w:val="Heading3"/>
       </w:pPr>
+      <w:bookmarkStart w:id="27" w:name="community-impact-leadership"/>
       <w:r>
         <w:t xml:space="preserve">Community Impact &amp; Leadership</w:t>
       </w:r>
+      <w:bookmarkEnd w:id="27"/>
     </w:p>
     <w:p>
       <w:pPr>
@@ -1037,7 +1003,6 @@
       </w:pPr>
       <w:r>
         <w:rPr>
-          <w:bCs/>
           <w:b/>
         </w:rPr>
         <w:t xml:space="preserve">Seek and Serve</w:t>
@@ -1053,7 +1018,6 @@
       </w:r>
       <w:r>
         <w:rPr>
-          <w:iCs/>
           <w:i/>
         </w:rPr>
         <w:t xml:space="preserve">Technical Advisory Board Member</w:t>
@@ -1075,7 +1039,6 @@
       </w:pPr>
       <w:r>
         <w:rPr>
-          <w:bCs/>
           <w:b/>
         </w:rPr>
         <w:t xml:space="preserve">Technical Guidance:</w:t>
@@ -1093,7 +1056,6 @@
       </w:pPr>
       <w:r>
         <w:rPr>
-          <w:bCs/>
           <w:b/>
         </w:rPr>
         <w:t xml:space="preserve">33meals.org (Subsidiary)</w:t>
@@ -1109,7 +1071,6 @@
       </w:r>
       <w:r>
         <w:rPr>
-          <w:iCs/>
           <w:i/>
         </w:rPr>
         <w:t xml:space="preserve">Infrastructure Consultant / Volunteer</w:t>
@@ -1130,7 +1091,6 @@
       </w:pPr>
       <w:r>
         <w:rPr>
-          <w:bCs/>
           <w:b/>
         </w:rPr>
         <w:t xml:space="preserve">Organizational Launch:</w:t>
@@ -1157,7 +1117,6 @@
       </w:pPr>
       <w:r>
         <w:rPr>
-          <w:bCs/>
           <w:b/>
         </w:rPr>
         <w:t xml:space="preserve">Operational Infrastructure:</w:t>
@@ -1184,7 +1143,6 @@
       </w:pPr>
       <w:r>
         <w:rPr>
-          <w:bCs/>
           <w:b/>
         </w:rPr>
         <w:t xml:space="preserve">Strategic Development:</w:t>
@@ -1202,15 +1160,15 @@
         <w:t xml:space="preserve">enterprise efficiency principles to humanitarian service.</w:t>
       </w:r>
     </w:p>
-    <w:bookmarkEnd w:id="26"/>
-    <w:bookmarkStart w:id="27" w:name="education"/>
     <w:p>
       <w:pPr>
         <w:pStyle w:val="Heading3"/>
       </w:pPr>
+      <w:bookmarkStart w:id="28" w:name="education"/>
       <w:r>
         <w:t xml:space="preserve">Education</w:t>
       </w:r>
+      <w:bookmarkEnd w:id="28"/>
     </w:p>
     <w:p>
       <w:pPr>
@@ -1218,7 +1176,6 @@
       </w:pPr>
       <w:r>
         <w:rPr>
-          <w:bCs/>
           <w:b/>
         </w:rPr>
         <w:t xml:space="preserve">Associate of Arts (AA), Graphic Design</w:t>
@@ -1230,15 +1187,15 @@
         <w:t xml:space="preserve">| Johnson County Community College</w:t>
       </w:r>
     </w:p>
-    <w:bookmarkEnd w:id="27"/>
-    <w:bookmarkStart w:id="28" w:name="technical-environment-matrix"/>
     <w:p>
       <w:pPr>
         <w:pStyle w:val="Heading3"/>
       </w:pPr>
+      <w:bookmarkStart w:id="29" w:name="technical-environment-matrix"/>
       <w:r>
         <w:t xml:space="preserve">Technical Environment Matrix</w:t>
       </w:r>
+      <w:bookmarkEnd w:id="29"/>
     </w:p>
     <w:p>
       <w:pPr>
@@ -1249,7 +1206,6 @@
       </w:pPr>
       <w:r>
         <w:rPr>
-          <w:bCs/>
           <w:b/>
         </w:rPr>
         <w:t xml:space="preserve">Architectural Disciplines:</w:t>
@@ -1270,7 +1226,6 @@
       </w:pPr>
       <w:r>
         <w:rPr>
-          <w:bCs/>
           <w:b/>
         </w:rPr>
         <w:t xml:space="preserve">Frontend Web Frameworks:</w:t>
@@ -1291,7 +1246,6 @@
       </w:pPr>
       <w:r>
         <w:rPr>
-          <w:bCs/>
           <w:b/>
         </w:rPr>
         <w:t xml:space="preserve">Backend Environments &amp; Languages:</w:t>
@@ -1312,7 +1266,6 @@
       </w:pPr>
       <w:r>
         <w:rPr>
-          <w:bCs/>
           <w:b/>
         </w:rPr>
         <w:t xml:space="preserve">Infrastructure &amp; Automation:</w:t>
@@ -1333,7 +1286,6 @@
       </w:pPr>
       <w:r>
         <w:rPr>
-          <w:bCs/>
           <w:b/>
         </w:rPr>
         <w:t xml:space="preserve">Data &amp; Ecosystems:</w:t>
@@ -1345,11 +1297,9 @@
         <w:t xml:space="preserve">Dremio (Lakehouse Federation), ELK Stack (Elasticsearch, Logstash, Kibana), Prometheus, Grafana, Rocket.Chat, PostgreSQL, SQL, MongoDB, Atlassian SDK, Jira API (US Patent #10,366,069)</w:t>
       </w:r>
     </w:p>
-    <w:bookmarkEnd w:id="28"/>
-    <w:bookmarkEnd w:id="29"/>
     <w:sectPr>
-      <w:pgSz w:h="15840" w:w="12240"/>
-      <w:pgMar w:bottom="1440" w:footer="720" w:gutter="0" w:header="720" w:left="1440" w:right="1440" w:top="1440"/>
+      <w:pgSz w:w="12240" w:h="15840"/>
+      <w:pgMar w:top="1440" w:right="1440" w:bottom="1440" w:left="1440" w:header="720" w:footer="720" w:gutter="0"/>
       <w:cols w:space="720"/>
     </w:sectPr>
   </w:body>
@@ -1380,8 +1330,8 @@
 </file>
 
 <file path=word/numbering.xml><?xml version="1.0" encoding="utf-8"?>
-<w:numbering xmlns:aink="http://schemas.microsoft.com/office/drawing/2016/ink" xmlns:am3d="http://schemas.microsoft.com/office/drawing/2017/model3d" xmlns:cx="http://schemas.microsoft.com/office/drawing/2014/chartex" xmlns:cx1="http://schemas.microsoft.com/office/drawing/2015/9/8/chartex" xmlns:cx2="http://schemas.microsoft.com/office/drawing/2015/10/21/chartex" xmlns:cx3="http://schemas.microsoft.com/office/drawing/2016/5/9/chartex" xmlns:cx4="http://schemas.microsoft.com/office/drawing/2016/5/10/chartex" xmlns:cx5="http://schemas.microsoft.com/office/drawing/2016/5/11/chartex" xmlns:cx6="http://schemas.microsoft.com/office/drawing/2016/5/12/chartex" xmlns:cx7="http://schemas.microsoft.com/office/drawing/2016/5/13/chartex" xmlns:cx8="http://schemas.microsoft.com/office/drawing/2016/5/14/chartex" xmlns:m="http://schemas.openxmlformats.org/officeDocument/2006/math" xmlns:mc="http://schemas.openxmlformats.org/markup-compatibility/2006" xmlns:o="urn:schemas-microsoft-com:office:office" xmlns:oel="http://schemas.microsoft.com/office/2019/extlst" xmlns:r="http://schemas.openxmlformats.org/officeDocument/2006/relationships" xmlns:v="urn:schemas-microsoft-com:vml" xmlns:w="http://schemas.openxmlformats.org/wordprocessingml/2006/main" xmlns:w10="urn:schemas-microsoft-com:office:word" xmlns:w14="http://schemas.microsoft.com/office/word/2010/wordml" xmlns:w15="http://schemas.microsoft.com/office/word/2012/wordml" xmlns:w16="http://schemas.microsoft.com/office/word/2018/wordml" xmlns:w16cex="http://schemas.microsoft.com/office/word/2018/wordml/cex" xmlns:w16cid="http://schemas.microsoft.com/office/word/2016/wordml/cid" xmlns:w16du="http://schemas.microsoft.com/office/word/2023/wordml/word16du" xmlns:w16sdtdh="http://schemas.microsoft.com/office/word/2020/wordml/sdtdatahash" xmlns:w16sdtfl="http://schemas.microsoft.com/office/word/2024/wordml/sdtformatlock" xmlns:w16se="http://schemas.microsoft.com/office/word/2015/wordml/symex" xmlns:wne="http://schemas.microsoft.com/office/word/2006/wordml" xmlns:wp="http://schemas.openxmlformats.org/drawingml/2006/wordprocessingDrawing" xmlns:wp14="http://schemas.microsoft.com/office/word/2010/wordprocessingDrawing" xmlns:wpc="http://schemas.microsoft.com/office/word/2010/wordprocessingCanvas" xmlns:wpg="http://schemas.microsoft.com/office/word/2010/wordprocessingGroup" xmlns:wpi="http://schemas.microsoft.com/office/word/2010/wordprocessingInk" xmlns:wps="http://schemas.microsoft.com/office/word/2010/wordprocessingShape" mc:Ignorable="w14 w15 w16se w16cid w16 w16cex w16sdtdh w16sdtfl w16du wp14">
-  <w:abstractNum w15:restartNumberingAfterBreak="0" w:abstractNumId="0">
+<w:numbering xmlns:wpc="http://schemas.microsoft.com/office/word/2010/wordprocessingCanvas" xmlns:cx="http://schemas.microsoft.com/office/drawing/2014/chartex" xmlns:cx1="http://schemas.microsoft.com/office/drawing/2015/9/8/chartex" xmlns:cx2="http://schemas.microsoft.com/office/drawing/2015/10/21/chartex" xmlns:cx3="http://schemas.microsoft.com/office/drawing/2016/5/9/chartex" xmlns:cx4="http://schemas.microsoft.com/office/drawing/2016/5/10/chartex" xmlns:cx5="http://schemas.microsoft.com/office/drawing/2016/5/11/chartex" xmlns:cx6="http://schemas.microsoft.com/office/drawing/2016/5/12/chartex" xmlns:cx7="http://schemas.microsoft.com/office/drawing/2016/5/13/chartex" xmlns:cx8="http://schemas.microsoft.com/office/drawing/2016/5/14/chartex" xmlns:mc="http://schemas.openxmlformats.org/markup-compatibility/2006" xmlns:aink="http://schemas.microsoft.com/office/drawing/2016/ink" xmlns:am3d="http://schemas.microsoft.com/office/drawing/2017/model3d" xmlns:o="urn:schemas-microsoft-com:office:office" xmlns:oel="http://schemas.microsoft.com/office/2019/extlst" xmlns:r="http://schemas.openxmlformats.org/officeDocument/2006/relationships" xmlns:m="http://schemas.openxmlformats.org/officeDocument/2006/math" xmlns:v="urn:schemas-microsoft-com:vml" xmlns:wp14="http://schemas.microsoft.com/office/word/2010/wordprocessingDrawing" xmlns:wp="http://schemas.openxmlformats.org/drawingml/2006/wordprocessingDrawing" xmlns:w10="urn:schemas-microsoft-com:office:word" xmlns:w="http://schemas.openxmlformats.org/wordprocessingml/2006/main" xmlns:w14="http://schemas.microsoft.com/office/word/2010/wordml" xmlns:w15="http://schemas.microsoft.com/office/word/2012/wordml" xmlns:w16cex="http://schemas.microsoft.com/office/word/2018/wordml/cex" xmlns:w16cid="http://schemas.microsoft.com/office/word/2016/wordml/cid" xmlns:w16="http://schemas.microsoft.com/office/word/2018/wordml" xmlns:w16du="http://schemas.microsoft.com/office/word/2023/wordml/word16du" xmlns:w16sdtdh="http://schemas.microsoft.com/office/word/2020/wordml/sdtdatahash" xmlns:w16sdtfl="http://schemas.microsoft.com/office/word/2024/wordml/sdtformatlock" xmlns:w16se="http://schemas.microsoft.com/office/word/2015/wordml/symex" xmlns:wpg="http://schemas.microsoft.com/office/word/2010/wordprocessingGroup" xmlns:wpi="http://schemas.microsoft.com/office/word/2010/wordprocessingInk" xmlns:wne="http://schemas.microsoft.com/office/word/2006/wordml" xmlns:wps="http://schemas.microsoft.com/office/word/2010/wordprocessingShape" mc:Ignorable="w14 w15 w16se w16cid w16 w16cex w16sdtdh w16sdtfl w16du wp14">
+  <w:abstractNum w:abstractNumId="0" w15:restartNumberingAfterBreak="0">
     <w:nsid w:val="FFFFFF83"/>
     <w:multiLevelType w:val="singleLevel"/>
     <w:tmpl w:val="CB483F90"/>
@@ -1393,16 +1343,16 @@
       <w:lvlJc w:val="left"/>
       <w:pPr>
         <w:tabs>
-          <w:tab w:pos="720" w:val="num"/>
+          <w:tab w:val="num" w:pos="720"/>
         </w:tabs>
-        <w:ind w:hanging="360" w:left="720"/>
+        <w:ind w:left="720" w:hanging="360"/>
       </w:pPr>
       <w:rPr>
         <w:rFonts w:ascii="Symbol" w:hAnsi="Symbol" w:hint="default"/>
       </w:rPr>
     </w:lvl>
   </w:abstractNum>
-  <w:abstractNum w15:restartNumberingAfterBreak="0" w:abstractNumId="1">
+  <w:abstractNum w:abstractNumId="1" w15:restartNumberingAfterBreak="0">
     <w:nsid w:val="FFFFFF89"/>
     <w:multiLevelType w:val="singleLevel"/>
     <w:tmpl w:val="0756E6F2"/>
@@ -1414,16 +1364,16 @@
       <w:lvlJc w:val="left"/>
       <w:pPr>
         <w:tabs>
-          <w:tab w:pos="360" w:val="num"/>
+          <w:tab w:val="num" w:pos="360"/>
         </w:tabs>
-        <w:ind w:hanging="360" w:left="360"/>
+        <w:ind w:left="360" w:hanging="360"/>
       </w:pPr>
       <w:rPr>
         <w:rFonts w:ascii="Symbol" w:hAnsi="Symbol" w:hint="default"/>
       </w:rPr>
     </w:lvl>
   </w:abstractNum>
-  <w:abstractNum w15:restartNumberingAfterBreak="0" w:abstractNumId="2">
+  <w:abstractNum w:abstractNumId="2" w15:restartNumberingAfterBreak="0">
     <w:nsid w:val="170CD2DE"/>
     <w:multiLevelType w:val="multilevel"/>
     <w:tmpl w:val="E6C01B8E"/>
@@ -1433,9 +1383,9 @@
       <w:lvlJc w:val="left"/>
       <w:pPr>
         <w:tabs>
-          <w:tab w:pos="0" w:val="num"/>
+          <w:tab w:val="num" w:pos="0"/>
         </w:tabs>
-        <w:ind w:hanging="480" w:left="480"/>
+        <w:ind w:left="480" w:hanging="480"/>
       </w:pPr>
     </w:lvl>
     <w:lvl w:ilvl="1">
@@ -1444,9 +1394,9 @@
       <w:lvlJc w:val="left"/>
       <w:pPr>
         <w:tabs>
-          <w:tab w:pos="720" w:val="num"/>
+          <w:tab w:val="num" w:pos="720"/>
         </w:tabs>
-        <w:ind w:hanging="480" w:left="1200"/>
+        <w:ind w:left="1200" w:hanging="480"/>
       </w:pPr>
     </w:lvl>
     <w:lvl w:ilvl="2">
@@ -1455,9 +1405,9 @@
       <w:lvlJc w:val="left"/>
       <w:pPr>
         <w:tabs>
-          <w:tab w:pos="1440" w:val="num"/>
+          <w:tab w:val="num" w:pos="1440"/>
         </w:tabs>
-        <w:ind w:hanging="480" w:left="1920"/>
+        <w:ind w:left="1920" w:hanging="480"/>
       </w:pPr>
     </w:lvl>
     <w:lvl w:ilvl="3">
@@ -1466,9 +1416,9 @@
       <w:lvlJc w:val="left"/>
       <w:pPr>
         <w:tabs>
-          <w:tab w:pos="2160" w:val="num"/>
+          <w:tab w:val="num" w:pos="2160"/>
         </w:tabs>
-        <w:ind w:hanging="480" w:left="2640"/>
+        <w:ind w:left="2640" w:hanging="480"/>
       </w:pPr>
     </w:lvl>
     <w:lvl w:ilvl="4">
@@ -1477,9 +1427,9 @@
       <w:lvlJc w:val="left"/>
       <w:pPr>
         <w:tabs>
-          <w:tab w:pos="2880" w:val="num"/>
+          <w:tab w:val="num" w:pos="2880"/>
         </w:tabs>
-        <w:ind w:hanging="480" w:left="3360"/>
+        <w:ind w:left="3360" w:hanging="480"/>
       </w:pPr>
     </w:lvl>
     <w:lvl w:ilvl="5">
@@ -1488,9 +1438,9 @@
       <w:lvlJc w:val="left"/>
       <w:pPr>
         <w:tabs>
-          <w:tab w:pos="3600" w:val="num"/>
+          <w:tab w:val="num" w:pos="3600"/>
         </w:tabs>
-        <w:ind w:hanging="480" w:left="4080"/>
+        <w:ind w:left="4080" w:hanging="480"/>
       </w:pPr>
     </w:lvl>
     <w:lvl w:ilvl="6">
@@ -1499,9 +1449,9 @@
       <w:lvlJc w:val="left"/>
       <w:pPr>
         <w:tabs>
-          <w:tab w:pos="4320" w:val="num"/>
+          <w:tab w:val="num" w:pos="4320"/>
         </w:tabs>
-        <w:ind w:hanging="480" w:left="4800"/>
+        <w:ind w:left="4800" w:hanging="480"/>
       </w:pPr>
     </w:lvl>
     <w:lvl w:ilvl="7">
@@ -1510,9 +1460,9 @@
       <w:lvlJc w:val="left"/>
       <w:pPr>
         <w:tabs>
-          <w:tab w:pos="5040" w:val="num"/>
+          <w:tab w:val="num" w:pos="5040"/>
         </w:tabs>
-        <w:ind w:hanging="480" w:left="5520"/>
+        <w:ind w:left="5520" w:hanging="480"/>
       </w:pPr>
     </w:lvl>
     <w:lvl w:ilvl="8">
@@ -1521,21 +1471,24 @@
       <w:lvlJc w:val="left"/>
       <w:pPr>
         <w:tabs>
-          <w:tab w:pos="5760" w:val="num"/>
+          <w:tab w:val="num" w:pos="5760"/>
         </w:tabs>
-        <w:ind w:hanging="480" w:left="6240"/>
+        <w:ind w:left="6240" w:hanging="480"/>
       </w:pPr>
     </w:lvl>
   </w:abstractNum>
   <w:abstractNum w:abstractNumId="990">
-    <w:nsid w:val="A990"/>
+    <w:nsid w:val="2c1ae401"/>
     <w:multiLevelType w:val="multilevel"/>
     <w:lvl w:ilvl="0">
       <w:numFmt w:val="bullet"/>
       <w:lvlText w:val=" "/>
       <w:lvlJc w:val="left"/>
       <w:pPr>
-        <w:ind w:left="720" w:hanging="480"/>
+        <w:tabs>
+          <w:tab w:val="num" w:pos="0"/>
+        </w:tabs>
+        <w:ind w:left="480" w:hanging="480"/>
       </w:pPr>
     </w:lvl>
     <w:lvl w:ilvl="1">
@@ -1543,7 +1496,10 @@
       <w:lvlText w:val=" "/>
       <w:lvlJc w:val="left"/>
       <w:pPr>
-        <w:ind w:left="1440" w:hanging="480"/>
+        <w:tabs>
+          <w:tab w:val="num" w:pos="720"/>
+        </w:tabs>
+        <w:ind w:left="1200" w:hanging="480"/>
       </w:pPr>
     </w:lvl>
     <w:lvl w:ilvl="2">
@@ -1551,7 +1507,10 @@
       <w:lvlText w:val=" "/>
       <w:lvlJc w:val="left"/>
       <w:pPr>
-        <w:ind w:left="2160" w:hanging="480"/>
+        <w:tabs>
+          <w:tab w:val="num" w:pos="1440"/>
+        </w:tabs>
+        <w:ind w:left="1920" w:hanging="480"/>
       </w:pPr>
     </w:lvl>
     <w:lvl w:ilvl="3">
@@ -1559,7 +1518,10 @@
       <w:lvlText w:val=" "/>
       <w:lvlJc w:val="left"/>
       <w:pPr>
-        <w:ind w:left="2880" w:hanging="480"/>
+        <w:tabs>
+          <w:tab w:val="num" w:pos="2160"/>
+        </w:tabs>
+        <w:ind w:left="2640" w:hanging="480"/>
       </w:pPr>
     </w:lvl>
     <w:lvl w:ilvl="4">
@@ -1567,7 +1529,10 @@
       <w:lvlText w:val=" "/>
       <w:lvlJc w:val="left"/>
       <w:pPr>
-        <w:ind w:left="3600" w:hanging="480"/>
+        <w:tabs>
+          <w:tab w:val="num" w:pos="2880"/>
+        </w:tabs>
+        <w:ind w:left="3360" w:hanging="480"/>
       </w:pPr>
     </w:lvl>
     <w:lvl w:ilvl="5">
@@ -1575,7 +1540,10 @@
       <w:lvlText w:val=" "/>
       <w:lvlJc w:val="left"/>
       <w:pPr>
-        <w:ind w:left="4320" w:hanging="480"/>
+        <w:tabs>
+          <w:tab w:val="num" w:pos="3600"/>
+        </w:tabs>
+        <w:ind w:left="4080" w:hanging="480"/>
       </w:pPr>
     </w:lvl>
     <w:lvl w:ilvl="6">
@@ -1583,7 +1551,10 @@
       <w:lvlText w:val=" "/>
       <w:lvlJc w:val="left"/>
       <w:pPr>
-        <w:ind w:left="5040" w:hanging="480"/>
+        <w:tabs>
+          <w:tab w:val="num" w:pos="4320"/>
+        </w:tabs>
+        <w:ind w:left="4800" w:hanging="480"/>
       </w:pPr>
     </w:lvl>
     <w:lvl w:ilvl="7">
@@ -1591,7 +1562,10 @@
       <w:lvlText w:val=" "/>
       <w:lvlJc w:val="left"/>
       <w:pPr>
-        <w:ind w:left="5760" w:hanging="480"/>
+        <w:tabs>
+          <w:tab w:val="num" w:pos="5040"/>
+        </w:tabs>
+        <w:ind w:left="5520" w:hanging="480"/>
       </w:pPr>
     </w:lvl>
     <w:lvl w:ilvl="8">
@@ -1599,19 +1573,25 @@
       <w:lvlText w:val=" "/>
       <w:lvlJc w:val="left"/>
       <w:pPr>
-        <w:ind w:left="6480" w:hanging="480"/>
+        <w:tabs>
+          <w:tab w:val="num" w:pos="5760"/>
+        </w:tabs>
+        <w:ind w:left="6240" w:hanging="480"/>
       </w:pPr>
     </w:lvl>
   </w:abstractNum>
   <w:abstractNum w:abstractNumId="991">
-    <w:nsid w:val="A991"/>
+    <w:nsid w:val="ea454b4c"/>
     <w:multiLevelType w:val="multilevel"/>
     <w:lvl w:ilvl="0">
       <w:numFmt w:val="bullet"/>
       <w:lvlText w:val="•"/>
       <w:lvlJc w:val="left"/>
       <w:pPr>
-        <w:ind w:left="720" w:hanging="480"/>
+        <w:tabs>
+          <w:tab w:val="num" w:pos="0"/>
+        </w:tabs>
+        <w:ind w:left="480" w:hanging="480"/>
       </w:pPr>
     </w:lvl>
     <w:lvl w:ilvl="1">
@@ -1619,7 +1599,10 @@
       <w:lvlText w:val="–"/>
       <w:lvlJc w:val="left"/>
       <w:pPr>
-        <w:ind w:left="1440" w:hanging="480"/>
+        <w:tabs>
+          <w:tab w:val="num" w:pos="720"/>
+        </w:tabs>
+        <w:ind w:left="1200" w:hanging="480"/>
       </w:pPr>
     </w:lvl>
     <w:lvl w:ilvl="2">
@@ -1627,7 +1610,10 @@
       <w:lvlText w:val="•"/>
       <w:lvlJc w:val="left"/>
       <w:pPr>
-        <w:ind w:left="2160" w:hanging="480"/>
+        <w:tabs>
+          <w:tab w:val="num" w:pos="1440"/>
+        </w:tabs>
+        <w:ind w:left="1920" w:hanging="480"/>
       </w:pPr>
     </w:lvl>
     <w:lvl w:ilvl="3">
@@ -1635,7 +1621,10 @@
       <w:lvlText w:val="–"/>
       <w:lvlJc w:val="left"/>
       <w:pPr>
-        <w:ind w:left="2880" w:hanging="480"/>
+        <w:tabs>
+          <w:tab w:val="num" w:pos="2160"/>
+        </w:tabs>
+        <w:ind w:left="2640" w:hanging="480"/>
       </w:pPr>
     </w:lvl>
     <w:lvl w:ilvl="4">
@@ -1643,7 +1632,10 @@
       <w:lvlText w:val="•"/>
       <w:lvlJc w:val="left"/>
       <w:pPr>
-        <w:ind w:left="3600" w:hanging="480"/>
+        <w:tabs>
+          <w:tab w:val="num" w:pos="2880"/>
+        </w:tabs>
+        <w:ind w:left="3360" w:hanging="480"/>
       </w:pPr>
     </w:lvl>
     <w:lvl w:ilvl="5">
@@ -1651,7 +1643,10 @@
       <w:lvlText w:val="–"/>
       <w:lvlJc w:val="left"/>
       <w:pPr>
-        <w:ind w:left="4320" w:hanging="480"/>
+        <w:tabs>
+          <w:tab w:val="num" w:pos="3600"/>
+        </w:tabs>
+        <w:ind w:left="4080" w:hanging="480"/>
       </w:pPr>
     </w:lvl>
     <w:lvl w:ilvl="6">
@@ -1659,7 +1654,10 @@
       <w:lvlText w:val="•"/>
       <w:lvlJc w:val="left"/>
       <w:pPr>
-        <w:ind w:left="5040" w:hanging="480"/>
+        <w:tabs>
+          <w:tab w:val="num" w:pos="4320"/>
+        </w:tabs>
+        <w:ind w:left="4800" w:hanging="480"/>
       </w:pPr>
     </w:lvl>
     <w:lvl w:ilvl="7">
@@ -1667,7 +1665,10 @@
       <w:lvlText w:val="–"/>
       <w:lvlJc w:val="left"/>
       <w:pPr>
-        <w:ind w:left="5760" w:hanging="480"/>
+        <w:tabs>
+          <w:tab w:val="num" w:pos="5040"/>
+        </w:tabs>
+        <w:ind w:left="5520" w:hanging="480"/>
       </w:pPr>
     </w:lvl>
     <w:lvl w:ilvl="8">
@@ -1675,17 +1676,20 @@
       <w:lvlText w:val="•"/>
       <w:lvlJc w:val="left"/>
       <w:pPr>
-        <w:ind w:left="6480" w:hanging="480"/>
+        <w:tabs>
+          <w:tab w:val="num" w:pos="5760"/>
+        </w:tabs>
+        <w:ind w:left="6240" w:hanging="480"/>
       </w:pPr>
     </w:lvl>
   </w:abstractNum>
-  <w:num w16cid:durableId="680351457" w:numId="1">
+  <w:num w:numId="1" w16cid:durableId="680351457">
     <w:abstractNumId w:val="2"/>
   </w:num>
-  <w:num w16cid:durableId="410808323" w:numId="2">
+  <w:num w:numId="2" w16cid:durableId="410808323">
     <w:abstractNumId w:val="1"/>
   </w:num>
-  <w:num w16cid:durableId="1502623029" w:numId="3">
+  <w:num w:numId="3" w16cid:durableId="1502623029">
     <w:abstractNumId w:val="0"/>
   </w:num>
   <w:num w:numId="1000">
@@ -1734,14 +1738,14 @@
 </file>
 
 <file path=word/styles.xml><?xml version="1.0" encoding="utf-8"?>
-<w:styles xmlns:mc="http://schemas.openxmlformats.org/markup-compatibility/2006" xmlns:r="http://schemas.openxmlformats.org/officeDocument/2006/relationships" xmlns:w="http://schemas.openxmlformats.org/wordprocessingml/2006/main" xmlns:w14="http://schemas.microsoft.com/office/word/2010/wordml" xmlns:w15="http://schemas.microsoft.com/office/word/2012/wordml" xmlns:w16="http://schemas.microsoft.com/office/word/2018/wordml" xmlns:w16cex="http://schemas.microsoft.com/office/word/2018/wordml/cex" xmlns:w16cid="http://schemas.microsoft.com/office/word/2016/wordml/cid" xmlns:w16du="http://schemas.microsoft.com/office/word/2023/wordml/word16du" xmlns:w16sdtdh="http://schemas.microsoft.com/office/word/2020/wordml/sdtdatahash" xmlns:w16sdtfl="http://schemas.microsoft.com/office/word/2024/wordml/sdtformatlock" xmlns:w16se="http://schemas.microsoft.com/office/word/2015/wordml/symex" mc:Ignorable="w14 w15 w16se w16cid w16 w16cex w16sdtdh w16sdtfl w16du">
+<w:styles xmlns:mc="http://schemas.openxmlformats.org/markup-compatibility/2006" xmlns:r="http://schemas.openxmlformats.org/officeDocument/2006/relationships" xmlns:w="http://schemas.openxmlformats.org/wordprocessingml/2006/main" xmlns:w14="http://schemas.microsoft.com/office/word/2010/wordml" xmlns:w15="http://schemas.microsoft.com/office/word/2012/wordml" xmlns:w16cex="http://schemas.microsoft.com/office/word/2018/wordml/cex" xmlns:w16cid="http://schemas.microsoft.com/office/word/2016/wordml/cid" xmlns:w16="http://schemas.microsoft.com/office/word/2018/wordml" xmlns:w16du="http://schemas.microsoft.com/office/word/2023/wordml/word16du" xmlns:w16sdtdh="http://schemas.microsoft.com/office/word/2020/wordml/sdtdatahash" xmlns:w16sdtfl="http://schemas.microsoft.com/office/word/2024/wordml/sdtformatlock" xmlns:w16se="http://schemas.microsoft.com/office/word/2015/wordml/symex" mc:Ignorable="w14 w15 w16se w16cid w16 w16cex w16sdtdh w16sdtfl w16du">
   <w:docDefaults>
     <w:rPrDefault>
       <w:rPr>
-        <w:rFonts w:asciiTheme="minorHAnsi" w:cstheme="minorBidi" w:eastAsiaTheme="minorHAnsi" w:hAnsiTheme="minorHAnsi"/>
+        <w:rFonts w:asciiTheme="minorHAnsi" w:eastAsiaTheme="minorHAnsi" w:hAnsiTheme="minorHAnsi" w:cstheme="minorBidi"/>
         <w:sz w:val="24"/>
         <w:szCs w:val="24"/>
-        <w:lang w:bidi="ar-SA" w:eastAsia="en-US" w:val="en-US"/>
+        <w:lang w:val="en-US" w:eastAsia="en-US" w:bidi="ar-SA"/>
       </w:rPr>
     </w:rPrDefault>
     <w:pPrDefault>
@@ -1750,7 +1754,7 @@
       </w:pPr>
     </w:pPrDefault>
   </w:docDefaults>
-  <w:latentStyles w:count="376" w:defLockedState="0" w:defQFormat="0" w:defSemiHidden="0" w:defUIPriority="0" w:defUnhideWhenUsed="0">
+  <w:latentStyles w:defLockedState="0" w:defUIPriority="0" w:defSemiHidden="0" w:defUnhideWhenUsed="0" w:defQFormat="0" w:count="376">
     <w:lsdException w:name="Normal Table" w:semiHidden="1" w:unhideWhenUsed="1"/>
     <w:lsdException w:name="Table Simple 1" w:semiHidden="1" w:unhideWhenUsed="1"/>
     <w:lsdException w:name="Table Simple 2" w:semiHidden="1" w:unhideWhenUsed="1"/>
@@ -1994,7 +1998,7 @@
     <w:lsdException w:name="Unresolved Mention" w:semiHidden="1" w:uiPriority="99" w:unhideWhenUsed="1"/>
     <w:lsdException w:name="Smart Link" w:semiHidden="1" w:uiPriority="99" w:unhideWhenUsed="1"/>
   </w:latentStyles>
-  <w:style w:default="1" w:styleId="Normal" w:type="paragraph">
+  <w:style w:type="paragraph" w:default="1" w:styleId="Normal">
     <w:name w:val="Normal"/>
     <w:qFormat/>
     <w:rsid w:val="00D31DD0"/>
@@ -2004,7 +2008,7 @@
       <w:sz w:val="21"/>
     </w:rPr>
   </w:style>
-  <w:style w:styleId="Heading1" w:type="paragraph">
+  <w:style w:type="paragraph" w:styleId="Heading1">
     <w:name w:val="heading 1"/>
     <w:basedOn w:val="Normal"/>
     <w:next w:val="BodyText"/>
@@ -2014,11 +2018,11 @@
     <w:pPr>
       <w:keepNext/>
       <w:keepLines/>
-      <w:spacing w:after="0" w:before="480"/>
+      <w:spacing w:before="480" w:after="0"/>
       <w:outlineLvl w:val="0"/>
     </w:pPr>
     <w:rPr>
-      <w:rFonts w:cstheme="majorBidi" w:eastAsiaTheme="majorEastAsia"/>
+      <w:rFonts w:eastAsiaTheme="majorEastAsia" w:cstheme="majorBidi"/>
       <w:b/>
       <w:bCs/>
       <w:color w:val="111111"/>
@@ -2026,7 +2030,7 @@
       <w:szCs w:val="32"/>
     </w:rPr>
   </w:style>
-  <w:style w:styleId="Heading2" w:type="paragraph">
+  <w:style w:type="paragraph" w:styleId="Heading2">
     <w:name w:val="heading 2"/>
     <w:basedOn w:val="Normal"/>
     <w:next w:val="BodyText"/>
@@ -2037,11 +2041,11 @@
     <w:pPr>
       <w:keepNext/>
       <w:keepLines/>
-      <w:spacing w:after="0" w:before="200"/>
+      <w:spacing w:before="200" w:after="0"/>
       <w:outlineLvl w:val="1"/>
     </w:pPr>
     <w:rPr>
-      <w:rFonts w:cstheme="majorBidi" w:eastAsiaTheme="majorEastAsia"/>
+      <w:rFonts w:eastAsiaTheme="majorEastAsia" w:cstheme="majorBidi"/>
       <w:b/>
       <w:bCs/>
       <w:color w:val="111111"/>
@@ -2049,7 +2053,7 @@
       <w:szCs w:val="28"/>
     </w:rPr>
   </w:style>
-  <w:style w:styleId="Heading3" w:type="paragraph">
+  <w:style w:type="paragraph" w:styleId="Heading3">
     <w:name w:val="heading 3"/>
     <w:basedOn w:val="Normal"/>
     <w:next w:val="BodyText"/>
@@ -2060,17 +2064,17 @@
     <w:pPr>
       <w:keepNext/>
       <w:keepLines/>
-      <w:spacing w:after="0" w:before="200"/>
+      <w:spacing w:before="200" w:after="0"/>
       <w:outlineLvl w:val="2"/>
     </w:pPr>
     <w:rPr>
-      <w:rFonts w:cstheme="majorBidi" w:eastAsiaTheme="majorEastAsia"/>
+      <w:rFonts w:eastAsiaTheme="majorEastAsia" w:cstheme="majorBidi"/>
       <w:b/>
       <w:bCs/>
       <w:color w:val="222222"/>
     </w:rPr>
   </w:style>
-  <w:style w:styleId="Heading4" w:type="paragraph">
+  <w:style w:type="paragraph" w:styleId="Heading4">
     <w:name w:val="heading 4"/>
     <w:basedOn w:val="Normal"/>
     <w:next w:val="BodyText"/>
@@ -2081,17 +2085,17 @@
     <w:pPr>
       <w:keepNext/>
       <w:keepLines/>
-      <w:spacing w:after="0" w:before="200"/>
+      <w:spacing w:before="200" w:after="0"/>
       <w:outlineLvl w:val="3"/>
     </w:pPr>
     <w:rPr>
-      <w:rFonts w:cstheme="majorBidi" w:eastAsiaTheme="majorEastAsia"/>
+      <w:rFonts w:eastAsiaTheme="majorEastAsia" w:cstheme="majorBidi"/>
       <w:bCs/>
       <w:i/>
       <w:color w:val="222222"/>
     </w:rPr>
   </w:style>
-  <w:style w:styleId="Heading5" w:type="paragraph">
+  <w:style w:type="paragraph" w:styleId="Heading5">
     <w:name w:val="heading 5"/>
     <w:basedOn w:val="Normal"/>
     <w:next w:val="BodyText"/>
@@ -2102,16 +2106,16 @@
     <w:pPr>
       <w:keepNext/>
       <w:keepLines/>
-      <w:spacing w:after="0" w:before="200"/>
+      <w:spacing w:before="200" w:after="0"/>
       <w:outlineLvl w:val="4"/>
     </w:pPr>
     <w:rPr>
-      <w:rFonts w:cstheme="majorBidi" w:eastAsiaTheme="majorEastAsia"/>
+      <w:rFonts w:eastAsiaTheme="majorEastAsia" w:cstheme="majorBidi"/>
       <w:iCs/>
       <w:color w:val="222222"/>
     </w:rPr>
   </w:style>
-  <w:style w:styleId="Heading6" w:type="paragraph">
+  <w:style w:type="paragraph" w:styleId="Heading6">
     <w:name w:val="heading 6"/>
     <w:basedOn w:val="Normal"/>
     <w:next w:val="BodyText"/>
@@ -2122,15 +2126,15 @@
     <w:pPr>
       <w:keepNext/>
       <w:keepLines/>
-      <w:spacing w:after="0" w:before="200"/>
+      <w:spacing w:before="200" w:after="0"/>
       <w:outlineLvl w:val="5"/>
     </w:pPr>
     <w:rPr>
-      <w:rFonts w:cstheme="majorBidi" w:eastAsiaTheme="majorEastAsia"/>
+      <w:rFonts w:eastAsiaTheme="majorEastAsia" w:cstheme="majorBidi"/>
       <w:color w:val="222222"/>
     </w:rPr>
   </w:style>
-  <w:style w:styleId="Heading7" w:type="paragraph">
+  <w:style w:type="paragraph" w:styleId="Heading7">
     <w:name w:val="heading 7"/>
     <w:basedOn w:val="Normal"/>
     <w:next w:val="BodyText"/>
@@ -2140,16 +2144,16 @@
     <w:pPr>
       <w:keepNext/>
       <w:keepLines/>
-      <w:spacing w:after="0" w:before="200"/>
+      <w:spacing w:before="200" w:after="0"/>
       <w:outlineLvl w:val="6"/>
     </w:pPr>
     <w:rPr>
-      <w:rFonts w:asciiTheme="majorHAnsi" w:cstheme="majorBidi" w:eastAsiaTheme="majorEastAsia" w:hAnsiTheme="majorHAnsi"/>
-      <w:color w:themeColor="accent1" w:val="4F81BD"/>
+      <w:rFonts w:asciiTheme="majorHAnsi" w:eastAsiaTheme="majorEastAsia" w:hAnsiTheme="majorHAnsi" w:cstheme="majorBidi"/>
+      <w:color w:val="4F81BD" w:themeColor="accent1"/>
       <w:sz w:val="24"/>
     </w:rPr>
   </w:style>
-  <w:style w:styleId="Heading8" w:type="paragraph">
+  <w:style w:type="paragraph" w:styleId="Heading8">
     <w:name w:val="heading 8"/>
     <w:basedOn w:val="Normal"/>
     <w:next w:val="BodyText"/>
@@ -2159,16 +2163,16 @@
     <w:pPr>
       <w:keepNext/>
       <w:keepLines/>
-      <w:spacing w:after="0" w:before="200"/>
+      <w:spacing w:before="200" w:after="0"/>
       <w:outlineLvl w:val="7"/>
     </w:pPr>
     <w:rPr>
-      <w:rFonts w:asciiTheme="majorHAnsi" w:cstheme="majorBidi" w:eastAsiaTheme="majorEastAsia" w:hAnsiTheme="majorHAnsi"/>
-      <w:color w:themeColor="accent1" w:val="4F81BD"/>
+      <w:rFonts w:asciiTheme="majorHAnsi" w:eastAsiaTheme="majorEastAsia" w:hAnsiTheme="majorHAnsi" w:cstheme="majorBidi"/>
+      <w:color w:val="4F81BD" w:themeColor="accent1"/>
       <w:sz w:val="24"/>
     </w:rPr>
   </w:style>
-  <w:style w:styleId="Heading9" w:type="paragraph">
+  <w:style w:type="paragraph" w:styleId="Heading9">
     <w:name w:val="heading 9"/>
     <w:basedOn w:val="Normal"/>
     <w:next w:val="BodyText"/>
@@ -2178,67 +2182,67 @@
     <w:pPr>
       <w:keepNext/>
       <w:keepLines/>
-      <w:spacing w:after="0" w:before="200"/>
+      <w:spacing w:before="200" w:after="0"/>
       <w:outlineLvl w:val="8"/>
     </w:pPr>
     <w:rPr>
-      <w:rFonts w:asciiTheme="majorHAnsi" w:cstheme="majorBidi" w:eastAsiaTheme="majorEastAsia" w:hAnsiTheme="majorHAnsi"/>
-      <w:color w:themeColor="accent1" w:val="4F81BD"/>
+      <w:rFonts w:asciiTheme="majorHAnsi" w:eastAsiaTheme="majorEastAsia" w:hAnsiTheme="majorHAnsi" w:cstheme="majorBidi"/>
+      <w:color w:val="4F81BD" w:themeColor="accent1"/>
       <w:sz w:val="24"/>
     </w:rPr>
   </w:style>
-  <w:style w:default="1" w:styleId="DefaultParagraphFont" w:type="character">
+  <w:style w:type="character" w:default="1" w:styleId="DefaultParagraphFont">
     <w:name w:val="Default Paragraph Font"/>
     <w:uiPriority w:val="1"/>
     <w:semiHidden/>
     <w:unhideWhenUsed/>
   </w:style>
-  <w:style w:default="1" w:styleId="TableNormal" w:type="table">
+  <w:style w:type="table" w:default="1" w:styleId="TableNormal">
     <w:name w:val="Normal Table"/>
     <w:uiPriority w:val="99"/>
     <w:semiHidden/>
     <w:unhideWhenUsed/>
     <w:tblPr>
-      <w:tblInd w:type="dxa" w:w="0"/>
+      <w:tblInd w:w="0" w:type="dxa"/>
       <w:tblCellMar>
-        <w:top w:type="dxa" w:w="0"/>
-        <w:left w:type="dxa" w:w="108"/>
-        <w:bottom w:type="dxa" w:w="0"/>
-        <w:right w:type="dxa" w:w="108"/>
+        <w:top w:w="0" w:type="dxa"/>
+        <w:left w:w="108" w:type="dxa"/>
+        <w:bottom w:w="0" w:type="dxa"/>
+        <w:right w:w="108" w:type="dxa"/>
       </w:tblCellMar>
     </w:tblPr>
   </w:style>
-  <w:style w:default="1" w:styleId="NoList" w:type="numbering">
+  <w:style w:type="numbering" w:default="1" w:styleId="NoList">
     <w:name w:val="No List"/>
     <w:uiPriority w:val="99"/>
     <w:semiHidden/>
     <w:unhideWhenUsed/>
   </w:style>
-  <w:style w:styleId="BodyText" w:type="paragraph">
+  <w:style w:type="paragraph" w:styleId="BodyText">
     <w:name w:val="Body Text"/>
     <w:basedOn w:val="Normal"/>
     <w:qFormat/>
     <w:rsid w:val="007124C5"/>
     <w:pPr>
-      <w:spacing w:after="180" w:before="180"/>
+      <w:spacing w:before="180" w:after="180"/>
     </w:pPr>
   </w:style>
-  <w:style w:customStyle="1" w:styleId="FirstParagraph" w:type="paragraph">
+  <w:style w:type="paragraph" w:customStyle="1" w:styleId="FirstParagraph">
     <w:name w:val="First Paragraph"/>
     <w:basedOn w:val="BodyText"/>
     <w:next w:val="BodyText"/>
     <w:qFormat/>
     <w:rsid w:val="007124C5"/>
   </w:style>
-  <w:style w:customStyle="1" w:styleId="Compact" w:type="paragraph">
+  <w:style w:type="paragraph" w:customStyle="1" w:styleId="Compact">
     <w:name w:val="Compact"/>
     <w:basedOn w:val="BodyText"/>
     <w:qFormat/>
     <w:pPr>
-      <w:spacing w:after="36" w:before="36"/>
+      <w:spacing w:before="36" w:after="36"/>
     </w:pPr>
   </w:style>
-  <w:style w:styleId="Title" w:type="paragraph">
+  <w:style w:type="paragraph" w:styleId="Title">
     <w:name w:val="Title"/>
     <w:basedOn w:val="Normal"/>
     <w:next w:val="BodyText"/>
@@ -2246,19 +2250,19 @@
     <w:pPr>
       <w:keepNext/>
       <w:keepLines/>
-      <w:spacing w:after="240" w:before="480"/>
+      <w:spacing w:before="480" w:after="240"/>
       <w:jc w:val="center"/>
     </w:pPr>
     <w:rPr>
-      <w:rFonts w:asciiTheme="majorHAnsi" w:cstheme="majorBidi" w:eastAsiaTheme="majorEastAsia" w:hAnsiTheme="majorHAnsi"/>
+      <w:rFonts w:asciiTheme="majorHAnsi" w:eastAsiaTheme="majorEastAsia" w:hAnsiTheme="majorHAnsi" w:cstheme="majorBidi"/>
       <w:b/>
       <w:bCs/>
-      <w:color w:themeColor="accent1" w:themeShade="B5" w:val="345A8A"/>
+      <w:color w:val="345A8A" w:themeColor="accent1" w:themeShade="B5"/>
       <w:sz w:val="36"/>
       <w:szCs w:val="36"/>
     </w:rPr>
   </w:style>
-  <w:style w:styleId="Subtitle" w:type="paragraph">
+  <w:style w:type="paragraph" w:styleId="Subtitle">
     <w:name w:val="Subtitle"/>
     <w:basedOn w:val="Title"/>
     <w:next w:val="BodyText"/>
@@ -2271,7 +2275,7 @@
       <w:szCs w:val="30"/>
     </w:rPr>
   </w:style>
-  <w:style w:customStyle="1" w:styleId="Author" w:type="paragraph">
+  <w:style w:type="paragraph" w:customStyle="1" w:styleId="Author">
     <w:name w:val="Author"/>
     <w:next w:val="BodyText"/>
     <w:qFormat/>
@@ -2281,7 +2285,7 @@
       <w:jc w:val="center"/>
     </w:pPr>
   </w:style>
-  <w:style w:styleId="Date" w:type="paragraph">
+  <w:style w:type="paragraph" w:styleId="Date">
     <w:name w:val="Date"/>
     <w:next w:val="BodyText"/>
     <w:qFormat/>
@@ -2291,7 +2295,7 @@
       <w:jc w:val="center"/>
     </w:pPr>
   </w:style>
-  <w:style w:customStyle="1" w:styleId="Abstract" w:type="paragraph">
+  <w:style w:type="paragraph" w:customStyle="1" w:styleId="Abstract">
     <w:name w:val="Abstract"/>
     <w:basedOn w:val="Normal"/>
     <w:next w:val="BodyText"/>
@@ -2299,19 +2303,19 @@
     <w:pPr>
       <w:keepNext/>
       <w:keepLines/>
-      <w:spacing w:after="300" w:before="300"/>
+      <w:spacing w:before="300" w:after="300"/>
     </w:pPr>
     <w:rPr>
       <w:sz w:val="20"/>
       <w:szCs w:val="20"/>
     </w:rPr>
   </w:style>
-  <w:style w:styleId="Bibliography" w:type="paragraph">
+  <w:style w:type="paragraph" w:styleId="Bibliography">
     <w:name w:val="Bibliography"/>
     <w:basedOn w:val="Normal"/>
     <w:qFormat/>
   </w:style>
-  <w:style w:styleId="BlockText" w:type="paragraph">
+  <w:style w:type="paragraph" w:styleId="BlockText">
     <w:name w:val="Block Text"/>
     <w:basedOn w:val="BodyText"/>
     <w:next w:val="BodyText"/>
@@ -2319,29 +2323,29 @@
     <w:unhideWhenUsed/>
     <w:qFormat/>
     <w:pPr>
-      <w:spacing w:after="100" w:before="100"/>
+      <w:spacing w:before="100" w:after="100"/>
       <w:ind w:left="480" w:right="480"/>
     </w:pPr>
   </w:style>
-  <w:style w:styleId="FootnoteText" w:type="paragraph">
+  <w:style w:type="paragraph" w:styleId="FootnoteText">
     <w:name w:val="footnote text"/>
     <w:basedOn w:val="Normal"/>
     <w:uiPriority w:val="9"/>
     <w:unhideWhenUsed/>
     <w:qFormat/>
   </w:style>
-  <w:style w:customStyle="1" w:styleId="Table" w:type="table">
+  <w:style w:type="table" w:customStyle="1" w:styleId="Table">
     <w:name w:val="Table"/>
     <w:semiHidden/>
     <w:unhideWhenUsed/>
     <w:qFormat/>
     <w:tblPr>
-      <w:tblInd w:type="dxa" w:w="0"/>
+      <w:tblInd w:w="0" w:type="dxa"/>
       <w:tblCellMar>
-        <w:top w:type="dxa" w:w="0"/>
-        <w:left w:type="dxa" w:w="108"/>
-        <w:bottom w:type="dxa" w:w="0"/>
-        <w:right w:type="dxa" w:w="108"/>
+        <w:top w:w="0" w:type="dxa"/>
+        <w:left w:w="108" w:type="dxa"/>
+        <w:bottom w:w="0" w:type="dxa"/>
+        <w:right w:w="108" w:type="dxa"/>
       </w:tblCellMar>
     </w:tblPr>
     <w:tblStylePr w:type="firstRow">
@@ -2353,13 +2357,13 @@
       </w:trPr>
       <w:tcPr>
         <w:tcBorders>
-          <w:bottom w:color="auto" w:space="0" w:sz="0" w:val="single"/>
+          <w:bottom w:val="single" w:sz="0" w:space="0" w:color="auto"/>
         </w:tcBorders>
         <w:vAlign w:val="bottom"/>
       </w:tcPr>
     </w:tblStylePr>
   </w:style>
-  <w:style w:customStyle="1" w:styleId="DefinitionTerm" w:type="paragraph">
+  <w:style w:type="paragraph" w:customStyle="1" w:styleId="DefinitionTerm">
     <w:name w:val="Definition Term"/>
     <w:basedOn w:val="Normal"/>
     <w:next w:val="Definition"/>
@@ -2372,11 +2376,11 @@
       <w:b/>
     </w:rPr>
   </w:style>
-  <w:style w:customStyle="1" w:styleId="Definition" w:type="paragraph">
+  <w:style w:type="paragraph" w:customStyle="1" w:styleId="Definition">
     <w:name w:val="Definition"/>
     <w:basedOn w:val="Normal"/>
   </w:style>
-  <w:style w:styleId="Caption" w:type="paragraph">
+  <w:style w:type="paragraph" w:styleId="Caption">
     <w:name w:val="caption"/>
     <w:basedOn w:val="Normal"/>
     <w:link w:val="CaptionChar"/>
@@ -2387,34 +2391,34 @@
       <w:i/>
     </w:rPr>
   </w:style>
-  <w:style w:customStyle="1" w:styleId="TableCaption" w:type="paragraph">
+  <w:style w:type="paragraph" w:customStyle="1" w:styleId="TableCaption">
     <w:name w:val="Table Caption"/>
     <w:basedOn w:val="Caption"/>
     <w:pPr>
       <w:keepNext/>
     </w:pPr>
   </w:style>
-  <w:style w:customStyle="1" w:styleId="ImageCaption" w:type="paragraph">
+  <w:style w:type="paragraph" w:customStyle="1" w:styleId="ImageCaption">
     <w:name w:val="Image Caption"/>
     <w:basedOn w:val="Caption"/>
   </w:style>
-  <w:style w:customStyle="1" w:styleId="Figure" w:type="paragraph">
+  <w:style w:type="paragraph" w:customStyle="1" w:styleId="Figure">
     <w:name w:val="Figure"/>
     <w:basedOn w:val="Normal"/>
   </w:style>
-  <w:style w:customStyle="1" w:styleId="CaptionedFigure" w:type="paragraph">
+  <w:style w:type="paragraph" w:customStyle="1" w:styleId="CaptionedFigure">
     <w:name w:val="Captioned Figure"/>
     <w:basedOn w:val="Figure"/>
     <w:pPr>
       <w:keepNext/>
     </w:pPr>
   </w:style>
-  <w:style w:customStyle="1" w:styleId="CaptionChar" w:type="character">
+  <w:style w:type="character" w:customStyle="1" w:styleId="CaptionChar">
     <w:name w:val="Caption Char"/>
     <w:basedOn w:val="DefaultParagraphFont"/>
     <w:link w:val="Caption"/>
   </w:style>
-  <w:style w:customStyle="1" w:styleId="VerbatimChar" w:type="character">
+  <w:style w:type="character" w:customStyle="1" w:styleId="VerbatimChar">
     <w:name w:val="Verbatim Char"/>
     <w:basedOn w:val="CaptionChar"/>
     <w:rsid w:val="007124C5"/>
@@ -2424,18 +2428,18 @@
       <w:sz w:val="22"/>
     </w:rPr>
   </w:style>
-  <w:style w:customStyle="1" w:styleId="SectionNumber" w:type="character">
+  <w:style w:type="character" w:customStyle="1" w:styleId="SectionNumber">
     <w:name w:val="Section Number"/>
     <w:basedOn w:val="CaptionChar"/>
   </w:style>
-  <w:style w:styleId="FootnoteReference" w:type="character">
+  <w:style w:type="character" w:styleId="FootnoteReference">
     <w:name w:val="footnote reference"/>
     <w:basedOn w:val="CaptionChar"/>
     <w:rPr>
       <w:vertAlign w:val="superscript"/>
     </w:rPr>
   </w:style>
-  <w:style w:styleId="Hyperlink" w:type="character">
+  <w:style w:type="character" w:styleId="Hyperlink">
     <w:name w:val="Hyperlink"/>
     <w:basedOn w:val="CaptionChar"/>
     <w:rsid w:val="007124C5"/>
@@ -2447,7 +2451,7 @@
       <w:sz w:val="21"/>
     </w:rPr>
   </w:style>
-  <w:style w:styleId="TOCHeading" w:type="paragraph">
+  <w:style w:type="paragraph" w:styleId="TOCHeading">
     <w:name w:val="TOC Heading"/>
     <w:basedOn w:val="Heading1"/>
     <w:next w:val="BodyText"/>
@@ -2462,10 +2466,10 @@
       <w:rFonts w:asciiTheme="majorHAnsi" w:hAnsiTheme="majorHAnsi"/>
       <w:b w:val="0"/>
       <w:bCs w:val="0"/>
-      <w:color w:themeColor="accent1" w:themeShade="BF" w:val="365F91"/>
-    </w:rPr>
-  </w:style>
-  <w:style w:styleId="BodyText2" w:type="paragraph">
+      <w:color w:val="365F91" w:themeColor="accent1" w:themeShade="BF"/>
+    </w:rPr>
+  </w:style>
+  <w:style w:type="paragraph" w:styleId="BodyText2">
     <w:name w:val="Body Text 2"/>
     <w:basedOn w:val="Normal"/>
     <w:link w:val="BodyText2Char"/>
@@ -2474,13 +2478,13 @@
       <w:spacing w:after="120" w:line="480" w:lineRule="auto"/>
     </w:pPr>
   </w:style>
-  <w:style w:customStyle="1" w:styleId="BodyText2Char" w:type="character">
+  <w:style w:type="character" w:customStyle="1" w:styleId="BodyText2Char">
     <w:name w:val="Body Text 2 Char"/>
     <w:basedOn w:val="DefaultParagraphFont"/>
     <w:link w:val="BodyText2"/>
     <w:rsid w:val="007124C5"/>
   </w:style>
-  <w:style w:styleId="ListBullet" w:type="paragraph">
+  <w:style w:type="paragraph" w:styleId="ListBullet">
     <w:name w:val="List Bullet"/>
     <w:basedOn w:val="Normal"/>
     <w:rsid w:val="003A2032"/>
@@ -2491,7 +2495,7 @@
       <w:contextualSpacing/>
     </w:pPr>
   </w:style>
-  <w:style w:styleId="ListBullet2" w:type="paragraph">
+  <w:style w:type="paragraph" w:styleId="ListBullet2">
     <w:name w:val="List Bullet 2"/>
     <w:basedOn w:val="Normal"/>
     <w:rsid w:val="00765F03"/>
@@ -2591,10 +2595,7 @@
   <w:style w:type="character" w:customStyle="1" w:styleId="ImportTok">
     <w:name w:val="ImportTok"/>
     <w:basedOn w:val="VerbatimChar"/>
-    <w:rPr>
-      <w:color w:val="008000"/>
-      <w:b/>
-    </w:rPr>
+    <w:rPr/>
   </w:style>
   <w:style w:type="character" w:customStyle="1" w:styleId="CommentTok">
     <w:name w:val="CommentTok"/>
@@ -2669,9 +2670,7 @@
   <w:style w:type="character" w:customStyle="1" w:styleId="BuiltInTok">
     <w:name w:val="BuiltInTok"/>
     <w:basedOn w:val="VerbatimChar"/>
-    <w:rPr>
-      <w:color w:val="008000"/>
-    </w:rPr>
+    <w:rPr/>
   </w:style>
   <w:style w:type="character" w:customStyle="1" w:styleId="ExtensionTok">
     <w:name w:val="ExtensionTok"/>

--- a/joshua-sternadel-resume.docx
+++ b/joshua-sternadel-resume.docx
@@ -37,997 +37,1055 @@
           <w:t xml:space="preserve">Contact via LinkedIn</w:t>
         </w:r>
       </w:hyperlink>
+      <w:r>
+        <w:t xml:space="preserve"> </w:t>
+      </w:r>
+      <w:hyperlink r:id="rId22">
+        <w:r>
+          <w:rPr>
+            <w:rStyle w:val="Hyperlink"/>
+          </w:rPr>
+          <w:t xml:space="preserve">jsternadel.github.io/portfolio/</w:t>
+        </w:r>
+      </w:hyperlink>
+    </w:p>
+    <w:p>
+      <w:pPr>
+        <w:pStyle w:val="Heading2"/>
+      </w:pPr>
+      <w:bookmarkStart w:id="23" w:name="principal-systems-architect-devops-lead"/>
+      <w:r>
+        <w:t xml:space="preserve">Principal Systems Architect &amp; DevOps Lead</w:t>
+      </w:r>
+      <w:bookmarkEnd w:id="23"/>
+    </w:p>
+    <w:p>
+      <w:pPr>
+        <w:pStyle w:val="FirstParagraph"/>
+      </w:pPr>
+      <w:r>
+        <w:rPr>
+          <w:b/>
+        </w:rPr>
+        <w:t xml:space="preserve">Specialization:</w:t>
+      </w:r>
+      <w:r>
+        <w:t xml:space="preserve"> </w:t>
+      </w:r>
+      <w:r>
+        <w:t xml:space="preserve">Bare-Metal Infrastructure, Private Cloud (VMware), &amp; High-Availability Automation</w:t>
+      </w:r>
+      <w:r>
+        <w:t xml:space="preserve"> </w:t>
+      </w:r>
+      <w:r>
+        <w:rPr>
+          <w:b/>
+        </w:rPr>
+        <w:t xml:space="preserve">U.S. Patent Author (#10,366,069)</w:t>
+      </w:r>
+      <w:r>
+        <w:t xml:space="preserve"> </w:t>
+      </w:r>
+      <w:r>
+        <w:t xml:space="preserve">– Database Management &amp; Natural Sorting Algorithms</w:t>
+      </w:r>
+      <w:r>
+        <w:br/>
+      </w:r>
+      <w:r>
+        <w:rPr>
+          <w:b/>
+        </w:rPr>
+        <w:t xml:space="preserve">Enterprise Scale:</w:t>
+      </w:r>
+      <w:r>
+        <w:t xml:space="preserve"> </w:t>
+      </w:r>
+      <w:r>
+        <w:t xml:space="preserve">16 Years Systems Engineering | Tech Anchor for Fortune 500 Telecom Mergers</w:t>
+      </w:r>
+    </w:p>
+    <w:p>
+      <w:pPr>
+        <w:pStyle w:val="Heading2"/>
+      </w:pPr>
+      <w:bookmarkStart w:id="24" w:name="key-achievements"/>
+      <w:r>
+        <w:t xml:space="preserve">Key Achievements</w:t>
+      </w:r>
+      <w:bookmarkEnd w:id="24"/>
+    </w:p>
+    <w:p>
+      <w:pPr>
+        <w:numPr>
+          <w:ilvl w:val="0"/>
+          <w:numId w:val="1001"/>
+        </w:numPr>
+      </w:pPr>
+      <w:r>
+        <w:rPr>
+          <w:b/>
+        </w:rPr>
+        <w:t xml:space="preserve">Strategic Retention &amp; Continuity:</w:t>
+      </w:r>
+      <w:r>
+        <w:t xml:space="preserve"> </w:t>
+      </w:r>
+      <w:r>
+        <w:t xml:space="preserve">Awarded a significant retention bonus during the Sprint/T-Mobile merger, designated as mission-critical personnel to ensure technical stability and architectural integration during the corporate transition.</w:t>
+      </w:r>
+    </w:p>
+    <w:p>
+      <w:pPr>
+        <w:numPr>
+          <w:ilvl w:val="0"/>
+          <w:numId w:val="1001"/>
+        </w:numPr>
+      </w:pPr>
+      <w:r>
+        <w:rPr>
+          <w:b/>
+        </w:rPr>
+        <w:t xml:space="preserve">U.S. Patent Author (#10,366,069):</w:t>
+      </w:r>
+      <w:r>
+        <w:t xml:space="preserve"> </w:t>
+      </w:r>
+      <w:r>
+        <w:t xml:space="preserve">Co-authored a patent for database management systems, specifically engineering a natural sorting algorithm in SQL to optimize data retrieval and user experience.</w:t>
+      </w:r>
+    </w:p>
+    <w:p>
+      <w:pPr>
+        <w:numPr>
+          <w:ilvl w:val="0"/>
+          <w:numId w:val="1001"/>
+        </w:numPr>
+      </w:pPr>
+      <w:r>
+        <w:rPr>
+          <w:b/>
+        </w:rPr>
+        <w:t xml:space="preserve">Infrastructure Transformation:</w:t>
+      </w:r>
+      <w:r>
+        <w:t xml:space="preserve"> </w:t>
+      </w:r>
+      <w:r>
+        <w:t xml:space="preserve">Orchestrated a full-scale migration from legacy physical servers to a redundant VMware-based virtual infrastructure, reducing enterprise downtime by over 90% and cutting operational payroll costs by 18%.</w:t>
+      </w:r>
+    </w:p>
+    <w:p>
+      <w:pPr>
+        <w:numPr>
+          <w:ilvl w:val="0"/>
+          <w:numId w:val="1001"/>
+        </w:numPr>
+      </w:pPr>
+      <w:r>
+        <w:rPr>
+          <w:b/>
+        </w:rPr>
+        <w:t xml:space="preserve">Algorithmic Solutions:</w:t>
+      </w:r>
+      <w:r>
+        <w:t xml:space="preserve"> </w:t>
+      </w:r>
+      <w:r>
+        <w:t xml:space="preserve">Engineered a first-principles solution to resolve GPS signal noise and</w:t>
+      </w:r>
+      <w:r>
+        <w:t xml:space="preserve"> </w:t>
+      </w:r>
+      <w:r>
+        <w:t xml:space="preserve">“</w:t>
+      </w:r>
+      <w:r>
+        <w:t xml:space="preserve">teleportation</w:t>
+      </w:r>
+      <w:r>
+        <w:t xml:space="preserve">”</w:t>
+      </w:r>
+      <w:r>
+        <w:t xml:space="preserve"> </w:t>
+      </w:r>
+      <w:r>
+        <w:t xml:space="preserve">errors for intermodal logistics. By deciphering raw NMEA 0183 sentences and applying spherical geometry with rate-of-acceleration modeling, successfully stabilized coordinate paths and eliminated tracking jitter within high-interference rail yards.</w:t>
+      </w:r>
+    </w:p>
+    <w:p>
+      <w:pPr>
+        <w:pStyle w:val="Heading2"/>
+      </w:pPr>
+      <w:bookmarkStart w:id="25" w:name="professional-experience"/>
+      <w:r>
+        <w:t xml:space="preserve">Professional Experience</w:t>
+      </w:r>
+      <w:bookmarkEnd w:id="25"/>
     </w:p>
     <w:p>
       <w:pPr>
         <w:pStyle w:val="Heading3"/>
       </w:pPr>
-      <w:bookmarkStart w:id="22" w:name="Xbe238462729bb1228a43e9bf6db42d709dea89b"/>
-      <w:r>
-        <w:t xml:space="preserve">Systems Architect &amp; Principal Infrastructure Engineer</w:t>
-      </w:r>
-      <w:bookmarkEnd w:id="22"/>
-    </w:p>
-    <w:p>
-      <w:pPr>
-        <w:pStyle w:val="FirstParagraph"/>
-      </w:pPr>
-      <w:r>
-        <w:t xml:space="preserve">A high-capacity Systems Architect and U.S. Patent author leveraging advanced spatial thinking and first-principles engineering to resolve complex structural debt. A self-directed technical anchor with 16 years of tech experience, including 13 years driving radical automation, distributed systems design, and continuous DevSecOps compliance across massive Fortune 500 telecom environments. Proven track record of securing mission-critical stability through major corporate mergers, high-stakes enterprise cloud migrations, and complex algorithmic problem-solving.</w:t>
+      <w:bookmarkStart w:id="26" w:name="X05af09f976e7e90cbbbd49fca7ce7e5400afde8"/>
+      <w:r>
+        <w:t xml:space="preserve">T-Mobile | Principal Solutions Architect &amp; DevOps Engineer | 2021 to 2026</w:t>
+      </w:r>
+      <w:bookmarkEnd w:id="26"/>
+    </w:p>
+    <w:p>
+      <w:pPr>
+        <w:numPr>
+          <w:ilvl w:val="0"/>
+          <w:numId w:val="1002"/>
+        </w:numPr>
+      </w:pPr>
+      <w:r>
+        <w:rPr>
+          <w:b/>
+        </w:rPr>
+        <w:t xml:space="preserve">Enterprise Cloud Migration:</w:t>
+      </w:r>
+      <w:r>
+        <w:t xml:space="preserve"> </w:t>
+      </w:r>
+      <w:r>
+        <w:t xml:space="preserve">Architected and executed the high-integrity migration of a decade’s worth of metadata, complex workflows, and mission-critical certification data from Jira Data Center to Jira Cloud; successfully preserved zero-loss continuity across 300+ proprietary device projects supporting 3,000+ active enterprise users.</w:t>
+      </w:r>
+    </w:p>
+    <w:p>
+      <w:pPr>
+        <w:numPr>
+          <w:ilvl w:val="0"/>
+          <w:numId w:val="1002"/>
+        </w:numPr>
+      </w:pPr>
+      <w:r>
+        <w:rPr>
+          <w:b/>
+        </w:rPr>
+        <w:t xml:space="preserve">Ecosystem Integration &amp; APIs:</w:t>
+      </w:r>
+      <w:r>
+        <w:t xml:space="preserve"> </w:t>
+      </w:r>
+      <w:r>
+        <w:t xml:space="preserve">Authored a specialized suite of Node.js libraries and Node-RED nodes to automate full-lifecycle project provisioning via Atlassian APIs, creating a</w:t>
+      </w:r>
+      <w:r>
+        <w:t xml:space="preserve"> </w:t>
+      </w:r>
+      <w:r>
+        <w:t xml:space="preserve">“</w:t>
+      </w:r>
+      <w:r>
+        <w:t xml:space="preserve">self-service</w:t>
+      </w:r>
+      <w:r>
+        <w:t xml:space="preserve">”</w:t>
+      </w:r>
+      <w:r>
+        <w:t xml:space="preserve"> </w:t>
+      </w:r>
+      <w:r>
+        <w:t xml:space="preserve">ecosystem for developers.</w:t>
+      </w:r>
+    </w:p>
+    <w:p>
+      <w:pPr>
+        <w:numPr>
+          <w:ilvl w:val="0"/>
+          <w:numId w:val="1002"/>
+        </w:numPr>
+      </w:pPr>
+      <w:r>
+        <w:rPr>
+          <w:b/>
+        </w:rPr>
+        <w:t xml:space="preserve">Infrastructure as Code (IaC):</w:t>
+      </w:r>
+      <w:r>
+        <w:t xml:space="preserve"> </w:t>
+      </w:r>
+      <w:r>
+        <w:t xml:space="preserve">Bridged the gap between Software Engineering and Systems Administration by implementing Infrastructure as Code (IaC) via Ansible, successfully reducing manual operational toil and human error.</w:t>
+      </w:r>
+    </w:p>
+    <w:p>
+      <w:pPr>
+        <w:numPr>
+          <w:ilvl w:val="0"/>
+          <w:numId w:val="1002"/>
+        </w:numPr>
+      </w:pPr>
+      <w:r>
+        <w:rPr>
+          <w:b/>
+        </w:rPr>
+        <w:t xml:space="preserve">DevSecOps &amp; Automation:</w:t>
+      </w:r>
+      <w:r>
+        <w:t xml:space="preserve"> </w:t>
+      </w:r>
+      <w:r>
+        <w:t xml:space="preserve">Engineered automated vulnerability remediation workflows that drove lab data center security debt from 100+ monthly criticals to zero, achieving a state of continuous compliance.</w:t>
+      </w:r>
+    </w:p>
+    <w:p>
+      <w:pPr>
+        <w:numPr>
+          <w:ilvl w:val="0"/>
+          <w:numId w:val="1002"/>
+        </w:numPr>
+      </w:pPr>
+      <w:r>
+        <w:rPr>
+          <w:b/>
+        </w:rPr>
+        <w:t xml:space="preserve">Value Stream Optimization:</w:t>
+      </w:r>
+      <w:r>
+        <w:t xml:space="preserve"> </w:t>
+      </w:r>
+      <w:r>
+        <w:t xml:space="preserve">Optimized the VM lifecycle by automating the end-to-end onboarding process, significantly accelerating the</w:t>
+      </w:r>
+      <w:r>
+        <w:t xml:space="preserve"> </w:t>
+      </w:r>
+      <w:r>
+        <w:t xml:space="preserve">“</w:t>
+      </w:r>
+      <w:r>
+        <w:t xml:space="preserve">Lead Time to Deployment</w:t>
+      </w:r>
+      <w:r>
+        <w:t xml:space="preserve">”</w:t>
+      </w:r>
+      <w:r>
+        <w:t xml:space="preserve"> </w:t>
+      </w:r>
+      <w:r>
+        <w:t xml:space="preserve">for internal engineering teams.</w:t>
+      </w:r>
+    </w:p>
+    <w:p>
+      <w:pPr>
+        <w:numPr>
+          <w:ilvl w:val="0"/>
+          <w:numId w:val="1002"/>
+        </w:numPr>
+      </w:pPr>
+      <w:r>
+        <w:rPr>
+          <w:b/>
+        </w:rPr>
+        <w:t xml:space="preserve">Full-Lifecycle Application Engineering (Angular &amp; Serverless):</w:t>
+      </w:r>
+      <w:r>
+        <w:t xml:space="preserve"> </w:t>
+      </w:r>
+      <w:r>
+        <w:t xml:space="preserve">Authored and launched a high-visibility 5G Speed Calculator application utilizing Angular and a modern serverless deployment pipeline to ensure instant scalability and zero infrastructure overhead.</w:t>
+      </w:r>
+    </w:p>
+    <w:p>
+      <w:pPr>
+        <w:numPr>
+          <w:ilvl w:val="0"/>
+          <w:numId w:val="1002"/>
+        </w:numPr>
+      </w:pPr>
+      <w:r>
+        <w:rPr>
+          <w:b/>
+        </w:rPr>
+        <w:t xml:space="preserve">Device State Automation:</w:t>
+      </w:r>
+      <w:r>
+        <w:t xml:space="preserve"> </w:t>
+      </w:r>
+      <w:r>
+        <w:t xml:space="preserve">Designed and engineered a custom Device Pre-Load Feature Enablement Tracker, providing corporate stakeholders with real-time visibility into baseline software states across mobile devices.</w:t>
+      </w:r>
+    </w:p>
+    <w:p>
+      <w:pPr>
+        <w:numPr>
+          <w:ilvl w:val="0"/>
+          <w:numId w:val="1002"/>
+        </w:numPr>
+      </w:pPr>
+      <w:r>
+        <w:rPr>
+          <w:b/>
+        </w:rPr>
+        <w:t xml:space="preserve">UI/UX Optimization:</w:t>
+      </w:r>
+      <w:r>
+        <w:t xml:space="preserve"> </w:t>
+      </w:r>
+      <w:r>
+        <w:t xml:space="preserve">Bridged the gap between UI/UX design concepts and technical feasibility, establishing strict component styling and layout standards to ensure frontend performance and visual consistency.</w:t>
       </w:r>
     </w:p>
     <w:p>
       <w:pPr>
         <w:pStyle w:val="Heading3"/>
       </w:pPr>
-      <w:bookmarkStart w:id="23" w:name="core-competencies"/>
-      <w:r>
-        <w:t xml:space="preserve">Core Competencies</w:t>
-      </w:r>
-      <w:bookmarkEnd w:id="23"/>
-    </w:p>
-    <w:p>
-      <w:pPr>
-        <w:pStyle w:val="FirstParagraph"/>
-      </w:pPr>
-      <w:r>
-        <w:t xml:space="preserve">Team Leadership | Systems Architecture | Solutions Engineering | Efficiency and Productivity Specialist</w:t>
+      <w:bookmarkStart w:id="27" w:name="X9c5543ea3a45da7f4862af1eb99b73f3c1a3391"/>
+      <w:r>
+        <w:t xml:space="preserve">Sprint | Principal Engineer &amp; Application Developer III | 2017 to 2021</w:t>
+      </w:r>
+      <w:bookmarkEnd w:id="27"/>
+    </w:p>
+    <w:p>
+      <w:pPr>
+        <w:numPr>
+          <w:ilvl w:val="0"/>
+          <w:numId w:val="1003"/>
+        </w:numPr>
+      </w:pPr>
+      <w:r>
+        <w:rPr>
+          <w:b/>
+        </w:rPr>
+        <w:t xml:space="preserve">Executive Technical Governance:</w:t>
+      </w:r>
+      <w:r>
+        <w:t xml:space="preserve"> </w:t>
+      </w:r>
+      <w:r>
+        <w:t xml:space="preserve">Served as Core Technical Advisor and Architectural Gatekeeper to leadership; held final engineering sign-off authority to halt high-risk regressions across all cross-functional integrations.</w:t>
+      </w:r>
+    </w:p>
+    <w:p>
+      <w:pPr>
+        <w:numPr>
+          <w:ilvl w:val="0"/>
+          <w:numId w:val="1003"/>
+        </w:numPr>
+      </w:pPr>
+      <w:r>
+        <w:rPr>
+          <w:b/>
+        </w:rPr>
+        <w:t xml:space="preserve">Full-Stack Architectural Execution:</w:t>
+      </w:r>
+      <w:r>
+        <w:t xml:space="preserve"> </w:t>
+      </w:r>
+      <w:r>
+        <w:t xml:space="preserve">Directed and executed a</w:t>
+      </w:r>
+      <w:r>
+        <w:t xml:space="preserve"> </w:t>
+      </w:r>
+      <w:r>
+        <w:t xml:space="preserve">“</w:t>
+      </w:r>
+      <w:r>
+        <w:t xml:space="preserve">First Principles</w:t>
+      </w:r>
+      <w:r>
+        <w:t xml:space="preserve">”</w:t>
+      </w:r>
+      <w:r>
+        <w:t xml:space="preserve"> </w:t>
+      </w:r>
+      <w:r>
+        <w:t xml:space="preserve">replacement for legacy SKU management, delivering a high-performance system in 6 months that outpaced a decade of failed initiatives; single-handedly engineered 100% of the frontend application layer while orchestrating the Porcupine message bus, designing core Jira workflows, and directing backend code reviews to guarantee architectural alignment.</w:t>
+      </w:r>
+    </w:p>
+    <w:p>
+      <w:pPr>
+        <w:numPr>
+          <w:ilvl w:val="0"/>
+          <w:numId w:val="1003"/>
+        </w:numPr>
+      </w:pPr>
+      <w:r>
+        <w:rPr>
+          <w:b/>
+        </w:rPr>
+        <w:t xml:space="preserve">Distributed Systems:</w:t>
+      </w:r>
+      <w:r>
+        <w:t xml:space="preserve"> </w:t>
+      </w:r>
+      <w:r>
+        <w:t xml:space="preserve">Designed and deployed</w:t>
+      </w:r>
+      <w:r>
+        <w:t xml:space="preserve"> </w:t>
+      </w:r>
+      <w:r>
+        <w:t xml:space="preserve">“</w:t>
+      </w:r>
+      <w:r>
+        <w:t xml:space="preserve">Porcupine,</w:t>
+      </w:r>
+      <w:r>
+        <w:t xml:space="preserve">”</w:t>
+      </w:r>
+      <w:r>
+        <w:t xml:space="preserve"> </w:t>
+      </w:r>
+      <w:r>
+        <w:t xml:space="preserve">a custom event-driven message bus architected on top of RabbitMQ; seamlessly synchronized live Jira workflow states with downstream application environments, establishing a single source of truth and eliminating cross-system data lag.</w:t>
+      </w:r>
+    </w:p>
+    <w:p>
+      <w:pPr>
+        <w:numPr>
+          <w:ilvl w:val="0"/>
+          <w:numId w:val="1003"/>
+        </w:numPr>
+      </w:pPr>
+      <w:r>
+        <w:rPr>
+          <w:b/>
+        </w:rPr>
+        <w:t xml:space="preserve">Framework Engineering:</w:t>
+      </w:r>
+      <w:r>
+        <w:t xml:space="preserve"> </w:t>
+      </w:r>
+      <w:r>
+        <w:t xml:space="preserve">Engineered a custom, data-agnostic PHP framework utilizing reflection and annotations to automate the CRUD lifecycle across disparate schemas (SQL, NoSQL, JSON, XML).</w:t>
+      </w:r>
+    </w:p>
+    <w:p>
+      <w:pPr>
+        <w:numPr>
+          <w:ilvl w:val="0"/>
+          <w:numId w:val="1003"/>
+        </w:numPr>
+      </w:pPr>
+      <w:r>
+        <w:rPr>
+          <w:b/>
+        </w:rPr>
+        <w:t xml:space="preserve">Data Abstraction &amp; Hydration:</w:t>
+      </w:r>
+      <w:r>
+        <w:t xml:space="preserve"> </w:t>
+      </w:r>
+      <w:r>
+        <w:t xml:space="preserve">Developed a model-driven hydration engine that abstracted away storage-layer complexity, allowing for seamless state transitions between relational and non-relational data sources.</w:t>
+      </w:r>
+    </w:p>
+    <w:p>
+      <w:pPr>
+        <w:numPr>
+          <w:ilvl w:val="0"/>
+          <w:numId w:val="1003"/>
+        </w:numPr>
+      </w:pPr>
+      <w:r>
+        <w:rPr>
+          <w:b/>
+        </w:rPr>
+        <w:t xml:space="preserve">Scale &amp; Adoption:</w:t>
+      </w:r>
+      <w:r>
+        <w:t xml:space="preserve"> </w:t>
+      </w:r>
+      <w:r>
+        <w:t xml:space="preserve">Prototyped and deployed the framework to internal high-value T-Mobile applications, proving a 10x reduction in</w:t>
+      </w:r>
+      <w:r>
+        <w:t xml:space="preserve"> </w:t>
+      </w:r>
+      <w:r>
+        <w:t xml:space="preserve">“</w:t>
+      </w:r>
+      <w:r>
+        <w:t xml:space="preserve">boilerplate</w:t>
+      </w:r>
+      <w:r>
+        <w:t xml:space="preserve">”</w:t>
+      </w:r>
+      <w:r>
+        <w:t xml:space="preserve"> </w:t>
+      </w:r>
+      <w:r>
+        <w:t xml:space="preserve">code for new service onboarding.</w:t>
+      </w:r>
+    </w:p>
+    <w:p>
+      <w:pPr>
+        <w:numPr>
+          <w:ilvl w:val="0"/>
+          <w:numId w:val="1003"/>
+        </w:numPr>
+      </w:pPr>
+      <w:r>
+        <w:rPr>
+          <w:b/>
+        </w:rPr>
+        <w:t xml:space="preserve">Data Architecture &amp; Prototyping:</w:t>
+      </w:r>
+      <w:r>
+        <w:t xml:space="preserve"> </w:t>
+      </w:r>
+      <w:r>
+        <w:t xml:space="preserve">Architected and validated a standalone Dremio data lakehouse POC designed to federate data layers across distributed MS SQL, MySQL, and MongoDB environments. Proved the viability of zero-ETL query federation across relational and NoSQL silos, establishing a blueprint for unified data access.</w:t>
+      </w:r>
+    </w:p>
+    <w:p>
+      <w:pPr>
+        <w:numPr>
+          <w:ilvl w:val="0"/>
+          <w:numId w:val="1003"/>
+        </w:numPr>
+      </w:pPr>
+      <w:r>
+        <w:rPr>
+          <w:b/>
+        </w:rPr>
+        <w:t xml:space="preserve">Observability &amp; Infrastructure Telemetry:</w:t>
+      </w:r>
+      <w:r>
+        <w:t xml:space="preserve"> </w:t>
+      </w:r>
+      <w:r>
+        <w:t xml:space="preserve">Built an integrated observability platform using the ELK Stack, Prometheus, and Grafana across a 45-VM development environment.</w:t>
+      </w:r>
+    </w:p>
+    <w:p>
+      <w:pPr>
+        <w:numPr>
+          <w:ilvl w:val="0"/>
+          <w:numId w:val="1003"/>
+        </w:numPr>
+      </w:pPr>
+      <w:r>
+        <w:rPr>
+          <w:b/>
+        </w:rPr>
+        <w:t xml:space="preserve">Incident Response Systems:</w:t>
+      </w:r>
+      <w:r>
+        <w:t xml:space="preserve"> </w:t>
+      </w:r>
+      <w:r>
+        <w:t xml:space="preserve">Designed end-to-end infrastructure telemetry and automated alert routing hooks via Rocket.Chat to demonstrate proactive incident response frameworks.</w:t>
+      </w:r>
+    </w:p>
+    <w:p>
+      <w:pPr>
+        <w:numPr>
+          <w:ilvl w:val="0"/>
+          <w:numId w:val="1003"/>
+        </w:numPr>
+      </w:pPr>
+      <w:r>
+        <w:rPr>
+          <w:b/>
+        </w:rPr>
+        <w:t xml:space="preserve">Real-Time Telemetry:</w:t>
+      </w:r>
+      <w:r>
+        <w:t xml:space="preserve"> </w:t>
+      </w:r>
+      <w:r>
+        <w:t xml:space="preserve">Engineered a custom heartbeat monitoring framework embedded within distributed .NET Core applications; piped real-time telemetry directly into Grafana to ensure proactive incident response and eliminate production blind spots.</w:t>
+      </w:r>
+    </w:p>
+    <w:p>
+      <w:pPr>
+        <w:numPr>
+          <w:ilvl w:val="0"/>
+          <w:numId w:val="1003"/>
+        </w:numPr>
+      </w:pPr>
+      <w:r>
+        <w:rPr>
+          <w:b/>
+        </w:rPr>
+        <w:t xml:space="preserve">Financial Stewardship &amp; Capital Forecasting:</w:t>
+      </w:r>
+      <w:r>
+        <w:t xml:space="preserve"> </w:t>
+      </w:r>
+      <w:r>
+        <w:t xml:space="preserve">Managed and optimized the departmental infrastructure and licensing budget as it scaled from an annual spend of $300K to $1.3M. Formulated highly accurate 12-month financial and capacity projections to align capital expenditures with rapid system expansion.</w:t>
       </w:r>
     </w:p>
     <w:p>
       <w:pPr>
         <w:pStyle w:val="Heading3"/>
       </w:pPr>
-      <w:bookmarkStart w:id="24" w:name="key-achievements"/>
-      <w:r>
-        <w:t xml:space="preserve">Key Achievements</w:t>
-      </w:r>
-      <w:bookmarkEnd w:id="24"/>
-    </w:p>
-    <w:p>
-      <w:pPr>
-        <w:numPr>
-          <w:ilvl w:val="0"/>
-          <w:numId w:val="1001"/>
-        </w:numPr>
-      </w:pPr>
-      <w:r>
-        <w:rPr>
-          <w:b/>
-        </w:rPr>
-        <w:t xml:space="preserve">Strategic Retention &amp; Continuity:</w:t>
-      </w:r>
-      <w:r>
-        <w:t xml:space="preserve"> </w:t>
-      </w:r>
-      <w:r>
-        <w:t xml:space="preserve">Awarded a significant retention bonus during the Sprint/T-Mobile merger, designated as mission-critical personnel to ensure technical stability and architectural integration during the corporate transition.</w:t>
-      </w:r>
-    </w:p>
-    <w:p>
-      <w:pPr>
-        <w:numPr>
-          <w:ilvl w:val="0"/>
-          <w:numId w:val="1001"/>
-        </w:numPr>
-      </w:pPr>
-      <w:r>
-        <w:rPr>
-          <w:b/>
-        </w:rPr>
-        <w:t xml:space="preserve">U.S. Patent Author (#10,366,069):</w:t>
-      </w:r>
-      <w:r>
-        <w:t xml:space="preserve"> </w:t>
-      </w:r>
-      <w:r>
-        <w:t xml:space="preserve">Co-authored a patent for database management systems, specifically engineering a natural sorting algorithm in SQL to optimize data retrieval and user experience.</w:t>
-      </w:r>
-    </w:p>
-    <w:p>
-      <w:pPr>
-        <w:numPr>
-          <w:ilvl w:val="0"/>
-          <w:numId w:val="1001"/>
-        </w:numPr>
-      </w:pPr>
-      <w:r>
-        <w:rPr>
-          <w:b/>
-        </w:rPr>
-        <w:t xml:space="preserve">Infrastructure Transformation:</w:t>
-      </w:r>
-      <w:r>
-        <w:t xml:space="preserve"> </w:t>
-      </w:r>
-      <w:r>
-        <w:t xml:space="preserve">Orchestrated a full-scale migration from legacy physical servers to a redundant VMware-based virtual infrastructure, reducing enterprise downtime by over 90% and cutting operational payroll costs by 18%.</w:t>
-      </w:r>
-    </w:p>
-    <w:p>
-      <w:pPr>
-        <w:numPr>
-          <w:ilvl w:val="0"/>
-          <w:numId w:val="1001"/>
-        </w:numPr>
-      </w:pPr>
-      <w:r>
-        <w:rPr>
-          <w:b/>
-        </w:rPr>
-        <w:t xml:space="preserve">Algorithmic Solutions:</w:t>
-      </w:r>
-      <w:r>
-        <w:t xml:space="preserve"> </w:t>
-      </w:r>
-      <w:r>
-        <w:t xml:space="preserve">Engineered a first-principles solution to resolve GPS signal noise and</w:t>
-      </w:r>
-      <w:r>
-        <w:t xml:space="preserve"> </w:t>
-      </w:r>
-      <w:r>
-        <w:t xml:space="preserve">“</w:t>
-      </w:r>
-      <w:r>
-        <w:t xml:space="preserve">teleportation</w:t>
-      </w:r>
-      <w:r>
-        <w:t xml:space="preserve">”</w:t>
-      </w:r>
-      <w:r>
-        <w:t xml:space="preserve"> </w:t>
-      </w:r>
-      <w:r>
-        <w:t xml:space="preserve">errors for intermodal logistics. By deciphering raw NMEA 0183 sentences and applying spherical geometry with rate-of-acceleration modeling, successfully stabilized coordinate paths and eliminated tracking jitter within high-interference rail yards.</w:t>
+      <w:bookmarkStart w:id="28" w:name="Xd2cbdfc83f130e17cb0f9b9225a74b3d25873e2"/>
+      <w:r>
+        <w:t xml:space="preserve">Sprint | Product Development Engineer II | 2013 to 2017</w:t>
+      </w:r>
+      <w:bookmarkEnd w:id="28"/>
+    </w:p>
+    <w:p>
+      <w:pPr>
+        <w:numPr>
+          <w:ilvl w:val="0"/>
+          <w:numId w:val="1004"/>
+        </w:numPr>
+      </w:pPr>
+      <w:r>
+        <w:rPr>
+          <w:b/>
+        </w:rPr>
+        <w:t xml:space="preserve">Systems-Level Engineering Transition:</w:t>
+      </w:r>
+      <w:r>
+        <w:t xml:space="preserve"> </w:t>
+      </w:r>
+      <w:r>
+        <w:t xml:space="preserve">Capitalized on hardware validation background to bridge the gap between device testing and robust application development, driving strict performance constraints into early-stage software architecture.</w:t>
+      </w:r>
+    </w:p>
+    <w:p>
+      <w:pPr>
+        <w:numPr>
+          <w:ilvl w:val="0"/>
+          <w:numId w:val="1004"/>
+        </w:numPr>
+      </w:pPr>
+      <w:r>
+        <w:rPr>
+          <w:b/>
+        </w:rPr>
+        <w:t xml:space="preserve">Full-Stack Application Architecture:</w:t>
+      </w:r>
+      <w:r>
+        <w:t xml:space="preserve"> </w:t>
+      </w:r>
+      <w:r>
+        <w:t xml:space="preserve">Engineered a specialized visual prototyping platform featuring a drag-and-drop grid system to simulate and design Out-of-Box Experiences (OOBE); integrated background profiling engines to capture real-time CPU, RAM, storage, and battery metrics alongside automated Play Store data scraping.</w:t>
+      </w:r>
+    </w:p>
+    <w:p>
+      <w:pPr>
+        <w:numPr>
+          <w:ilvl w:val="0"/>
+          <w:numId w:val="1004"/>
+        </w:numPr>
+      </w:pPr>
+      <w:r>
+        <w:rPr>
+          <w:b/>
+        </w:rPr>
+        <w:t xml:space="preserve">Database Engineering &amp; Tooling:</w:t>
+      </w:r>
+      <w:r>
+        <w:t xml:space="preserve"> </w:t>
+      </w:r>
+      <w:r>
+        <w:t xml:space="preserve">Authored the foundational codebase for the Device Development and Certification requirements and test-plan database, laying the groundwork for scalable documentation and testing.</w:t>
+      </w:r>
+    </w:p>
+    <w:p>
+      <w:pPr>
+        <w:numPr>
+          <w:ilvl w:val="0"/>
+          <w:numId w:val="1004"/>
+        </w:numPr>
+      </w:pPr>
+      <w:r>
+        <w:rPr>
+          <w:b/>
+        </w:rPr>
+        <w:t xml:space="preserve">Cross-Functional Engineering Governance:</w:t>
+      </w:r>
+      <w:r>
+        <w:t xml:space="preserve"> </w:t>
+      </w:r>
+      <w:r>
+        <w:t xml:space="preserve">Served as the authoritative technical liaison to the Head of Retail Testing and executive leadership; directed weekly technical reviews to deconflict complex system behaviors, prioritize software bug remediation, and establish release readiness timelines for the nationwide SLATE ecosystem.</w:t>
       </w:r>
     </w:p>
     <w:p>
       <w:pPr>
         <w:pStyle w:val="Heading3"/>
       </w:pPr>
-      <w:bookmarkStart w:id="25" w:name="professional-experience"/>
-      <w:r>
-        <w:t xml:space="preserve">Professional Experience</w:t>
-      </w:r>
-      <w:bookmarkEnd w:id="25"/>
-    </w:p>
-    <w:p>
-      <w:pPr>
-        <w:pStyle w:val="FirstParagraph"/>
-      </w:pPr>
-      <w:r>
-        <w:rPr>
-          <w:b/>
-        </w:rPr>
-        <w:t xml:space="preserve">T-Mobile</w:t>
-      </w:r>
-      <w:r>
-        <w:t xml:space="preserve"> </w:t>
-      </w:r>
-      <w:r>
-        <w:t xml:space="preserve">| Solutions Architect | Senior Systems Engineer | 2021 to 2026</w:t>
-      </w:r>
-      <w:r>
-        <w:br/>
-      </w:r>
-      <w:r>
-        <w:rPr>
-          <w:i/>
-        </w:rPr>
-        <w:t xml:space="preserve">Embedded within Tools Team to assist with architectural duties and build APIs that connect proprietary systems to Atlassian and other vendors’ products. Transitioned to DevOps role as the only true developer on the SysAdmin team.</w:t>
-      </w:r>
-    </w:p>
-    <w:p>
-      <w:pPr>
-        <w:numPr>
-          <w:ilvl w:val="0"/>
-          <w:numId w:val="1002"/>
-        </w:numPr>
-      </w:pPr>
-      <w:r>
-        <w:rPr>
-          <w:b/>
-        </w:rPr>
-        <w:t xml:space="preserve">Enterprise Cloud Migration:</w:t>
-      </w:r>
-      <w:r>
-        <w:t xml:space="preserve"> </w:t>
-      </w:r>
-      <w:r>
-        <w:t xml:space="preserve">Architected and executed the high-integrity migration of a decade’s worth of metadata, complex workflows, and mission-critical certification data from Jira Data Center to Jira Cloud; successfully preserved zero-loss continuity across 300+ proprietary device projects supporting 3,000+ active enterprise users.</w:t>
-      </w:r>
-    </w:p>
-    <w:p>
-      <w:pPr>
-        <w:numPr>
-          <w:ilvl w:val="0"/>
-          <w:numId w:val="1002"/>
-        </w:numPr>
-      </w:pPr>
-      <w:r>
-        <w:rPr>
-          <w:b/>
-        </w:rPr>
-        <w:t xml:space="preserve">Ecosystem Integration &amp; APIs:</w:t>
-      </w:r>
-      <w:r>
-        <w:t xml:space="preserve"> </w:t>
-      </w:r>
-      <w:r>
-        <w:t xml:space="preserve">Authored a specialized suite of Node.js libraries and Node-RED nodes to automate full-lifecycle project provisioning via Atlassian APIs, creating a</w:t>
-      </w:r>
-      <w:r>
-        <w:t xml:space="preserve"> </w:t>
-      </w:r>
-      <w:r>
-        <w:t xml:space="preserve">“</w:t>
-      </w:r>
-      <w:r>
-        <w:t xml:space="preserve">self-service</w:t>
-      </w:r>
-      <w:r>
-        <w:t xml:space="preserve">”</w:t>
-      </w:r>
-      <w:r>
-        <w:t xml:space="preserve"> </w:t>
-      </w:r>
-      <w:r>
-        <w:t xml:space="preserve">ecosystem for developers.</w:t>
-      </w:r>
-    </w:p>
-    <w:p>
-      <w:pPr>
-        <w:numPr>
-          <w:ilvl w:val="0"/>
-          <w:numId w:val="1002"/>
-        </w:numPr>
-      </w:pPr>
-      <w:r>
-        <w:rPr>
-          <w:b/>
-        </w:rPr>
-        <w:t xml:space="preserve">Infrastructure as Code (IaC):</w:t>
-      </w:r>
-      <w:r>
-        <w:t xml:space="preserve"> </w:t>
-      </w:r>
-      <w:r>
-        <w:t xml:space="preserve">Bridged the gap between Software Engineering and Systems Administration by implementing Infrastructure as Code (IaC) via Ansible, successfully reducing manual operational toil and human error.</w:t>
-      </w:r>
-    </w:p>
-    <w:p>
-      <w:pPr>
-        <w:numPr>
-          <w:ilvl w:val="0"/>
-          <w:numId w:val="1002"/>
-        </w:numPr>
-      </w:pPr>
-      <w:r>
-        <w:rPr>
-          <w:b/>
-        </w:rPr>
-        <w:t xml:space="preserve">DevSecOps &amp; Automation:</w:t>
-      </w:r>
-      <w:r>
-        <w:t xml:space="preserve"> </w:t>
-      </w:r>
-      <w:r>
-        <w:t xml:space="preserve">Engineered automated vulnerability remediation workflows that drove lab data center security debt from 100+ monthly criticals to zero, achieving a state of continuous compliance.</w:t>
-      </w:r>
-    </w:p>
-    <w:p>
-      <w:pPr>
-        <w:numPr>
-          <w:ilvl w:val="0"/>
-          <w:numId w:val="1002"/>
-        </w:numPr>
-      </w:pPr>
-      <w:r>
-        <w:rPr>
-          <w:b/>
-        </w:rPr>
-        <w:t xml:space="preserve">Value Stream Optimization:</w:t>
-      </w:r>
-      <w:r>
-        <w:t xml:space="preserve"> </w:t>
-      </w:r>
-      <w:r>
-        <w:t xml:space="preserve">Optimized the VM lifecycle by automating the end-to-end onboarding process, significantly accelerating the</w:t>
-      </w:r>
-      <w:r>
-        <w:t xml:space="preserve"> </w:t>
-      </w:r>
-      <w:r>
-        <w:t xml:space="preserve">“</w:t>
-      </w:r>
-      <w:r>
-        <w:t xml:space="preserve">Lead Time to Deployment</w:t>
-      </w:r>
-      <w:r>
-        <w:t xml:space="preserve">”</w:t>
-      </w:r>
-      <w:r>
-        <w:t xml:space="preserve"> </w:t>
-      </w:r>
-      <w:r>
-        <w:t xml:space="preserve">for internal engineering teams.</w:t>
-      </w:r>
-    </w:p>
-    <w:p>
-      <w:pPr>
-        <w:numPr>
-          <w:ilvl w:val="0"/>
-          <w:numId w:val="1002"/>
-        </w:numPr>
-      </w:pPr>
-      <w:r>
-        <w:rPr>
-          <w:b/>
-        </w:rPr>
-        <w:t xml:space="preserve">Full-Lifecycle Application Engineering (Angular &amp; Serverless):</w:t>
-      </w:r>
-    </w:p>
-    <w:p>
-      <w:pPr>
-        <w:numPr>
-          <w:ilvl w:val="1"/>
-          <w:numId w:val="1003"/>
+      <w:bookmarkStart w:id="29" w:name="X9a2ddcd5defc0687e2268face32b579f6f42299"/>
+      <w:r>
+        <w:t xml:space="preserve">EXPERIS (Contractor at Sprint) | Technical Support Rep II | 2012 to 2013</w:t>
+      </w:r>
+      <w:bookmarkEnd w:id="29"/>
+    </w:p>
+    <w:p>
+      <w:pPr>
+        <w:numPr>
+          <w:ilvl w:val="0"/>
+          <w:numId w:val="1005"/>
+        </w:numPr>
+      </w:pPr>
+      <w:r>
+        <w:rPr>
+          <w:b/>
+        </w:rPr>
+        <w:t xml:space="preserve">Performance Automation Overhaul:</w:t>
+      </w:r>
+      <w:r>
+        <w:t xml:space="preserve"> </w:t>
+      </w:r>
+      <w:r>
+        <w:t xml:space="preserve">Re-engineered and optimized a legacy device performance tracking application used across the ecosystem.</w:t>
+      </w:r>
+    </w:p>
+    <w:p>
+      <w:pPr>
+        <w:numPr>
+          <w:ilvl w:val="0"/>
+          <w:numId w:val="1005"/>
+        </w:numPr>
+      </w:pPr>
+      <w:r>
+        <w:rPr>
+          <w:b/>
+        </w:rPr>
+        <w:t xml:space="preserve">Nationwide Enterprise Automation Deployments:</w:t>
+      </w:r>
+      <w:r>
+        <w:t xml:space="preserve"> </w:t>
+      </w:r>
+      <w:r>
+        <w:t xml:space="preserve">Engineered and maintained the core XML execution scripts driving the SLATE diagnostic framework deployed across Sprint’s entire national retail retail footprint; ensured 100% flawless execution of automated on-site device validation routines for in-store service centers.</w:t>
+      </w:r>
+    </w:p>
+    <w:p>
+      <w:pPr>
+        <w:pStyle w:val="Heading3"/>
+      </w:pPr>
+      <w:bookmarkStart w:id="30" w:name="Xcd00d5b2137c9bb8b2ea37b28065784626002fd"/>
+      <w:r>
+        <w:t xml:space="preserve">MO-KAN Container Services | System Administrator | 2011 to 2012</w:t>
+      </w:r>
+      <w:bookmarkEnd w:id="30"/>
+    </w:p>
+    <w:p>
+      <w:pPr>
+        <w:numPr>
+          <w:ilvl w:val="0"/>
+          <w:numId w:val="1006"/>
         </w:numPr>
         <w:pStyle w:val="Compact"/>
       </w:pPr>
       <w:r>
-        <w:t xml:space="preserve">Authored and launched a high-visibility 5G Speed Calculator application utilizing Angular and a modern serverless deployment pipeline to ensure instant scalability and zero infrastructure overhead.</w:t>
-      </w:r>
-    </w:p>
-    <w:p>
-      <w:pPr>
-        <w:numPr>
-          <w:ilvl w:val="1"/>
-          <w:numId w:val="1003"/>
+        <w:rPr>
+          <w:b/>
+        </w:rPr>
+        <w:t xml:space="preserve">Multi-Site Infrastructure Governance:</w:t>
+      </w:r>
+      <w:r>
+        <w:t xml:space="preserve"> </w:t>
+      </w:r>
+      <w:r>
+        <w:t xml:space="preserve">Directed end-to-end technology operations across 3 distributed corporate locations; modernized legacy environments by deploying virtualized, redundant VMware infrastructures that cut enterprise downtime by 90%.</w:t>
+      </w:r>
+    </w:p>
+    <w:p>
+      <w:pPr>
+        <w:pStyle w:val="Heading2"/>
+      </w:pPr>
+      <w:bookmarkStart w:id="31" w:name="additional-relevant-experience"/>
+      <w:r>
+        <w:t xml:space="preserve">Additional Relevant Experience</w:t>
+      </w:r>
+      <w:bookmarkEnd w:id="31"/>
+    </w:p>
+    <w:p>
+      <w:pPr>
+        <w:numPr>
+          <w:ilvl w:val="0"/>
+          <w:numId w:val="1007"/>
+        </w:numPr>
+      </w:pPr>
+      <w:r>
+        <w:rPr>
+          <w:b/>
+        </w:rPr>
+        <w:t xml:space="preserve">Trucking Central | Software Consultant (Contract):</w:t>
+      </w:r>
+      <w:r>
+        <w:t xml:space="preserve"> </w:t>
+      </w:r>
+      <w:r>
+        <w:t xml:space="preserve">Planned, developed, and tested Android-based GPS solutions for the intermodal supply chain industry.</w:t>
+      </w:r>
+    </w:p>
+    <w:p>
+      <w:pPr>
+        <w:numPr>
+          <w:ilvl w:val="0"/>
+          <w:numId w:val="1007"/>
+        </w:numPr>
+      </w:pPr>
+      <w:r>
+        <w:rPr>
+          <w:b/>
+        </w:rPr>
+        <w:t xml:space="preserve">Innovative Solutions | Mobile Solutions Technician:</w:t>
+      </w:r>
+      <w:r>
+        <w:t xml:space="preserve"> </w:t>
+      </w:r>
+      <w:r>
+        <w:t xml:space="preserve">Troubleshot and fixed Nextel devices for first responders and construction businesses, listened to client needs, and leveraged emerging technologies to find solutions for those needs.</w:t>
+      </w:r>
+    </w:p>
+    <w:p>
+      <w:pPr>
+        <w:pStyle w:val="Heading2"/>
+      </w:pPr>
+      <w:bookmarkStart w:id="32" w:name="community-impact-leadership"/>
+      <w:r>
+        <w:t xml:space="preserve">Community Impact &amp; Leadership</w:t>
+      </w:r>
+      <w:bookmarkEnd w:id="32"/>
+    </w:p>
+    <w:p>
+      <w:pPr>
+        <w:pStyle w:val="Heading3"/>
+      </w:pPr>
+      <w:bookmarkStart w:id="33" w:name="Xd39b15ee859cbc3dcdee8fb650ce50901d08bb5"/>
+      <w:r>
+        <w:t xml:space="preserve">Seek and Serve | Technical Advisory Board Member | 2026 to Present</w:t>
+      </w:r>
+      <w:bookmarkEnd w:id="33"/>
+    </w:p>
+    <w:p>
+      <w:pPr>
+        <w:numPr>
+          <w:ilvl w:val="0"/>
+          <w:numId w:val="1008"/>
         </w:numPr>
         <w:pStyle w:val="Compact"/>
       </w:pPr>
       <w:r>
-        <w:t xml:space="preserve">Designed and engineered a custom Device Pre-Load Feature Enablement Tracker, providing corporate stakeholders with real-time visibility into baseline software states across mobile devices.</w:t>
-      </w:r>
-    </w:p>
-    <w:p>
-      <w:pPr>
-        <w:numPr>
-          <w:ilvl w:val="1"/>
-          <w:numId w:val="1003"/>
+        <w:rPr>
+          <w:b/>
+        </w:rPr>
+        <w:t xml:space="preserve">Technical Guidance:</w:t>
+      </w:r>
+      <w:r>
+        <w:t xml:space="preserve"> </w:t>
+      </w:r>
+      <w:r>
+        <w:t xml:space="preserve">Provide high-level architectural oversight and logistical strategy to the parent 501(c)(3) organization.</w:t>
+      </w:r>
+    </w:p>
+    <w:p>
+      <w:pPr>
+        <w:pStyle w:val="Heading3"/>
+      </w:pPr>
+      <w:bookmarkStart w:id="34" w:name="Xfadc02287ea2056c60385b4424a6ed61fa154cf"/>
+      <w:r>
+        <w:t xml:space="preserve">33meals.org (Subsidiary) | Infrastructure Consultant &amp; Volunteer | 2026 to Present</w:t>
+      </w:r>
+      <w:bookmarkEnd w:id="34"/>
+    </w:p>
+    <w:p>
+      <w:pPr>
+        <w:numPr>
+          <w:ilvl w:val="0"/>
+          <w:numId w:val="1009"/>
+        </w:numPr>
+      </w:pPr>
+      <w:r>
+        <w:rPr>
+          <w:b/>
+        </w:rPr>
+        <w:t xml:space="preserve">Organizational Launch:</w:t>
+      </w:r>
+      <w:r>
+        <w:t xml:space="preserve"> </w:t>
+      </w:r>
+      <w:r>
+        <w:t xml:space="preserve">Spearheaded the launch and incorporation of 33meals.org as a dedicated subsidiary to address food insecurity through scalable, data-driven, distribution models.</w:t>
+      </w:r>
+    </w:p>
+    <w:p>
+      <w:pPr>
+        <w:numPr>
+          <w:ilvl w:val="0"/>
+          <w:numId w:val="1009"/>
+        </w:numPr>
+      </w:pPr>
+      <w:r>
+        <w:rPr>
+          <w:b/>
+        </w:rPr>
+        <w:t xml:space="preserve">Operational Infrastructure:</w:t>
+      </w:r>
+      <w:r>
+        <w:t xml:space="preserve"> </w:t>
+      </w:r>
+      <w:r>
+        <w:t xml:space="preserve">Managed the full technical and administrative setup, including domain registration, digital architecture, and regulatory filings to ensure high-integrity non-profit operations.</w:t>
+      </w:r>
+    </w:p>
+    <w:p>
+      <w:pPr>
+        <w:numPr>
+          <w:ilvl w:val="0"/>
+          <w:numId w:val="1009"/>
+        </w:numPr>
+      </w:pPr>
+      <w:r>
+        <w:rPr>
+          <w:b/>
+        </w:rPr>
+        <w:t xml:space="preserve">Strategic Development:</w:t>
+      </w:r>
+      <w:r>
+        <w:t xml:space="preserve"> </w:t>
+      </w:r>
+      <w:r>
+        <w:t xml:space="preserve">Designed a streamlined logistics model to optimize charitable food delivery, applying enterprise efficiency principles to humanitarian service.</w:t>
+      </w:r>
+    </w:p>
+    <w:p>
+      <w:pPr>
+        <w:pStyle w:val="Heading2"/>
+      </w:pPr>
+      <w:bookmarkStart w:id="35" w:name="education"/>
+      <w:r>
+        <w:t xml:space="preserve">Education</w:t>
+      </w:r>
+      <w:bookmarkEnd w:id="35"/>
+    </w:p>
+    <w:p>
+      <w:pPr>
+        <w:numPr>
+          <w:ilvl w:val="0"/>
+          <w:numId w:val="1010"/>
         </w:numPr>
         <w:pStyle w:val="Compact"/>
       </w:pPr>
       <w:r>
-        <w:t xml:space="preserve">Bridged the gap between UI/UX design concepts and technical feasibility, establishing strict component styling and layout standards to ensure frontend performance and visual consistency.</w:t>
-      </w:r>
-    </w:p>
-    <w:p>
-      <w:pPr>
-        <w:pStyle w:val="FirstParagraph"/>
-      </w:pPr>
-      <w:r>
-        <w:rPr>
-          <w:b/>
-        </w:rPr>
-        <w:t xml:space="preserve">Sprint</w:t>
-      </w:r>
-      <w:r>
-        <w:t xml:space="preserve"> </w:t>
-      </w:r>
-      <w:r>
-        <w:t xml:space="preserve">| Principal Engineer | Application Developer III | 2017 to 2021</w:t>
-      </w:r>
-      <w:r>
-        <w:br/>
-      </w:r>
-      <w:r>
-        <w:rPr>
-          <w:i/>
-        </w:rPr>
-        <w:t xml:space="preserve">Served as Core Technical Advisor and Architectural Gatekeeper to leadership, maintaining absolute technical veto power and engineering oversight for all departmental systems and cross-functional integrations.</w:t>
-      </w:r>
-    </w:p>
-    <w:p>
-      <w:pPr>
-        <w:numPr>
-          <w:ilvl w:val="0"/>
-          <w:numId w:val="1004"/>
-        </w:numPr>
-      </w:pPr>
-      <w:r>
-        <w:rPr>
-          <w:b/>
-        </w:rPr>
-        <w:t xml:space="preserve">Architectural Leadership:</w:t>
-      </w:r>
-      <w:r>
-        <w:t xml:space="preserve"> </w:t>
-      </w:r>
-      <w:r>
-        <w:t xml:space="preserve">Directed the development of a</w:t>
-      </w:r>
-      <w:r>
-        <w:t xml:space="preserve"> </w:t>
-      </w:r>
-      <w:r>
-        <w:t xml:space="preserve">“</w:t>
-      </w:r>
-      <w:r>
-        <w:t xml:space="preserve">First Principles</w:t>
-      </w:r>
-      <w:r>
-        <w:t xml:space="preserve">”</w:t>
-      </w:r>
-      <w:r>
-        <w:t xml:space="preserve"> </w:t>
-      </w:r>
-      <w:r>
-        <w:t xml:space="preserve">replacement for legacy SKU management, delivering a high-performance solution in 6 months that outpaced a decade of failed initiatives by multiple cross-functional teams.</w:t>
-      </w:r>
-    </w:p>
-    <w:p>
-      <w:pPr>
-        <w:numPr>
-          <w:ilvl w:val="0"/>
-          <w:numId w:val="1004"/>
-        </w:numPr>
-      </w:pPr>
-      <w:r>
-        <w:rPr>
-          <w:b/>
-        </w:rPr>
-        <w:t xml:space="preserve">Distributed Systems:</w:t>
-      </w:r>
-      <w:r>
-        <w:t xml:space="preserve"> </w:t>
-      </w:r>
-      <w:r>
-        <w:t xml:space="preserve">Designed and deployed</w:t>
-      </w:r>
-      <w:r>
-        <w:t xml:space="preserve"> </w:t>
-      </w:r>
-      <w:r>
-        <w:t xml:space="preserve">“</w:t>
-      </w:r>
-      <w:r>
-        <w:t xml:space="preserve">Porcupine,</w:t>
-      </w:r>
-      <w:r>
-        <w:t xml:space="preserve">”</w:t>
-      </w:r>
-      <w:r>
-        <w:t xml:space="preserve"> </w:t>
-      </w:r>
-      <w:r>
-        <w:t xml:space="preserve">a custom event-driven message bus architected on top of RabbitMQ; seamlessly synchronized live Jira workflow states with downstream application environments, establishing a single source of truth and eliminating cross-system data lag.</w:t>
-      </w:r>
-    </w:p>
-    <w:p>
-      <w:pPr>
-        <w:numPr>
-          <w:ilvl w:val="0"/>
-          <w:numId w:val="1004"/>
-        </w:numPr>
-      </w:pPr>
-      <w:r>
-        <w:rPr>
-          <w:b/>
-        </w:rPr>
-        <w:t xml:space="preserve">Framework Engineering:</w:t>
-      </w:r>
-      <w:r>
-        <w:t xml:space="preserve"> </w:t>
-      </w:r>
-      <w:r>
-        <w:t xml:space="preserve">Engineered a custom, data-agnostic PHP framework utilizing reflection and annotations to automate the CRUD lifecycle across disparate schemas (SQL, NoSQL, JSON, XML).</w:t>
-      </w:r>
-    </w:p>
-    <w:p>
-      <w:pPr>
-        <w:numPr>
-          <w:ilvl w:val="0"/>
-          <w:numId w:val="1004"/>
-        </w:numPr>
-      </w:pPr>
-      <w:r>
-        <w:rPr>
-          <w:b/>
-        </w:rPr>
-        <w:t xml:space="preserve">Data Abstraction &amp; Hydration:</w:t>
-      </w:r>
-      <w:r>
-        <w:t xml:space="preserve"> </w:t>
-      </w:r>
-      <w:r>
-        <w:t xml:space="preserve">Developed a model-driven hydration engine that abstracted away storage-layer complexity, allowing for seamless state transitions between relational and non-relational data sources.</w:t>
-      </w:r>
-    </w:p>
-    <w:p>
-      <w:pPr>
-        <w:numPr>
-          <w:ilvl w:val="0"/>
-          <w:numId w:val="1004"/>
-        </w:numPr>
-      </w:pPr>
-      <w:r>
-        <w:rPr>
-          <w:b/>
-        </w:rPr>
-        <w:t xml:space="preserve">Scale &amp; Adoption:</w:t>
-      </w:r>
-      <w:r>
-        <w:t xml:space="preserve"> </w:t>
-      </w:r>
-      <w:r>
-        <w:t xml:space="preserve">Prototyped and deployed the framework to internal high-value T-Mobile applications, proving a 10x reduction in</w:t>
-      </w:r>
-      <w:r>
-        <w:t xml:space="preserve"> </w:t>
-      </w:r>
-      <w:r>
-        <w:t xml:space="preserve">“</w:t>
-      </w:r>
-      <w:r>
-        <w:t xml:space="preserve">boilerplate</w:t>
-      </w:r>
-      <w:r>
-        <w:t xml:space="preserve">”</w:t>
-      </w:r>
-      <w:r>
-        <w:t xml:space="preserve"> </w:t>
-      </w:r>
-      <w:r>
-        <w:t xml:space="preserve">code for new service onboarding.</w:t>
-      </w:r>
-    </w:p>
-    <w:p>
-      <w:pPr>
-        <w:numPr>
-          <w:ilvl w:val="0"/>
-          <w:numId w:val="1004"/>
-        </w:numPr>
-      </w:pPr>
-      <w:r>
-        <w:rPr>
-          <w:b/>
-        </w:rPr>
-        <w:t xml:space="preserve">Data Architecture &amp; Engineering Prototyping:</w:t>
-      </w:r>
-    </w:p>
-    <w:p>
-      <w:pPr>
-        <w:numPr>
-          <w:ilvl w:val="1"/>
-          <w:numId w:val="1005"/>
-        </w:numPr>
-        <w:pStyle w:val="Compact"/>
-      </w:pPr>
-      <w:r>
-        <w:t xml:space="preserve">Architected and validated a standalone Dremio data lakehouse POC designed to federate data layers across distributed MS SQL, MySQL, and MongoDB environments.</w:t>
-      </w:r>
-    </w:p>
-    <w:p>
-      <w:pPr>
-        <w:numPr>
-          <w:ilvl w:val="1"/>
-          <w:numId w:val="1005"/>
-        </w:numPr>
-        <w:pStyle w:val="Compact"/>
-      </w:pPr>
-      <w:r>
-        <w:t xml:space="preserve">Proved the viability of zero-ETL query federation across relational and NoSQL silos, establishing a blueprint for unified data access.</w:t>
-      </w:r>
-    </w:p>
-    <w:p>
-      <w:pPr>
-        <w:numPr>
-          <w:ilvl w:val="0"/>
-          <w:numId w:val="1004"/>
-        </w:numPr>
-      </w:pPr>
-      <w:r>
-        <w:rPr>
-          <w:b/>
-        </w:rPr>
-        <w:t xml:space="preserve">Observability &amp; Infrastructure Telemetry:</w:t>
-      </w:r>
-    </w:p>
-    <w:p>
-      <w:pPr>
-        <w:numPr>
-          <w:ilvl w:val="1"/>
-          <w:numId w:val="1006"/>
-        </w:numPr>
-        <w:pStyle w:val="Compact"/>
-      </w:pPr>
-      <w:r>
-        <w:t xml:space="preserve">Built an integrated observability platform using the ELK Stack, Prometheus, and Grafana across a 45-VM development environment.</w:t>
-      </w:r>
-    </w:p>
-    <w:p>
-      <w:pPr>
-        <w:numPr>
-          <w:ilvl w:val="1"/>
-          <w:numId w:val="1006"/>
-        </w:numPr>
-        <w:pStyle w:val="Compact"/>
-      </w:pPr>
-      <w:r>
-        <w:t xml:space="preserve">Designed end-to-end infrastructure telemetry and automated alert routing hooks via Rocket.Chat to demonstrate proactive incident response frameworks.</w:t>
-      </w:r>
-    </w:p>
-    <w:p>
-      <w:pPr>
-        <w:numPr>
-          <w:ilvl w:val="1"/>
-          <w:numId w:val="1006"/>
-        </w:numPr>
-        <w:pStyle w:val="Compact"/>
-      </w:pPr>
-      <w:r>
-        <w:t xml:space="preserve">Engineered a custom heartbeat monitoring framework embedded within distributed .NET Core applications; piped real-time telemetry directly into Grafana to ensure proactive incident response and eliminate production blind spots.</w:t>
-      </w:r>
-    </w:p>
-    <w:p>
-      <w:pPr>
-        <w:numPr>
-          <w:ilvl w:val="0"/>
-          <w:numId w:val="1004"/>
-        </w:numPr>
-      </w:pPr>
-      <w:r>
-        <w:rPr>
-          <w:b/>
-        </w:rPr>
-        <w:t xml:space="preserve">Financial Stewardship &amp; Capital Forecasting:</w:t>
-      </w:r>
-    </w:p>
-    <w:p>
-      <w:pPr>
-        <w:numPr>
-          <w:ilvl w:val="1"/>
-          <w:numId w:val="1007"/>
-        </w:numPr>
-        <w:pStyle w:val="Compact"/>
-      </w:pPr>
-      <w:r>
-        <w:t xml:space="preserve">Managed and optimized the departmental infrastructure and licensing budget as it scaled from an annual spend of $300K to $1.3M.</w:t>
-      </w:r>
-    </w:p>
-    <w:p>
-      <w:pPr>
-        <w:numPr>
-          <w:ilvl w:val="1"/>
-          <w:numId w:val="1007"/>
-        </w:numPr>
-        <w:pStyle w:val="Compact"/>
-      </w:pPr>
-      <w:r>
-        <w:t xml:space="preserve">Formulated highly accurate 12-month financial and capacity projections to align capital expenditures with rapid system expansion.</w:t>
-      </w:r>
-    </w:p>
-    <w:p>
-      <w:pPr>
-        <w:pStyle w:val="FirstParagraph"/>
-      </w:pPr>
-      <w:r>
-        <w:rPr>
-          <w:b/>
-        </w:rPr>
-        <w:t xml:space="preserve">Sprint</w:t>
-      </w:r>
-      <w:r>
-        <w:t xml:space="preserve"> </w:t>
-      </w:r>
-      <w:r>
-        <w:t xml:space="preserve">| Product Development Engineer II | 2013 to 2017</w:t>
-      </w:r>
-      <w:r>
-        <w:br/>
-      </w:r>
-      <w:r>
-        <w:rPr>
-          <w:i/>
-        </w:rPr>
-        <w:t xml:space="preserve">Transitioned from device testing into application development through hybrid role bridging both disciplines.</w:t>
-      </w:r>
-    </w:p>
-    <w:p>
-      <w:pPr>
-        <w:numPr>
-          <w:ilvl w:val="0"/>
-          <w:numId w:val="1008"/>
-        </w:numPr>
-      </w:pPr>
-      <w:r>
-        <w:rPr>
-          <w:b/>
-        </w:rPr>
-        <w:t xml:space="preserve">Full-Stack Application Architecture:</w:t>
-      </w:r>
-      <w:r>
-        <w:t xml:space="preserve"> </w:t>
-      </w:r>
-      <w:r>
-        <w:t xml:space="preserve">Engineered a specialized visual prototyping platform featuring a drag-and-drop grid system to simulate and design Out-of-Box Experiences (OOBE); integrated background profiling engines to capture real-time CPU, RAM, storage, and battery metrics alongside automated Play Store data scraping.</w:t>
-      </w:r>
-    </w:p>
-    <w:p>
-      <w:pPr>
-        <w:numPr>
-          <w:ilvl w:val="0"/>
-          <w:numId w:val="1008"/>
-        </w:numPr>
-      </w:pPr>
-      <w:r>
-        <w:rPr>
-          <w:b/>
-        </w:rPr>
-        <w:t xml:space="preserve">Database Engineering &amp; Tooling:</w:t>
-      </w:r>
-      <w:r>
-        <w:t xml:space="preserve"> </w:t>
-      </w:r>
-      <w:r>
-        <w:t xml:space="preserve">Authored the foundational codebase for the Device Development and Certification requirements and test-plan database, laying the groundwork for scalable documentation and testing.</w:t>
-      </w:r>
-    </w:p>
-    <w:p>
-      <w:pPr>
-        <w:numPr>
-          <w:ilvl w:val="0"/>
-          <w:numId w:val="1008"/>
-        </w:numPr>
-      </w:pPr>
-      <w:r>
-        <w:rPr>
-          <w:b/>
-        </w:rPr>
-        <w:t xml:space="preserve">Cross-Functional Advisory:</w:t>
-      </w:r>
-      <w:r>
-        <w:t xml:space="preserve"> </w:t>
-      </w:r>
-      <w:r>
-        <w:t xml:space="preserve">Advised the Retail Department in weekly technical reviews, clarifying bugs, known issues, and system behaviors so teams could plan and prioritize work with greater accuracy.</w:t>
-      </w:r>
-    </w:p>
-    <w:p>
-      <w:pPr>
-        <w:numPr>
-          <w:ilvl w:val="0"/>
-          <w:numId w:val="1008"/>
-        </w:numPr>
-      </w:pPr>
-      <w:r>
-        <w:rPr>
-          <w:b/>
-        </w:rPr>
-        <w:t xml:space="preserve">Release Readiness &amp; Prioritization:</w:t>
-      </w:r>
-      <w:r>
-        <w:t xml:space="preserve"> </w:t>
-      </w:r>
-      <w:r>
-        <w:t xml:space="preserve">Planned and prioritized weekly device onboarding for the Slate platform, improving visibility and accelerating readiness across teams.</w:t>
-      </w:r>
-    </w:p>
-    <w:p>
-      <w:pPr>
-        <w:pStyle w:val="FirstParagraph"/>
-      </w:pPr>
-      <w:r>
-        <w:rPr>
-          <w:b/>
-        </w:rPr>
-        <w:t xml:space="preserve">EXPERIS (Contractor at Sprint)</w:t>
-      </w:r>
-      <w:r>
-        <w:t xml:space="preserve"> </w:t>
-      </w:r>
-      <w:r>
-        <w:t xml:space="preserve">| Technical Support Rep II | 2012 to 2013</w:t>
-      </w:r>
-      <w:r>
-        <w:br/>
-      </w:r>
-      <w:r>
-        <w:rPr>
-          <w:i/>
-        </w:rPr>
-        <w:t xml:space="preserve">Developed, tested, and troubleshot XML scripts for the SLATE platform, which retail stores use for automated device testing.</w:t>
-      </w:r>
-    </w:p>
-    <w:p>
-      <w:pPr>
-        <w:numPr>
-          <w:ilvl w:val="0"/>
-          <w:numId w:val="1009"/>
-        </w:numPr>
-        <w:pStyle w:val="Compact"/>
-      </w:pPr>
-      <w:r>
-        <w:t xml:space="preserve">Wrote XML scripts for Slate automation testing of mobile devices.</w:t>
-      </w:r>
-    </w:p>
-    <w:p>
-      <w:pPr>
-        <w:numPr>
-          <w:ilvl w:val="0"/>
-          <w:numId w:val="1009"/>
-        </w:numPr>
-        <w:pStyle w:val="Compact"/>
-      </w:pPr>
-      <w:r>
-        <w:t xml:space="preserve">Worked with OEM partners, troubleshooting issues with the Slate Device Testing platform.</w:t>
-      </w:r>
-    </w:p>
-    <w:p>
-      <w:pPr>
-        <w:pStyle w:val="FirstParagraph"/>
-      </w:pPr>
-      <w:r>
-        <w:rPr>
-          <w:b/>
-        </w:rPr>
-        <w:t xml:space="preserve">MO-KAN Container Services</w:t>
-      </w:r>
-      <w:r>
-        <w:t xml:space="preserve"> </w:t>
-      </w:r>
-      <w:r>
-        <w:t xml:space="preserve">| System Administrator | 2011 to 2012</w:t>
-      </w:r>
-    </w:p>
-    <w:p>
-      <w:pPr>
-        <w:numPr>
-          <w:ilvl w:val="0"/>
-          <w:numId w:val="1010"/>
-        </w:numPr>
-        <w:pStyle w:val="Compact"/>
-      </w:pPr>
-      <w:r>
-        <w:t xml:space="preserve">Managed all technology operations across 3 onsite locations, keeping systems stable and responsive for daily business needs.</w:t>
-      </w:r>
-    </w:p>
-    <w:p>
-      <w:pPr>
-        <w:numPr>
-          <w:ilvl w:val="0"/>
-          <w:numId w:val="1010"/>
-        </w:numPr>
-        <w:pStyle w:val="Compact"/>
-      </w:pPr>
-      <w:r>
-        <w:t xml:space="preserve">Planned and executed a full network modernization, replacing aging G3 servers with a VMware-based virtual infrastructure and scalable iSCSI SAN.</w:t>
-      </w:r>
-    </w:p>
-    <w:p>
-      <w:pPr>
-        <w:numPr>
-          <w:ilvl w:val="0"/>
-          <w:numId w:val="1010"/>
-        </w:numPr>
-        <w:pStyle w:val="Compact"/>
-      </w:pPr>
-      <w:r>
-        <w:t xml:space="preserve">Cut IT downtime by more than 90% through a shift to virtualized, redundant systems.</w:t>
-      </w:r>
-    </w:p>
-    <w:p>
-      <w:pPr>
-        <w:numPr>
-          <w:ilvl w:val="0"/>
-          <w:numId w:val="1010"/>
-        </w:numPr>
-        <w:pStyle w:val="Compact"/>
-      </w:pPr>
-      <w:r>
-        <w:t xml:space="preserve">Reduced IT payroll costs by nearly 18% by upgrading infrastructure and implementing automated, failover-ready environments.</w:t>
-      </w:r>
-    </w:p>
-    <w:p>
-      <w:pPr>
-        <w:pStyle w:val="Heading3"/>
-      </w:pPr>
-      <w:bookmarkStart w:id="26" w:name="additional-relevant-experience"/>
-      <w:r>
-        <w:t xml:space="preserve">Additional Relevant Experience</w:t>
-      </w:r>
-      <w:bookmarkEnd w:id="26"/>
-    </w:p>
-    <w:p>
-      <w:pPr>
-        <w:pStyle w:val="FirstParagraph"/>
-      </w:pPr>
-      <w:r>
-        <w:rPr>
-          <w:b/>
-        </w:rPr>
-        <w:t xml:space="preserve">Trucking Central</w:t>
-      </w:r>
-      <w:r>
-        <w:t xml:space="preserve"> </w:t>
-      </w:r>
-      <w:r>
-        <w:t xml:space="preserve">| Software Consultant (Contract)</w:t>
-      </w:r>
-      <w:r>
-        <w:br/>
-      </w:r>
-      <w:r>
-        <w:t xml:space="preserve">Planned, developed, and tested Android-based GPS solutions for the intermodal supply chain industry.</w:t>
-      </w:r>
-    </w:p>
-    <w:p>
-      <w:pPr>
-        <w:pStyle w:val="BodyText"/>
-      </w:pPr>
-      <w:r>
-        <w:rPr>
-          <w:b/>
-        </w:rPr>
-        <w:t xml:space="preserve">Innovative Solutions</w:t>
-      </w:r>
-      <w:r>
-        <w:t xml:space="preserve"> </w:t>
-      </w:r>
-      <w:r>
-        <w:t xml:space="preserve">| Mobile Solutions Technician</w:t>
-      </w:r>
-      <w:r>
-        <w:br/>
-      </w:r>
-      <w:r>
-        <w:t xml:space="preserve">Troubleshot and fixed Nextel devices for first responders and construction businesses, listened to client needs, and leveraged emerging technologies to find solutions for those needs.</w:t>
-      </w:r>
-    </w:p>
-    <w:p>
-      <w:pPr>
-        <w:pStyle w:val="Heading3"/>
-      </w:pPr>
-      <w:bookmarkStart w:id="27" w:name="community-impact-leadership"/>
-      <w:r>
-        <w:t xml:space="preserve">Community Impact &amp; Leadership</w:t>
-      </w:r>
-      <w:bookmarkEnd w:id="27"/>
-    </w:p>
-    <w:p>
-      <w:pPr>
-        <w:pStyle w:val="FirstParagraph"/>
-      </w:pPr>
-      <w:r>
-        <w:rPr>
-          <w:b/>
-        </w:rPr>
-        <w:t xml:space="preserve">Seek and Serve</w:t>
-      </w:r>
-      <w:r>
-        <w:t xml:space="preserve"> </w:t>
-      </w:r>
-      <w:r>
-        <w:t xml:space="preserve">|</w:t>
-      </w:r>
-      <w:r>
-        <w:t xml:space="preserve"> </w:t>
-      </w:r>
-      <w:r>
-        <w:rPr>
-          <w:i/>
-        </w:rPr>
-        <w:t xml:space="preserve">Technical Advisory Board Member</w:t>
-      </w:r>
-      <w:r>
-        <w:t xml:space="preserve"> </w:t>
-      </w:r>
-      <w:r>
-        <w:t xml:space="preserve">| 2026 to Present</w:t>
-      </w:r>
+        <w:rPr>
+          <w:b/>
+        </w:rPr>
+        <w:t xml:space="preserve">Associate of Arts (AA), Graphic Design</w:t>
+      </w:r>
+      <w:r>
+        <w:t xml:space="preserve"> </w:t>
+      </w:r>
+      <w:r>
+        <w:t xml:space="preserve">– Johnson County Community College</w:t>
+      </w:r>
+    </w:p>
+    <w:p>
+      <w:pPr>
+        <w:pStyle w:val="Heading2"/>
+      </w:pPr>
+      <w:bookmarkStart w:id="36" w:name="technical-environment-matrix"/>
+      <w:r>
+        <w:t xml:space="preserve">Technical Environment Matrix</w:t>
+      </w:r>
+      <w:bookmarkEnd w:id="36"/>
     </w:p>
     <w:p>
       <w:pPr>
@@ -1035,174 +1093,6 @@
           <w:ilvl w:val="0"/>
           <w:numId w:val="1011"/>
         </w:numPr>
-        <w:pStyle w:val="Compact"/>
-      </w:pPr>
-      <w:r>
-        <w:rPr>
-          <w:b/>
-        </w:rPr>
-        <w:t xml:space="preserve">Technical Guidance:</w:t>
-      </w:r>
-      <w:r>
-        <w:t xml:space="preserve"> </w:t>
-      </w:r>
-      <w:r>
-        <w:t xml:space="preserve">Provide high-level architectural oversight and logistical strategy to the parent 501(c)(3) organization.</w:t>
-      </w:r>
-    </w:p>
-    <w:p>
-      <w:pPr>
-        <w:pStyle w:val="FirstParagraph"/>
-      </w:pPr>
-      <w:r>
-        <w:rPr>
-          <w:b/>
-        </w:rPr>
-        <w:t xml:space="preserve">33meals.org (Subsidiary)</w:t>
-      </w:r>
-      <w:r>
-        <w:t xml:space="preserve"> </w:t>
-      </w:r>
-      <w:r>
-        <w:t xml:space="preserve">|</w:t>
-      </w:r>
-      <w:r>
-        <w:t xml:space="preserve"> </w:t>
-      </w:r>
-      <w:r>
-        <w:rPr>
-          <w:i/>
-        </w:rPr>
-        <w:t xml:space="preserve">Infrastructure Consultant / Volunteer</w:t>
-      </w:r>
-      <w:r>
-        <w:t xml:space="preserve"> </w:t>
-      </w:r>
-      <w:r>
-        <w:t xml:space="preserve">| 2026 to Present</w:t>
-      </w:r>
-    </w:p>
-    <w:p>
-      <w:pPr>
-        <w:numPr>
-          <w:ilvl w:val="0"/>
-          <w:numId w:val="1012"/>
-        </w:numPr>
-      </w:pPr>
-      <w:r>
-        <w:rPr>
-          <w:b/>
-        </w:rPr>
-        <w:t xml:space="preserve">Organizational Launch:</w:t>
-      </w:r>
-      <w:r>
-        <w:t xml:space="preserve"> </w:t>
-      </w:r>
-      <w:r>
-        <w:t xml:space="preserve">Spearheaded the launch and incorporation of 33meals.org as a dedicated subsidiary to</w:t>
-      </w:r>
-      <w:r>
-        <w:t xml:space="preserve"> </w:t>
-      </w:r>
-      <w:r>
-        <w:t xml:space="preserve">address food insecurity through scalable, data-driven, distribution models.</w:t>
-      </w:r>
-    </w:p>
-    <w:p>
-      <w:pPr>
-        <w:numPr>
-          <w:ilvl w:val="0"/>
-          <w:numId w:val="1012"/>
-        </w:numPr>
-      </w:pPr>
-      <w:r>
-        <w:rPr>
-          <w:b/>
-        </w:rPr>
-        <w:t xml:space="preserve">Operational Infrastructure:</w:t>
-      </w:r>
-      <w:r>
-        <w:t xml:space="preserve"> </w:t>
-      </w:r>
-      <w:r>
-        <w:t xml:space="preserve">Managed the full technical and administrative setup, including domain</w:t>
-      </w:r>
-      <w:r>
-        <w:t xml:space="preserve"> </w:t>
-      </w:r>
-      <w:r>
-        <w:t xml:space="preserve">registration, digital architecture, and regulatory filings to ensure high-integrity non-profit operations.</w:t>
-      </w:r>
-    </w:p>
-    <w:p>
-      <w:pPr>
-        <w:numPr>
-          <w:ilvl w:val="0"/>
-          <w:numId w:val="1012"/>
-        </w:numPr>
-      </w:pPr>
-      <w:r>
-        <w:rPr>
-          <w:b/>
-        </w:rPr>
-        <w:t xml:space="preserve">Strategic Development:</w:t>
-      </w:r>
-      <w:r>
-        <w:t xml:space="preserve"> </w:t>
-      </w:r>
-      <w:r>
-        <w:t xml:space="preserve">Designed a streamlined logistics model to optimize charitable food delivery, applying</w:t>
-      </w:r>
-      <w:r>
-        <w:t xml:space="preserve"> </w:t>
-      </w:r>
-      <w:r>
-        <w:t xml:space="preserve">enterprise efficiency principles to humanitarian service.</w:t>
-      </w:r>
-    </w:p>
-    <w:p>
-      <w:pPr>
-        <w:pStyle w:val="Heading3"/>
-      </w:pPr>
-      <w:bookmarkStart w:id="28" w:name="education"/>
-      <w:r>
-        <w:t xml:space="preserve">Education</w:t>
-      </w:r>
-      <w:bookmarkEnd w:id="28"/>
-    </w:p>
-    <w:p>
-      <w:pPr>
-        <w:pStyle w:val="FirstParagraph"/>
-      </w:pPr>
-      <w:r>
-        <w:rPr>
-          <w:b/>
-        </w:rPr>
-        <w:t xml:space="preserve">Associate of Arts (AA), Graphic Design</w:t>
-      </w:r>
-      <w:r>
-        <w:t xml:space="preserve"> </w:t>
-      </w:r>
-      <w:r>
-        <w:t xml:space="preserve">| Johnson County Community College</w:t>
-      </w:r>
-    </w:p>
-    <w:p>
-      <w:pPr>
-        <w:pStyle w:val="Heading3"/>
-      </w:pPr>
-      <w:bookmarkStart w:id="29" w:name="technical-environment-matrix"/>
-      <w:r>
-        <w:t xml:space="preserve">Technical Environment Matrix</w:t>
-      </w:r>
-      <w:bookmarkEnd w:id="29"/>
-    </w:p>
-    <w:p>
-      <w:pPr>
-        <w:numPr>
-          <w:ilvl w:val="0"/>
-          <w:numId w:val="1013"/>
-        </w:numPr>
       </w:pPr>
       <w:r>
         <w:rPr>
@@ -1221,7 +1111,7 @@
       <w:pPr>
         <w:numPr>
           <w:ilvl w:val="0"/>
-          <w:numId w:val="1013"/>
+          <w:numId w:val="1011"/>
         </w:numPr>
       </w:pPr>
       <w:r>
@@ -1241,7 +1131,7 @@
       <w:pPr>
         <w:numPr>
           <w:ilvl w:val="0"/>
-          <w:numId w:val="1013"/>
+          <w:numId w:val="1011"/>
         </w:numPr>
       </w:pPr>
       <w:r>
@@ -1261,7 +1151,7 @@
       <w:pPr>
         <w:numPr>
           <w:ilvl w:val="0"/>
-          <w:numId w:val="1013"/>
+          <w:numId w:val="1011"/>
         </w:numPr>
       </w:pPr>
       <w:r>
@@ -1281,7 +1171,7 @@
       <w:pPr>
         <w:numPr>
           <w:ilvl w:val="0"/>
-          <w:numId w:val="1013"/>
+          <w:numId w:val="1011"/>
         </w:numPr>
       </w:pPr>
       <w:r>
@@ -1726,12 +1616,6 @@
     <w:abstractNumId w:val="991"/>
   </w:num>
   <w:num w:numId="1011">
-    <w:abstractNumId w:val="991"/>
-  </w:num>
-  <w:num w:numId="1012">
-    <w:abstractNumId w:val="991"/>
-  </w:num>
-  <w:num w:numId="1013">
     <w:abstractNumId w:val="991"/>
   </w:num>
 </w:numbering>

--- a/joshua-sternadel-resume.docx
+++ b/joshua-sternadel-resume.docx
@@ -37,9 +37,11 @@
           <w:t xml:space="preserve">Contact via LinkedIn</w:t>
         </w:r>
       </w:hyperlink>
-      <w:r>
-        <w:t xml:space="preserve"> </w:t>
-      </w:r>
+    </w:p>
+    <w:p>
+      <w:pPr>
+        <w:pStyle w:val="BodyText"/>
+      </w:pPr>
       <w:hyperlink r:id="rId22">
         <w:r>
           <w:rPr>
@@ -51,13 +53,26 @@
     </w:p>
     <w:p>
       <w:pPr>
+        <w:pStyle w:val="BodyText"/>
+      </w:pPr>
+      <w:hyperlink r:id="rId23">
+        <w:r>
+          <w:rPr>
+            <w:rStyle w:val="Hyperlink"/>
+          </w:rPr>
+          <w:t xml:space="preserve">jsternadel.github.io/portfolio/</w:t>
+        </w:r>
+      </w:hyperlink>
+    </w:p>
+    <w:p>
+      <w:pPr>
         <w:pStyle w:val="Heading2"/>
       </w:pPr>
-      <w:bookmarkStart w:id="23" w:name="principal-systems-architect-devops-lead"/>
+      <w:bookmarkStart w:id="24" w:name="principal-systems-architect-devops-lead"/>
       <w:r>
         <w:t xml:space="preserve">Principal Systems Architect &amp; DevOps Lead</w:t>
       </w:r>
-      <w:bookmarkEnd w:id="23"/>
+      <w:bookmarkEnd w:id="24"/>
     </w:p>
     <w:p>
       <w:pPr>
@@ -76,7 +91,7 @@
         <w:t xml:space="preserve">Bare-Metal Infrastructure, Private Cloud (VMware), &amp; High-Availability Automation</w:t>
       </w:r>
       <w:r>
-        <w:t xml:space="preserve"> </w:t>
+        <w:br/>
       </w:r>
       <w:r>
         <w:rPr>
@@ -110,11 +125,11 @@
       <w:pPr>
         <w:pStyle w:val="Heading2"/>
       </w:pPr>
-      <w:bookmarkStart w:id="24" w:name="key-achievements"/>
+      <w:bookmarkStart w:id="25" w:name="key-achievements"/>
       <w:r>
         <w:t xml:space="preserve">Key Achievements</w:t>
       </w:r>
-      <w:bookmarkEnd w:id="24"/>
+      <w:bookmarkEnd w:id="25"/>
     </w:p>
     <w:p>
       <w:pPr>
@@ -218,21 +233,21 @@
       <w:pPr>
         <w:pStyle w:val="Heading2"/>
       </w:pPr>
-      <w:bookmarkStart w:id="25" w:name="professional-experience"/>
+      <w:bookmarkStart w:id="26" w:name="professional-experience"/>
       <w:r>
         <w:t xml:space="preserve">Professional Experience</w:t>
       </w:r>
-      <w:bookmarkEnd w:id="25"/>
+      <w:bookmarkEnd w:id="26"/>
     </w:p>
     <w:p>
       <w:pPr>
         <w:pStyle w:val="Heading3"/>
       </w:pPr>
-      <w:bookmarkStart w:id="26" w:name="X05af09f976e7e90cbbbd49fca7ce7e5400afde8"/>
+      <w:bookmarkStart w:id="27" w:name="X05af09f976e7e90cbbbd49fca7ce7e5400afde8"/>
       <w:r>
         <w:t xml:space="preserve">T-Mobile | Principal Solutions Architect &amp; DevOps Engineer | 2021 to 2026</w:t>
       </w:r>
-      <w:bookmarkEnd w:id="26"/>
+      <w:bookmarkEnd w:id="27"/>
     </w:p>
     <w:p>
       <w:pPr>
@@ -434,11 +449,11 @@
       <w:pPr>
         <w:pStyle w:val="Heading3"/>
       </w:pPr>
-      <w:bookmarkStart w:id="27" w:name="X9c5543ea3a45da7f4862af1eb99b73f3c1a3391"/>
+      <w:bookmarkStart w:id="28" w:name="X9c5543ea3a45da7f4862af1eb99b73f3c1a3391"/>
       <w:r>
         <w:t xml:space="preserve">Sprint | Principal Engineer &amp; Application Developer III | 2017 to 2021</w:t>
       </w:r>
-      <w:bookmarkEnd w:id="27"/>
+      <w:bookmarkEnd w:id="28"/>
     </w:p>
     <w:p>
       <w:pPr>
@@ -718,11 +733,11 @@
       <w:pPr>
         <w:pStyle w:val="Heading3"/>
       </w:pPr>
-      <w:bookmarkStart w:id="28" w:name="Xd2cbdfc83f130e17cb0f9b9225a74b3d25873e2"/>
+      <w:bookmarkStart w:id="29" w:name="Xd2cbdfc83f130e17cb0f9b9225a74b3d25873e2"/>
       <w:r>
         <w:t xml:space="preserve">Sprint | Product Development Engineer II | 2013 to 2017</w:t>
       </w:r>
-      <w:bookmarkEnd w:id="28"/>
+      <w:bookmarkEnd w:id="29"/>
     </w:p>
     <w:p>
       <w:pPr>
@@ -808,11 +823,11 @@
       <w:pPr>
         <w:pStyle w:val="Heading3"/>
       </w:pPr>
-      <w:bookmarkStart w:id="29" w:name="X9a2ddcd5defc0687e2268face32b579f6f42299"/>
+      <w:bookmarkStart w:id="30" w:name="X9a2ddcd5defc0687e2268face32b579f6f42299"/>
       <w:r>
         <w:t xml:space="preserve">EXPERIS (Contractor at Sprint) | Technical Support Rep II | 2012 to 2013</w:t>
       </w:r>
-      <w:bookmarkEnd w:id="29"/>
+      <w:bookmarkEnd w:id="30"/>
     </w:p>
     <w:p>
       <w:pPr>
@@ -858,11 +873,11 @@
       <w:pPr>
         <w:pStyle w:val="Heading3"/>
       </w:pPr>
-      <w:bookmarkStart w:id="30" w:name="Xcd00d5b2137c9bb8b2ea37b28065784626002fd"/>
+      <w:bookmarkStart w:id="31" w:name="Xcd00d5b2137c9bb8b2ea37b28065784626002fd"/>
       <w:r>
         <w:t xml:space="preserve">MO-KAN Container Services | System Administrator | 2011 to 2012</w:t>
       </w:r>
-      <w:bookmarkEnd w:id="30"/>
+      <w:bookmarkEnd w:id="31"/>
     </w:p>
     <w:p>
       <w:pPr>
@@ -889,11 +904,11 @@
       <w:pPr>
         <w:pStyle w:val="Heading2"/>
       </w:pPr>
-      <w:bookmarkStart w:id="31" w:name="additional-relevant-experience"/>
+      <w:bookmarkStart w:id="32" w:name="additional-relevant-experience"/>
       <w:r>
         <w:t xml:space="preserve">Additional Relevant Experience</w:t>
       </w:r>
-      <w:bookmarkEnd w:id="31"/>
+      <w:bookmarkEnd w:id="32"/>
     </w:p>
     <w:p>
       <w:pPr>
@@ -939,21 +954,21 @@
       <w:pPr>
         <w:pStyle w:val="Heading2"/>
       </w:pPr>
-      <w:bookmarkStart w:id="32" w:name="community-impact-leadership"/>
+      <w:bookmarkStart w:id="33" w:name="community-impact-leadership"/>
       <w:r>
         <w:t xml:space="preserve">Community Impact &amp; Leadership</w:t>
       </w:r>
-      <w:bookmarkEnd w:id="32"/>
+      <w:bookmarkEnd w:id="33"/>
     </w:p>
     <w:p>
       <w:pPr>
         <w:pStyle w:val="Heading3"/>
       </w:pPr>
-      <w:bookmarkStart w:id="33" w:name="Xd39b15ee859cbc3dcdee8fb650ce50901d08bb5"/>
+      <w:bookmarkStart w:id="34" w:name="Xd39b15ee859cbc3dcdee8fb650ce50901d08bb5"/>
       <w:r>
         <w:t xml:space="preserve">Seek and Serve | Technical Advisory Board Member | 2026 to Present</w:t>
       </w:r>
-      <w:bookmarkEnd w:id="33"/>
+      <w:bookmarkEnd w:id="34"/>
     </w:p>
     <w:p>
       <w:pPr>
@@ -980,11 +995,11 @@
       <w:pPr>
         <w:pStyle w:val="Heading3"/>
       </w:pPr>
-      <w:bookmarkStart w:id="34" w:name="Xfadc02287ea2056c60385b4424a6ed61fa154cf"/>
+      <w:bookmarkStart w:id="35" w:name="Xfadc02287ea2056c60385b4424a6ed61fa154cf"/>
       <w:r>
         <w:t xml:space="preserve">33meals.org (Subsidiary) | Infrastructure Consultant &amp; Volunteer | 2026 to Present</w:t>
       </w:r>
-      <w:bookmarkEnd w:id="34"/>
+      <w:bookmarkEnd w:id="35"/>
     </w:p>
     <w:p>
       <w:pPr>
@@ -1050,11 +1065,11 @@
       <w:pPr>
         <w:pStyle w:val="Heading2"/>
       </w:pPr>
-      <w:bookmarkStart w:id="35" w:name="education"/>
+      <w:bookmarkStart w:id="36" w:name="education"/>
       <w:r>
         <w:t xml:space="preserve">Education</w:t>
       </w:r>
-      <w:bookmarkEnd w:id="35"/>
+      <w:bookmarkEnd w:id="36"/>
     </w:p>
     <w:p>
       <w:pPr>
@@ -1081,11 +1096,11 @@
       <w:pPr>
         <w:pStyle w:val="Heading2"/>
       </w:pPr>
-      <w:bookmarkStart w:id="36" w:name="technical-environment-matrix"/>
+      <w:bookmarkStart w:id="37" w:name="technical-environment-matrix"/>
       <w:r>
         <w:t xml:space="preserve">Technical Environment Matrix</w:t>
       </w:r>
-      <w:bookmarkEnd w:id="36"/>
+      <w:bookmarkEnd w:id="37"/>
     </w:p>
     <w:p>
       <w:pPr>

--- a/joshua-sternadel-resume.docx
+++ b/joshua-sternadel-resume.docx
@@ -37,11 +37,9 @@
           <w:t xml:space="preserve">Contact via LinkedIn</w:t>
         </w:r>
       </w:hyperlink>
-    </w:p>
-    <w:p>
-      <w:pPr>
-        <w:pStyle w:val="BodyText"/>
-      </w:pPr>
+      <w:r>
+        <w:br/>
+      </w:r>
       <w:hyperlink r:id="rId22">
         <w:r>
           <w:rPr>
@@ -53,162 +51,227 @@
     </w:p>
     <w:p>
       <w:pPr>
-        <w:pStyle w:val="BodyText"/>
-      </w:pPr>
-      <w:hyperlink r:id="rId23">
-        <w:r>
-          <w:rPr>
-            <w:rStyle w:val="Hyperlink"/>
-          </w:rPr>
-          <w:t xml:space="preserve">jsternadel.github.io/portfolio/</w:t>
-        </w:r>
-      </w:hyperlink>
-    </w:p>
-    <w:p>
-      <w:pPr>
         <w:pStyle w:val="Heading2"/>
       </w:pPr>
-      <w:bookmarkStart w:id="24" w:name="principal-systems-architect-devops-lead"/>
+      <w:bookmarkStart w:id="23" w:name="principal-systems-architect-devops-lead"/>
       <w:r>
         <w:t xml:space="preserve">Principal Systems Architect &amp; DevOps Lead</w:t>
       </w:r>
+      <w:bookmarkEnd w:id="23"/>
+    </w:p>
+    <w:p>
+      <w:pPr>
+        <w:pStyle w:val="FirstParagraph"/>
+      </w:pPr>
+      <w:r>
+        <w:rPr>
+          <w:b/>
+        </w:rPr>
+        <w:t xml:space="preserve">Specialization:</w:t>
+      </w:r>
+      <w:r>
+        <w:t xml:space="preserve"> </w:t>
+      </w:r>
+      <w:r>
+        <w:t xml:space="preserve">Bare-Metal Infrastructure, Private Cloud (VMware), &amp; High-Availability Automation</w:t>
+      </w:r>
+      <w:r>
+        <w:br/>
+      </w:r>
+      <w:r>
+        <w:rPr>
+          <w:b/>
+        </w:rPr>
+        <w:t xml:space="preserve">U.S. Patent Author (#10,366,069)</w:t>
+      </w:r>
+      <w:r>
+        <w:t xml:space="preserve"> </w:t>
+      </w:r>
+      <w:r>
+        <w:t xml:space="preserve">– Database Management &amp; Natural Sorting Algorithms</w:t>
+      </w:r>
+      <w:r>
+        <w:br/>
+      </w:r>
+      <w:r>
+        <w:rPr>
+          <w:b/>
+        </w:rPr>
+        <w:t xml:space="preserve">Enterprise Scale:</w:t>
+      </w:r>
+      <w:r>
+        <w:t xml:space="preserve"> </w:t>
+      </w:r>
+      <w:r>
+        <w:t xml:space="preserve">16 Years Systems Engineering | Tech Anchor for Fortune 500 Telecom Mergers</w:t>
+      </w:r>
+    </w:p>
+    <w:p>
+      <w:pPr>
+        <w:pStyle w:val="Heading2"/>
+      </w:pPr>
+      <w:bookmarkStart w:id="24" w:name="key-achievements"/>
+      <w:r>
+        <w:t xml:space="preserve">Key Achievements</w:t>
+      </w:r>
       <w:bookmarkEnd w:id="24"/>
     </w:p>
     <w:p>
       <w:pPr>
-        <w:pStyle w:val="FirstParagraph"/>
-      </w:pPr>
-      <w:r>
-        <w:rPr>
-          <w:b/>
-        </w:rPr>
-        <w:t xml:space="preserve">Specialization:</w:t>
-      </w:r>
-      <w:r>
-        <w:t xml:space="preserve"> </w:t>
-      </w:r>
-      <w:r>
-        <w:t xml:space="preserve">Bare-Metal Infrastructure, Private Cloud (VMware), &amp; High-Availability Automation</w:t>
-      </w:r>
-      <w:r>
-        <w:br/>
-      </w:r>
-      <w:r>
-        <w:rPr>
-          <w:b/>
-        </w:rPr>
-        <w:t xml:space="preserve">U.S. Patent Author (#10,366,069)</w:t>
-      </w:r>
-      <w:r>
-        <w:t xml:space="preserve"> </w:t>
-      </w:r>
-      <w:r>
-        <w:t xml:space="preserve">– Database Management &amp; Natural Sorting Algorithms</w:t>
-      </w:r>
-      <w:r>
-        <w:br/>
-      </w:r>
-      <w:r>
-        <w:rPr>
-          <w:b/>
-        </w:rPr>
-        <w:t xml:space="preserve">Enterprise Scale:</w:t>
-      </w:r>
-      <w:r>
-        <w:t xml:space="preserve"> </w:t>
-      </w:r>
-      <w:r>
-        <w:t xml:space="preserve">16 Years Systems Engineering | Tech Anchor for Fortune 500 Telecom Mergers</w:t>
+        <w:numPr>
+          <w:ilvl w:val="0"/>
+          <w:numId w:val="1001"/>
+        </w:numPr>
+      </w:pPr>
+      <w:r>
+        <w:rPr>
+          <w:b/>
+        </w:rPr>
+        <w:t xml:space="preserve">Strategic Retention &amp; Continuity:</w:t>
+      </w:r>
+      <w:r>
+        <w:t xml:space="preserve"> </w:t>
+      </w:r>
+      <w:r>
+        <w:t xml:space="preserve">Awarded a significant retention bonus during the Sprint/T-Mobile merger, designated as mission-critical personnel to ensure technical stability and architectural integration during the corporate transition.</w:t>
+      </w:r>
+    </w:p>
+    <w:p>
+      <w:pPr>
+        <w:numPr>
+          <w:ilvl w:val="0"/>
+          <w:numId w:val="1001"/>
+        </w:numPr>
+      </w:pPr>
+      <w:r>
+        <w:rPr>
+          <w:b/>
+        </w:rPr>
+        <w:t xml:space="preserve">U.S. Patent Author (#10,366,069):</w:t>
+      </w:r>
+      <w:r>
+        <w:t xml:space="preserve"> </w:t>
+      </w:r>
+      <w:r>
+        <w:t xml:space="preserve">Co-authored a patent for database management systems, specifically engineering a natural sorting algorithm in SQL to optimize data retrieval and user experience.</w:t>
+      </w:r>
+    </w:p>
+    <w:p>
+      <w:pPr>
+        <w:numPr>
+          <w:ilvl w:val="0"/>
+          <w:numId w:val="1001"/>
+        </w:numPr>
+      </w:pPr>
+      <w:r>
+        <w:rPr>
+          <w:b/>
+        </w:rPr>
+        <w:t xml:space="preserve">Infrastructure Transformation:</w:t>
+      </w:r>
+      <w:r>
+        <w:t xml:space="preserve"> </w:t>
+      </w:r>
+      <w:r>
+        <w:t xml:space="preserve">Orchestrated a full-scale migration from legacy physical servers to a redundant VMware-based virtual infrastructure, reducing enterprise downtime by over 90% and cutting operational payroll costs by 18%.</w:t>
+      </w:r>
+    </w:p>
+    <w:p>
+      <w:pPr>
+        <w:numPr>
+          <w:ilvl w:val="0"/>
+          <w:numId w:val="1001"/>
+        </w:numPr>
+      </w:pPr>
+      <w:r>
+        <w:rPr>
+          <w:b/>
+        </w:rPr>
+        <w:t xml:space="preserve">Algorithmic Solutions:</w:t>
+      </w:r>
+      <w:r>
+        <w:t xml:space="preserve"> </w:t>
+      </w:r>
+      <w:r>
+        <w:t xml:space="preserve">Engineered a first-principles solution to resolve GPS signal noise and</w:t>
+      </w:r>
+      <w:r>
+        <w:t xml:space="preserve"> </w:t>
+      </w:r>
+      <w:r>
+        <w:t xml:space="preserve">“</w:t>
+      </w:r>
+      <w:r>
+        <w:t xml:space="preserve">teleportation</w:t>
+      </w:r>
+      <w:r>
+        <w:t xml:space="preserve">”</w:t>
+      </w:r>
+      <w:r>
+        <w:t xml:space="preserve"> </w:t>
+      </w:r>
+      <w:r>
+        <w:t xml:space="preserve">errors for intermodal logistics. By deciphering raw NMEA 0183 sentences and applying spherical geometry with rate-of-acceleration modeling, successfully stabilized coordinate paths and eliminated tracking jitter within high-interference rail yards.</w:t>
       </w:r>
     </w:p>
     <w:p>
       <w:pPr>
         <w:pStyle w:val="Heading2"/>
       </w:pPr>
-      <w:bookmarkStart w:id="25" w:name="key-achievements"/>
-      <w:r>
-        <w:t xml:space="preserve">Key Achievements</w:t>
+      <w:bookmarkStart w:id="25" w:name="professional-experience"/>
+      <w:r>
+        <w:t xml:space="preserve">Professional Experience</w:t>
       </w:r>
       <w:bookmarkEnd w:id="25"/>
     </w:p>
     <w:p>
       <w:pPr>
-        <w:numPr>
-          <w:ilvl w:val="0"/>
-          <w:numId w:val="1001"/>
-        </w:numPr>
-      </w:pPr>
-      <w:r>
-        <w:rPr>
-          <w:b/>
-        </w:rPr>
-        <w:t xml:space="preserve">Strategic Retention &amp; Continuity:</w:t>
-      </w:r>
-      <w:r>
-        <w:t xml:space="preserve"> </w:t>
-      </w:r>
-      <w:r>
-        <w:t xml:space="preserve">Awarded a significant retention bonus during the Sprint/T-Mobile merger, designated as mission-critical personnel to ensure technical stability and architectural integration during the corporate transition.</w:t>
-      </w:r>
-    </w:p>
-    <w:p>
-      <w:pPr>
-        <w:numPr>
-          <w:ilvl w:val="0"/>
-          <w:numId w:val="1001"/>
-        </w:numPr>
-      </w:pPr>
-      <w:r>
-        <w:rPr>
-          <w:b/>
-        </w:rPr>
-        <w:t xml:space="preserve">U.S. Patent Author (#10,366,069):</w:t>
-      </w:r>
-      <w:r>
-        <w:t xml:space="preserve"> </w:t>
-      </w:r>
-      <w:r>
-        <w:t xml:space="preserve">Co-authored a patent for database management systems, specifically engineering a natural sorting algorithm in SQL to optimize data retrieval and user experience.</w:t>
-      </w:r>
-    </w:p>
-    <w:p>
-      <w:pPr>
-        <w:numPr>
-          <w:ilvl w:val="0"/>
-          <w:numId w:val="1001"/>
-        </w:numPr>
-      </w:pPr>
-      <w:r>
-        <w:rPr>
-          <w:b/>
-        </w:rPr>
-        <w:t xml:space="preserve">Infrastructure Transformation:</w:t>
-      </w:r>
-      <w:r>
-        <w:t xml:space="preserve"> </w:t>
-      </w:r>
-      <w:r>
-        <w:t xml:space="preserve">Orchestrated a full-scale migration from legacy physical servers to a redundant VMware-based virtual infrastructure, reducing enterprise downtime by over 90% and cutting operational payroll costs by 18%.</w:t>
-      </w:r>
-    </w:p>
-    <w:p>
-      <w:pPr>
-        <w:numPr>
-          <w:ilvl w:val="0"/>
-          <w:numId w:val="1001"/>
-        </w:numPr>
-      </w:pPr>
-      <w:r>
-        <w:rPr>
-          <w:b/>
-        </w:rPr>
-        <w:t xml:space="preserve">Algorithmic Solutions:</w:t>
-      </w:r>
-      <w:r>
-        <w:t xml:space="preserve"> </w:t>
-      </w:r>
-      <w:r>
-        <w:t xml:space="preserve">Engineered a first-principles solution to resolve GPS signal noise and</w:t>
+        <w:pStyle w:val="Heading3"/>
+      </w:pPr>
+      <w:bookmarkStart w:id="26" w:name="X05af09f976e7e90cbbbd49fca7ce7e5400afde8"/>
+      <w:r>
+        <w:t xml:space="preserve">T-Mobile | Principal Solutions Architect &amp; DevOps Engineer | 2021 to 2026</w:t>
+      </w:r>
+      <w:bookmarkEnd w:id="26"/>
+    </w:p>
+    <w:p>
+      <w:pPr>
+        <w:numPr>
+          <w:ilvl w:val="0"/>
+          <w:numId w:val="1002"/>
+        </w:numPr>
+      </w:pPr>
+      <w:r>
+        <w:rPr>
+          <w:b/>
+        </w:rPr>
+        <w:t xml:space="preserve">Enterprise Cloud Migration:</w:t>
+      </w:r>
+      <w:r>
+        <w:t xml:space="preserve"> </w:t>
+      </w:r>
+      <w:r>
+        <w:t xml:space="preserve">Architected and executed the high-integrity migration of a decade’s worth of metadata, complex workflows, and mission-critical certification data from Jira Data Center to Jira Cloud; successfully preserved zero-loss continuity across 300+ proprietary device projects supporting 3,000+ active enterprise users.</w:t>
+      </w:r>
+    </w:p>
+    <w:p>
+      <w:pPr>
+        <w:numPr>
+          <w:ilvl w:val="0"/>
+          <w:numId w:val="1002"/>
+        </w:numPr>
+      </w:pPr>
+      <w:r>
+        <w:rPr>
+          <w:b/>
+        </w:rPr>
+        <w:t xml:space="preserve">Ecosystem Integration &amp; APIs:</w:t>
+      </w:r>
+      <w:r>
+        <w:t xml:space="preserve"> </w:t>
+      </w:r>
+      <w:r>
+        <w:t xml:space="preserve">Authored a specialized suite of Node.js libraries and Node-RED nodes to automate full-lifecycle project provisioning via Atlassian APIs, creating a</w:t>
       </w:r>
       <w:r>
         <w:t xml:space="preserve"> </w:t>
@@ -217,7 +280,7 @@
         <w:t xml:space="preserve">“</w:t>
       </w:r>
       <w:r>
-        <w:t xml:space="preserve">teleportation</w:t>
+        <w:t xml:space="preserve">self-service</w:t>
       </w:r>
       <w:r>
         <w:t xml:space="preserve">”</w:t>
@@ -226,664 +289,778 @@
         <w:t xml:space="preserve"> </w:t>
       </w:r>
       <w:r>
-        <w:t xml:space="preserve">errors for intermodal logistics. By deciphering raw NMEA 0183 sentences and applying spherical geometry with rate-of-acceleration modeling, successfully stabilized coordinate paths and eliminated tracking jitter within high-interference rail yards.</w:t>
+        <w:t xml:space="preserve">ecosystem for developers.</w:t>
+      </w:r>
+    </w:p>
+    <w:p>
+      <w:pPr>
+        <w:numPr>
+          <w:ilvl w:val="0"/>
+          <w:numId w:val="1002"/>
+        </w:numPr>
+      </w:pPr>
+      <w:r>
+        <w:rPr>
+          <w:b/>
+        </w:rPr>
+        <w:t xml:space="preserve">Infrastructure as Code (IaC):</w:t>
+      </w:r>
+      <w:r>
+        <w:t xml:space="preserve"> </w:t>
+      </w:r>
+      <w:r>
+        <w:t xml:space="preserve">Bridged the gap between Software Engineering and Systems Administration by implementing Infrastructure as Code (IaC) via Ansible, successfully reducing manual operational toil and human error.</w:t>
+      </w:r>
+    </w:p>
+    <w:p>
+      <w:pPr>
+        <w:numPr>
+          <w:ilvl w:val="0"/>
+          <w:numId w:val="1002"/>
+        </w:numPr>
+      </w:pPr>
+      <w:r>
+        <w:rPr>
+          <w:b/>
+        </w:rPr>
+        <w:t xml:space="preserve">DevSecOps &amp; Automation:</w:t>
+      </w:r>
+      <w:r>
+        <w:t xml:space="preserve"> </w:t>
+      </w:r>
+      <w:r>
+        <w:t xml:space="preserve">Engineered automated vulnerability remediation workflows that drove lab data center security debt from 100+ monthly criticals to zero, achieving a state of continuous compliance.</w:t>
+      </w:r>
+    </w:p>
+    <w:p>
+      <w:pPr>
+        <w:numPr>
+          <w:ilvl w:val="0"/>
+          <w:numId w:val="1002"/>
+        </w:numPr>
+      </w:pPr>
+      <w:r>
+        <w:rPr>
+          <w:b/>
+        </w:rPr>
+        <w:t xml:space="preserve">Value Stream Optimization:</w:t>
+      </w:r>
+      <w:r>
+        <w:t xml:space="preserve"> </w:t>
+      </w:r>
+      <w:r>
+        <w:t xml:space="preserve">Optimized the VM lifecycle by automating the end-to-end onboarding process, significantly accelerating the</w:t>
+      </w:r>
+      <w:r>
+        <w:t xml:space="preserve"> </w:t>
+      </w:r>
+      <w:r>
+        <w:t xml:space="preserve">“</w:t>
+      </w:r>
+      <w:r>
+        <w:t xml:space="preserve">Lead Time to Deployment</w:t>
+      </w:r>
+      <w:r>
+        <w:t xml:space="preserve">”</w:t>
+      </w:r>
+      <w:r>
+        <w:t xml:space="preserve"> </w:t>
+      </w:r>
+      <w:r>
+        <w:t xml:space="preserve">for internal engineering teams.</w:t>
+      </w:r>
+    </w:p>
+    <w:p>
+      <w:pPr>
+        <w:numPr>
+          <w:ilvl w:val="0"/>
+          <w:numId w:val="1002"/>
+        </w:numPr>
+      </w:pPr>
+      <w:r>
+        <w:rPr>
+          <w:b/>
+        </w:rPr>
+        <w:t xml:space="preserve">Full-Lifecycle Application Engineering (Angular &amp; Serverless):</w:t>
+      </w:r>
+      <w:r>
+        <w:t xml:space="preserve"> </w:t>
+      </w:r>
+      <w:r>
+        <w:t xml:space="preserve">Authored and launched a high-visibility 5G Speed Calculator application utilizing Angular and a modern serverless deployment pipeline to ensure instant scalability and zero infrastructure overhead.</w:t>
+      </w:r>
+    </w:p>
+    <w:p>
+      <w:pPr>
+        <w:numPr>
+          <w:ilvl w:val="0"/>
+          <w:numId w:val="1002"/>
+        </w:numPr>
+      </w:pPr>
+      <w:r>
+        <w:rPr>
+          <w:b/>
+        </w:rPr>
+        <w:t xml:space="preserve">Device State Automation:</w:t>
+      </w:r>
+      <w:r>
+        <w:t xml:space="preserve"> </w:t>
+      </w:r>
+      <w:r>
+        <w:t xml:space="preserve">Designed and engineered a custom Device Pre-Load Feature Enablement Tracker, providing corporate stakeholders with real-time visibility into baseline software states across mobile devices.</w:t>
+      </w:r>
+    </w:p>
+    <w:p>
+      <w:pPr>
+        <w:numPr>
+          <w:ilvl w:val="0"/>
+          <w:numId w:val="1002"/>
+        </w:numPr>
+      </w:pPr>
+      <w:r>
+        <w:rPr>
+          <w:b/>
+        </w:rPr>
+        <w:t xml:space="preserve">UI/UX Optimization:</w:t>
+      </w:r>
+      <w:r>
+        <w:t xml:space="preserve"> </w:t>
+      </w:r>
+      <w:r>
+        <w:t xml:space="preserve">Bridged the gap between UI/UX design concepts and technical feasibility, establishing strict component styling and layout standards to ensure frontend performance and visual consistency.</w:t>
+      </w:r>
+    </w:p>
+    <w:p>
+      <w:pPr>
+        <w:pStyle w:val="Heading3"/>
+      </w:pPr>
+      <w:bookmarkStart w:id="27" w:name="X9c5543ea3a45da7f4862af1eb99b73f3c1a3391"/>
+      <w:r>
+        <w:t xml:space="preserve">Sprint | Principal Engineer &amp; Application Developer III | 2017 to 2021</w:t>
+      </w:r>
+      <w:bookmarkEnd w:id="27"/>
+    </w:p>
+    <w:p>
+      <w:pPr>
+        <w:numPr>
+          <w:ilvl w:val="0"/>
+          <w:numId w:val="1003"/>
+        </w:numPr>
+      </w:pPr>
+      <w:r>
+        <w:rPr>
+          <w:b/>
+        </w:rPr>
+        <w:t xml:space="preserve">Executive Technical Governance:</w:t>
+      </w:r>
+      <w:r>
+        <w:t xml:space="preserve"> </w:t>
+      </w:r>
+      <w:r>
+        <w:t xml:space="preserve">Served as Core Technical Advisor and Architectural Gatekeeper to leadership; held final engineering sign-off authority to halt high-risk regressions across all cross-functional integrations.</w:t>
+      </w:r>
+    </w:p>
+    <w:p>
+      <w:pPr>
+        <w:numPr>
+          <w:ilvl w:val="0"/>
+          <w:numId w:val="1003"/>
+        </w:numPr>
+      </w:pPr>
+      <w:r>
+        <w:rPr>
+          <w:b/>
+        </w:rPr>
+        <w:t xml:space="preserve">Full-Stack Architectural Execution:</w:t>
+      </w:r>
+      <w:r>
+        <w:t xml:space="preserve"> </w:t>
+      </w:r>
+      <w:r>
+        <w:t xml:space="preserve">Directed and executed a</w:t>
+      </w:r>
+      <w:r>
+        <w:t xml:space="preserve"> </w:t>
+      </w:r>
+      <w:r>
+        <w:t xml:space="preserve">“</w:t>
+      </w:r>
+      <w:r>
+        <w:t xml:space="preserve">First Principles</w:t>
+      </w:r>
+      <w:r>
+        <w:t xml:space="preserve">”</w:t>
+      </w:r>
+      <w:r>
+        <w:t xml:space="preserve"> </w:t>
+      </w:r>
+      <w:r>
+        <w:t xml:space="preserve">replacement for legacy SKU management, delivering a high-performance system in 6 months that outpaced a decade of failed initiatives; single-handedly engineered 100% of the frontend application layer while orchestrating the Porcupine message bus, designing core Jira workflows, and directing backend code reviews to guarantee architectural alignment.</w:t>
+      </w:r>
+    </w:p>
+    <w:p>
+      <w:pPr>
+        <w:numPr>
+          <w:ilvl w:val="0"/>
+          <w:numId w:val="1003"/>
+        </w:numPr>
+      </w:pPr>
+      <w:r>
+        <w:rPr>
+          <w:b/>
+        </w:rPr>
+        <w:t xml:space="preserve">Distributed Systems:</w:t>
+      </w:r>
+      <w:r>
+        <w:t xml:space="preserve"> </w:t>
+      </w:r>
+      <w:r>
+        <w:t xml:space="preserve">Designed and deployed</w:t>
+      </w:r>
+      <w:r>
+        <w:t xml:space="preserve"> </w:t>
+      </w:r>
+      <w:r>
+        <w:t xml:space="preserve">“</w:t>
+      </w:r>
+      <w:r>
+        <w:t xml:space="preserve">Porcupine,</w:t>
+      </w:r>
+      <w:r>
+        <w:t xml:space="preserve">”</w:t>
+      </w:r>
+      <w:r>
+        <w:t xml:space="preserve"> </w:t>
+      </w:r>
+      <w:r>
+        <w:t xml:space="preserve">a custom event-driven message bus architected on top of RabbitMQ; seamlessly synchronized live Jira workflow states with downstream application environments, establishing a single source of truth and eliminating cross-system data lag.</w:t>
+      </w:r>
+    </w:p>
+    <w:p>
+      <w:pPr>
+        <w:numPr>
+          <w:ilvl w:val="0"/>
+          <w:numId w:val="1003"/>
+        </w:numPr>
+      </w:pPr>
+      <w:r>
+        <w:rPr>
+          <w:b/>
+        </w:rPr>
+        <w:t xml:space="preserve">Framework Engineering:</w:t>
+      </w:r>
+      <w:r>
+        <w:t xml:space="preserve"> </w:t>
+      </w:r>
+      <w:r>
+        <w:t xml:space="preserve">Engineered a custom, data-agnostic PHP framework utilizing reflection and annotations to automate the CRUD lifecycle across disparate schemas (SQL, NoSQL, JSON, XML).</w:t>
+      </w:r>
+    </w:p>
+    <w:p>
+      <w:pPr>
+        <w:numPr>
+          <w:ilvl w:val="0"/>
+          <w:numId w:val="1003"/>
+        </w:numPr>
+      </w:pPr>
+      <w:r>
+        <w:rPr>
+          <w:b/>
+        </w:rPr>
+        <w:t xml:space="preserve">Data Abstraction &amp; Hydration:</w:t>
+      </w:r>
+      <w:r>
+        <w:t xml:space="preserve"> </w:t>
+      </w:r>
+      <w:r>
+        <w:t xml:space="preserve">Developed a model-driven hydration engine that abstracted away storage-layer complexity, allowing for seamless state transitions between relational and non-relational data sources.</w:t>
+      </w:r>
+    </w:p>
+    <w:p>
+      <w:pPr>
+        <w:numPr>
+          <w:ilvl w:val="0"/>
+          <w:numId w:val="1003"/>
+        </w:numPr>
+      </w:pPr>
+      <w:r>
+        <w:rPr>
+          <w:b/>
+        </w:rPr>
+        <w:t xml:space="preserve">Scale &amp; Adoption:</w:t>
+      </w:r>
+      <w:r>
+        <w:t xml:space="preserve"> </w:t>
+      </w:r>
+      <w:r>
+        <w:t xml:space="preserve">Prototyped and deployed the framework to internal high-value T-Mobile applications, proving a 10x reduction in</w:t>
+      </w:r>
+      <w:r>
+        <w:t xml:space="preserve"> </w:t>
+      </w:r>
+      <w:r>
+        <w:t xml:space="preserve">“</w:t>
+      </w:r>
+      <w:r>
+        <w:t xml:space="preserve">boilerplate</w:t>
+      </w:r>
+      <w:r>
+        <w:t xml:space="preserve">”</w:t>
+      </w:r>
+      <w:r>
+        <w:t xml:space="preserve"> </w:t>
+      </w:r>
+      <w:r>
+        <w:t xml:space="preserve">code for new service onboarding.</w:t>
+      </w:r>
+    </w:p>
+    <w:p>
+      <w:pPr>
+        <w:numPr>
+          <w:ilvl w:val="0"/>
+          <w:numId w:val="1003"/>
+        </w:numPr>
+      </w:pPr>
+      <w:r>
+        <w:rPr>
+          <w:b/>
+        </w:rPr>
+        <w:t xml:space="preserve">Data Architecture &amp; Prototyping:</w:t>
+      </w:r>
+      <w:r>
+        <w:t xml:space="preserve"> </w:t>
+      </w:r>
+      <w:r>
+        <w:t xml:space="preserve">Architected and validated a standalone Dremio data lakehouse POC designed to federate data layers across distributed MS SQL, MySQL, and MongoDB environments. Proved the viability of zero-ETL query federation across relational and NoSQL silos, establishing a blueprint for unified data access.</w:t>
+      </w:r>
+    </w:p>
+    <w:p>
+      <w:pPr>
+        <w:numPr>
+          <w:ilvl w:val="0"/>
+          <w:numId w:val="1003"/>
+        </w:numPr>
+      </w:pPr>
+      <w:r>
+        <w:rPr>
+          <w:b/>
+        </w:rPr>
+        <w:t xml:space="preserve">Observability &amp; Infrastructure Telemetry:</w:t>
+      </w:r>
+      <w:r>
+        <w:t xml:space="preserve"> </w:t>
+      </w:r>
+      <w:r>
+        <w:t xml:space="preserve">Built an integrated observability platform using the ELK Stack, Prometheus, and Grafana across a 45-VM development environment.</w:t>
+      </w:r>
+    </w:p>
+    <w:p>
+      <w:pPr>
+        <w:numPr>
+          <w:ilvl w:val="0"/>
+          <w:numId w:val="1003"/>
+        </w:numPr>
+      </w:pPr>
+      <w:r>
+        <w:rPr>
+          <w:b/>
+        </w:rPr>
+        <w:t xml:space="preserve">Incident Response Systems:</w:t>
+      </w:r>
+      <w:r>
+        <w:t xml:space="preserve"> </w:t>
+      </w:r>
+      <w:r>
+        <w:t xml:space="preserve">Designed end-to-end infrastructure telemetry and automated alert routing hooks via Rocket.Chat to demonstrate proactive incident response frameworks.</w:t>
+      </w:r>
+    </w:p>
+    <w:p>
+      <w:pPr>
+        <w:numPr>
+          <w:ilvl w:val="0"/>
+          <w:numId w:val="1003"/>
+        </w:numPr>
+      </w:pPr>
+      <w:r>
+        <w:rPr>
+          <w:b/>
+        </w:rPr>
+        <w:t xml:space="preserve">Real-Time Telemetry:</w:t>
+      </w:r>
+      <w:r>
+        <w:t xml:space="preserve"> </w:t>
+      </w:r>
+      <w:r>
+        <w:t xml:space="preserve">Engineered a custom heartbeat monitoring framework embedded within distributed .NET Core applications; piped real-time telemetry directly into Grafana to ensure proactive incident response and eliminate production blind spots.</w:t>
+      </w:r>
+    </w:p>
+    <w:p>
+      <w:pPr>
+        <w:numPr>
+          <w:ilvl w:val="0"/>
+          <w:numId w:val="1003"/>
+        </w:numPr>
+      </w:pPr>
+      <w:r>
+        <w:rPr>
+          <w:b/>
+        </w:rPr>
+        <w:t xml:space="preserve">Financial Stewardship &amp; Capital Forecasting:</w:t>
+      </w:r>
+      <w:r>
+        <w:t xml:space="preserve"> </w:t>
+      </w:r>
+      <w:r>
+        <w:t xml:space="preserve">Managed and optimized the departmental infrastructure and licensing budget as it scaled from an annual spend of $300K to $1.3M. Formulated highly accurate 12-month financial and capacity projections to align capital expenditures with rapid system expansion.</w:t>
+      </w:r>
+    </w:p>
+    <w:p>
+      <w:pPr>
+        <w:pStyle w:val="Heading3"/>
+      </w:pPr>
+      <w:bookmarkStart w:id="28" w:name="Xd2cbdfc83f130e17cb0f9b9225a74b3d25873e2"/>
+      <w:r>
+        <w:t xml:space="preserve">Sprint | Product Development Engineer II | 2013 to 2017</w:t>
+      </w:r>
+      <w:bookmarkEnd w:id="28"/>
+    </w:p>
+    <w:p>
+      <w:pPr>
+        <w:numPr>
+          <w:ilvl w:val="0"/>
+          <w:numId w:val="1004"/>
+        </w:numPr>
+      </w:pPr>
+      <w:r>
+        <w:rPr>
+          <w:b/>
+        </w:rPr>
+        <w:t xml:space="preserve">Systems-Level Engineering Transition:</w:t>
+      </w:r>
+      <w:r>
+        <w:t xml:space="preserve"> </w:t>
+      </w:r>
+      <w:r>
+        <w:t xml:space="preserve">Capitalized on hardware validation background to bridge the gap between device testing and robust application development, driving strict performance constraints into early-stage software architecture.</w:t>
+      </w:r>
+    </w:p>
+    <w:p>
+      <w:pPr>
+        <w:numPr>
+          <w:ilvl w:val="0"/>
+          <w:numId w:val="1004"/>
+        </w:numPr>
+      </w:pPr>
+      <w:r>
+        <w:rPr>
+          <w:b/>
+        </w:rPr>
+        <w:t xml:space="preserve">Full-Stack Application Architecture:</w:t>
+      </w:r>
+      <w:r>
+        <w:t xml:space="preserve"> </w:t>
+      </w:r>
+      <w:r>
+        <w:t xml:space="preserve">Engineered a specialized visual prototyping platform featuring a drag-and-drop grid system to simulate and design Out-of-Box Experiences (OOBE); integrated background profiling engines to capture real-time CPU, RAM, storage, and battery metrics alongside automated Play Store data scraping.</w:t>
+      </w:r>
+    </w:p>
+    <w:p>
+      <w:pPr>
+        <w:numPr>
+          <w:ilvl w:val="0"/>
+          <w:numId w:val="1004"/>
+        </w:numPr>
+      </w:pPr>
+      <w:r>
+        <w:rPr>
+          <w:b/>
+        </w:rPr>
+        <w:t xml:space="preserve">Database Engineering &amp; Tooling:</w:t>
+      </w:r>
+      <w:r>
+        <w:t xml:space="preserve"> </w:t>
+      </w:r>
+      <w:r>
+        <w:t xml:space="preserve">Authored the foundational codebase for the Device Development and Certification requirements and test-plan database, laying the groundwork for scalable documentation and testing.</w:t>
+      </w:r>
+    </w:p>
+    <w:p>
+      <w:pPr>
+        <w:numPr>
+          <w:ilvl w:val="0"/>
+          <w:numId w:val="1004"/>
+        </w:numPr>
+      </w:pPr>
+      <w:r>
+        <w:rPr>
+          <w:b/>
+        </w:rPr>
+        <w:t xml:space="preserve">Cross-Functional Engineering Governance:</w:t>
+      </w:r>
+      <w:r>
+        <w:t xml:space="preserve"> </w:t>
+      </w:r>
+      <w:r>
+        <w:t xml:space="preserve">Served as the authoritative technical liaison to the Head of Retail Testing and executive leadership; directed weekly technical reviews to deconflict complex system behaviors, prioritize software bug remediation, and establish release readiness timelines for the nationwide SLATE ecosystem.</w:t>
+      </w:r>
+    </w:p>
+    <w:p>
+      <w:pPr>
+        <w:pStyle w:val="Heading3"/>
+      </w:pPr>
+      <w:bookmarkStart w:id="29" w:name="X9a2ddcd5defc0687e2268face32b579f6f42299"/>
+      <w:r>
+        <w:t xml:space="preserve">EXPERIS (Contractor at Sprint) | Technical Support Rep II | 2012 to 2013</w:t>
+      </w:r>
+      <w:bookmarkEnd w:id="29"/>
+    </w:p>
+    <w:p>
+      <w:pPr>
+        <w:numPr>
+          <w:ilvl w:val="0"/>
+          <w:numId w:val="1005"/>
+        </w:numPr>
+      </w:pPr>
+      <w:r>
+        <w:rPr>
+          <w:b/>
+        </w:rPr>
+        <w:t xml:space="preserve">Performance Automation Overhaul:</w:t>
+      </w:r>
+      <w:r>
+        <w:t xml:space="preserve"> </w:t>
+      </w:r>
+      <w:r>
+        <w:t xml:space="preserve">Re-engineered and optimized a legacy device performance tracking application used across the ecosystem.</w:t>
+      </w:r>
+    </w:p>
+    <w:p>
+      <w:pPr>
+        <w:numPr>
+          <w:ilvl w:val="0"/>
+          <w:numId w:val="1005"/>
+        </w:numPr>
+      </w:pPr>
+      <w:r>
+        <w:rPr>
+          <w:b/>
+        </w:rPr>
+        <w:t xml:space="preserve">Nationwide Enterprise Automation Deployments:</w:t>
+      </w:r>
+      <w:r>
+        <w:t xml:space="preserve"> </w:t>
+      </w:r>
+      <w:r>
+        <w:t xml:space="preserve">Engineered and maintained the core XML execution scripts driving the SLATE diagnostic framework deployed across Sprint’s entire national retail retail footprint; ensured 100% flawless execution of automated on-site device validation routines for in-store service centers.</w:t>
+      </w:r>
+    </w:p>
+    <w:p>
+      <w:pPr>
+        <w:pStyle w:val="Heading3"/>
+      </w:pPr>
+      <w:bookmarkStart w:id="30" w:name="Xcd00d5b2137c9bb8b2ea37b28065784626002fd"/>
+      <w:r>
+        <w:t xml:space="preserve">MO-KAN Container Services | System Administrator | 2011 to 2012</w:t>
+      </w:r>
+      <w:bookmarkEnd w:id="30"/>
+    </w:p>
+    <w:p>
+      <w:pPr>
+        <w:numPr>
+          <w:ilvl w:val="0"/>
+          <w:numId w:val="1006"/>
+        </w:numPr>
+        <w:pStyle w:val="Compact"/>
+      </w:pPr>
+      <w:r>
+        <w:rPr>
+          <w:b/>
+        </w:rPr>
+        <w:t xml:space="preserve">Multi-Site Infrastructure Governance:</w:t>
+      </w:r>
+      <w:r>
+        <w:t xml:space="preserve"> </w:t>
+      </w:r>
+      <w:r>
+        <w:t xml:space="preserve">Directed end-to-end technology operations across 3 distributed corporate locations; modernized legacy environments by deploying virtualized, redundant VMware infrastructures that cut enterprise downtime by 90%.</w:t>
       </w:r>
     </w:p>
     <w:p>
       <w:pPr>
         <w:pStyle w:val="Heading2"/>
       </w:pPr>
-      <w:bookmarkStart w:id="26" w:name="professional-experience"/>
-      <w:r>
-        <w:t xml:space="preserve">Professional Experience</w:t>
-      </w:r>
-      <w:bookmarkEnd w:id="26"/>
+      <w:bookmarkStart w:id="31" w:name="additional-relevant-experience"/>
+      <w:r>
+        <w:t xml:space="preserve">Additional Relevant Experience</w:t>
+      </w:r>
+      <w:bookmarkEnd w:id="31"/>
+    </w:p>
+    <w:p>
+      <w:pPr>
+        <w:numPr>
+          <w:ilvl w:val="0"/>
+          <w:numId w:val="1007"/>
+        </w:numPr>
+      </w:pPr>
+      <w:r>
+        <w:rPr>
+          <w:b/>
+        </w:rPr>
+        <w:t xml:space="preserve">Trucking Central | Software Consultant (Contract):</w:t>
+      </w:r>
+      <w:r>
+        <w:t xml:space="preserve"> </w:t>
+      </w:r>
+      <w:r>
+        <w:t xml:space="preserve">Planned, developed, and tested Android-based GPS solutions for the intermodal supply chain industry.</w:t>
+      </w:r>
+    </w:p>
+    <w:p>
+      <w:pPr>
+        <w:numPr>
+          <w:ilvl w:val="0"/>
+          <w:numId w:val="1007"/>
+        </w:numPr>
+      </w:pPr>
+      <w:r>
+        <w:rPr>
+          <w:b/>
+        </w:rPr>
+        <w:t xml:space="preserve">Innovative Solutions | Mobile Solutions Technician:</w:t>
+      </w:r>
+      <w:r>
+        <w:t xml:space="preserve"> </w:t>
+      </w:r>
+      <w:r>
+        <w:t xml:space="preserve">Troubleshot and fixed Nextel devices for first responders and construction businesses, listened to client needs, and leveraged emerging technologies to find solutions for those needs.</w:t>
+      </w:r>
+    </w:p>
+    <w:p>
+      <w:pPr>
+        <w:pStyle w:val="Heading2"/>
+      </w:pPr>
+      <w:bookmarkStart w:id="32" w:name="community-impact-leadership"/>
+      <w:r>
+        <w:t xml:space="preserve">Community Impact &amp; Leadership</w:t>
+      </w:r>
+      <w:bookmarkEnd w:id="32"/>
     </w:p>
     <w:p>
       <w:pPr>
         <w:pStyle w:val="Heading3"/>
       </w:pPr>
-      <w:bookmarkStart w:id="27" w:name="X05af09f976e7e90cbbbd49fca7ce7e5400afde8"/>
-      <w:r>
-        <w:t xml:space="preserve">T-Mobile | Principal Solutions Architect &amp; DevOps Engineer | 2021 to 2026</w:t>
-      </w:r>
-      <w:bookmarkEnd w:id="27"/>
-    </w:p>
-    <w:p>
-      <w:pPr>
-        <w:numPr>
-          <w:ilvl w:val="0"/>
-          <w:numId w:val="1002"/>
-        </w:numPr>
-      </w:pPr>
-      <w:r>
-        <w:rPr>
-          <w:b/>
-        </w:rPr>
-        <w:t xml:space="preserve">Enterprise Cloud Migration:</w:t>
-      </w:r>
-      <w:r>
-        <w:t xml:space="preserve"> </w:t>
-      </w:r>
-      <w:r>
-        <w:t xml:space="preserve">Architected and executed the high-integrity migration of a decade’s worth of metadata, complex workflows, and mission-critical certification data from Jira Data Center to Jira Cloud; successfully preserved zero-loss continuity across 300+ proprietary device projects supporting 3,000+ active enterprise users.</w:t>
-      </w:r>
-    </w:p>
-    <w:p>
-      <w:pPr>
-        <w:numPr>
-          <w:ilvl w:val="0"/>
-          <w:numId w:val="1002"/>
-        </w:numPr>
-      </w:pPr>
-      <w:r>
-        <w:rPr>
-          <w:b/>
-        </w:rPr>
-        <w:t xml:space="preserve">Ecosystem Integration &amp; APIs:</w:t>
-      </w:r>
-      <w:r>
-        <w:t xml:space="preserve"> </w:t>
-      </w:r>
-      <w:r>
-        <w:t xml:space="preserve">Authored a specialized suite of Node.js libraries and Node-RED nodes to automate full-lifecycle project provisioning via Atlassian APIs, creating a</w:t>
-      </w:r>
-      <w:r>
-        <w:t xml:space="preserve"> </w:t>
-      </w:r>
-      <w:r>
-        <w:t xml:space="preserve">“</w:t>
-      </w:r>
-      <w:r>
-        <w:t xml:space="preserve">self-service</w:t>
-      </w:r>
-      <w:r>
-        <w:t xml:space="preserve">”</w:t>
-      </w:r>
-      <w:r>
-        <w:t xml:space="preserve"> </w:t>
-      </w:r>
-      <w:r>
-        <w:t xml:space="preserve">ecosystem for developers.</w:t>
-      </w:r>
-    </w:p>
-    <w:p>
-      <w:pPr>
-        <w:numPr>
-          <w:ilvl w:val="0"/>
-          <w:numId w:val="1002"/>
-        </w:numPr>
-      </w:pPr>
-      <w:r>
-        <w:rPr>
-          <w:b/>
-        </w:rPr>
-        <w:t xml:space="preserve">Infrastructure as Code (IaC):</w:t>
-      </w:r>
-      <w:r>
-        <w:t xml:space="preserve"> </w:t>
-      </w:r>
-      <w:r>
-        <w:t xml:space="preserve">Bridged the gap between Software Engineering and Systems Administration by implementing Infrastructure as Code (IaC) via Ansible, successfully reducing manual operational toil and human error.</w:t>
-      </w:r>
-    </w:p>
-    <w:p>
-      <w:pPr>
-        <w:numPr>
-          <w:ilvl w:val="0"/>
-          <w:numId w:val="1002"/>
-        </w:numPr>
-      </w:pPr>
-      <w:r>
-        <w:rPr>
-          <w:b/>
-        </w:rPr>
-        <w:t xml:space="preserve">DevSecOps &amp; Automation:</w:t>
-      </w:r>
-      <w:r>
-        <w:t xml:space="preserve"> </w:t>
-      </w:r>
-      <w:r>
-        <w:t xml:space="preserve">Engineered automated vulnerability remediation workflows that drove lab data center security debt from 100+ monthly criticals to zero, achieving a state of continuous compliance.</w:t>
-      </w:r>
-    </w:p>
-    <w:p>
-      <w:pPr>
-        <w:numPr>
-          <w:ilvl w:val="0"/>
-          <w:numId w:val="1002"/>
-        </w:numPr>
-      </w:pPr>
-      <w:r>
-        <w:rPr>
-          <w:b/>
-        </w:rPr>
-        <w:t xml:space="preserve">Value Stream Optimization:</w:t>
-      </w:r>
-      <w:r>
-        <w:t xml:space="preserve"> </w:t>
-      </w:r>
-      <w:r>
-        <w:t xml:space="preserve">Optimized the VM lifecycle by automating the end-to-end onboarding process, significantly accelerating the</w:t>
-      </w:r>
-      <w:r>
-        <w:t xml:space="preserve"> </w:t>
-      </w:r>
-      <w:r>
-        <w:t xml:space="preserve">“</w:t>
-      </w:r>
-      <w:r>
-        <w:t xml:space="preserve">Lead Time to Deployment</w:t>
-      </w:r>
-      <w:r>
-        <w:t xml:space="preserve">”</w:t>
-      </w:r>
-      <w:r>
-        <w:t xml:space="preserve"> </w:t>
-      </w:r>
-      <w:r>
-        <w:t xml:space="preserve">for internal engineering teams.</w:t>
-      </w:r>
-    </w:p>
-    <w:p>
-      <w:pPr>
-        <w:numPr>
-          <w:ilvl w:val="0"/>
-          <w:numId w:val="1002"/>
-        </w:numPr>
-      </w:pPr>
-      <w:r>
-        <w:rPr>
-          <w:b/>
-        </w:rPr>
-        <w:t xml:space="preserve">Full-Lifecycle Application Engineering (Angular &amp; Serverless):</w:t>
-      </w:r>
-      <w:r>
-        <w:t xml:space="preserve"> </w:t>
-      </w:r>
-      <w:r>
-        <w:t xml:space="preserve">Authored and launched a high-visibility 5G Speed Calculator application utilizing Angular and a modern serverless deployment pipeline to ensure instant scalability and zero infrastructure overhead.</w:t>
-      </w:r>
-    </w:p>
-    <w:p>
-      <w:pPr>
-        <w:numPr>
-          <w:ilvl w:val="0"/>
-          <w:numId w:val="1002"/>
-        </w:numPr>
-      </w:pPr>
-      <w:r>
-        <w:rPr>
-          <w:b/>
-        </w:rPr>
-        <w:t xml:space="preserve">Device State Automation:</w:t>
-      </w:r>
-      <w:r>
-        <w:t xml:space="preserve"> </w:t>
-      </w:r>
-      <w:r>
-        <w:t xml:space="preserve">Designed and engineered a custom Device Pre-Load Feature Enablement Tracker, providing corporate stakeholders with real-time visibility into baseline software states across mobile devices.</w:t>
-      </w:r>
-    </w:p>
-    <w:p>
-      <w:pPr>
-        <w:numPr>
-          <w:ilvl w:val="0"/>
-          <w:numId w:val="1002"/>
-        </w:numPr>
-      </w:pPr>
-      <w:r>
-        <w:rPr>
-          <w:b/>
-        </w:rPr>
-        <w:t xml:space="preserve">UI/UX Optimization:</w:t>
-      </w:r>
-      <w:r>
-        <w:t xml:space="preserve"> </w:t>
-      </w:r>
-      <w:r>
-        <w:t xml:space="preserve">Bridged the gap between UI/UX design concepts and technical feasibility, establishing strict component styling and layout standards to ensure frontend performance and visual consistency.</w:t>
+      <w:bookmarkStart w:id="33" w:name="Xd39b15ee859cbc3dcdee8fb650ce50901d08bb5"/>
+      <w:r>
+        <w:t xml:space="preserve">Seek and Serve | Technical Advisory Board Member | 2026 to Present</w:t>
+      </w:r>
+      <w:bookmarkEnd w:id="33"/>
+    </w:p>
+    <w:p>
+      <w:pPr>
+        <w:numPr>
+          <w:ilvl w:val="0"/>
+          <w:numId w:val="1008"/>
+        </w:numPr>
+        <w:pStyle w:val="Compact"/>
+      </w:pPr>
+      <w:r>
+        <w:rPr>
+          <w:b/>
+        </w:rPr>
+        <w:t xml:space="preserve">Technical Guidance:</w:t>
+      </w:r>
+      <w:r>
+        <w:t xml:space="preserve"> </w:t>
+      </w:r>
+      <w:r>
+        <w:t xml:space="preserve">Provide high-level architectural oversight and logistical strategy to the parent 501(c)(3) organization.</w:t>
       </w:r>
     </w:p>
     <w:p>
       <w:pPr>
         <w:pStyle w:val="Heading3"/>
       </w:pPr>
-      <w:bookmarkStart w:id="28" w:name="X9c5543ea3a45da7f4862af1eb99b73f3c1a3391"/>
-      <w:r>
-        <w:t xml:space="preserve">Sprint | Principal Engineer &amp; Application Developer III | 2017 to 2021</w:t>
-      </w:r>
-      <w:bookmarkEnd w:id="28"/>
-    </w:p>
-    <w:p>
-      <w:pPr>
-        <w:numPr>
-          <w:ilvl w:val="0"/>
-          <w:numId w:val="1003"/>
-        </w:numPr>
-      </w:pPr>
-      <w:r>
-        <w:rPr>
-          <w:b/>
-        </w:rPr>
-        <w:t xml:space="preserve">Executive Technical Governance:</w:t>
-      </w:r>
-      <w:r>
-        <w:t xml:space="preserve"> </w:t>
-      </w:r>
-      <w:r>
-        <w:t xml:space="preserve">Served as Core Technical Advisor and Architectural Gatekeeper to leadership; held final engineering sign-off authority to halt high-risk regressions across all cross-functional integrations.</w:t>
-      </w:r>
-    </w:p>
-    <w:p>
-      <w:pPr>
-        <w:numPr>
-          <w:ilvl w:val="0"/>
-          <w:numId w:val="1003"/>
-        </w:numPr>
-      </w:pPr>
-      <w:r>
-        <w:rPr>
-          <w:b/>
-        </w:rPr>
-        <w:t xml:space="preserve">Full-Stack Architectural Execution:</w:t>
-      </w:r>
-      <w:r>
-        <w:t xml:space="preserve"> </w:t>
-      </w:r>
-      <w:r>
-        <w:t xml:space="preserve">Directed and executed a</w:t>
-      </w:r>
-      <w:r>
-        <w:t xml:space="preserve"> </w:t>
-      </w:r>
-      <w:r>
-        <w:t xml:space="preserve">“</w:t>
-      </w:r>
-      <w:r>
-        <w:t xml:space="preserve">First Principles</w:t>
-      </w:r>
-      <w:r>
-        <w:t xml:space="preserve">”</w:t>
-      </w:r>
-      <w:r>
-        <w:t xml:space="preserve"> </w:t>
-      </w:r>
-      <w:r>
-        <w:t xml:space="preserve">replacement for legacy SKU management, delivering a high-performance system in 6 months that outpaced a decade of failed initiatives; single-handedly engineered 100% of the frontend application layer while orchestrating the Porcupine message bus, designing core Jira workflows, and directing backend code reviews to guarantee architectural alignment.</w:t>
-      </w:r>
-    </w:p>
-    <w:p>
-      <w:pPr>
-        <w:numPr>
-          <w:ilvl w:val="0"/>
-          <w:numId w:val="1003"/>
-        </w:numPr>
-      </w:pPr>
-      <w:r>
-        <w:rPr>
-          <w:b/>
-        </w:rPr>
-        <w:t xml:space="preserve">Distributed Systems:</w:t>
-      </w:r>
-      <w:r>
-        <w:t xml:space="preserve"> </w:t>
-      </w:r>
-      <w:r>
-        <w:t xml:space="preserve">Designed and deployed</w:t>
-      </w:r>
-      <w:r>
-        <w:t xml:space="preserve"> </w:t>
-      </w:r>
-      <w:r>
-        <w:t xml:space="preserve">“</w:t>
-      </w:r>
-      <w:r>
-        <w:t xml:space="preserve">Porcupine,</w:t>
-      </w:r>
-      <w:r>
-        <w:t xml:space="preserve">”</w:t>
-      </w:r>
-      <w:r>
-        <w:t xml:space="preserve"> </w:t>
-      </w:r>
-      <w:r>
-        <w:t xml:space="preserve">a custom event-driven message bus architected on top of RabbitMQ; seamlessly synchronized live Jira workflow states with downstream application environments, establishing a single source of truth and eliminating cross-system data lag.</w:t>
-      </w:r>
-    </w:p>
-    <w:p>
-      <w:pPr>
-        <w:numPr>
-          <w:ilvl w:val="0"/>
-          <w:numId w:val="1003"/>
-        </w:numPr>
-      </w:pPr>
-      <w:r>
-        <w:rPr>
-          <w:b/>
-        </w:rPr>
-        <w:t xml:space="preserve">Framework Engineering:</w:t>
-      </w:r>
-      <w:r>
-        <w:t xml:space="preserve"> </w:t>
-      </w:r>
-      <w:r>
-        <w:t xml:space="preserve">Engineered a custom, data-agnostic PHP framework utilizing reflection and annotations to automate the CRUD lifecycle across disparate schemas (SQL, NoSQL, JSON, XML).</w:t>
-      </w:r>
-    </w:p>
-    <w:p>
-      <w:pPr>
-        <w:numPr>
-          <w:ilvl w:val="0"/>
-          <w:numId w:val="1003"/>
-        </w:numPr>
-      </w:pPr>
-      <w:r>
-        <w:rPr>
-          <w:b/>
-        </w:rPr>
-        <w:t xml:space="preserve">Data Abstraction &amp; Hydration:</w:t>
-      </w:r>
-      <w:r>
-        <w:t xml:space="preserve"> </w:t>
-      </w:r>
-      <w:r>
-        <w:t xml:space="preserve">Developed a model-driven hydration engine that abstracted away storage-layer complexity, allowing for seamless state transitions between relational and non-relational data sources.</w:t>
-      </w:r>
-    </w:p>
-    <w:p>
-      <w:pPr>
-        <w:numPr>
-          <w:ilvl w:val="0"/>
-          <w:numId w:val="1003"/>
-        </w:numPr>
-      </w:pPr>
-      <w:r>
-        <w:rPr>
-          <w:b/>
-        </w:rPr>
-        <w:t xml:space="preserve">Scale &amp; Adoption:</w:t>
-      </w:r>
-      <w:r>
-        <w:t xml:space="preserve"> </w:t>
-      </w:r>
-      <w:r>
-        <w:t xml:space="preserve">Prototyped and deployed the framework to internal high-value T-Mobile applications, proving a 10x reduction in</w:t>
-      </w:r>
-      <w:r>
-        <w:t xml:space="preserve"> </w:t>
-      </w:r>
-      <w:r>
-        <w:t xml:space="preserve">“</w:t>
-      </w:r>
-      <w:r>
-        <w:t xml:space="preserve">boilerplate</w:t>
-      </w:r>
-      <w:r>
-        <w:t xml:space="preserve">”</w:t>
-      </w:r>
-      <w:r>
-        <w:t xml:space="preserve"> </w:t>
-      </w:r>
-      <w:r>
-        <w:t xml:space="preserve">code for new service onboarding.</w:t>
-      </w:r>
-    </w:p>
-    <w:p>
-      <w:pPr>
-        <w:numPr>
-          <w:ilvl w:val="0"/>
-          <w:numId w:val="1003"/>
-        </w:numPr>
-      </w:pPr>
-      <w:r>
-        <w:rPr>
-          <w:b/>
-        </w:rPr>
-        <w:t xml:space="preserve">Data Architecture &amp; Prototyping:</w:t>
-      </w:r>
-      <w:r>
-        <w:t xml:space="preserve"> </w:t>
-      </w:r>
-      <w:r>
-        <w:t xml:space="preserve">Architected and validated a standalone Dremio data lakehouse POC designed to federate data layers across distributed MS SQL, MySQL, and MongoDB environments. Proved the viability of zero-ETL query federation across relational and NoSQL silos, establishing a blueprint for unified data access.</w:t>
-      </w:r>
-    </w:p>
-    <w:p>
-      <w:pPr>
-        <w:numPr>
-          <w:ilvl w:val="0"/>
-          <w:numId w:val="1003"/>
-        </w:numPr>
-      </w:pPr>
-      <w:r>
-        <w:rPr>
-          <w:b/>
-        </w:rPr>
-        <w:t xml:space="preserve">Observability &amp; Infrastructure Telemetry:</w:t>
-      </w:r>
-      <w:r>
-        <w:t xml:space="preserve"> </w:t>
-      </w:r>
-      <w:r>
-        <w:t xml:space="preserve">Built an integrated observability platform using the ELK Stack, Prometheus, and Grafana across a 45-VM development environment.</w:t>
-      </w:r>
-    </w:p>
-    <w:p>
-      <w:pPr>
-        <w:numPr>
-          <w:ilvl w:val="0"/>
-          <w:numId w:val="1003"/>
-        </w:numPr>
-      </w:pPr>
-      <w:r>
-        <w:rPr>
-          <w:b/>
-        </w:rPr>
-        <w:t xml:space="preserve">Incident Response Systems:</w:t>
-      </w:r>
-      <w:r>
-        <w:t xml:space="preserve"> </w:t>
-      </w:r>
-      <w:r>
-        <w:t xml:space="preserve">Designed end-to-end infrastructure telemetry and automated alert routing hooks via Rocket.Chat to demonstrate proactive incident response frameworks.</w:t>
-      </w:r>
-    </w:p>
-    <w:p>
-      <w:pPr>
-        <w:numPr>
-          <w:ilvl w:val="0"/>
-          <w:numId w:val="1003"/>
-        </w:numPr>
-      </w:pPr>
-      <w:r>
-        <w:rPr>
-          <w:b/>
-        </w:rPr>
-        <w:t xml:space="preserve">Real-Time Telemetry:</w:t>
-      </w:r>
-      <w:r>
-        <w:t xml:space="preserve"> </w:t>
-      </w:r>
-      <w:r>
-        <w:t xml:space="preserve">Engineered a custom heartbeat monitoring framework embedded within distributed .NET Core applications; piped real-time telemetry directly into Grafana to ensure proactive incident response and eliminate production blind spots.</w:t>
-      </w:r>
-    </w:p>
-    <w:p>
-      <w:pPr>
-        <w:numPr>
-          <w:ilvl w:val="0"/>
-          <w:numId w:val="1003"/>
-        </w:numPr>
-      </w:pPr>
-      <w:r>
-        <w:rPr>
-          <w:b/>
-        </w:rPr>
-        <w:t xml:space="preserve">Financial Stewardship &amp; Capital Forecasting:</w:t>
-      </w:r>
-      <w:r>
-        <w:t xml:space="preserve"> </w:t>
-      </w:r>
-      <w:r>
-        <w:t xml:space="preserve">Managed and optimized the departmental infrastructure and licensing budget as it scaled from an annual spend of $300K to $1.3M. Formulated highly accurate 12-month financial and capacity projections to align capital expenditures with rapid system expansion.</w:t>
-      </w:r>
-    </w:p>
-    <w:p>
-      <w:pPr>
-        <w:pStyle w:val="Heading3"/>
-      </w:pPr>
-      <w:bookmarkStart w:id="29" w:name="Xd2cbdfc83f130e17cb0f9b9225a74b3d25873e2"/>
-      <w:r>
-        <w:t xml:space="preserve">Sprint | Product Development Engineer II | 2013 to 2017</w:t>
-      </w:r>
-      <w:bookmarkEnd w:id="29"/>
-    </w:p>
-    <w:p>
-      <w:pPr>
-        <w:numPr>
-          <w:ilvl w:val="0"/>
-          <w:numId w:val="1004"/>
-        </w:numPr>
-      </w:pPr>
-      <w:r>
-        <w:rPr>
-          <w:b/>
-        </w:rPr>
-        <w:t xml:space="preserve">Systems-Level Engineering Transition:</w:t>
-      </w:r>
-      <w:r>
-        <w:t xml:space="preserve"> </w:t>
-      </w:r>
-      <w:r>
-        <w:t xml:space="preserve">Capitalized on hardware validation background to bridge the gap between device testing and robust application development, driving strict performance constraints into early-stage software architecture.</w:t>
-      </w:r>
-    </w:p>
-    <w:p>
-      <w:pPr>
-        <w:numPr>
-          <w:ilvl w:val="0"/>
-          <w:numId w:val="1004"/>
-        </w:numPr>
-      </w:pPr>
-      <w:r>
-        <w:rPr>
-          <w:b/>
-        </w:rPr>
-        <w:t xml:space="preserve">Full-Stack Application Architecture:</w:t>
-      </w:r>
-      <w:r>
-        <w:t xml:space="preserve"> </w:t>
-      </w:r>
-      <w:r>
-        <w:t xml:space="preserve">Engineered a specialized visual prototyping platform featuring a drag-and-drop grid system to simulate and design Out-of-Box Experiences (OOBE); integrated background profiling engines to capture real-time CPU, RAM, storage, and battery metrics alongside automated Play Store data scraping.</w:t>
-      </w:r>
-    </w:p>
-    <w:p>
-      <w:pPr>
-        <w:numPr>
-          <w:ilvl w:val="0"/>
-          <w:numId w:val="1004"/>
-        </w:numPr>
-      </w:pPr>
-      <w:r>
-        <w:rPr>
-          <w:b/>
-        </w:rPr>
-        <w:t xml:space="preserve">Database Engineering &amp; Tooling:</w:t>
-      </w:r>
-      <w:r>
-        <w:t xml:space="preserve"> </w:t>
-      </w:r>
-      <w:r>
-        <w:t xml:space="preserve">Authored the foundational codebase for the Device Development and Certification requirements and test-plan database, laying the groundwork for scalable documentation and testing.</w:t>
-      </w:r>
-    </w:p>
-    <w:p>
-      <w:pPr>
-        <w:numPr>
-          <w:ilvl w:val="0"/>
-          <w:numId w:val="1004"/>
-        </w:numPr>
-      </w:pPr>
-      <w:r>
-        <w:rPr>
-          <w:b/>
-        </w:rPr>
-        <w:t xml:space="preserve">Cross-Functional Engineering Governance:</w:t>
-      </w:r>
-      <w:r>
-        <w:t xml:space="preserve"> </w:t>
-      </w:r>
-      <w:r>
-        <w:t xml:space="preserve">Served as the authoritative technical liaison to the Head of Retail Testing and executive leadership; directed weekly technical reviews to deconflict complex system behaviors, prioritize software bug remediation, and establish release readiness timelines for the nationwide SLATE ecosystem.</w:t>
-      </w:r>
-    </w:p>
-    <w:p>
-      <w:pPr>
-        <w:pStyle w:val="Heading3"/>
-      </w:pPr>
-      <w:bookmarkStart w:id="30" w:name="X9a2ddcd5defc0687e2268face32b579f6f42299"/>
-      <w:r>
-        <w:t xml:space="preserve">EXPERIS (Contractor at Sprint) | Technical Support Rep II | 2012 to 2013</w:t>
-      </w:r>
-      <w:bookmarkEnd w:id="30"/>
-    </w:p>
-    <w:p>
-      <w:pPr>
-        <w:numPr>
-          <w:ilvl w:val="0"/>
-          <w:numId w:val="1005"/>
-        </w:numPr>
-      </w:pPr>
-      <w:r>
-        <w:rPr>
-          <w:b/>
-        </w:rPr>
-        <w:t xml:space="preserve">Performance Automation Overhaul:</w:t>
-      </w:r>
-      <w:r>
-        <w:t xml:space="preserve"> </w:t>
-      </w:r>
-      <w:r>
-        <w:t xml:space="preserve">Re-engineered and optimized a legacy device performance tracking application used across the ecosystem.</w:t>
-      </w:r>
-    </w:p>
-    <w:p>
-      <w:pPr>
-        <w:numPr>
-          <w:ilvl w:val="0"/>
-          <w:numId w:val="1005"/>
-        </w:numPr>
-      </w:pPr>
-      <w:r>
-        <w:rPr>
-          <w:b/>
-        </w:rPr>
-        <w:t xml:space="preserve">Nationwide Enterprise Automation Deployments:</w:t>
-      </w:r>
-      <w:r>
-        <w:t xml:space="preserve"> </w:t>
-      </w:r>
-      <w:r>
-        <w:t xml:space="preserve">Engineered and maintained the core XML execution scripts driving the SLATE diagnostic framework deployed across Sprint’s entire national retail retail footprint; ensured 100% flawless execution of automated on-site device validation routines for in-store service centers.</w:t>
-      </w:r>
-    </w:p>
-    <w:p>
-      <w:pPr>
-        <w:pStyle w:val="Heading3"/>
-      </w:pPr>
-      <w:bookmarkStart w:id="31" w:name="Xcd00d5b2137c9bb8b2ea37b28065784626002fd"/>
-      <w:r>
-        <w:t xml:space="preserve">MO-KAN Container Services | System Administrator | 2011 to 2012</w:t>
-      </w:r>
-      <w:bookmarkEnd w:id="31"/>
-    </w:p>
-    <w:p>
-      <w:pPr>
-        <w:numPr>
-          <w:ilvl w:val="0"/>
-          <w:numId w:val="1006"/>
+      <w:bookmarkStart w:id="34" w:name="Xfadc02287ea2056c60385b4424a6ed61fa154cf"/>
+      <w:r>
+        <w:t xml:space="preserve">33meals.org (Subsidiary) | Infrastructure Consultant &amp; Volunteer | 2026 to Present</w:t>
+      </w:r>
+      <w:bookmarkEnd w:id="34"/>
+    </w:p>
+    <w:p>
+      <w:pPr>
+        <w:numPr>
+          <w:ilvl w:val="0"/>
+          <w:numId w:val="1009"/>
+        </w:numPr>
+      </w:pPr>
+      <w:r>
+        <w:rPr>
+          <w:b/>
+        </w:rPr>
+        <w:t xml:space="preserve">Organizational Launch:</w:t>
+      </w:r>
+      <w:r>
+        <w:t xml:space="preserve"> </w:t>
+      </w:r>
+      <w:r>
+        <w:t xml:space="preserve">Spearheaded the launch and incorporation of 33meals.org as a dedicated subsidiary to address food insecurity through scalable, data-driven, distribution models.</w:t>
+      </w:r>
+    </w:p>
+    <w:p>
+      <w:pPr>
+        <w:numPr>
+          <w:ilvl w:val="0"/>
+          <w:numId w:val="1009"/>
+        </w:numPr>
+      </w:pPr>
+      <w:r>
+        <w:rPr>
+          <w:b/>
+        </w:rPr>
+        <w:t xml:space="preserve">Operational Infrastructure:</w:t>
+      </w:r>
+      <w:r>
+        <w:t xml:space="preserve"> </w:t>
+      </w:r>
+      <w:r>
+        <w:t xml:space="preserve">Managed the full technical and administrative setup, including domain registration, digital architecture, and regulatory filings to ensure high-integrity non-profit operations.</w:t>
+      </w:r>
+    </w:p>
+    <w:p>
+      <w:pPr>
+        <w:numPr>
+          <w:ilvl w:val="0"/>
+          <w:numId w:val="1009"/>
+        </w:numPr>
+      </w:pPr>
+      <w:r>
+        <w:rPr>
+          <w:b/>
+        </w:rPr>
+        <w:t xml:space="preserve">Strategic Development:</w:t>
+      </w:r>
+      <w:r>
+        <w:t xml:space="preserve"> </w:t>
+      </w:r>
+      <w:r>
+        <w:t xml:space="preserve">Designed a streamlined logistics model to optimize charitable food delivery, applying enterprise efficiency principles to humanitarian service.</w:t>
+      </w:r>
+    </w:p>
+    <w:p>
+      <w:pPr>
+        <w:pStyle w:val="Heading2"/>
+      </w:pPr>
+      <w:bookmarkStart w:id="35" w:name="education"/>
+      <w:r>
+        <w:t xml:space="preserve">Education</w:t>
+      </w:r>
+      <w:bookmarkEnd w:id="35"/>
+    </w:p>
+    <w:p>
+      <w:pPr>
+        <w:numPr>
+          <w:ilvl w:val="0"/>
+          <w:numId w:val="1010"/>
         </w:numPr>
         <w:pStyle w:val="Compact"/>
       </w:pPr>
@@ -891,216 +1068,24 @@
         <w:rPr>
           <w:b/>
         </w:rPr>
-        <w:t xml:space="preserve">Multi-Site Infrastructure Governance:</w:t>
-      </w:r>
-      <w:r>
-        <w:t xml:space="preserve"> </w:t>
-      </w:r>
-      <w:r>
-        <w:t xml:space="preserve">Directed end-to-end technology operations across 3 distributed corporate locations; modernized legacy environments by deploying virtualized, redundant VMware infrastructures that cut enterprise downtime by 90%.</w:t>
+        <w:t xml:space="preserve">Associate of Arts (AA), Graphic Design</w:t>
+      </w:r>
+      <w:r>
+        <w:t xml:space="preserve"> </w:t>
+      </w:r>
+      <w:r>
+        <w:t xml:space="preserve">– Johnson County Community College</w:t>
       </w:r>
     </w:p>
     <w:p>
       <w:pPr>
         <w:pStyle w:val="Heading2"/>
       </w:pPr>
-      <w:bookmarkStart w:id="32" w:name="additional-relevant-experience"/>
-      <w:r>
-        <w:t xml:space="preserve">Additional Relevant Experience</w:t>
-      </w:r>
-      <w:bookmarkEnd w:id="32"/>
-    </w:p>
-    <w:p>
-      <w:pPr>
-        <w:numPr>
-          <w:ilvl w:val="0"/>
-          <w:numId w:val="1007"/>
-        </w:numPr>
-      </w:pPr>
-      <w:r>
-        <w:rPr>
-          <w:b/>
-        </w:rPr>
-        <w:t xml:space="preserve">Trucking Central | Software Consultant (Contract):</w:t>
-      </w:r>
-      <w:r>
-        <w:t xml:space="preserve"> </w:t>
-      </w:r>
-      <w:r>
-        <w:t xml:space="preserve">Planned, developed, and tested Android-based GPS solutions for the intermodal supply chain industry.</w:t>
-      </w:r>
-    </w:p>
-    <w:p>
-      <w:pPr>
-        <w:numPr>
-          <w:ilvl w:val="0"/>
-          <w:numId w:val="1007"/>
-        </w:numPr>
-      </w:pPr>
-      <w:r>
-        <w:rPr>
-          <w:b/>
-        </w:rPr>
-        <w:t xml:space="preserve">Innovative Solutions | Mobile Solutions Technician:</w:t>
-      </w:r>
-      <w:r>
-        <w:t xml:space="preserve"> </w:t>
-      </w:r>
-      <w:r>
-        <w:t xml:space="preserve">Troubleshot and fixed Nextel devices for first responders and construction businesses, listened to client needs, and leveraged emerging technologies to find solutions for those needs.</w:t>
-      </w:r>
-    </w:p>
-    <w:p>
-      <w:pPr>
-        <w:pStyle w:val="Heading2"/>
-      </w:pPr>
-      <w:bookmarkStart w:id="33" w:name="community-impact-leadership"/>
-      <w:r>
-        <w:t xml:space="preserve">Community Impact &amp; Leadership</w:t>
-      </w:r>
-      <w:bookmarkEnd w:id="33"/>
-    </w:p>
-    <w:p>
-      <w:pPr>
-        <w:pStyle w:val="Heading3"/>
-      </w:pPr>
-      <w:bookmarkStart w:id="34" w:name="Xd39b15ee859cbc3dcdee8fb650ce50901d08bb5"/>
-      <w:r>
-        <w:t xml:space="preserve">Seek and Serve | Technical Advisory Board Member | 2026 to Present</w:t>
-      </w:r>
-      <w:bookmarkEnd w:id="34"/>
-    </w:p>
-    <w:p>
-      <w:pPr>
-        <w:numPr>
-          <w:ilvl w:val="0"/>
-          <w:numId w:val="1008"/>
-        </w:numPr>
-        <w:pStyle w:val="Compact"/>
-      </w:pPr>
-      <w:r>
-        <w:rPr>
-          <w:b/>
-        </w:rPr>
-        <w:t xml:space="preserve">Technical Guidance:</w:t>
-      </w:r>
-      <w:r>
-        <w:t xml:space="preserve"> </w:t>
-      </w:r>
-      <w:r>
-        <w:t xml:space="preserve">Provide high-level architectural oversight and logistical strategy to the parent 501(c)(3) organization.</w:t>
-      </w:r>
-    </w:p>
-    <w:p>
-      <w:pPr>
-        <w:pStyle w:val="Heading3"/>
-      </w:pPr>
-      <w:bookmarkStart w:id="35" w:name="Xfadc02287ea2056c60385b4424a6ed61fa154cf"/>
-      <w:r>
-        <w:t xml:space="preserve">33meals.org (Subsidiary) | Infrastructure Consultant &amp; Volunteer | 2026 to Present</w:t>
-      </w:r>
-      <w:bookmarkEnd w:id="35"/>
-    </w:p>
-    <w:p>
-      <w:pPr>
-        <w:numPr>
-          <w:ilvl w:val="0"/>
-          <w:numId w:val="1009"/>
-        </w:numPr>
-      </w:pPr>
-      <w:r>
-        <w:rPr>
-          <w:b/>
-        </w:rPr>
-        <w:t xml:space="preserve">Organizational Launch:</w:t>
-      </w:r>
-      <w:r>
-        <w:t xml:space="preserve"> </w:t>
-      </w:r>
-      <w:r>
-        <w:t xml:space="preserve">Spearheaded the launch and incorporation of 33meals.org as a dedicated subsidiary to address food insecurity through scalable, data-driven, distribution models.</w:t>
-      </w:r>
-    </w:p>
-    <w:p>
-      <w:pPr>
-        <w:numPr>
-          <w:ilvl w:val="0"/>
-          <w:numId w:val="1009"/>
-        </w:numPr>
-      </w:pPr>
-      <w:r>
-        <w:rPr>
-          <w:b/>
-        </w:rPr>
-        <w:t xml:space="preserve">Operational Infrastructure:</w:t>
-      </w:r>
-      <w:r>
-        <w:t xml:space="preserve"> </w:t>
-      </w:r>
-      <w:r>
-        <w:t xml:space="preserve">Managed the full technical and administrative setup, including domain registration, digital architecture, and regulatory filings to ensure high-integrity non-profit operations.</w:t>
-      </w:r>
-    </w:p>
-    <w:p>
-      <w:pPr>
-        <w:numPr>
-          <w:ilvl w:val="0"/>
-          <w:numId w:val="1009"/>
-        </w:numPr>
-      </w:pPr>
-      <w:r>
-        <w:rPr>
-          <w:b/>
-        </w:rPr>
-        <w:t xml:space="preserve">Strategic Development:</w:t>
-      </w:r>
-      <w:r>
-        <w:t xml:space="preserve"> </w:t>
-      </w:r>
-      <w:r>
-        <w:t xml:space="preserve">Designed a streamlined logistics model to optimize charitable food delivery, applying enterprise efficiency principles to humanitarian service.</w:t>
-      </w:r>
-    </w:p>
-    <w:p>
-      <w:pPr>
-        <w:pStyle w:val="Heading2"/>
-      </w:pPr>
-      <w:bookmarkStart w:id="36" w:name="education"/>
-      <w:r>
-        <w:t xml:space="preserve">Education</w:t>
+      <w:bookmarkStart w:id="36" w:name="technical-environment-matrix"/>
+      <w:r>
+        <w:t xml:space="preserve">Technical Environment Matrix</w:t>
       </w:r>
       <w:bookmarkEnd w:id="36"/>
-    </w:p>
-    <w:p>
-      <w:pPr>
-        <w:numPr>
-          <w:ilvl w:val="0"/>
-          <w:numId w:val="1010"/>
-        </w:numPr>
-        <w:pStyle w:val="Compact"/>
-      </w:pPr>
-      <w:r>
-        <w:rPr>
-          <w:b/>
-        </w:rPr>
-        <w:t xml:space="preserve">Associate of Arts (AA), Graphic Design</w:t>
-      </w:r>
-      <w:r>
-        <w:t xml:space="preserve"> </w:t>
-      </w:r>
-      <w:r>
-        <w:t xml:space="preserve">– Johnson County Community College</w:t>
-      </w:r>
-    </w:p>
-    <w:p>
-      <w:pPr>
-        <w:pStyle w:val="Heading2"/>
-      </w:pPr>
-      <w:bookmarkStart w:id="37" w:name="technical-environment-matrix"/>
-      <w:r>
-        <w:t xml:space="preserve">Technical Environment Matrix</w:t>
-      </w:r>
-      <w:bookmarkEnd w:id="37"/>
     </w:p>
     <w:p>
       <w:pPr>

--- a/joshua-sternadel-resume.docx
+++ b/joshua-sternadel-resume.docx
@@ -245,13 +245,13 @@
         <w:rPr>
           <w:b/>
         </w:rPr>
-        <w:t xml:space="preserve">Enterprise Cloud Migration:</w:t>
-      </w:r>
-      <w:r>
-        <w:t xml:space="preserve"> </w:t>
-      </w:r>
-      <w:r>
-        <w:t xml:space="preserve">Architected and executed the high-integrity migration of a decade’s worth of metadata, complex workflows, and mission-critical certification data from Jira Data Center to Jira Cloud; successfully preserved zero-loss continuity across 300+ proprietary device projects supporting 3,000+ active enterprise users.</w:t>
+        <w:t xml:space="preserve">Cross-tenant Enterprise Cloud Migration:</w:t>
+      </w:r>
+      <w:r>
+        <w:t xml:space="preserve"> </w:t>
+      </w:r>
+      <w:r>
+        <w:t xml:space="preserve">Architected and executed the zero-loss migration of 10+ years of metadata, complex workflows, and device certification data from Sprint’s Jira Data Center to T-Mobile’s Jira Cloud in just 3 months. Deployed a custom PHP translation framework to route and sync complex schema across systems, maintaining zero operational downtime for 3,000+ active enterprise users.</w:t>
       </w:r>
     </w:p>
     <w:p>
@@ -265,13 +265,93 @@
         <w:rPr>
           <w:b/>
         </w:rPr>
-        <w:t xml:space="preserve">Ecosystem Integration &amp; APIs:</w:t>
-      </w:r>
-      <w:r>
-        <w:t xml:space="preserve"> </w:t>
-      </w:r>
-      <w:r>
-        <w:t xml:space="preserve">Authored a specialized suite of Node.js libraries and Node-RED nodes to automate full-lifecycle project provisioning via Atlassian APIs, creating a</w:t>
+        <w:t xml:space="preserve">Tooling Reuse &amp; Ecosystem Dashboard:</w:t>
+      </w:r>
+      <w:r>
+        <w:t xml:space="preserve"> </w:t>
+      </w:r>
+      <w:r>
+        <w:t xml:space="preserve">Ported custom framework tooling and hydration engines to build internal tool ecosystem dashboards. Reduced boilerplate code by 10x and eliminated development overhead across internal application environments.</w:t>
+      </w:r>
+    </w:p>
+    <w:p>
+      <w:pPr>
+        <w:numPr>
+          <w:ilvl w:val="0"/>
+          <w:numId w:val="1002"/>
+        </w:numPr>
+      </w:pPr>
+      <w:r>
+        <w:rPr>
+          <w:b/>
+        </w:rPr>
+        <w:t xml:space="preserve">Automated Incident Integration Pipeline:</w:t>
+      </w:r>
+      <w:r>
+        <w:t xml:space="preserve"> </w:t>
+      </w:r>
+      <w:r>
+        <w:t xml:space="preserve">Authored custom fluent SDKs in Node.js and PHP for Atlassian APIs, creating custom Node-RED nodes and REST endpoints. Integrated this pipeline with Ansible to capture deployment errors, parse JSON payloads, and automatically generate structured Jira tickets for real-time incident tracking.</w:t>
+      </w:r>
+    </w:p>
+    <w:p>
+      <w:pPr>
+        <w:numPr>
+          <w:ilvl w:val="0"/>
+          <w:numId w:val="1002"/>
+        </w:numPr>
+      </w:pPr>
+      <w:r>
+        <w:rPr>
+          <w:b/>
+        </w:rPr>
+        <w:t xml:space="preserve">Infrastructure as Code (IaC):</w:t>
+      </w:r>
+      <w:r>
+        <w:t xml:space="preserve"> </w:t>
+      </w:r>
+      <w:r>
+        <w:t xml:space="preserve">Bridged the gap between Software Engineering and Systems Administration by implementing Infrastructure as Code (IaC) via Ansible, successfully reducing manual operational toil and human error.</w:t>
+      </w:r>
+    </w:p>
+    <w:p>
+      <w:pPr>
+        <w:numPr>
+          <w:ilvl w:val="0"/>
+          <w:numId w:val="1002"/>
+        </w:numPr>
+      </w:pPr>
+      <w:r>
+        <w:rPr>
+          <w:b/>
+        </w:rPr>
+        <w:t xml:space="preserve">DevSecOps &amp; Automation:</w:t>
+      </w:r>
+      <w:r>
+        <w:t xml:space="preserve"> </w:t>
+      </w:r>
+      <w:r>
+        <w:t xml:space="preserve">Engineered automated vulnerability remediation workflows that drove lab data center security debt from 100+ monthly criticals to zero, achieving a state of continuous compliance.</w:t>
+      </w:r>
+    </w:p>
+    <w:p>
+      <w:pPr>
+        <w:numPr>
+          <w:ilvl w:val="0"/>
+          <w:numId w:val="1002"/>
+        </w:numPr>
+      </w:pPr>
+      <w:r>
+        <w:rPr>
+          <w:b/>
+        </w:rPr>
+        <w:t xml:space="preserve">Value Stream Optimization:</w:t>
+      </w:r>
+      <w:r>
+        <w:t xml:space="preserve"> </w:t>
+      </w:r>
+      <w:r>
+        <w:t xml:space="preserve">Optimized the VM lifecycle by automating the end-to-end onboarding process, significantly accelerating the</w:t>
       </w:r>
       <w:r>
         <w:t xml:space="preserve"> </w:t>
@@ -280,7 +360,7 @@
         <w:t xml:space="preserve">“</w:t>
       </w:r>
       <w:r>
-        <w:t xml:space="preserve">self-service</w:t>
+        <w:t xml:space="preserve">Lead Time to Deployment</w:t>
       </w:r>
       <w:r>
         <w:t xml:space="preserve">”</w:t>
@@ -289,7 +369,7 @@
         <w:t xml:space="preserve"> </w:t>
       </w:r>
       <w:r>
-        <w:t xml:space="preserve">ecosystem for developers.</w:t>
+        <w:t xml:space="preserve">for internal engineering teams.</w:t>
       </w:r>
     </w:p>
     <w:p>
@@ -303,13 +383,13 @@
         <w:rPr>
           <w:b/>
         </w:rPr>
-        <w:t xml:space="preserve">Infrastructure as Code (IaC):</w:t>
-      </w:r>
-      <w:r>
-        <w:t xml:space="preserve"> </w:t>
-      </w:r>
-      <w:r>
-        <w:t xml:space="preserve">Bridged the gap between Software Engineering and Systems Administration by implementing Infrastructure as Code (IaC) via Ansible, successfully reducing manual operational toil and human error.</w:t>
+        <w:t xml:space="preserve">Full-Lifecycle Application Engineering (Angular &amp; Serverless):</w:t>
+      </w:r>
+      <w:r>
+        <w:t xml:space="preserve"> </w:t>
+      </w:r>
+      <w:r>
+        <w:t xml:space="preserve">Authored and launched a high-visibility 5G Speed Calculator application utilizing Angular and a modern serverless deployment pipeline to ensure instant scalability and zero infrastructure overhead.</w:t>
       </w:r>
     </w:p>
     <w:p>
@@ -323,33 +403,83 @@
         <w:rPr>
           <w:b/>
         </w:rPr>
-        <w:t xml:space="preserve">DevSecOps &amp; Automation:</w:t>
-      </w:r>
-      <w:r>
-        <w:t xml:space="preserve"> </w:t>
-      </w:r>
-      <w:r>
-        <w:t xml:space="preserve">Engineered automated vulnerability remediation workflows that drove lab data center security debt from 100+ monthly criticals to zero, achieving a state of continuous compliance.</w:t>
-      </w:r>
-    </w:p>
-    <w:p>
-      <w:pPr>
-        <w:numPr>
-          <w:ilvl w:val="0"/>
-          <w:numId w:val="1002"/>
-        </w:numPr>
-      </w:pPr>
-      <w:r>
-        <w:rPr>
-          <w:b/>
-        </w:rPr>
-        <w:t xml:space="preserve">Value Stream Optimization:</w:t>
-      </w:r>
-      <w:r>
-        <w:t xml:space="preserve"> </w:t>
-      </w:r>
-      <w:r>
-        <w:t xml:space="preserve">Optimized the VM lifecycle by automating the end-to-end onboarding process, significantly accelerating the</w:t>
+        <w:t xml:space="preserve">UI/UX Optimization:</w:t>
+      </w:r>
+      <w:r>
+        <w:t xml:space="preserve"> </w:t>
+      </w:r>
+      <w:r>
+        <w:t xml:space="preserve">Bridged the gap between UI/UX design concepts and technical feasibility, establishing strict component styling and layout standards to ensure frontend performance and visual consistency.</w:t>
+      </w:r>
+    </w:p>
+    <w:p>
+      <w:pPr>
+        <w:pStyle w:val="Heading3"/>
+      </w:pPr>
+      <w:bookmarkStart w:id="27" w:name="X9c5543ea3a45da7f4862af1eb99b73f3c1a3391"/>
+      <w:r>
+        <w:t xml:space="preserve">Sprint | Principal Engineer &amp; Application Developer III | 2017 to 2021</w:t>
+      </w:r>
+      <w:bookmarkEnd w:id="27"/>
+    </w:p>
+    <w:p>
+      <w:pPr>
+        <w:numPr>
+          <w:ilvl w:val="0"/>
+          <w:numId w:val="1003"/>
+        </w:numPr>
+      </w:pPr>
+      <w:r>
+        <w:rPr>
+          <w:b/>
+        </w:rPr>
+        <w:t xml:space="preserve">Executive Technical Governance:</w:t>
+      </w:r>
+      <w:r>
+        <w:t xml:space="preserve"> </w:t>
+      </w:r>
+      <w:r>
+        <w:t xml:space="preserve">Served as Core Technical Advisor and Architectural Gatekeeper to leadership; held final engineering sign-off authority to halt high-risk regressions across all cross-functional integrations.</w:t>
+      </w:r>
+    </w:p>
+    <w:p>
+      <w:pPr>
+        <w:numPr>
+          <w:ilvl w:val="0"/>
+          <w:numId w:val="1003"/>
+        </w:numPr>
+      </w:pPr>
+      <w:r>
+        <w:rPr>
+          <w:b/>
+        </w:rPr>
+        <w:t xml:space="preserve">Full-Stack Architectural Execution:</w:t>
+      </w:r>
+      <w:r>
+        <w:t xml:space="preserve"> </w:t>
+      </w:r>
+      <w:r>
+        <w:t xml:space="preserve">Handed a critical enterprise SKU bottleneck that had suffered through a decade of failed attempts. Took complete ownership of the solution strategy and architecture, single-handedly engineering 100% of the frontend application layer while orchestrating the underlying Porcupine message bus to deliver a high-performance production system in just 6 months.</w:t>
+      </w:r>
+    </w:p>
+    <w:p>
+      <w:pPr>
+        <w:numPr>
+          <w:ilvl w:val="0"/>
+          <w:numId w:val="1003"/>
+        </w:numPr>
+      </w:pPr>
+      <w:r>
+        <w:rPr>
+          <w:b/>
+        </w:rPr>
+        <w:t xml:space="preserve">Distributed Systems:</w:t>
+      </w:r>
+      <w:r>
+        <w:t xml:space="preserve"> </w:t>
+      </w:r>
+      <w:r>
+        <w:t xml:space="preserve">Designed and deployed</w:t>
       </w:r>
       <w:r>
         <w:t xml:space="preserve"> </w:t>
@@ -358,7 +488,7 @@
         <w:t xml:space="preserve">“</w:t>
       </w:r>
       <w:r>
-        <w:t xml:space="preserve">Lead Time to Deployment</w:t>
+        <w:t xml:space="preserve">Porcupine,</w:t>
       </w:r>
       <w:r>
         <w:t xml:space="preserve">”</w:t>
@@ -367,497 +497,311 @@
         <w:t xml:space="preserve"> </w:t>
       </w:r>
       <w:r>
-        <w:t xml:space="preserve">for internal engineering teams.</w:t>
-      </w:r>
-    </w:p>
-    <w:p>
-      <w:pPr>
-        <w:numPr>
-          <w:ilvl w:val="0"/>
-          <w:numId w:val="1002"/>
-        </w:numPr>
-      </w:pPr>
-      <w:r>
-        <w:rPr>
-          <w:b/>
-        </w:rPr>
-        <w:t xml:space="preserve">Full-Lifecycle Application Engineering (Angular &amp; Serverless):</w:t>
-      </w:r>
-      <w:r>
-        <w:t xml:space="preserve"> </w:t>
-      </w:r>
-      <w:r>
-        <w:t xml:space="preserve">Authored and launched a high-visibility 5G Speed Calculator application utilizing Angular and a modern serverless deployment pipeline to ensure instant scalability and zero infrastructure overhead.</w:t>
-      </w:r>
-    </w:p>
-    <w:p>
-      <w:pPr>
-        <w:numPr>
-          <w:ilvl w:val="0"/>
-          <w:numId w:val="1002"/>
-        </w:numPr>
-      </w:pPr>
-      <w:r>
-        <w:rPr>
-          <w:b/>
-        </w:rPr>
-        <w:t xml:space="preserve">Device State Automation:</w:t>
-      </w:r>
-      <w:r>
-        <w:t xml:space="preserve"> </w:t>
-      </w:r>
-      <w:r>
-        <w:t xml:space="preserve">Designed and engineered a custom Device Pre-Load Feature Enablement Tracker, providing corporate stakeholders with real-time visibility into baseline software states across mobile devices.</w:t>
-      </w:r>
-    </w:p>
-    <w:p>
-      <w:pPr>
-        <w:numPr>
-          <w:ilvl w:val="0"/>
-          <w:numId w:val="1002"/>
-        </w:numPr>
-      </w:pPr>
-      <w:r>
-        <w:rPr>
-          <w:b/>
-        </w:rPr>
-        <w:t xml:space="preserve">UI/UX Optimization:</w:t>
-      </w:r>
-      <w:r>
-        <w:t xml:space="preserve"> </w:t>
-      </w:r>
-      <w:r>
-        <w:t xml:space="preserve">Bridged the gap between UI/UX design concepts and technical feasibility, establishing strict component styling and layout standards to ensure frontend performance and visual consistency.</w:t>
+        <w:t xml:space="preserve">a custom event-driven message bus architected on top of RabbitMQ; seamlessly synchronized live Jira workflow states with downstream application environments, establishing a single source of truth and eliminating cross-system data lag.</w:t>
+      </w:r>
+    </w:p>
+    <w:p>
+      <w:pPr>
+        <w:numPr>
+          <w:ilvl w:val="0"/>
+          <w:numId w:val="1003"/>
+        </w:numPr>
+      </w:pPr>
+      <w:r>
+        <w:rPr>
+          <w:b/>
+        </w:rPr>
+        <w:t xml:space="preserve">Custom Data Framework &amp; Universal Hydration Engine:</w:t>
+      </w:r>
+      <w:r>
+        <w:t xml:space="preserve"> </w:t>
+      </w:r>
+      <w:r>
+        <w:t xml:space="preserve">Engineered a data-agnostic PHP framework with a custom hydration engine using reflection and annotations. Treated disparate data formats (SQL, NoSQL, JSON, XML, HTML) as unified entity-managed ORM models—abstracting storage-layer complexity and reducing boilerplate code by 10x for new service onboarding.</w:t>
+      </w:r>
+    </w:p>
+    <w:p>
+      <w:pPr>
+        <w:numPr>
+          <w:ilvl w:val="0"/>
+          <w:numId w:val="1003"/>
+        </w:numPr>
+      </w:pPr>
+      <w:r>
+        <w:rPr>
+          <w:b/>
+        </w:rPr>
+        <w:t xml:space="preserve">Scale &amp; Adoption:</w:t>
+      </w:r>
+      <w:r>
+        <w:t xml:space="preserve"> </w:t>
+      </w:r>
+      <w:r>
+        <w:t xml:space="preserve">Prototyped and deployed the framework to internal high-value T-Mobile applications, proving a 10x reduction in</w:t>
+      </w:r>
+      <w:r>
+        <w:t xml:space="preserve"> </w:t>
+      </w:r>
+      <w:r>
+        <w:t xml:space="preserve">“</w:t>
+      </w:r>
+      <w:r>
+        <w:t xml:space="preserve">boilerplate</w:t>
+      </w:r>
+      <w:r>
+        <w:t xml:space="preserve">”</w:t>
+      </w:r>
+      <w:r>
+        <w:t xml:space="preserve"> </w:t>
+      </w:r>
+      <w:r>
+        <w:t xml:space="preserve">code for new service onboarding.</w:t>
+      </w:r>
+    </w:p>
+    <w:p>
+      <w:pPr>
+        <w:numPr>
+          <w:ilvl w:val="0"/>
+          <w:numId w:val="1003"/>
+        </w:numPr>
+      </w:pPr>
+      <w:r>
+        <w:rPr>
+          <w:b/>
+        </w:rPr>
+        <w:t xml:space="preserve">Data Architecture &amp; Prototyping:</w:t>
+      </w:r>
+      <w:r>
+        <w:t xml:space="preserve"> </w:t>
+      </w:r>
+      <w:r>
+        <w:t xml:space="preserve">Architected and validated a standalone Dremio data lakehouse POC designed to federate data layers across distributed MS SQL, MySQL, and MongoDB environments. Proved the viability of zero-ETL query federation across relational and NoSQL silos, establishing a blueprint for unified data access.</w:t>
+      </w:r>
+    </w:p>
+    <w:p>
+      <w:pPr>
+        <w:numPr>
+          <w:ilvl w:val="0"/>
+          <w:numId w:val="1003"/>
+        </w:numPr>
+      </w:pPr>
+      <w:r>
+        <w:rPr>
+          <w:b/>
+        </w:rPr>
+        <w:t xml:space="preserve">Observability &amp; Infrastructure Telemetry:</w:t>
+      </w:r>
+      <w:r>
+        <w:t xml:space="preserve"> </w:t>
+      </w:r>
+      <w:r>
+        <w:t xml:space="preserve">Built an integrated observability platform using the ELK Stack, Prometheus, and Grafana across a 45-VM development environment.</w:t>
+      </w:r>
+    </w:p>
+    <w:p>
+      <w:pPr>
+        <w:numPr>
+          <w:ilvl w:val="0"/>
+          <w:numId w:val="1003"/>
+        </w:numPr>
+      </w:pPr>
+      <w:r>
+        <w:rPr>
+          <w:b/>
+        </w:rPr>
+        <w:t xml:space="preserve">Incident Response Systems:</w:t>
+      </w:r>
+      <w:r>
+        <w:t xml:space="preserve"> </w:t>
+      </w:r>
+      <w:r>
+        <w:t xml:space="preserve">Designed end-to-end infrastructure telemetry and automated alert routing hooks via Rocket.Chat to demonstrate proactive incident response frameworks.</w:t>
+      </w:r>
+    </w:p>
+    <w:p>
+      <w:pPr>
+        <w:numPr>
+          <w:ilvl w:val="0"/>
+          <w:numId w:val="1003"/>
+        </w:numPr>
+      </w:pPr>
+      <w:r>
+        <w:rPr>
+          <w:b/>
+        </w:rPr>
+        <w:t xml:space="preserve">Real-Time Telemetry:</w:t>
+      </w:r>
+      <w:r>
+        <w:t xml:space="preserve"> </w:t>
+      </w:r>
+      <w:r>
+        <w:t xml:space="preserve">Engineered a custom heartbeat monitoring framework embedded within distributed .NET Core applications; piped real-time telemetry directly into Grafana to ensure proactive incident response and eliminate production blind spots.</w:t>
+      </w:r>
+    </w:p>
+    <w:p>
+      <w:pPr>
+        <w:numPr>
+          <w:ilvl w:val="0"/>
+          <w:numId w:val="1003"/>
+        </w:numPr>
+      </w:pPr>
+      <w:r>
+        <w:rPr>
+          <w:b/>
+        </w:rPr>
+        <w:t xml:space="preserve">Financial Stewardship &amp; Capital Forecasting:</w:t>
+      </w:r>
+      <w:r>
+        <w:t xml:space="preserve"> </w:t>
+      </w:r>
+      <w:r>
+        <w:t xml:space="preserve">Managed and optimized the departmental infrastructure and licensing budget as it scaled from an annual spend of $300K to $1.3M. Formulated highly accurate 12-month financial and capacity projections to align capital expenditures with rapid system expansion.</w:t>
       </w:r>
     </w:p>
     <w:p>
       <w:pPr>
         <w:pStyle w:val="Heading3"/>
       </w:pPr>
-      <w:bookmarkStart w:id="27" w:name="X9c5543ea3a45da7f4862af1eb99b73f3c1a3391"/>
-      <w:r>
-        <w:t xml:space="preserve">Sprint | Principal Engineer &amp; Application Developer III | 2017 to 2021</w:t>
-      </w:r>
-      <w:bookmarkEnd w:id="27"/>
-    </w:p>
-    <w:p>
-      <w:pPr>
-        <w:numPr>
-          <w:ilvl w:val="0"/>
-          <w:numId w:val="1003"/>
-        </w:numPr>
-      </w:pPr>
-      <w:r>
-        <w:rPr>
-          <w:b/>
-        </w:rPr>
-        <w:t xml:space="preserve">Executive Technical Governance:</w:t>
-      </w:r>
-      <w:r>
-        <w:t xml:space="preserve"> </w:t>
-      </w:r>
-      <w:r>
-        <w:t xml:space="preserve">Served as Core Technical Advisor and Architectural Gatekeeper to leadership; held final engineering sign-off authority to halt high-risk regressions across all cross-functional integrations.</w:t>
-      </w:r>
-    </w:p>
-    <w:p>
-      <w:pPr>
-        <w:numPr>
-          <w:ilvl w:val="0"/>
-          <w:numId w:val="1003"/>
-        </w:numPr>
-      </w:pPr>
-      <w:r>
-        <w:rPr>
-          <w:b/>
-        </w:rPr>
-        <w:t xml:space="preserve">Full-Stack Architectural Execution:</w:t>
-      </w:r>
-      <w:r>
-        <w:t xml:space="preserve"> </w:t>
-      </w:r>
-      <w:r>
-        <w:t xml:space="preserve">Directed and executed a</w:t>
-      </w:r>
-      <w:r>
-        <w:t xml:space="preserve"> </w:t>
-      </w:r>
-      <w:r>
-        <w:t xml:space="preserve">“</w:t>
-      </w:r>
-      <w:r>
-        <w:t xml:space="preserve">First Principles</w:t>
-      </w:r>
-      <w:r>
-        <w:t xml:space="preserve">”</w:t>
-      </w:r>
-      <w:r>
-        <w:t xml:space="preserve"> </w:t>
-      </w:r>
-      <w:r>
-        <w:t xml:space="preserve">replacement for legacy SKU management, delivering a high-performance system in 6 months that outpaced a decade of failed initiatives; single-handedly engineered 100% of the frontend application layer while orchestrating the Porcupine message bus, designing core Jira workflows, and directing backend code reviews to guarantee architectural alignment.</w:t>
-      </w:r>
-    </w:p>
-    <w:p>
-      <w:pPr>
-        <w:numPr>
-          <w:ilvl w:val="0"/>
-          <w:numId w:val="1003"/>
-        </w:numPr>
-      </w:pPr>
-      <w:r>
-        <w:rPr>
-          <w:b/>
-        </w:rPr>
-        <w:t xml:space="preserve">Distributed Systems:</w:t>
-      </w:r>
-      <w:r>
-        <w:t xml:space="preserve"> </w:t>
-      </w:r>
-      <w:r>
-        <w:t xml:space="preserve">Designed and deployed</w:t>
-      </w:r>
-      <w:r>
-        <w:t xml:space="preserve"> </w:t>
-      </w:r>
-      <w:r>
-        <w:t xml:space="preserve">“</w:t>
-      </w:r>
-      <w:r>
-        <w:t xml:space="preserve">Porcupine,</w:t>
-      </w:r>
-      <w:r>
-        <w:t xml:space="preserve">”</w:t>
-      </w:r>
-      <w:r>
-        <w:t xml:space="preserve"> </w:t>
-      </w:r>
-      <w:r>
-        <w:t xml:space="preserve">a custom event-driven message bus architected on top of RabbitMQ; seamlessly synchronized live Jira workflow states with downstream application environments, establishing a single source of truth and eliminating cross-system data lag.</w:t>
-      </w:r>
-    </w:p>
-    <w:p>
-      <w:pPr>
-        <w:numPr>
-          <w:ilvl w:val="0"/>
-          <w:numId w:val="1003"/>
-        </w:numPr>
-      </w:pPr>
-      <w:r>
-        <w:rPr>
-          <w:b/>
-        </w:rPr>
-        <w:t xml:space="preserve">Framework Engineering:</w:t>
-      </w:r>
-      <w:r>
-        <w:t xml:space="preserve"> </w:t>
-      </w:r>
-      <w:r>
-        <w:t xml:space="preserve">Engineered a custom, data-agnostic PHP framework utilizing reflection and annotations to automate the CRUD lifecycle across disparate schemas (SQL, NoSQL, JSON, XML).</w:t>
-      </w:r>
-    </w:p>
-    <w:p>
-      <w:pPr>
-        <w:numPr>
-          <w:ilvl w:val="0"/>
-          <w:numId w:val="1003"/>
-        </w:numPr>
-      </w:pPr>
-      <w:r>
-        <w:rPr>
-          <w:b/>
-        </w:rPr>
-        <w:t xml:space="preserve">Data Abstraction &amp; Hydration:</w:t>
-      </w:r>
-      <w:r>
-        <w:t xml:space="preserve"> </w:t>
-      </w:r>
-      <w:r>
-        <w:t xml:space="preserve">Developed a model-driven hydration engine that abstracted away storage-layer complexity, allowing for seamless state transitions between relational and non-relational data sources.</w:t>
-      </w:r>
-    </w:p>
-    <w:p>
-      <w:pPr>
-        <w:numPr>
-          <w:ilvl w:val="0"/>
-          <w:numId w:val="1003"/>
-        </w:numPr>
-      </w:pPr>
-      <w:r>
-        <w:rPr>
-          <w:b/>
-        </w:rPr>
-        <w:t xml:space="preserve">Scale &amp; Adoption:</w:t>
-      </w:r>
-      <w:r>
-        <w:t xml:space="preserve"> </w:t>
-      </w:r>
-      <w:r>
-        <w:t xml:space="preserve">Prototyped and deployed the framework to internal high-value T-Mobile applications, proving a 10x reduction in</w:t>
-      </w:r>
-      <w:r>
-        <w:t xml:space="preserve"> </w:t>
-      </w:r>
-      <w:r>
-        <w:t xml:space="preserve">“</w:t>
-      </w:r>
-      <w:r>
-        <w:t xml:space="preserve">boilerplate</w:t>
-      </w:r>
-      <w:r>
-        <w:t xml:space="preserve">”</w:t>
-      </w:r>
-      <w:r>
-        <w:t xml:space="preserve"> </w:t>
-      </w:r>
-      <w:r>
-        <w:t xml:space="preserve">code for new service onboarding.</w:t>
-      </w:r>
-    </w:p>
-    <w:p>
-      <w:pPr>
-        <w:numPr>
-          <w:ilvl w:val="0"/>
-          <w:numId w:val="1003"/>
-        </w:numPr>
-      </w:pPr>
-      <w:r>
-        <w:rPr>
-          <w:b/>
-        </w:rPr>
-        <w:t xml:space="preserve">Data Architecture &amp; Prototyping:</w:t>
-      </w:r>
-      <w:r>
-        <w:t xml:space="preserve"> </w:t>
-      </w:r>
-      <w:r>
-        <w:t xml:space="preserve">Architected and validated a standalone Dremio data lakehouse POC designed to federate data layers across distributed MS SQL, MySQL, and MongoDB environments. Proved the viability of zero-ETL query federation across relational and NoSQL silos, establishing a blueprint for unified data access.</w:t>
-      </w:r>
-    </w:p>
-    <w:p>
-      <w:pPr>
-        <w:numPr>
-          <w:ilvl w:val="0"/>
-          <w:numId w:val="1003"/>
-        </w:numPr>
-      </w:pPr>
-      <w:r>
-        <w:rPr>
-          <w:b/>
-        </w:rPr>
-        <w:t xml:space="preserve">Observability &amp; Infrastructure Telemetry:</w:t>
-      </w:r>
-      <w:r>
-        <w:t xml:space="preserve"> </w:t>
-      </w:r>
-      <w:r>
-        <w:t xml:space="preserve">Built an integrated observability platform using the ELK Stack, Prometheus, and Grafana across a 45-VM development environment.</w:t>
-      </w:r>
-    </w:p>
-    <w:p>
-      <w:pPr>
-        <w:numPr>
-          <w:ilvl w:val="0"/>
-          <w:numId w:val="1003"/>
-        </w:numPr>
-      </w:pPr>
-      <w:r>
-        <w:rPr>
-          <w:b/>
-        </w:rPr>
-        <w:t xml:space="preserve">Incident Response Systems:</w:t>
-      </w:r>
-      <w:r>
-        <w:t xml:space="preserve"> </w:t>
-      </w:r>
-      <w:r>
-        <w:t xml:space="preserve">Designed end-to-end infrastructure telemetry and automated alert routing hooks via Rocket.Chat to demonstrate proactive incident response frameworks.</w:t>
-      </w:r>
-    </w:p>
-    <w:p>
-      <w:pPr>
-        <w:numPr>
-          <w:ilvl w:val="0"/>
-          <w:numId w:val="1003"/>
-        </w:numPr>
-      </w:pPr>
-      <w:r>
-        <w:rPr>
-          <w:b/>
-        </w:rPr>
-        <w:t xml:space="preserve">Real-Time Telemetry:</w:t>
-      </w:r>
-      <w:r>
-        <w:t xml:space="preserve"> </w:t>
-      </w:r>
-      <w:r>
-        <w:t xml:space="preserve">Engineered a custom heartbeat monitoring framework embedded within distributed .NET Core applications; piped real-time telemetry directly into Grafana to ensure proactive incident response and eliminate production blind spots.</w:t>
-      </w:r>
-    </w:p>
-    <w:p>
-      <w:pPr>
-        <w:numPr>
-          <w:ilvl w:val="0"/>
-          <w:numId w:val="1003"/>
-        </w:numPr>
-      </w:pPr>
-      <w:r>
-        <w:rPr>
-          <w:b/>
-        </w:rPr>
-        <w:t xml:space="preserve">Financial Stewardship &amp; Capital Forecasting:</w:t>
-      </w:r>
-      <w:r>
-        <w:t xml:space="preserve"> </w:t>
-      </w:r>
-      <w:r>
-        <w:t xml:space="preserve">Managed and optimized the departmental infrastructure and licensing budget as it scaled from an annual spend of $300K to $1.3M. Formulated highly accurate 12-month financial and capacity projections to align capital expenditures with rapid system expansion.</w:t>
+      <w:bookmarkStart w:id="28" w:name="Xd2cbdfc83f130e17cb0f9b9225a74b3d25873e2"/>
+      <w:r>
+        <w:t xml:space="preserve">Sprint | Product Development Engineer II | 2013 to 2017</w:t>
+      </w:r>
+      <w:bookmarkEnd w:id="28"/>
+    </w:p>
+    <w:p>
+      <w:pPr>
+        <w:numPr>
+          <w:ilvl w:val="0"/>
+          <w:numId w:val="1004"/>
+        </w:numPr>
+      </w:pPr>
+      <w:r>
+        <w:rPr>
+          <w:b/>
+        </w:rPr>
+        <w:t xml:space="preserve">Systems-Level Engineering Transition:</w:t>
+      </w:r>
+      <w:r>
+        <w:t xml:space="preserve"> </w:t>
+      </w:r>
+      <w:r>
+        <w:t xml:space="preserve">Capitalized on hardware validation background to bridge the gap between device testing and robust application development, driving strict performance constraints into early-stage software architecture.</w:t>
+      </w:r>
+    </w:p>
+    <w:p>
+      <w:pPr>
+        <w:numPr>
+          <w:ilvl w:val="0"/>
+          <w:numId w:val="1004"/>
+        </w:numPr>
+      </w:pPr>
+      <w:r>
+        <w:rPr>
+          <w:b/>
+        </w:rPr>
+        <w:t xml:space="preserve">Full-Stack Application Architecture:</w:t>
+      </w:r>
+      <w:r>
+        <w:t xml:space="preserve"> </w:t>
+      </w:r>
+      <w:r>
+        <w:t xml:space="preserve">Conceived, architected, and built a visual drag-and-drop prototyping platform to simulate Out-of-Box Experiences. Integrated custom telemetry engines directly into the app to capture real-time CPU, RAM, and battery metrics for device validation.</w:t>
+      </w:r>
+    </w:p>
+    <w:p>
+      <w:pPr>
+        <w:numPr>
+          <w:ilvl w:val="0"/>
+          <w:numId w:val="1004"/>
+        </w:numPr>
+      </w:pPr>
+      <w:r>
+        <w:rPr>
+          <w:b/>
+        </w:rPr>
+        <w:t xml:space="preserve">Database Engineering &amp; Tooling:</w:t>
+      </w:r>
+      <w:r>
+        <w:t xml:space="preserve"> </w:t>
+      </w:r>
+      <w:r>
+        <w:t xml:space="preserve">Authored the foundational codebase for the Device Development and Certification requirements and test-plan database, laying the groundwork for scalable documentation and testing.</w:t>
+      </w:r>
+    </w:p>
+    <w:p>
+      <w:pPr>
+        <w:numPr>
+          <w:ilvl w:val="0"/>
+          <w:numId w:val="1004"/>
+        </w:numPr>
+      </w:pPr>
+      <w:r>
+        <w:rPr>
+          <w:b/>
+        </w:rPr>
+        <w:t xml:space="preserve">Cross-Functional Engineering Governance:</w:t>
+      </w:r>
+      <w:r>
+        <w:t xml:space="preserve"> </w:t>
+      </w:r>
+      <w:r>
+        <w:t xml:space="preserve">Served as the authoritative technical liaison to the Head of Retail Testing and executive leadership; directed weekly technical reviews to deconflict complex system behaviors, prioritize software bug remediation, and establish release readiness timelines for the nationwide SLATE ecosystem.</w:t>
       </w:r>
     </w:p>
     <w:p>
       <w:pPr>
         <w:pStyle w:val="Heading3"/>
       </w:pPr>
-      <w:bookmarkStart w:id="28" w:name="Xd2cbdfc83f130e17cb0f9b9225a74b3d25873e2"/>
-      <w:r>
-        <w:t xml:space="preserve">Sprint | Product Development Engineer II | 2013 to 2017</w:t>
-      </w:r>
-      <w:bookmarkEnd w:id="28"/>
-    </w:p>
-    <w:p>
-      <w:pPr>
-        <w:numPr>
-          <w:ilvl w:val="0"/>
-          <w:numId w:val="1004"/>
-        </w:numPr>
-      </w:pPr>
-      <w:r>
-        <w:rPr>
-          <w:b/>
-        </w:rPr>
-        <w:t xml:space="preserve">Systems-Level Engineering Transition:</w:t>
-      </w:r>
-      <w:r>
-        <w:t xml:space="preserve"> </w:t>
-      </w:r>
-      <w:r>
-        <w:t xml:space="preserve">Capitalized on hardware validation background to bridge the gap between device testing and robust application development, driving strict performance constraints into early-stage software architecture.</w:t>
-      </w:r>
-    </w:p>
-    <w:p>
-      <w:pPr>
-        <w:numPr>
-          <w:ilvl w:val="0"/>
-          <w:numId w:val="1004"/>
-        </w:numPr>
-      </w:pPr>
-      <w:r>
-        <w:rPr>
-          <w:b/>
-        </w:rPr>
-        <w:t xml:space="preserve">Full-Stack Application Architecture:</w:t>
-      </w:r>
-      <w:r>
-        <w:t xml:space="preserve"> </w:t>
-      </w:r>
-      <w:r>
-        <w:t xml:space="preserve">Engineered a specialized visual prototyping platform featuring a drag-and-drop grid system to simulate and design Out-of-Box Experiences (OOBE); integrated background profiling engines to capture real-time CPU, RAM, storage, and battery metrics alongside automated Play Store data scraping.</w:t>
-      </w:r>
-    </w:p>
-    <w:p>
-      <w:pPr>
-        <w:numPr>
-          <w:ilvl w:val="0"/>
-          <w:numId w:val="1004"/>
-        </w:numPr>
-      </w:pPr>
-      <w:r>
-        <w:rPr>
-          <w:b/>
-        </w:rPr>
-        <w:t xml:space="preserve">Database Engineering &amp; Tooling:</w:t>
-      </w:r>
-      <w:r>
-        <w:t xml:space="preserve"> </w:t>
-      </w:r>
-      <w:r>
-        <w:t xml:space="preserve">Authored the foundational codebase for the Device Development and Certification requirements and test-plan database, laying the groundwork for scalable documentation and testing.</w:t>
-      </w:r>
-    </w:p>
-    <w:p>
-      <w:pPr>
-        <w:numPr>
-          <w:ilvl w:val="0"/>
-          <w:numId w:val="1004"/>
-        </w:numPr>
-      </w:pPr>
-      <w:r>
-        <w:rPr>
-          <w:b/>
-        </w:rPr>
-        <w:t xml:space="preserve">Cross-Functional Engineering Governance:</w:t>
-      </w:r>
-      <w:r>
-        <w:t xml:space="preserve"> </w:t>
-      </w:r>
-      <w:r>
-        <w:t xml:space="preserve">Served as the authoritative technical liaison to the Head of Retail Testing and executive leadership; directed weekly technical reviews to deconflict complex system behaviors, prioritize software bug remediation, and establish release readiness timelines for the nationwide SLATE ecosystem.</w:t>
+      <w:bookmarkStart w:id="29" w:name="X9a2ddcd5defc0687e2268face32b579f6f42299"/>
+      <w:r>
+        <w:t xml:space="preserve">EXPERIS (Contractor at Sprint) | Technical Support Rep II | 2012 to 2013</w:t>
+      </w:r>
+      <w:bookmarkEnd w:id="29"/>
+    </w:p>
+    <w:p>
+      <w:pPr>
+        <w:numPr>
+          <w:ilvl w:val="0"/>
+          <w:numId w:val="1005"/>
+        </w:numPr>
+      </w:pPr>
+      <w:r>
+        <w:rPr>
+          <w:b/>
+        </w:rPr>
+        <w:t xml:space="preserve">Performance Automation Overhaul:</w:t>
+      </w:r>
+      <w:r>
+        <w:t xml:space="preserve"> </w:t>
+      </w:r>
+      <w:r>
+        <w:t xml:space="preserve">Re-engineered and optimized a legacy device performance tracking application used across the ecosystem.</w:t>
+      </w:r>
+    </w:p>
+    <w:p>
+      <w:pPr>
+        <w:numPr>
+          <w:ilvl w:val="0"/>
+          <w:numId w:val="1005"/>
+        </w:numPr>
+      </w:pPr>
+      <w:r>
+        <w:rPr>
+          <w:b/>
+        </w:rPr>
+        <w:t xml:space="preserve">Nationwide Enterprise Automation Deployments:</w:t>
+      </w:r>
+      <w:r>
+        <w:t xml:space="preserve"> </w:t>
+      </w:r>
+      <w:r>
+        <w:t xml:space="preserve">Engineered and maintained the core XML execution scripts driving the SLATE diagnostic framework deployed across Sprint’s entire national retail retail footprint; ensured 100% flawless execution of automated on-site device validation routines for in-store service centers.</w:t>
       </w:r>
     </w:p>
     <w:p>
       <w:pPr>
         <w:pStyle w:val="Heading3"/>
       </w:pPr>
-      <w:bookmarkStart w:id="29" w:name="X9a2ddcd5defc0687e2268face32b579f6f42299"/>
-      <w:r>
-        <w:t xml:space="preserve">EXPERIS (Contractor at Sprint) | Technical Support Rep II | 2012 to 2013</w:t>
-      </w:r>
-      <w:bookmarkEnd w:id="29"/>
-    </w:p>
-    <w:p>
-      <w:pPr>
-        <w:numPr>
-          <w:ilvl w:val="0"/>
-          <w:numId w:val="1005"/>
-        </w:numPr>
-      </w:pPr>
-      <w:r>
-        <w:rPr>
-          <w:b/>
-        </w:rPr>
-        <w:t xml:space="preserve">Performance Automation Overhaul:</w:t>
-      </w:r>
-      <w:r>
-        <w:t xml:space="preserve"> </w:t>
-      </w:r>
-      <w:r>
-        <w:t xml:space="preserve">Re-engineered and optimized a legacy device performance tracking application used across the ecosystem.</w:t>
-      </w:r>
-    </w:p>
-    <w:p>
-      <w:pPr>
-        <w:numPr>
-          <w:ilvl w:val="0"/>
-          <w:numId w:val="1005"/>
-        </w:numPr>
-      </w:pPr>
-      <w:r>
-        <w:rPr>
-          <w:b/>
-        </w:rPr>
-        <w:t xml:space="preserve">Nationwide Enterprise Automation Deployments:</w:t>
-      </w:r>
-      <w:r>
-        <w:t xml:space="preserve"> </w:t>
-      </w:r>
-      <w:r>
-        <w:t xml:space="preserve">Engineered and maintained the core XML execution scripts driving the SLATE diagnostic framework deployed across Sprint’s entire national retail retail footprint; ensured 100% flawless execution of automated on-site device validation routines for in-store service centers.</w:t>
-      </w:r>
-    </w:p>
-    <w:p>
-      <w:pPr>
-        <w:pStyle w:val="Heading3"/>
-      </w:pPr>
       <w:bookmarkStart w:id="30" w:name="Xcd00d5b2137c9bb8b2ea37b28065784626002fd"/>
       <w:r>
         <w:t xml:space="preserve">MO-KAN Container Services | System Administrator | 2011 to 2012</w:t>
@@ -882,7 +826,7 @@
         <w:t xml:space="preserve"> </w:t>
       </w:r>
       <w:r>
-        <w:t xml:space="preserve">Directed end-to-end technology operations across 3 distributed corporate locations; modernized legacy environments by deploying virtualized, redundant VMware infrastructures that cut enterprise downtime by 90%.</w:t>
+        <w:t xml:space="preserve">Directed end-to-end technology operations across 3 distributed corporate locations; modernized legacy environments by deploying virtualized, redundant infrastructures that cut enterprise downtime by 90%.</w:t>
       </w:r>
     </w:p>
     <w:p>

--- a/joshua-sternadel-resume.docx
+++ b/joshua-sternadel-resume.docx
@@ -53,9 +53,9 @@
       <w:pPr>
         <w:pStyle w:val="Heading2"/>
       </w:pPr>
-      <w:bookmarkStart w:id="23" w:name="principal-systems-architect-devops-lead"/>
-      <w:r>
-        <w:t xml:space="preserve">Principal Systems Architect &amp; DevOps Lead</w:t>
+      <w:bookmarkStart w:id="23" w:name="principal-systems-software-engineer"/>
+      <w:r>
+        <w:t xml:space="preserve">Principal Systems &amp; Software Engineer</w:t>
       </w:r>
       <w:bookmarkEnd w:id="23"/>
     </w:p>
@@ -67,13 +67,13 @@
         <w:rPr>
           <w:b/>
         </w:rPr>
-        <w:t xml:space="preserve">Specialization:</w:t>
-      </w:r>
-      <w:r>
-        <w:t xml:space="preserve"> </w:t>
-      </w:r>
-      <w:r>
-        <w:t xml:space="preserve">Bare-Metal Infrastructure, Private Cloud (VMware), &amp; High-Availability Automation</w:t>
+        <w:t xml:space="preserve">Core Competencies:</w:t>
+      </w:r>
+      <w:r>
+        <w:t xml:space="preserve"> </w:t>
+      </w:r>
+      <w:r>
+        <w:t xml:space="preserve">Full-Stack Architecture (Angular/Node/.NET), Infrastructure Automation, &amp; High-Availability Systems</w:t>
       </w:r>
       <w:r>
         <w:br/>

--- a/joshua-sternadel-resume.docx
+++ b/joshua-sternadel-resume.docx
@@ -841,69 +841,165 @@
     </w:p>
     <w:p>
       <w:pPr>
+        <w:pStyle w:val="FirstParagraph"/>
+      </w:pPr>
+      <w:r>
+        <w:rPr>
+          <w:b/>
+        </w:rPr>
+        <w:t xml:space="preserve">Trucking Central | Software Consultant (Contract):</w:t>
+      </w:r>
+      <w:r>
+        <w:t xml:space="preserve"> </w:t>
+      </w:r>
+      <w:r>
+        <w:t xml:space="preserve">Planned, developed, and tested Android-based GPS solutions for the intermodal supply chain industry.</w:t>
+      </w:r>
+      <w:r>
+        <w:br/>
+      </w:r>
+      <w:r>
+        <w:rPr>
+          <w:b/>
+        </w:rPr>
+        <w:t xml:space="preserve">Innovative Solutions | Mobile Solutions Technician:</w:t>
+      </w:r>
+      <w:r>
+        <w:t xml:space="preserve"> </w:t>
+      </w:r>
+      <w:r>
+        <w:t xml:space="preserve">Troubleshot and fixed Nextel devices for first responders and construction businesses, listened to client needs, and leveraged emerging technologies to find solutions for those needs.</w:t>
+      </w:r>
+      <w:r>
+        <w:br/>
+      </w:r>
+    </w:p>
+    <w:p>
+      <w:pPr>
+        <w:pStyle w:val="Heading2"/>
+      </w:pPr>
+      <w:bookmarkStart w:id="32" w:name="community-impact-leadership"/>
+      <w:r>
+        <w:t xml:space="preserve">Community Impact &amp; Leadership</w:t>
+      </w:r>
+      <w:bookmarkEnd w:id="32"/>
+    </w:p>
+    <w:p>
+      <w:pPr>
+        <w:pStyle w:val="Heading3"/>
+      </w:pPr>
+      <w:bookmarkStart w:id="33" w:name="Xd39b15ee859cbc3dcdee8fb650ce50901d08bb5"/>
+      <w:r>
+        <w:t xml:space="preserve">Seek and Serve | Technical Advisory Board Member | 2026 to Present</w:t>
+      </w:r>
+      <w:bookmarkEnd w:id="33"/>
+    </w:p>
+    <w:p>
+      <w:pPr>
         <w:numPr>
           <w:ilvl w:val="0"/>
           <w:numId w:val="1007"/>
         </w:numPr>
-      </w:pPr>
-      <w:r>
-        <w:rPr>
-          <w:b/>
-        </w:rPr>
-        <w:t xml:space="preserve">Trucking Central | Software Consultant (Contract):</w:t>
-      </w:r>
-      <w:r>
-        <w:t xml:space="preserve"> </w:t>
-      </w:r>
-      <w:r>
-        <w:t xml:space="preserve">Planned, developed, and tested Android-based GPS solutions for the intermodal supply chain industry.</w:t>
-      </w:r>
-    </w:p>
-    <w:p>
-      <w:pPr>
-        <w:numPr>
-          <w:ilvl w:val="0"/>
-          <w:numId w:val="1007"/>
-        </w:numPr>
-      </w:pPr>
-      <w:r>
-        <w:rPr>
-          <w:b/>
-        </w:rPr>
-        <w:t xml:space="preserve">Innovative Solutions | Mobile Solutions Technician:</w:t>
-      </w:r>
-      <w:r>
-        <w:t xml:space="preserve"> </w:t>
-      </w:r>
-      <w:r>
-        <w:t xml:space="preserve">Troubleshot and fixed Nextel devices for first responders and construction businesses, listened to client needs, and leveraged emerging technologies to find solutions for those needs.</w:t>
+        <w:pStyle w:val="Compact"/>
+      </w:pPr>
+      <w:r>
+        <w:rPr>
+          <w:b/>
+        </w:rPr>
+        <w:t xml:space="preserve">Technical Guidance:</w:t>
+      </w:r>
+      <w:r>
+        <w:t xml:space="preserve"> </w:t>
+      </w:r>
+      <w:r>
+        <w:t xml:space="preserve">Provide high-level architectural oversight and logistical strategy to the parent 501(c)(3) organization.</w:t>
+      </w:r>
+    </w:p>
+    <w:p>
+      <w:pPr>
+        <w:pStyle w:val="Heading3"/>
+      </w:pPr>
+      <w:bookmarkStart w:id="34" w:name="Xfadc02287ea2056c60385b4424a6ed61fa154cf"/>
+      <w:r>
+        <w:t xml:space="preserve">33meals.org (Subsidiary) | Infrastructure Consultant &amp; Volunteer | 2026 to Present</w:t>
+      </w:r>
+      <w:bookmarkEnd w:id="34"/>
+    </w:p>
+    <w:p>
+      <w:pPr>
+        <w:numPr>
+          <w:ilvl w:val="0"/>
+          <w:numId w:val="1008"/>
+        </w:numPr>
+      </w:pPr>
+      <w:r>
+        <w:rPr>
+          <w:b/>
+        </w:rPr>
+        <w:t xml:space="preserve">Organizational Launch:</w:t>
+      </w:r>
+      <w:r>
+        <w:t xml:space="preserve"> </w:t>
+      </w:r>
+      <w:r>
+        <w:t xml:space="preserve">Spearheaded the launch and incorporation of 33meals.org as a dedicated subsidiary to address food insecurity through scalable, data-driven, distribution models.</w:t>
+      </w:r>
+    </w:p>
+    <w:p>
+      <w:pPr>
+        <w:numPr>
+          <w:ilvl w:val="0"/>
+          <w:numId w:val="1008"/>
+        </w:numPr>
+      </w:pPr>
+      <w:r>
+        <w:rPr>
+          <w:b/>
+        </w:rPr>
+        <w:t xml:space="preserve">Operational Infrastructure:</w:t>
+      </w:r>
+      <w:r>
+        <w:t xml:space="preserve"> </w:t>
+      </w:r>
+      <w:r>
+        <w:t xml:space="preserve">Managed the full technical and administrative setup, including domain registration, digital architecture, and regulatory filings to ensure high-integrity non-profit operations.</w:t>
+      </w:r>
+    </w:p>
+    <w:p>
+      <w:pPr>
+        <w:numPr>
+          <w:ilvl w:val="0"/>
+          <w:numId w:val="1008"/>
+        </w:numPr>
+      </w:pPr>
+      <w:r>
+        <w:rPr>
+          <w:b/>
+        </w:rPr>
+        <w:t xml:space="preserve">Strategic Development:</w:t>
+      </w:r>
+      <w:r>
+        <w:t xml:space="preserve"> </w:t>
+      </w:r>
+      <w:r>
+        <w:t xml:space="preserve">Designed a streamlined logistics model to optimize charitable food delivery, applying enterprise efficiency principles to humanitarian service.</w:t>
       </w:r>
     </w:p>
     <w:p>
       <w:pPr>
         <w:pStyle w:val="Heading2"/>
       </w:pPr>
-      <w:bookmarkStart w:id="32" w:name="community-impact-leadership"/>
-      <w:r>
-        <w:t xml:space="preserve">Community Impact &amp; Leadership</w:t>
-      </w:r>
-      <w:bookmarkEnd w:id="32"/>
-    </w:p>
-    <w:p>
-      <w:pPr>
-        <w:pStyle w:val="Heading3"/>
-      </w:pPr>
-      <w:bookmarkStart w:id="33" w:name="Xd39b15ee859cbc3dcdee8fb650ce50901d08bb5"/>
-      <w:r>
-        <w:t xml:space="preserve">Seek and Serve | Technical Advisory Board Member | 2026 to Present</w:t>
-      </w:r>
-      <w:bookmarkEnd w:id="33"/>
-    </w:p>
-    <w:p>
-      <w:pPr>
-        <w:numPr>
-          <w:ilvl w:val="0"/>
-          <w:numId w:val="1008"/>
+      <w:bookmarkStart w:id="35" w:name="education"/>
+      <w:r>
+        <w:t xml:space="preserve">Education</w:t>
+      </w:r>
+      <w:bookmarkEnd w:id="35"/>
+    </w:p>
+    <w:p>
+      <w:pPr>
+        <w:numPr>
+          <w:ilvl w:val="0"/>
+          <w:numId w:val="1009"/>
         </w:numPr>
         <w:pStyle w:val="Compact"/>
       </w:pPr>
@@ -911,94 +1007,24 @@
         <w:rPr>
           <w:b/>
         </w:rPr>
-        <w:t xml:space="preserve">Technical Guidance:</w:t>
-      </w:r>
-      <w:r>
-        <w:t xml:space="preserve"> </w:t>
-      </w:r>
-      <w:r>
-        <w:t xml:space="preserve">Provide high-level architectural oversight and logistical strategy to the parent 501(c)(3) organization.</w:t>
-      </w:r>
-    </w:p>
-    <w:p>
-      <w:pPr>
-        <w:pStyle w:val="Heading3"/>
-      </w:pPr>
-      <w:bookmarkStart w:id="34" w:name="Xfadc02287ea2056c60385b4424a6ed61fa154cf"/>
-      <w:r>
-        <w:t xml:space="preserve">33meals.org (Subsidiary) | Infrastructure Consultant &amp; Volunteer | 2026 to Present</w:t>
-      </w:r>
-      <w:bookmarkEnd w:id="34"/>
-    </w:p>
-    <w:p>
-      <w:pPr>
-        <w:numPr>
-          <w:ilvl w:val="0"/>
-          <w:numId w:val="1009"/>
-        </w:numPr>
-      </w:pPr>
-      <w:r>
-        <w:rPr>
-          <w:b/>
-        </w:rPr>
-        <w:t xml:space="preserve">Organizational Launch:</w:t>
-      </w:r>
-      <w:r>
-        <w:t xml:space="preserve"> </w:t>
-      </w:r>
-      <w:r>
-        <w:t xml:space="preserve">Spearheaded the launch and incorporation of 33meals.org as a dedicated subsidiary to address food insecurity through scalable, data-driven, distribution models.</w:t>
-      </w:r>
-    </w:p>
-    <w:p>
-      <w:pPr>
-        <w:numPr>
-          <w:ilvl w:val="0"/>
-          <w:numId w:val="1009"/>
-        </w:numPr>
-      </w:pPr>
-      <w:r>
-        <w:rPr>
-          <w:b/>
-        </w:rPr>
-        <w:t xml:space="preserve">Operational Infrastructure:</w:t>
-      </w:r>
-      <w:r>
-        <w:t xml:space="preserve"> </w:t>
-      </w:r>
-      <w:r>
-        <w:t xml:space="preserve">Managed the full technical and administrative setup, including domain registration, digital architecture, and regulatory filings to ensure high-integrity non-profit operations.</w:t>
-      </w:r>
-    </w:p>
-    <w:p>
-      <w:pPr>
-        <w:numPr>
-          <w:ilvl w:val="0"/>
-          <w:numId w:val="1009"/>
-        </w:numPr>
-      </w:pPr>
-      <w:r>
-        <w:rPr>
-          <w:b/>
-        </w:rPr>
-        <w:t xml:space="preserve">Strategic Development:</w:t>
-      </w:r>
-      <w:r>
-        <w:t xml:space="preserve"> </w:t>
-      </w:r>
-      <w:r>
-        <w:t xml:space="preserve">Designed a streamlined logistics model to optimize charitable food delivery, applying enterprise efficiency principles to humanitarian service.</w:t>
+        <w:t xml:space="preserve">Associate of Arts (AA), Graphic Design</w:t>
+      </w:r>
+      <w:r>
+        <w:t xml:space="preserve"> </w:t>
+      </w:r>
+      <w:r>
+        <w:t xml:space="preserve">– Johnson County Community College</w:t>
       </w:r>
     </w:p>
     <w:p>
       <w:pPr>
         <w:pStyle w:val="Heading2"/>
       </w:pPr>
-      <w:bookmarkStart w:id="35" w:name="education"/>
-      <w:r>
-        <w:t xml:space="preserve">Education</w:t>
-      </w:r>
-      <w:bookmarkEnd w:id="35"/>
+      <w:bookmarkStart w:id="36" w:name="technical-environment-matrix"/>
+      <w:r>
+        <w:t xml:space="preserve">Technical Environment Matrix</w:t>
+      </w:r>
+      <w:bookmarkEnd w:id="36"/>
     </w:p>
     <w:p>
       <w:pPr>
@@ -1006,37 +1032,6 @@
           <w:ilvl w:val="0"/>
           <w:numId w:val="1010"/>
         </w:numPr>
-        <w:pStyle w:val="Compact"/>
-      </w:pPr>
-      <w:r>
-        <w:rPr>
-          <w:b/>
-        </w:rPr>
-        <w:t xml:space="preserve">Associate of Arts (AA), Graphic Design</w:t>
-      </w:r>
-      <w:r>
-        <w:t xml:space="preserve"> </w:t>
-      </w:r>
-      <w:r>
-        <w:t xml:space="preserve">– Johnson County Community College</w:t>
-      </w:r>
-    </w:p>
-    <w:p>
-      <w:pPr>
-        <w:pStyle w:val="Heading2"/>
-      </w:pPr>
-      <w:bookmarkStart w:id="36" w:name="technical-environment-matrix"/>
-      <w:r>
-        <w:t xml:space="preserve">Technical Environment Matrix</w:t>
-      </w:r>
-      <w:bookmarkEnd w:id="36"/>
-    </w:p>
-    <w:p>
-      <w:pPr>
-        <w:numPr>
-          <w:ilvl w:val="0"/>
-          <w:numId w:val="1011"/>
-        </w:numPr>
       </w:pPr>
       <w:r>
         <w:rPr>
@@ -1055,7 +1050,7 @@
       <w:pPr>
         <w:numPr>
           <w:ilvl w:val="0"/>
-          <w:numId w:val="1011"/>
+          <w:numId w:val="1010"/>
         </w:numPr>
       </w:pPr>
       <w:r>
@@ -1075,7 +1070,7 @@
       <w:pPr>
         <w:numPr>
           <w:ilvl w:val="0"/>
-          <w:numId w:val="1011"/>
+          <w:numId w:val="1010"/>
         </w:numPr>
       </w:pPr>
       <w:r>
@@ -1095,7 +1090,7 @@
       <w:pPr>
         <w:numPr>
           <w:ilvl w:val="0"/>
-          <w:numId w:val="1011"/>
+          <w:numId w:val="1010"/>
         </w:numPr>
       </w:pPr>
       <w:r>
@@ -1115,7 +1110,7 @@
       <w:pPr>
         <w:numPr>
           <w:ilvl w:val="0"/>
-          <w:numId w:val="1011"/>
+          <w:numId w:val="1010"/>
         </w:numPr>
       </w:pPr>
       <w:r>
@@ -1557,9 +1552,6 @@
     <w:abstractNumId w:val="991"/>
   </w:num>
   <w:num w:numId="1010">
-    <w:abstractNumId w:val="991"/>
-  </w:num>
-  <w:num w:numId="1011">
     <w:abstractNumId w:val="991"/>
   </w:num>
 </w:numbering>

--- a/joshua-sternadel-resume.docx
+++ b/joshua-sternadel-resume.docx
@@ -855,9 +855,11 @@
       <w:r>
         <w:t xml:space="preserve">Planned, developed, and tested Android-based GPS solutions for the intermodal supply chain industry.</w:t>
       </w:r>
-      <w:r>
-        <w:br/>
-      </w:r>
+    </w:p>
+    <w:p>
+      <w:pPr>
+        <w:pStyle w:val="BodyText"/>
+      </w:pPr>
       <w:r>
         <w:rPr>
           <w:b/>
@@ -869,9 +871,6 @@
       </w:r>
       <w:r>
         <w:t xml:space="preserve">Troubleshot and fixed Nextel devices for first responders and construction businesses, listened to client needs, and leveraged emerging technologies to find solutions for those needs.</w:t>
-      </w:r>
-      <w:r>
-        <w:br/>
       </w:r>
     </w:p>
     <w:p>

--- a/joshua-sternadel-resume.docx
+++ b/joshua-sternadel-resume.docx
@@ -103,7 +103,7 @@
         <w:t xml:space="preserve"> </w:t>
       </w:r>
       <w:r>
-        <w:t xml:space="preserve">16 Years Systems Engineering | Tech Anchor for Fortune 500 Telecom Mergers</w:t>
+        <w:t xml:space="preserve">13 Years Systems Engineering | Tech Anchor for Fortune 500 Telecom Mergers</w:t>
       </w:r>
     </w:p>
     <w:p>

--- a/joshua-sternadel-resume.docx
+++ b/joshua-sternadel-resume.docx
@@ -73,7 +73,7 @@
         <w:t xml:space="preserve"> </w:t>
       </w:r>
       <w:r>
-        <w:t xml:space="preserve">Full-Stack Architecture (Angular/Node/.NET), Infrastructure Automation, &amp; High-Availability Systems</w:t>
+        <w:t xml:space="preserve">Full-Stack Architecture (Angular/Node/PHP/.NET), Infrastructure Automation, &amp; High-Availability Systems</w:t>
       </w:r>
       <w:r>
         <w:br/>

--- a/joshua-sternadel-resume.docx
+++ b/joshua-sternadel-resume.docx
@@ -73,7 +73,7 @@
         <w:t xml:space="preserve"> </w:t>
       </w:r>
       <w:r>
-        <w:t xml:space="preserve">Full-Stack Architecture (Angular/Node/PHP/.NET), Infrastructure Automation, &amp; High-Availability Systems</w:t>
+        <w:t xml:space="preserve">Full-Stack Architecture (Angular/Node/PHP/.NET) | Infrastructure Automation (Ansible, AAP) | Resilient Systems Design</w:t>
       </w:r>
       <w:r>
         <w:br/>
@@ -82,28 +82,13 @@
         <w:rPr>
           <w:b/>
         </w:rPr>
-        <w:t xml:space="preserve">U.S. Patent Author (#10,366,069)</w:t>
-      </w:r>
-      <w:r>
-        <w:t xml:space="preserve"> </w:t>
-      </w:r>
-      <w:r>
-        <w:t xml:space="preserve">– Database Management &amp; Natural Sorting Algorithms</w:t>
-      </w:r>
-      <w:r>
-        <w:br/>
-      </w:r>
-      <w:r>
-        <w:rPr>
-          <w:b/>
-        </w:rPr>
         <w:t xml:space="preserve">Enterprise Scale:</w:t>
       </w:r>
       <w:r>
         <w:t xml:space="preserve"> </w:t>
       </w:r>
       <w:r>
-        <w:t xml:space="preserve">13 Years Systems Engineering | Tech Anchor for Fortune 500 Telecom Mergers</w:t>
+        <w:t xml:space="preserve">13+ Years Systems Engineering | Core Technical Advisor and Anchor for Fortune 500 Telecom Mergers</w:t>
       </w:r>
     </w:p>
     <w:p>
@@ -127,13 +112,13 @@
         <w:rPr>
           <w:b/>
         </w:rPr>
-        <w:t xml:space="preserve">Strategic Retention &amp; Continuity:</w:t>
-      </w:r>
-      <w:r>
-        <w:t xml:space="preserve"> </w:t>
-      </w:r>
-      <w:r>
-        <w:t xml:space="preserve">Awarded a significant retention bonus during the Sprint/T-Mobile merger, designated as mission-critical personnel to ensure technical stability and architectural integration during the corporate transition.</w:t>
+        <w:t xml:space="preserve">Designated Mission-Critical Personnel:</w:t>
+      </w:r>
+      <w:r>
+        <w:t xml:space="preserve"> </w:t>
+      </w:r>
+      <w:r>
+        <w:t xml:space="preserve">Awarded a major retention bonus during the Sprint/T-Mobile merger to personally stabilize infrastructure and drive technical architecture integration throughout the corporate transition.</w:t>
       </w:r>
     </w:p>
     <w:p>
@@ -153,7 +138,7 @@
         <w:t xml:space="preserve"> </w:t>
       </w:r>
       <w:r>
-        <w:t xml:space="preserve">Co-authored a patent for database management systems, specifically engineering a natural sorting algorithm in SQL to optimize data retrieval and user experience.</w:t>
+        <w:t xml:space="preserve">Co-authored a patent for systems and methods for database management and administration, engineering a custom SQL natural sorting algorithm to optimize data retrieval pipelines.</w:t>
       </w:r>
     </w:p>
     <w:p>
@@ -167,13 +152,13 @@
         <w:rPr>
           <w:b/>
         </w:rPr>
-        <w:t xml:space="preserve">Infrastructure Transformation:</w:t>
-      </w:r>
-      <w:r>
-        <w:t xml:space="preserve"> </w:t>
-      </w:r>
-      <w:r>
-        <w:t xml:space="preserve">Orchestrated a full-scale migration from legacy physical servers to a redundant VMware-based virtual infrastructure, reducing enterprise downtime by over 90% and cutting operational payroll costs by 18%.</w:t>
+        <w:t xml:space="preserve">Engineered a Custom Data Framework:</w:t>
+      </w:r>
+      <w:r>
+        <w:t xml:space="preserve"> </w:t>
+      </w:r>
+      <w:r>
+        <w:t xml:space="preserve">Authored a data-agnostic PHP framework using reflection and annotations to unify SQL, NoSQL, JSON, and XML into a single ORM, reducing boilerplate by 10x for new services.</w:t>
       </w:r>
     </w:p>
     <w:p>
@@ -187,632 +172,881 @@
         <w:rPr>
           <w:b/>
         </w:rPr>
-        <w:t xml:space="preserve">Algorithmic Solutions:</w:t>
-      </w:r>
-      <w:r>
-        <w:t xml:space="preserve"> </w:t>
-      </w:r>
-      <w:r>
-        <w:t xml:space="preserve">Engineered a first-principles solution to resolve GPS signal noise and</w:t>
-      </w:r>
-      <w:r>
-        <w:t xml:space="preserve"> </w:t>
-      </w:r>
-      <w:r>
+        <w:t xml:space="preserve">Edge Algorithmic Processing:</w:t>
+      </w:r>
+      <w:r>
+        <w:t xml:space="preserve"> </w:t>
+      </w:r>
+      <w:r>
+        <w:t xml:space="preserve">Developed a local signal-filtering solution for intermodal logistics on early Android hardware, parsing raw NMEA 0183 streams and applying rate-of-acceleration modeling to eliminate coordinate jitter in high-interference rail yards.</w:t>
+      </w:r>
+    </w:p>
+    <w:p>
+      <w:pPr>
+        <w:pStyle w:val="Heading2"/>
+      </w:pPr>
+      <w:bookmarkStart w:id="25" w:name="professional-experience"/>
+      <w:r>
+        <w:t xml:space="preserve">Professional Experience</w:t>
+      </w:r>
+      <w:bookmarkEnd w:id="25"/>
+    </w:p>
+    <w:p>
+      <w:pPr>
+        <w:pStyle w:val="Heading3"/>
+      </w:pPr>
+      <w:bookmarkStart w:id="26" w:name="X05af09f976e7e90cbbbd49fca7ce7e5400afde8"/>
+      <w:r>
+        <w:t xml:space="preserve">T-Mobile | Principal Solutions Architect &amp; DevOps Engineer | 2021 to 2026</w:t>
+      </w:r>
+      <w:bookmarkEnd w:id="26"/>
+    </w:p>
+    <w:p>
+      <w:pPr>
+        <w:numPr>
+          <w:ilvl w:val="0"/>
+          <w:numId w:val="1002"/>
+        </w:numPr>
+      </w:pPr>
+      <w:r>
+        <w:rPr>
+          <w:b/>
+        </w:rPr>
+        <w:t xml:space="preserve">Architected and executed</w:t>
+      </w:r>
+      <w:r>
+        <w:t xml:space="preserve"> </w:t>
+      </w:r>
+      <w:r>
+        <w:t xml:space="preserve">the zero-loss migration of 10+ years of Sprint Jira Data Center metadata and device certification data to T-Mobile’s Jira Cloud within 3 months, maintaining zero downtime for 3,000+ active enterprise users via a custom PHP hydration framework.</w:t>
+      </w:r>
+    </w:p>
+    <w:p>
+      <w:pPr>
+        <w:numPr>
+          <w:ilvl w:val="0"/>
+          <w:numId w:val="1002"/>
+        </w:numPr>
+      </w:pPr>
+      <w:r>
+        <w:rPr>
+          <w:b/>
+        </w:rPr>
+        <w:t xml:space="preserve">Engineered a custom automation framework</w:t>
+      </w:r>
+      <w:r>
+        <w:t xml:space="preserve"> </w:t>
+      </w:r>
+      <w:r>
+        <w:t xml:space="preserve">by authoring fluent Node.js API SDKs and Node-RED nodes integrated with Ansible to instantly capture runtime playbook errors and auto-generate structured Jira incidents.</w:t>
+      </w:r>
+    </w:p>
+    <w:p>
+      <w:pPr>
+        <w:numPr>
+          <w:ilvl w:val="0"/>
+          <w:numId w:val="1002"/>
+        </w:numPr>
+      </w:pPr>
+      <w:r>
+        <w:rPr>
+          <w:b/>
+        </w:rPr>
+        <w:t xml:space="preserve">Automated multi-distribution Linux patching</w:t>
+      </w:r>
+      <w:r>
+        <w:t xml:space="preserve"> </w:t>
+      </w:r>
+      <w:r>
+        <w:t xml:space="preserve">(RHEL, SUSE, Ubuntu, Debian) across 97 hosts using Ansible and AAP, scaling operations to achieve a 97% success rate within 180 days and eliminating a critical vulnerability backlog.</w:t>
+      </w:r>
+    </w:p>
+    <w:p>
+      <w:pPr>
+        <w:numPr>
+          <w:ilvl w:val="0"/>
+          <w:numId w:val="1002"/>
+        </w:numPr>
+      </w:pPr>
+      <w:r>
+        <w:rPr>
+          <w:b/>
+        </w:rPr>
+        <w:t xml:space="preserve">Developed modular Ansible playbooks</w:t>
+      </w:r>
+      <w:r>
+        <w:t xml:space="preserve"> </w:t>
+      </w:r>
+      <w:r>
+        <w:t xml:space="preserve">to manage the full deployment lifecycle of core enterprise security and monitoring agents, including SentinelOne, Illumio VEN, Nessus Tenable, Nagios NCPA, and Splunk Forwarder.</w:t>
+      </w:r>
+    </w:p>
+    <w:p>
+      <w:pPr>
+        <w:numPr>
+          <w:ilvl w:val="0"/>
+          <w:numId w:val="1002"/>
+        </w:numPr>
+      </w:pPr>
+      <w:r>
+        <w:rPr>
+          <w:b/>
+        </w:rPr>
+        <w:t xml:space="preserve">Streamlined lab provisioning</w:t>
+      </w:r>
+      <w:r>
+        <w:t xml:space="preserve"> </w:t>
+      </w:r>
+      <w:r>
+        <w:t xml:space="preserve">by automating the onboarding of 132 Spirent Landslide VMs, dynamically modifying Netplan network configurations on the fly to preserve production uptime for Illumio VEN.</w:t>
+      </w:r>
+    </w:p>
+    <w:p>
+      <w:pPr>
+        <w:numPr>
+          <w:ilvl w:val="0"/>
+          <w:numId w:val="1002"/>
+        </w:numPr>
+      </w:pPr>
+      <w:r>
+        <w:rPr>
+          <w:b/>
+        </w:rPr>
+        <w:t xml:space="preserve">Launched a high-visibility 5G Speed Calculator</w:t>
+      </w:r>
+      <w:r>
+        <w:t xml:space="preserve"> </w:t>
+      </w:r>
+      <w:r>
+        <w:t xml:space="preserve">application using Angular and a serverless pipeline, while establishing strict frontend component styling and layout standards to optimize UI/UX performance.</w:t>
+      </w:r>
+    </w:p>
+    <w:p>
+      <w:pPr>
+        <w:numPr>
+          <w:ilvl w:val="0"/>
+          <w:numId w:val="1002"/>
+        </w:numPr>
+      </w:pPr>
+      <w:r>
+        <w:rPr>
+          <w:b/>
+        </w:rPr>
+        <w:t xml:space="preserve">Served as Lead Merger Architect</w:t>
+      </w:r>
+      <w:r>
+        <w:t xml:space="preserve"> </w:t>
+      </w:r>
+      <w:r>
+        <w:t xml:space="preserve">to design secure, air-gapped Atlassian infrastructure environments for the DISH network transition, successfully satisfying rigorous federal compliance and data governance mandates.</w:t>
+      </w:r>
+    </w:p>
+    <w:p>
+      <w:pPr>
+        <w:pStyle w:val="Heading3"/>
+      </w:pPr>
+      <w:bookmarkStart w:id="27" w:name="X9c5543ea3a45da7f4862af1eb99b73f3c1a3391"/>
+      <w:r>
+        <w:t xml:space="preserve">Sprint | Principal Engineer &amp; Application Developer III | 2017 to 2021</w:t>
+      </w:r>
+      <w:bookmarkEnd w:id="27"/>
+    </w:p>
+    <w:p>
+      <w:pPr>
+        <w:numPr>
+          <w:ilvl w:val="0"/>
+          <w:numId w:val="1003"/>
+        </w:numPr>
+      </w:pPr>
+      <w:r>
+        <w:rPr>
+          <w:b/>
+        </w:rPr>
+        <w:t xml:space="preserve">Architected and engineered</w:t>
+      </w:r>
+      <w:r>
+        <w:rPr>
+          <w:b/>
+        </w:rPr>
+        <w:t xml:space="preserve"> </w:t>
+      </w:r>
+      <w:r>
+        <w:rPr>
+          <w:b/>
+        </w:rPr>
         <w:t xml:space="preserve">“</w:t>
       </w:r>
       <w:r>
-        <w:t xml:space="preserve">teleportation</w:t>
-      </w:r>
-      <w:r>
+        <w:rPr>
+          <w:b/>
+        </w:rPr>
+        <w:t xml:space="preserve">Porcupine</w:t>
+      </w:r>
+      <w:r>
+        <w:rPr>
+          <w:b/>
+        </w:rPr>
         <w:t xml:space="preserve">”</w:t>
       </w:r>
       <w:r>
-        <w:t xml:space="preserve"> </w:t>
-      </w:r>
-      <w:r>
-        <w:t xml:space="preserve">errors for intermodal logistics. By deciphering raw NMEA 0183 sentences and applying spherical geometry with rate-of-acceleration modeling, successfully stabilized coordinate paths and eliminated tracking jitter within high-interference rail yards.</w:t>
+        <w:t xml:space="preserve">, a custom event-driven message bus on RabbitMQ that consumed live Jira workflow states to drive real-time automation and eliminate cross-system data lag.</w:t>
+      </w:r>
+      <w:r>
+        <w:t xml:space="preserve"> </w:t>
+      </w:r>
+      <w:r>
+        <w:rPr>
+          <w:b/>
+        </w:rPr>
+        <w:t xml:space="preserve">Automated a legacy, 10-year-old enterprise SKU bottleneck</w:t>
+      </w:r>
+      <w:r>
+        <w:t xml:space="preserve"> </w:t>
+      </w:r>
+      <w:r>
+        <w:t xml:space="preserve">within 6 months by designing a Human-in-the-Loop (HITL) automation pipeline and single-handedly engineering 100% of the frontend application layer for the SKU Portal.</w:t>
+      </w:r>
+    </w:p>
+    <w:p>
+      <w:pPr>
+        <w:numPr>
+          <w:ilvl w:val="0"/>
+          <w:numId w:val="1003"/>
+        </w:numPr>
+      </w:pPr>
+      <w:r>
+        <w:rPr>
+          <w:b/>
+        </w:rPr>
+        <w:t xml:space="preserve">Streamlined complex retail system mappings</w:t>
+      </w:r>
+      <w:r>
+        <w:t xml:space="preserve"> </w:t>
+      </w:r>
+      <w:r>
+        <w:t xml:space="preserve">by integrating the SKU Portal with Porcupine, coordinating technical data inference with multi-stage TPM and reviewer approval workflows.</w:t>
+      </w:r>
+    </w:p>
+    <w:p>
+      <w:pPr>
+        <w:numPr>
+          <w:ilvl w:val="0"/>
+          <w:numId w:val="1003"/>
+        </w:numPr>
+      </w:pPr>
+      <w:r>
+        <w:rPr>
+          <w:b/>
+        </w:rPr>
+        <w:t xml:space="preserve">Engineered a data-agnostic PHP framework</w:t>
+      </w:r>
+      <w:r>
+        <w:t xml:space="preserve"> </w:t>
+      </w:r>
+      <w:r>
+        <w:t xml:space="preserve">featuring a custom hydration engine using reflection and annotations, unifying disparate data formats (SQL, NoSQL, JSON, XML) into an entity-managed ORM that reduced boilerplate by 10x.</w:t>
+      </w:r>
+    </w:p>
+    <w:p>
+      <w:pPr>
+        <w:numPr>
+          <w:ilvl w:val="0"/>
+          <w:numId w:val="1003"/>
+        </w:numPr>
+      </w:pPr>
+      <w:r>
+        <w:rPr>
+          <w:b/>
+        </w:rPr>
+        <w:t xml:space="preserve">Architected and validated a Dremio data lakehouse POC</w:t>
+      </w:r>
+      <w:r>
+        <w:t xml:space="preserve"> </w:t>
+      </w:r>
+      <w:r>
+        <w:t xml:space="preserve">to federate data layers across distributed MS SQL, MySQL, and MongoDB environments, successfully proving zero-ETL query federation across relational and NoSQL silos.</w:t>
+      </w:r>
+    </w:p>
+    <w:p>
+      <w:pPr>
+        <w:numPr>
+          <w:ilvl w:val="0"/>
+          <w:numId w:val="1003"/>
+        </w:numPr>
+      </w:pPr>
+      <w:r>
+        <w:rPr>
+          <w:b/>
+        </w:rPr>
+        <w:t xml:space="preserve">Built an integrated observability platform</w:t>
+      </w:r>
+      <w:r>
+        <w:t xml:space="preserve"> </w:t>
+      </w:r>
+      <w:r>
+        <w:t xml:space="preserve">across 45 VMs, utilizing Docker consumers to listen to .NET Core heartbeat telemetry broadcasted over Porcupine and ingest metrics into ELK, Prometheus, and Grafana with automated Rocket.Chat alerts.</w:t>
+      </w:r>
+    </w:p>
+    <w:p>
+      <w:pPr>
+        <w:numPr>
+          <w:ilvl w:val="0"/>
+          <w:numId w:val="1003"/>
+        </w:numPr>
+      </w:pPr>
+      <w:r>
+        <w:rPr>
+          <w:b/>
+        </w:rPr>
+        <w:t xml:space="preserve">Served as Principal Technical Advisor and Gatekeeper</w:t>
+      </w:r>
+      <w:r>
+        <w:t xml:space="preserve"> </w:t>
+      </w:r>
+      <w:r>
+        <w:t xml:space="preserve">to leadership, holding final engineering sign-off authority to halt high-risk deployments while scaling and managing the departmental infrastructure budget from $300K to $1.3M.</w:t>
+      </w:r>
+    </w:p>
+    <w:p>
+      <w:pPr>
+        <w:pStyle w:val="Heading3"/>
+      </w:pPr>
+      <w:bookmarkStart w:id="28" w:name="Xd2cbdfc83f130e17cb0f9b9225a74b3d25873e2"/>
+      <w:r>
+        <w:t xml:space="preserve">Sprint | Product Development Engineer II | 2013 to 2017</w:t>
+      </w:r>
+      <w:bookmarkEnd w:id="28"/>
+    </w:p>
+    <w:p>
+      <w:pPr>
+        <w:numPr>
+          <w:ilvl w:val="0"/>
+          <w:numId w:val="1004"/>
+        </w:numPr>
+      </w:pPr>
+      <w:r>
+        <w:rPr>
+          <w:b/>
+        </w:rPr>
+        <w:t xml:space="preserve">Architected and built a visual drag-and-drop prototyping platform</w:t>
+      </w:r>
+      <w:r>
+        <w:t xml:space="preserve"> </w:t>
+      </w:r>
+      <w:r>
+        <w:t xml:space="preserve">to simulate Out-of-Box Experiences (OOBE), engineering custom validation engines to capture real-time CPU, RAM, and battery telemetry from mobile devices.</w:t>
+      </w:r>
+    </w:p>
+    <w:p>
+      <w:pPr>
+        <w:numPr>
+          <w:ilvl w:val="0"/>
+          <w:numId w:val="1004"/>
+        </w:numPr>
+      </w:pPr>
+      <w:r>
+        <w:rPr>
+          <w:b/>
+        </w:rPr>
+        <w:t xml:space="preserve">Authored the foundational codebase</w:t>
+      </w:r>
+      <w:r>
+        <w:t xml:space="preserve"> </w:t>
+      </w:r>
+      <w:r>
+        <w:t xml:space="preserve">for the core Device Development and Certification requirements database, centralizing nationwide test-plan execution and scalable compliance tracking.</w:t>
+      </w:r>
+    </w:p>
+    <w:p>
+      <w:pPr>
+        <w:numPr>
+          <w:ilvl w:val="0"/>
+          <w:numId w:val="1004"/>
+        </w:numPr>
+      </w:pPr>
+      <w:r>
+        <w:rPr>
+          <w:b/>
+        </w:rPr>
+        <w:t xml:space="preserve">Served as Principal Technical Liaison to the Head of Retail Testing</w:t>
+      </w:r>
+      <w:r>
+        <w:t xml:space="preserve">, directing weekly engineering reviews to resolve complex system anomalies and establish release timelines for the nationwide SLATE ecosystem.</w:t>
+      </w:r>
+    </w:p>
+    <w:p>
+      <w:pPr>
+        <w:numPr>
+          <w:ilvl w:val="0"/>
+          <w:numId w:val="1004"/>
+        </w:numPr>
+      </w:pPr>
+      <w:r>
+        <w:rPr>
+          <w:b/>
+        </w:rPr>
+        <w:t xml:space="preserve">Leveraged hardware validation expertise</w:t>
+      </w:r>
+      <w:r>
+        <w:t xml:space="preserve"> </w:t>
+      </w:r>
+      <w:r>
+        <w:t xml:space="preserve">to inject strict performance, resource, and battery-drain constraints directly into early-stage software and application architectures.</w:t>
+      </w:r>
+    </w:p>
+    <w:p>
+      <w:pPr>
+        <w:pStyle w:val="Heading3"/>
+      </w:pPr>
+      <w:bookmarkStart w:id="29" w:name="X9a2ddcd5defc0687e2268face32b579f6f42299"/>
+      <w:r>
+        <w:t xml:space="preserve">EXPERIS (Contractor at Sprint) | Technical Support Rep II | 2012 to 2013</w:t>
+      </w:r>
+      <w:bookmarkEnd w:id="29"/>
+    </w:p>
+    <w:p>
+      <w:pPr>
+        <w:numPr>
+          <w:ilvl w:val="0"/>
+          <w:numId w:val="1005"/>
+        </w:numPr>
+      </w:pPr>
+      <w:r>
+        <w:rPr>
+          <w:b/>
+        </w:rPr>
+        <w:t xml:space="preserve">Engineered and maintained core XML execution scripts</w:t>
+      </w:r>
+      <w:r>
+        <w:t xml:space="preserve"> </w:t>
+      </w:r>
+      <w:r>
+        <w:t xml:space="preserve">driving the automated SLATE diagnostic framework deployed across Sprint’s entire national retail footprint.</w:t>
+      </w:r>
+    </w:p>
+    <w:p>
+      <w:pPr>
+        <w:numPr>
+          <w:ilvl w:val="0"/>
+          <w:numId w:val="1005"/>
+        </w:numPr>
+      </w:pPr>
+      <w:r>
+        <w:rPr>
+          <w:b/>
+        </w:rPr>
+        <w:t xml:space="preserve">Optimized legacy device performance tracking applications</w:t>
+      </w:r>
+      <w:r>
+        <w:t xml:space="preserve"> </w:t>
+      </w:r>
+      <w:r>
+        <w:t xml:space="preserve">to ensure flawless execution of automated, on-site device validation routines for in-store service centers.</w:t>
+      </w:r>
+    </w:p>
+    <w:p>
+      <w:pPr>
+        <w:pStyle w:val="Heading3"/>
+      </w:pPr>
+      <w:bookmarkStart w:id="30" w:name="Xcd00d5b2137c9bb8b2ea37b28065784626002fd"/>
+      <w:r>
+        <w:t xml:space="preserve">MO-KAN Container Services | System Administrator | 2011 to 2012</w:t>
+      </w:r>
+      <w:bookmarkEnd w:id="30"/>
+    </w:p>
+    <w:p>
+      <w:pPr>
+        <w:numPr>
+          <w:ilvl w:val="0"/>
+          <w:numId w:val="1006"/>
+        </w:numPr>
+      </w:pPr>
+      <w:r>
+        <w:rPr>
+          <w:b/>
+        </w:rPr>
+        <w:t xml:space="preserve">Eliminated severe physical infrastructure risks</w:t>
+      </w:r>
+      <w:r>
+        <w:t xml:space="preserve"> </w:t>
+      </w:r>
+      <w:r>
+        <w:t xml:space="preserve">by spearheading the migration of failing, legacy HP G3 bare-metal environments (Windows Server 2003) to a modern, high-availability architecture.</w:t>
+      </w:r>
+    </w:p>
+    <w:p>
+      <w:pPr>
+        <w:numPr>
+          <w:ilvl w:val="0"/>
+          <w:numId w:val="1006"/>
+        </w:numPr>
+      </w:pPr>
+      <w:r>
+        <w:rPr>
+          <w:b/>
+        </w:rPr>
+        <w:t xml:space="preserve">Brokered and negotiated a vendor partnership</w:t>
+      </w:r>
+      <w:r>
+        <w:t xml:space="preserve"> </w:t>
+      </w:r>
+      <w:r>
+        <w:t xml:space="preserve">to design and deploy a redundant VMware virtualized environment, integrated with an iSCSI SAN and Cisco switching infrastructure.</w:t>
+      </w:r>
+    </w:p>
+    <w:p>
+      <w:pPr>
+        <w:numPr>
+          <w:ilvl w:val="0"/>
+          <w:numId w:val="1006"/>
+        </w:numPr>
+      </w:pPr>
+      <w:r>
+        <w:rPr>
+          <w:b/>
+        </w:rPr>
+        <w:t xml:space="preserve">Upskilled rapidly to master virtualization technologies</w:t>
+      </w:r>
+      <w:r>
+        <w:t xml:space="preserve">, taking complete operational ownership of the new infrastructure to reduce enterprise downtime by 90% across 3 distributed corporate locations.</w:t>
+      </w:r>
+    </w:p>
+    <w:p>
+      <w:pPr>
+        <w:numPr>
+          <w:ilvl w:val="0"/>
+          <w:numId w:val="1006"/>
+        </w:numPr>
+      </w:pPr>
+      <w:r>
+        <w:rPr>
+          <w:b/>
+        </w:rPr>
+        <w:t xml:space="preserve">Managed end-to-end technology operations</w:t>
+      </w:r>
+      <w:r>
+        <w:t xml:space="preserve">, including disaster recovery planning, automated failover configurations, network security, and centralized domain architectures.</w:t>
       </w:r>
     </w:p>
     <w:p>
       <w:pPr>
         <w:pStyle w:val="Heading2"/>
       </w:pPr>
-      <w:bookmarkStart w:id="25" w:name="professional-experience"/>
-      <w:r>
-        <w:t xml:space="preserve">Professional Experience</w:t>
-      </w:r>
-      <w:bookmarkEnd w:id="25"/>
+      <w:bookmarkStart w:id="31" w:name="additional-professional-experience"/>
+      <w:r>
+        <w:t xml:space="preserve">Additional Professional Experience</w:t>
+      </w:r>
+      <w:bookmarkEnd w:id="31"/>
     </w:p>
     <w:p>
       <w:pPr>
         <w:pStyle w:val="Heading3"/>
       </w:pPr>
-      <w:bookmarkStart w:id="26" w:name="X05af09f976e7e90cbbbd49fca7ce7e5400afde8"/>
-      <w:r>
-        <w:t xml:space="preserve">T-Mobile | Principal Solutions Architect &amp; DevOps Engineer | 2021 to 2026</w:t>
-      </w:r>
-      <w:bookmarkEnd w:id="26"/>
-    </w:p>
-    <w:p>
-      <w:pPr>
-        <w:numPr>
-          <w:ilvl w:val="0"/>
-          <w:numId w:val="1002"/>
-        </w:numPr>
-      </w:pPr>
-      <w:r>
-        <w:rPr>
-          <w:b/>
-        </w:rPr>
-        <w:t xml:space="preserve">Cross-tenant Enterprise Cloud Migration:</w:t>
-      </w:r>
-      <w:r>
-        <w:t xml:space="preserve"> </w:t>
-      </w:r>
-      <w:r>
-        <w:t xml:space="preserve">Architected and executed the zero-loss migration of 10+ years of metadata, complex workflows, and device certification data from Sprint’s Jira Data Center to T-Mobile’s Jira Cloud in just 3 months. Deployed a custom PHP translation framework to route and sync complex schema across systems, maintaining zero operational downtime for 3,000+ active enterprise users.</w:t>
-      </w:r>
-    </w:p>
-    <w:p>
-      <w:pPr>
-        <w:numPr>
-          <w:ilvl w:val="0"/>
-          <w:numId w:val="1002"/>
-        </w:numPr>
-      </w:pPr>
-      <w:r>
-        <w:rPr>
-          <w:b/>
-        </w:rPr>
-        <w:t xml:space="preserve">Tooling Reuse &amp; Ecosystem Dashboard:</w:t>
-      </w:r>
-      <w:r>
-        <w:t xml:space="preserve"> </w:t>
-      </w:r>
-      <w:r>
-        <w:t xml:space="preserve">Ported custom framework tooling and hydration engines to build internal tool ecosystem dashboards. Reduced boilerplate code by 10x and eliminated development overhead across internal application environments.</w:t>
-      </w:r>
-    </w:p>
-    <w:p>
-      <w:pPr>
-        <w:numPr>
-          <w:ilvl w:val="0"/>
-          <w:numId w:val="1002"/>
-        </w:numPr>
-      </w:pPr>
-      <w:r>
-        <w:rPr>
-          <w:b/>
-        </w:rPr>
-        <w:t xml:space="preserve">Automated Incident Integration Pipeline:</w:t>
-      </w:r>
-      <w:r>
-        <w:t xml:space="preserve"> </w:t>
-      </w:r>
-      <w:r>
-        <w:t xml:space="preserve">Authored custom fluent SDKs in Node.js and PHP for Atlassian APIs, creating custom Node-RED nodes and REST endpoints. Integrated this pipeline with Ansible to capture deployment errors, parse JSON payloads, and automatically generate structured Jira tickets for real-time incident tracking.</w:t>
-      </w:r>
-    </w:p>
-    <w:p>
-      <w:pPr>
-        <w:numPr>
-          <w:ilvl w:val="0"/>
-          <w:numId w:val="1002"/>
-        </w:numPr>
-      </w:pPr>
-      <w:r>
-        <w:rPr>
-          <w:b/>
-        </w:rPr>
-        <w:t xml:space="preserve">Infrastructure as Code (IaC):</w:t>
-      </w:r>
-      <w:r>
-        <w:t xml:space="preserve"> </w:t>
-      </w:r>
-      <w:r>
-        <w:t xml:space="preserve">Bridged the gap between Software Engineering and Systems Administration by implementing Infrastructure as Code (IaC) via Ansible, successfully reducing manual operational toil and human error.</w:t>
-      </w:r>
-    </w:p>
-    <w:p>
-      <w:pPr>
-        <w:numPr>
-          <w:ilvl w:val="0"/>
-          <w:numId w:val="1002"/>
-        </w:numPr>
-      </w:pPr>
-      <w:r>
-        <w:rPr>
-          <w:b/>
-        </w:rPr>
-        <w:t xml:space="preserve">DevSecOps &amp; Automation:</w:t>
-      </w:r>
-      <w:r>
-        <w:t xml:space="preserve"> </w:t>
-      </w:r>
-      <w:r>
-        <w:t xml:space="preserve">Engineered automated vulnerability remediation workflows that drove lab data center security debt from 100+ monthly criticals to zero, achieving a state of continuous compliance.</w:t>
-      </w:r>
-    </w:p>
-    <w:p>
-      <w:pPr>
-        <w:numPr>
-          <w:ilvl w:val="0"/>
-          <w:numId w:val="1002"/>
-        </w:numPr>
-      </w:pPr>
-      <w:r>
-        <w:rPr>
-          <w:b/>
-        </w:rPr>
-        <w:t xml:space="preserve">Value Stream Optimization:</w:t>
-      </w:r>
-      <w:r>
-        <w:t xml:space="preserve"> </w:t>
-      </w:r>
-      <w:r>
-        <w:t xml:space="preserve">Optimized the VM lifecycle by automating the end-to-end onboarding process, significantly accelerating the</w:t>
-      </w:r>
-      <w:r>
-        <w:t xml:space="preserve"> </w:t>
-      </w:r>
-      <w:r>
-        <w:t xml:space="preserve">“</w:t>
-      </w:r>
-      <w:r>
-        <w:t xml:space="preserve">Lead Time to Deployment</w:t>
-      </w:r>
-      <w:r>
-        <w:t xml:space="preserve">”</w:t>
-      </w:r>
-      <w:r>
-        <w:t xml:space="preserve"> </w:t>
-      </w:r>
-      <w:r>
-        <w:t xml:space="preserve">for internal engineering teams.</w:t>
-      </w:r>
-    </w:p>
-    <w:p>
-      <w:pPr>
-        <w:numPr>
-          <w:ilvl w:val="0"/>
-          <w:numId w:val="1002"/>
-        </w:numPr>
-      </w:pPr>
-      <w:r>
-        <w:rPr>
-          <w:b/>
-        </w:rPr>
-        <w:t xml:space="preserve">Full-Lifecycle Application Engineering (Angular &amp; Serverless):</w:t>
-      </w:r>
-      <w:r>
-        <w:t xml:space="preserve"> </w:t>
-      </w:r>
-      <w:r>
-        <w:t xml:space="preserve">Authored and launched a high-visibility 5G Speed Calculator application utilizing Angular and a modern serverless deployment pipeline to ensure instant scalability and zero infrastructure overhead.</w:t>
-      </w:r>
-    </w:p>
-    <w:p>
-      <w:pPr>
-        <w:numPr>
-          <w:ilvl w:val="0"/>
-          <w:numId w:val="1002"/>
-        </w:numPr>
-      </w:pPr>
-      <w:r>
-        <w:rPr>
-          <w:b/>
-        </w:rPr>
-        <w:t xml:space="preserve">UI/UX Optimization:</w:t>
-      </w:r>
-      <w:r>
-        <w:t xml:space="preserve"> </w:t>
-      </w:r>
-      <w:r>
-        <w:t xml:space="preserve">Bridged the gap between UI/UX design concepts and technical feasibility, establishing strict component styling and layout standards to ensure frontend performance and visual consistency.</w:t>
+      <w:bookmarkStart w:id="32" w:name="X5a96a025f2e0af00d5ec4bc9021fc63339c0501"/>
+      <w:r>
+        <w:t xml:space="preserve">Trucking Central | Software Consultant (Contract)</w:t>
+      </w:r>
+      <w:bookmarkEnd w:id="32"/>
+    </w:p>
+    <w:p>
+      <w:pPr>
+        <w:numPr>
+          <w:ilvl w:val="0"/>
+          <w:numId w:val="1007"/>
+        </w:numPr>
+        <w:pStyle w:val="Compact"/>
+      </w:pPr>
+      <w:r>
+        <w:rPr>
+          <w:b/>
+        </w:rPr>
+        <w:t xml:space="preserve">Developed mobile supply chain solutions</w:t>
+      </w:r>
+      <w:r>
+        <w:t xml:space="preserve">, engineering early Android-based GPS applications and telematics integrations optimized for real-time intermodal logistics tracking.</w:t>
       </w:r>
     </w:p>
     <w:p>
       <w:pPr>
         <w:pStyle w:val="Heading3"/>
       </w:pPr>
-      <w:bookmarkStart w:id="27" w:name="X9c5543ea3a45da7f4862af1eb99b73f3c1a3391"/>
-      <w:r>
-        <w:t xml:space="preserve">Sprint | Principal Engineer &amp; Application Developer III | 2017 to 2021</w:t>
-      </w:r>
-      <w:bookmarkEnd w:id="27"/>
-    </w:p>
-    <w:p>
-      <w:pPr>
-        <w:numPr>
-          <w:ilvl w:val="0"/>
-          <w:numId w:val="1003"/>
-        </w:numPr>
-      </w:pPr>
-      <w:r>
-        <w:rPr>
-          <w:b/>
-        </w:rPr>
-        <w:t xml:space="preserve">Executive Technical Governance:</w:t>
-      </w:r>
-      <w:r>
-        <w:t xml:space="preserve"> </w:t>
-      </w:r>
-      <w:r>
-        <w:t xml:space="preserve">Served as Core Technical Advisor and Architectural Gatekeeper to leadership; held final engineering sign-off authority to halt high-risk regressions across all cross-functional integrations.</w:t>
-      </w:r>
-    </w:p>
-    <w:p>
-      <w:pPr>
-        <w:numPr>
-          <w:ilvl w:val="0"/>
-          <w:numId w:val="1003"/>
-        </w:numPr>
-      </w:pPr>
-      <w:r>
-        <w:rPr>
-          <w:b/>
-        </w:rPr>
-        <w:t xml:space="preserve">Full-Stack Architectural Execution:</w:t>
-      </w:r>
-      <w:r>
-        <w:t xml:space="preserve"> </w:t>
-      </w:r>
-      <w:r>
-        <w:t xml:space="preserve">Handed a critical enterprise SKU bottleneck that had suffered through a decade of failed attempts. Took complete ownership of the solution strategy and architecture, single-handedly engineering 100% of the frontend application layer while orchestrating the underlying Porcupine message bus to deliver a high-performance production system in just 6 months.</w:t>
-      </w:r>
-    </w:p>
-    <w:p>
-      <w:pPr>
-        <w:numPr>
-          <w:ilvl w:val="0"/>
-          <w:numId w:val="1003"/>
-        </w:numPr>
-      </w:pPr>
-      <w:r>
-        <w:rPr>
-          <w:b/>
-        </w:rPr>
-        <w:t xml:space="preserve">Distributed Systems:</w:t>
-      </w:r>
-      <w:r>
-        <w:t xml:space="preserve"> </w:t>
-      </w:r>
-      <w:r>
-        <w:t xml:space="preserve">Designed and deployed</w:t>
-      </w:r>
-      <w:r>
-        <w:t xml:space="preserve"> </w:t>
-      </w:r>
-      <w:r>
-        <w:t xml:space="preserve">“</w:t>
-      </w:r>
-      <w:r>
-        <w:t xml:space="preserve">Porcupine,</w:t>
-      </w:r>
-      <w:r>
-        <w:t xml:space="preserve">”</w:t>
-      </w:r>
-      <w:r>
-        <w:t xml:space="preserve"> </w:t>
-      </w:r>
-      <w:r>
-        <w:t xml:space="preserve">a custom event-driven message bus architected on top of RabbitMQ; seamlessly synchronized live Jira workflow states with downstream application environments, establishing a single source of truth and eliminating cross-system data lag.</w:t>
-      </w:r>
-    </w:p>
-    <w:p>
-      <w:pPr>
-        <w:numPr>
-          <w:ilvl w:val="0"/>
-          <w:numId w:val="1003"/>
-        </w:numPr>
-      </w:pPr>
-      <w:r>
-        <w:rPr>
-          <w:b/>
-        </w:rPr>
-        <w:t xml:space="preserve">Custom Data Framework &amp; Universal Hydration Engine:</w:t>
-      </w:r>
-      <w:r>
-        <w:t xml:space="preserve"> </w:t>
-      </w:r>
-      <w:r>
-        <w:t xml:space="preserve">Engineered a data-agnostic PHP framework with a custom hydration engine using reflection and annotations. Treated disparate data formats (SQL, NoSQL, JSON, XML, HTML) as unified entity-managed ORM models—abstracting storage-layer complexity and reducing boilerplate code by 10x for new service onboarding.</w:t>
-      </w:r>
-    </w:p>
-    <w:p>
-      <w:pPr>
-        <w:numPr>
-          <w:ilvl w:val="0"/>
-          <w:numId w:val="1003"/>
-        </w:numPr>
-      </w:pPr>
-      <w:r>
-        <w:rPr>
-          <w:b/>
-        </w:rPr>
-        <w:t xml:space="preserve">Scale &amp; Adoption:</w:t>
-      </w:r>
-      <w:r>
-        <w:t xml:space="preserve"> </w:t>
-      </w:r>
-      <w:r>
-        <w:t xml:space="preserve">Prototyped and deployed the framework to internal high-value T-Mobile applications, proving a 10x reduction in</w:t>
-      </w:r>
-      <w:r>
-        <w:t xml:space="preserve"> </w:t>
-      </w:r>
-      <w:r>
-        <w:t xml:space="preserve">“</w:t>
-      </w:r>
-      <w:r>
-        <w:t xml:space="preserve">boilerplate</w:t>
-      </w:r>
-      <w:r>
-        <w:t xml:space="preserve">”</w:t>
-      </w:r>
-      <w:r>
-        <w:t xml:space="preserve"> </w:t>
-      </w:r>
-      <w:r>
-        <w:t xml:space="preserve">code for new service onboarding.</w:t>
-      </w:r>
-    </w:p>
-    <w:p>
-      <w:pPr>
-        <w:numPr>
-          <w:ilvl w:val="0"/>
-          <w:numId w:val="1003"/>
-        </w:numPr>
-      </w:pPr>
-      <w:r>
-        <w:rPr>
-          <w:b/>
-        </w:rPr>
-        <w:t xml:space="preserve">Data Architecture &amp; Prototyping:</w:t>
-      </w:r>
-      <w:r>
-        <w:t xml:space="preserve"> </w:t>
-      </w:r>
-      <w:r>
-        <w:t xml:space="preserve">Architected and validated a standalone Dremio data lakehouse POC designed to federate data layers across distributed MS SQL, MySQL, and MongoDB environments. Proved the viability of zero-ETL query federation across relational and NoSQL silos, establishing a blueprint for unified data access.</w:t>
-      </w:r>
-    </w:p>
-    <w:p>
-      <w:pPr>
-        <w:numPr>
-          <w:ilvl w:val="0"/>
-          <w:numId w:val="1003"/>
-        </w:numPr>
-      </w:pPr>
-      <w:r>
-        <w:rPr>
-          <w:b/>
-        </w:rPr>
-        <w:t xml:space="preserve">Observability &amp; Infrastructure Telemetry:</w:t>
-      </w:r>
-      <w:r>
-        <w:t xml:space="preserve"> </w:t>
-      </w:r>
-      <w:r>
-        <w:t xml:space="preserve">Built an integrated observability platform using the ELK Stack, Prometheus, and Grafana across a 45-VM development environment.</w:t>
-      </w:r>
-    </w:p>
-    <w:p>
-      <w:pPr>
-        <w:numPr>
-          <w:ilvl w:val="0"/>
-          <w:numId w:val="1003"/>
-        </w:numPr>
-      </w:pPr>
-      <w:r>
-        <w:rPr>
-          <w:b/>
-        </w:rPr>
-        <w:t xml:space="preserve">Incident Response Systems:</w:t>
-      </w:r>
-      <w:r>
-        <w:t xml:space="preserve"> </w:t>
-      </w:r>
-      <w:r>
-        <w:t xml:space="preserve">Designed end-to-end infrastructure telemetry and automated alert routing hooks via Rocket.Chat to demonstrate proactive incident response frameworks.</w:t>
-      </w:r>
-    </w:p>
-    <w:p>
-      <w:pPr>
-        <w:numPr>
-          <w:ilvl w:val="0"/>
-          <w:numId w:val="1003"/>
-        </w:numPr>
-      </w:pPr>
-      <w:r>
-        <w:rPr>
-          <w:b/>
-        </w:rPr>
-        <w:t xml:space="preserve">Real-Time Telemetry:</w:t>
-      </w:r>
-      <w:r>
-        <w:t xml:space="preserve"> </w:t>
-      </w:r>
-      <w:r>
-        <w:t xml:space="preserve">Engineered a custom heartbeat monitoring framework embedded within distributed .NET Core applications; piped real-time telemetry directly into Grafana to ensure proactive incident response and eliminate production blind spots.</w:t>
-      </w:r>
-    </w:p>
-    <w:p>
-      <w:pPr>
-        <w:numPr>
-          <w:ilvl w:val="0"/>
-          <w:numId w:val="1003"/>
-        </w:numPr>
-      </w:pPr>
-      <w:r>
-        <w:rPr>
-          <w:b/>
-        </w:rPr>
-        <w:t xml:space="preserve">Financial Stewardship &amp; Capital Forecasting:</w:t>
-      </w:r>
-      <w:r>
-        <w:t xml:space="preserve"> </w:t>
-      </w:r>
-      <w:r>
-        <w:t xml:space="preserve">Managed and optimized the departmental infrastructure and licensing budget as it scaled from an annual spend of $300K to $1.3M. Formulated highly accurate 12-month financial and capacity projections to align capital expenditures with rapid system expansion.</w:t>
-      </w:r>
+      <w:bookmarkStart w:id="33" w:name="Xa195f54dd3cdab15232bfdbff094a5ea13f511a"/>
+      <w:r>
+        <w:t xml:space="preserve">Innovative Solutions | Mobile Solutions Technician</w:t>
+      </w:r>
+      <w:bookmarkEnd w:id="33"/>
+    </w:p>
+    <w:p>
+      <w:pPr>
+        <w:numPr>
+          <w:ilvl w:val="0"/>
+          <w:numId w:val="1008"/>
+        </w:numPr>
+        <w:pStyle w:val="Compact"/>
+      </w:pPr>
+      <w:r>
+        <w:rPr>
+          <w:b/>
+        </w:rPr>
+        <w:t xml:space="preserve">Engineered tactical hardware solutions</w:t>
+      </w:r>
+      <w:r>
+        <w:t xml:space="preserve">, deploying and optimizing Nextel communication devices and mobile diagnostic frameworks for municipal first responders and commercial operations.</w:t>
+      </w:r>
+    </w:p>
+    <w:p>
+      <w:pPr>
+        <w:pStyle w:val="Heading2"/>
+      </w:pPr>
+      <w:bookmarkStart w:id="34" w:name="technical-environment-matrix"/>
+      <w:r>
+        <w:t xml:space="preserve">Technical Environment Matrix</w:t>
+      </w:r>
+      <w:bookmarkEnd w:id="34"/>
+    </w:p>
+    <w:p>
+      <w:pPr>
+        <w:numPr>
+          <w:ilvl w:val="0"/>
+          <w:numId w:val="1009"/>
+        </w:numPr>
+      </w:pPr>
+      <w:r>
+        <w:rPr>
+          <w:b/>
+        </w:rPr>
+        <w:t xml:space="preserve">Patents &amp; Core Innovation:</w:t>
+      </w:r>
+      <w:r>
+        <w:t xml:space="preserve"> </w:t>
+      </w:r>
+      <w:r>
+        <w:t xml:space="preserve">US Patent #10,366,069 (Systems and Methods for Database Management and Administration)</w:t>
+      </w:r>
+    </w:p>
+    <w:p>
+      <w:pPr>
+        <w:numPr>
+          <w:ilvl w:val="0"/>
+          <w:numId w:val="1009"/>
+        </w:numPr>
+      </w:pPr>
+      <w:r>
+        <w:rPr>
+          <w:b/>
+        </w:rPr>
+        <w:t xml:space="preserve">Architectural Disciplines:</w:t>
+      </w:r>
+      <w:r>
+        <w:t xml:space="preserve"> </w:t>
+      </w:r>
+      <w:r>
+        <w:t xml:space="preserve">Systems Architecture, Distributed Systems, Microservices, API Gateway Design, Platform Abstractions, SRE, DevSecOps, Enterprise Cloud Migration</w:t>
+      </w:r>
+    </w:p>
+    <w:p>
+      <w:pPr>
+        <w:numPr>
+          <w:ilvl w:val="0"/>
+          <w:numId w:val="1009"/>
+        </w:numPr>
+      </w:pPr>
+      <w:r>
+        <w:rPr>
+          <w:b/>
+        </w:rPr>
+        <w:t xml:space="preserve">Infrastructure &amp; Automation:</w:t>
+      </w:r>
+      <w:r>
+        <w:t xml:space="preserve"> </w:t>
+      </w:r>
+      <w:r>
+        <w:t xml:space="preserve">Ansible, Ansible Automation Platform (AAP), Infrastructure as Code (IaC), CI/CD Pipelines, Node-RED, Core XML Scripting, Serverless, VMware vSphere/ESXi, iSCSI SAN Architecture</w:t>
+      </w:r>
+    </w:p>
+    <w:p>
+      <w:pPr>
+        <w:numPr>
+          <w:ilvl w:val="0"/>
+          <w:numId w:val="1009"/>
+        </w:numPr>
+      </w:pPr>
+      <w:r>
+        <w:rPr>
+          <w:b/>
+        </w:rPr>
+        <w:t xml:space="preserve">Data Engineering &amp; Distributed Ecosystems:</w:t>
+      </w:r>
+      <w:r>
+        <w:t xml:space="preserve"> </w:t>
+      </w:r>
+      <w:r>
+        <w:t xml:space="preserve">RabbitMQ (Porcupine Message Bus), Dremio (Lakehouse Federation), Zero-ETL Query Federation, ELK Stack, Prometheus, Grafana, PostgreSQL, MS SQL, MongoDB, Rocket.Chat Integration</w:t>
+      </w:r>
+    </w:p>
+    <w:p>
+      <w:pPr>
+        <w:numPr>
+          <w:ilvl w:val="0"/>
+          <w:numId w:val="1009"/>
+        </w:numPr>
+      </w:pPr>
+      <w:r>
+        <w:rPr>
+          <w:b/>
+        </w:rPr>
+        <w:t xml:space="preserve">Backend Environments &amp; Languages:</w:t>
+      </w:r>
+      <w:r>
+        <w:t xml:space="preserve"> </w:t>
+      </w:r>
+      <w:r>
+        <w:t xml:space="preserve">Node.js Runtime, .NET Core (2.x), C#, PHP, Native Modules, REST APIs &amp; Custom SDK Development, Zero-Dependency Design, Custom ORM Design</w:t>
+      </w:r>
+    </w:p>
+    <w:p>
+      <w:pPr>
+        <w:numPr>
+          <w:ilvl w:val="0"/>
+          <w:numId w:val="1009"/>
+        </w:numPr>
+      </w:pPr>
+      <w:r>
+        <w:rPr>
+          <w:b/>
+        </w:rPr>
+        <w:t xml:space="preserve">Frontend Web Frameworks:</w:t>
+      </w:r>
+      <w:r>
+        <w:t xml:space="preserve"> </w:t>
+      </w:r>
+      <w:r>
+        <w:t xml:space="preserve">Angular (Pre-1.0 to v15), Vue.js 2, TypeScript, JavaScript (ES6+), Client-Side Architecture, UI/UX Performance Optimization</w:t>
+      </w:r>
+    </w:p>
+    <w:p>
+      <w:pPr>
+        <w:pStyle w:val="Heading2"/>
+      </w:pPr>
+      <w:bookmarkStart w:id="35" w:name="community-impact-leadership"/>
+      <w:r>
+        <w:t xml:space="preserve">Community Impact &amp; Leadership</w:t>
+      </w:r>
+      <w:bookmarkEnd w:id="35"/>
     </w:p>
     <w:p>
       <w:pPr>
         <w:pStyle w:val="Heading3"/>
       </w:pPr>
-      <w:bookmarkStart w:id="28" w:name="Xd2cbdfc83f130e17cb0f9b9225a74b3d25873e2"/>
-      <w:r>
-        <w:t xml:space="preserve">Sprint | Product Development Engineer II | 2013 to 2017</w:t>
-      </w:r>
-      <w:bookmarkEnd w:id="28"/>
-    </w:p>
-    <w:p>
-      <w:pPr>
-        <w:numPr>
-          <w:ilvl w:val="0"/>
-          <w:numId w:val="1004"/>
-        </w:numPr>
-      </w:pPr>
-      <w:r>
-        <w:rPr>
-          <w:b/>
-        </w:rPr>
-        <w:t xml:space="preserve">Systems-Level Engineering Transition:</w:t>
-      </w:r>
-      <w:r>
-        <w:t xml:space="preserve"> </w:t>
-      </w:r>
-      <w:r>
-        <w:t xml:space="preserve">Capitalized on hardware validation background to bridge the gap between device testing and robust application development, driving strict performance constraints into early-stage software architecture.</w:t>
-      </w:r>
-    </w:p>
-    <w:p>
-      <w:pPr>
-        <w:numPr>
-          <w:ilvl w:val="0"/>
-          <w:numId w:val="1004"/>
-        </w:numPr>
-      </w:pPr>
-      <w:r>
-        <w:rPr>
-          <w:b/>
-        </w:rPr>
-        <w:t xml:space="preserve">Full-Stack Application Architecture:</w:t>
-      </w:r>
-      <w:r>
-        <w:t xml:space="preserve"> </w:t>
-      </w:r>
-      <w:r>
-        <w:t xml:space="preserve">Conceived, architected, and built a visual drag-and-drop prototyping platform to simulate Out-of-Box Experiences. Integrated custom telemetry engines directly into the app to capture real-time CPU, RAM, and battery metrics for device validation.</w:t>
-      </w:r>
-    </w:p>
-    <w:p>
-      <w:pPr>
-        <w:numPr>
-          <w:ilvl w:val="0"/>
-          <w:numId w:val="1004"/>
-        </w:numPr>
-      </w:pPr>
-      <w:r>
-        <w:rPr>
-          <w:b/>
-        </w:rPr>
-        <w:t xml:space="preserve">Database Engineering &amp; Tooling:</w:t>
-      </w:r>
-      <w:r>
-        <w:t xml:space="preserve"> </w:t>
-      </w:r>
-      <w:r>
-        <w:t xml:space="preserve">Authored the foundational codebase for the Device Development and Certification requirements and test-plan database, laying the groundwork for scalable documentation and testing.</w:t>
-      </w:r>
-    </w:p>
-    <w:p>
-      <w:pPr>
-        <w:numPr>
-          <w:ilvl w:val="0"/>
-          <w:numId w:val="1004"/>
-        </w:numPr>
-      </w:pPr>
-      <w:r>
-        <w:rPr>
-          <w:b/>
-        </w:rPr>
-        <w:t xml:space="preserve">Cross-Functional Engineering Governance:</w:t>
-      </w:r>
-      <w:r>
-        <w:t xml:space="preserve"> </w:t>
-      </w:r>
-      <w:r>
-        <w:t xml:space="preserve">Served as the authoritative technical liaison to the Head of Retail Testing and executive leadership; directed weekly technical reviews to deconflict complex system behaviors, prioritize software bug remediation, and establish release readiness timelines for the nationwide SLATE ecosystem.</w:t>
+      <w:bookmarkStart w:id="36" w:name="X43a88629a19707bdc2905dd1b42d85ff14b2051"/>
+      <w:r>
+        <w:t xml:space="preserve">Seek and Serve (501c3) | Technical Advisory Board Member | 2026 to Present</w:t>
+      </w:r>
+      <w:bookmarkEnd w:id="36"/>
+    </w:p>
+    <w:p>
+      <w:pPr>
+        <w:numPr>
+          <w:ilvl w:val="0"/>
+          <w:numId w:val="1010"/>
+        </w:numPr>
+        <w:pStyle w:val="Compact"/>
+      </w:pPr>
+      <w:r>
+        <w:rPr>
+          <w:b/>
+        </w:rPr>
+        <w:t xml:space="preserve">Provide architectural oversight</w:t>
+      </w:r>
+      <w:r>
+        <w:t xml:space="preserve"> </w:t>
+      </w:r>
+      <w:r>
+        <w:t xml:space="preserve">and technical logistics strategy to support regional community outreach expansion.</w:t>
       </w:r>
     </w:p>
     <w:p>
       <w:pPr>
         <w:pStyle w:val="Heading3"/>
       </w:pPr>
-      <w:bookmarkStart w:id="29" w:name="X9a2ddcd5defc0687e2268face32b579f6f42299"/>
-      <w:r>
-        <w:t xml:space="preserve">EXPERIS (Contractor at Sprint) | Technical Support Rep II | 2012 to 2013</w:t>
-      </w:r>
-      <w:bookmarkEnd w:id="29"/>
-    </w:p>
-    <w:p>
-      <w:pPr>
-        <w:numPr>
-          <w:ilvl w:val="0"/>
-          <w:numId w:val="1005"/>
-        </w:numPr>
-      </w:pPr>
-      <w:r>
-        <w:rPr>
-          <w:b/>
-        </w:rPr>
-        <w:t xml:space="preserve">Performance Automation Overhaul:</w:t>
-      </w:r>
-      <w:r>
-        <w:t xml:space="preserve"> </w:t>
-      </w:r>
-      <w:r>
-        <w:t xml:space="preserve">Re-engineered and optimized a legacy device performance tracking application used across the ecosystem.</w:t>
-      </w:r>
-    </w:p>
-    <w:p>
-      <w:pPr>
-        <w:numPr>
-          <w:ilvl w:val="0"/>
-          <w:numId w:val="1005"/>
-        </w:numPr>
-      </w:pPr>
-      <w:r>
-        <w:rPr>
-          <w:b/>
-        </w:rPr>
-        <w:t xml:space="preserve">Nationwide Enterprise Automation Deployments:</w:t>
-      </w:r>
-      <w:r>
-        <w:t xml:space="preserve"> </w:t>
-      </w:r>
-      <w:r>
-        <w:t xml:space="preserve">Engineered and maintained the core XML execution scripts driving the SLATE diagnostic framework deployed across Sprint’s entire national retail retail footprint; ensured 100% flawless execution of automated on-site device validation routines for in-store service centers.</w:t>
-      </w:r>
-    </w:p>
-    <w:p>
-      <w:pPr>
-        <w:pStyle w:val="Heading3"/>
-      </w:pPr>
-      <w:bookmarkStart w:id="30" w:name="Xcd00d5b2137c9bb8b2ea37b28065784626002fd"/>
-      <w:r>
-        <w:t xml:space="preserve">MO-KAN Container Services | System Administrator | 2011 to 2012</w:t>
-      </w:r>
-      <w:bookmarkEnd w:id="30"/>
-    </w:p>
-    <w:p>
-      <w:pPr>
-        <w:numPr>
-          <w:ilvl w:val="0"/>
-          <w:numId w:val="1006"/>
+      <w:bookmarkStart w:id="37" w:name="X5924d4ab2fe380d8c6bce21d5b8abc32e60d329"/>
+      <w:r>
+        <w:t xml:space="preserve">33 Meals | Technical Advisor &amp; Infrastructure Volunteer | 2026 to Present</w:t>
+      </w:r>
+      <w:bookmarkEnd w:id="37"/>
+    </w:p>
+    <w:p>
+      <w:pPr>
+        <w:numPr>
+          <w:ilvl w:val="0"/>
+          <w:numId w:val="1011"/>
+        </w:numPr>
+      </w:pPr>
+      <w:r>
+        <w:rPr>
+          <w:b/>
+        </w:rPr>
+        <w:t xml:space="preserve">Engineered the digital architecture</w:t>
+      </w:r>
+      <w:r>
+        <w:t xml:space="preserve"> </w:t>
+      </w:r>
+      <w:r>
+        <w:t xml:space="preserve">and logistics pipeline for the non-profit subsidiary to systematically address regional food insecurity.</w:t>
+      </w:r>
+    </w:p>
+    <w:p>
+      <w:pPr>
+        <w:numPr>
+          <w:ilvl w:val="0"/>
+          <w:numId w:val="1011"/>
+        </w:numPr>
+      </w:pPr>
+      <w:r>
+        <w:rPr>
+          <w:b/>
+        </w:rPr>
+        <w:t xml:space="preserve">Established core system deployments</w:t>
+      </w:r>
+      <w:r>
+        <w:t xml:space="preserve">, managing secure domain configurations and compliance planning to ensure zero-overhead distribution operations.</w:t>
+      </w:r>
+    </w:p>
+    <w:p>
+      <w:pPr>
+        <w:numPr>
+          <w:ilvl w:val="0"/>
+          <w:numId w:val="1011"/>
+        </w:numPr>
+      </w:pPr>
+      <w:r>
+        <w:rPr>
+          <w:b/>
+        </w:rPr>
+        <w:t xml:space="preserve">Designed a data-driven delivery framework</w:t>
+      </w:r>
+      <w:r>
+        <w:t xml:space="preserve"> </w:t>
+      </w:r>
+      <w:r>
+        <w:t xml:space="preserve">applying enterprise architecture efficiency principles to scale real-world humanitarian food delivery.</w:t>
+      </w:r>
+    </w:p>
+    <w:p>
+      <w:pPr>
+        <w:pStyle w:val="Heading2"/>
+      </w:pPr>
+      <w:bookmarkStart w:id="38" w:name="education"/>
+      <w:r>
+        <w:t xml:space="preserve">Education</w:t>
+      </w:r>
+      <w:bookmarkEnd w:id="38"/>
+    </w:p>
+    <w:p>
+      <w:pPr>
+        <w:numPr>
+          <w:ilvl w:val="0"/>
+          <w:numId w:val="1012"/>
         </w:numPr>
         <w:pStyle w:val="Compact"/>
       </w:pPr>
@@ -820,192 +1054,6 @@
         <w:rPr>
           <w:b/>
         </w:rPr>
-        <w:t xml:space="preserve">Multi-Site Infrastructure Governance:</w:t>
-      </w:r>
-      <w:r>
-        <w:t xml:space="preserve"> </w:t>
-      </w:r>
-      <w:r>
-        <w:t xml:space="preserve">Directed end-to-end technology operations across 3 distributed corporate locations; modernized legacy environments by deploying virtualized, redundant infrastructures that cut enterprise downtime by 90%.</w:t>
-      </w:r>
-    </w:p>
-    <w:p>
-      <w:pPr>
-        <w:pStyle w:val="Heading2"/>
-      </w:pPr>
-      <w:bookmarkStart w:id="31" w:name="additional-relevant-experience"/>
-      <w:r>
-        <w:t xml:space="preserve">Additional Relevant Experience</w:t>
-      </w:r>
-      <w:bookmarkEnd w:id="31"/>
-    </w:p>
-    <w:p>
-      <w:pPr>
-        <w:pStyle w:val="FirstParagraph"/>
-      </w:pPr>
-      <w:r>
-        <w:rPr>
-          <w:b/>
-        </w:rPr>
-        <w:t xml:space="preserve">Trucking Central | Software Consultant (Contract):</w:t>
-      </w:r>
-      <w:r>
-        <w:t xml:space="preserve"> </w:t>
-      </w:r>
-      <w:r>
-        <w:t xml:space="preserve">Planned, developed, and tested Android-based GPS solutions for the intermodal supply chain industry.</w:t>
-      </w:r>
-    </w:p>
-    <w:p>
-      <w:pPr>
-        <w:pStyle w:val="BodyText"/>
-      </w:pPr>
-      <w:r>
-        <w:rPr>
-          <w:b/>
-        </w:rPr>
-        <w:t xml:space="preserve">Innovative Solutions | Mobile Solutions Technician:</w:t>
-      </w:r>
-      <w:r>
-        <w:t xml:space="preserve"> </w:t>
-      </w:r>
-      <w:r>
-        <w:t xml:space="preserve">Troubleshot and fixed Nextel devices for first responders and construction businesses, listened to client needs, and leveraged emerging technologies to find solutions for those needs.</w:t>
-      </w:r>
-    </w:p>
-    <w:p>
-      <w:pPr>
-        <w:pStyle w:val="Heading2"/>
-      </w:pPr>
-      <w:bookmarkStart w:id="32" w:name="community-impact-leadership"/>
-      <w:r>
-        <w:t xml:space="preserve">Community Impact &amp; Leadership</w:t>
-      </w:r>
-      <w:bookmarkEnd w:id="32"/>
-    </w:p>
-    <w:p>
-      <w:pPr>
-        <w:pStyle w:val="Heading3"/>
-      </w:pPr>
-      <w:bookmarkStart w:id="33" w:name="Xd39b15ee859cbc3dcdee8fb650ce50901d08bb5"/>
-      <w:r>
-        <w:t xml:space="preserve">Seek and Serve | Technical Advisory Board Member | 2026 to Present</w:t>
-      </w:r>
-      <w:bookmarkEnd w:id="33"/>
-    </w:p>
-    <w:p>
-      <w:pPr>
-        <w:numPr>
-          <w:ilvl w:val="0"/>
-          <w:numId w:val="1007"/>
-        </w:numPr>
-        <w:pStyle w:val="Compact"/>
-      </w:pPr>
-      <w:r>
-        <w:rPr>
-          <w:b/>
-        </w:rPr>
-        <w:t xml:space="preserve">Technical Guidance:</w:t>
-      </w:r>
-      <w:r>
-        <w:t xml:space="preserve"> </w:t>
-      </w:r>
-      <w:r>
-        <w:t xml:space="preserve">Provide high-level architectural oversight and logistical strategy to the parent 501(c)(3) organization.</w:t>
-      </w:r>
-    </w:p>
-    <w:p>
-      <w:pPr>
-        <w:pStyle w:val="Heading3"/>
-      </w:pPr>
-      <w:bookmarkStart w:id="34" w:name="Xfadc02287ea2056c60385b4424a6ed61fa154cf"/>
-      <w:r>
-        <w:t xml:space="preserve">33meals.org (Subsidiary) | Infrastructure Consultant &amp; Volunteer | 2026 to Present</w:t>
-      </w:r>
-      <w:bookmarkEnd w:id="34"/>
-    </w:p>
-    <w:p>
-      <w:pPr>
-        <w:numPr>
-          <w:ilvl w:val="0"/>
-          <w:numId w:val="1008"/>
-        </w:numPr>
-      </w:pPr>
-      <w:r>
-        <w:rPr>
-          <w:b/>
-        </w:rPr>
-        <w:t xml:space="preserve">Organizational Launch:</w:t>
-      </w:r>
-      <w:r>
-        <w:t xml:space="preserve"> </w:t>
-      </w:r>
-      <w:r>
-        <w:t xml:space="preserve">Spearheaded the launch and incorporation of 33meals.org as a dedicated subsidiary to address food insecurity through scalable, data-driven, distribution models.</w:t>
-      </w:r>
-    </w:p>
-    <w:p>
-      <w:pPr>
-        <w:numPr>
-          <w:ilvl w:val="0"/>
-          <w:numId w:val="1008"/>
-        </w:numPr>
-      </w:pPr>
-      <w:r>
-        <w:rPr>
-          <w:b/>
-        </w:rPr>
-        <w:t xml:space="preserve">Operational Infrastructure:</w:t>
-      </w:r>
-      <w:r>
-        <w:t xml:space="preserve"> </w:t>
-      </w:r>
-      <w:r>
-        <w:t xml:space="preserve">Managed the full technical and administrative setup, including domain registration, digital architecture, and regulatory filings to ensure high-integrity non-profit operations.</w:t>
-      </w:r>
-    </w:p>
-    <w:p>
-      <w:pPr>
-        <w:numPr>
-          <w:ilvl w:val="0"/>
-          <w:numId w:val="1008"/>
-        </w:numPr>
-      </w:pPr>
-      <w:r>
-        <w:rPr>
-          <w:b/>
-        </w:rPr>
-        <w:t xml:space="preserve">Strategic Development:</w:t>
-      </w:r>
-      <w:r>
-        <w:t xml:space="preserve"> </w:t>
-      </w:r>
-      <w:r>
-        <w:t xml:space="preserve">Designed a streamlined logistics model to optimize charitable food delivery, applying enterprise efficiency principles to humanitarian service.</w:t>
-      </w:r>
-    </w:p>
-    <w:p>
-      <w:pPr>
-        <w:pStyle w:val="Heading2"/>
-      </w:pPr>
-      <w:bookmarkStart w:id="35" w:name="education"/>
-      <w:r>
-        <w:t xml:space="preserve">Education</w:t>
-      </w:r>
-      <w:bookmarkEnd w:id="35"/>
-    </w:p>
-    <w:p>
-      <w:pPr>
-        <w:numPr>
-          <w:ilvl w:val="0"/>
-          <w:numId w:val="1009"/>
-        </w:numPr>
-        <w:pStyle w:val="Compact"/>
-      </w:pPr>
-      <w:r>
-        <w:rPr>
-          <w:b/>
-        </w:rPr>
         <w:t xml:space="preserve">Associate of Arts (AA), Graphic Design</w:t>
       </w:r>
       <w:r>
@@ -1013,116 +1061,6 @@
       </w:r>
       <w:r>
         <w:t xml:space="preserve">– Johnson County Community College</w:t>
-      </w:r>
-    </w:p>
-    <w:p>
-      <w:pPr>
-        <w:pStyle w:val="Heading2"/>
-      </w:pPr>
-      <w:bookmarkStart w:id="36" w:name="technical-environment-matrix"/>
-      <w:r>
-        <w:t xml:space="preserve">Technical Environment Matrix</w:t>
-      </w:r>
-      <w:bookmarkEnd w:id="36"/>
-    </w:p>
-    <w:p>
-      <w:pPr>
-        <w:numPr>
-          <w:ilvl w:val="0"/>
-          <w:numId w:val="1010"/>
-        </w:numPr>
-      </w:pPr>
-      <w:r>
-        <w:rPr>
-          <w:b/>
-        </w:rPr>
-        <w:t xml:space="preserve">Architectural Disciplines:</w:t>
-      </w:r>
-      <w:r>
-        <w:t xml:space="preserve"> </w:t>
-      </w:r>
-      <w:r>
-        <w:t xml:space="preserve">Systems Architecture, Distributed Systems, Microservices, API Gateway Design, Platform Abstractions, SRE, DevSecOps</w:t>
-      </w:r>
-    </w:p>
-    <w:p>
-      <w:pPr>
-        <w:numPr>
-          <w:ilvl w:val="0"/>
-          <w:numId w:val="1010"/>
-        </w:numPr>
-      </w:pPr>
-      <w:r>
-        <w:rPr>
-          <w:b/>
-        </w:rPr>
-        <w:t xml:space="preserve">Frontend Web Frameworks:</w:t>
-      </w:r>
-      <w:r>
-        <w:t xml:space="preserve"> </w:t>
-      </w:r>
-      <w:r>
-        <w:t xml:space="preserve">Angular (Pre-1.0 to v15), Vue.js 2, TypeScript, JavaScript (ES6+), Client-Side Architecture</w:t>
-      </w:r>
-    </w:p>
-    <w:p>
-      <w:pPr>
-        <w:numPr>
-          <w:ilvl w:val="0"/>
-          <w:numId w:val="1010"/>
-        </w:numPr>
-      </w:pPr>
-      <w:r>
-        <w:rPr>
-          <w:b/>
-        </w:rPr>
-        <w:t xml:space="preserve">Backend Environments &amp; Languages:</w:t>
-      </w:r>
-      <w:r>
-        <w:t xml:space="preserve"> </w:t>
-      </w:r>
-      <w:r>
-        <w:t xml:space="preserve">Node.js Runtime, .NET Core (2.x), C#, Native Modules, Zero-Dependency Design</w:t>
-      </w:r>
-    </w:p>
-    <w:p>
-      <w:pPr>
-        <w:numPr>
-          <w:ilvl w:val="0"/>
-          <w:numId w:val="1010"/>
-        </w:numPr>
-      </w:pPr>
-      <w:r>
-        <w:rPr>
-          <w:b/>
-        </w:rPr>
-        <w:t xml:space="preserve">Infrastructure &amp; Automation:</w:t>
-      </w:r>
-      <w:r>
-        <w:t xml:space="preserve"> </w:t>
-      </w:r>
-      <w:r>
-        <w:t xml:space="preserve">Ansible, DevOps, CI/CD, Infrastructure as Code (IaC), Automation, Site Reliability, Serverless, Red Hat Linux, VMware</w:t>
-      </w:r>
-    </w:p>
-    <w:p>
-      <w:pPr>
-        <w:numPr>
-          <w:ilvl w:val="0"/>
-          <w:numId w:val="1010"/>
-        </w:numPr>
-      </w:pPr>
-      <w:r>
-        <w:rPr>
-          <w:b/>
-        </w:rPr>
-        <w:t xml:space="preserve">Data &amp; Ecosystems:</w:t>
-      </w:r>
-      <w:r>
-        <w:t xml:space="preserve"> </w:t>
-      </w:r>
-      <w:r>
-        <w:t xml:space="preserve">Dremio (Lakehouse Federation), ELK Stack (Elasticsearch, Logstash, Kibana), Prometheus, Grafana, Rocket.Chat, PostgreSQL, SQL, MongoDB, Atlassian SDK, Jira API (US Patent #10,366,069)</w:t>
       </w:r>
     </w:p>
     <w:sectPr>
@@ -1551,6 +1489,12 @@
     <w:abstractNumId w:val="991"/>
   </w:num>
   <w:num w:numId="1010">
+    <w:abstractNumId w:val="991"/>
+  </w:num>
+  <w:num w:numId="1011">
+    <w:abstractNumId w:val="991"/>
+  </w:num>
+  <w:num w:numId="1012">
     <w:abstractNumId w:val="991"/>
   </w:num>
 </w:numbering>

--- a/joshua-sternadel-resume.docx
+++ b/joshua-sternadel-resume.docx
@@ -218,7 +218,7 @@
         <w:t xml:space="preserve"> </w:t>
       </w:r>
       <w:r>
-        <w:t xml:space="preserve">the zero-loss migration of 10+ years of Sprint Jira Data Center metadata and device certification data to T-Mobile’s Jira Cloud within 3 months, maintaining zero downtime for 3,000+ active enterprise users via a custom PHP hydration framework.</w:t>
+        <w:t xml:space="preserve">the zero-loss migration of 10+ years of Sprint Jira Data Center metadata and device certification data to T-Mobile’s Jira Cloud within 3 months, maintaining zero downtime for 3,000+ active enterprise users via a custom PHP syncing framework.</w:t>
       </w:r>
     </w:p>
     <w:p>
@@ -252,13 +252,13 @@
         <w:rPr>
           <w:b/>
         </w:rPr>
-        <w:t xml:space="preserve">Automated multi-distribution Linux patching</w:t>
-      </w:r>
-      <w:r>
-        <w:t xml:space="preserve"> </w:t>
-      </w:r>
-      <w:r>
-        <w:t xml:space="preserve">(RHEL, SUSE, Ubuntu, Debian) across 97 hosts using Ansible and AAP, scaling operations to achieve a 97% success rate within 180 days and eliminating a critical vulnerability backlog.</w:t>
+        <w:t xml:space="preserve">Flatlined a critical vulnerability backlog</w:t>
+      </w:r>
+      <w:r>
+        <w:t xml:space="preserve"> </w:t>
+      </w:r>
+      <w:r>
+        <w:t xml:space="preserve">of 100+ monthly exploits across 97 hosts, solo-engineering an idempotent Ansible patch management framework managing the full deployment lifecycle of core enterprise security agents in an a lab environment where developers retained root access.</w:t>
       </w:r>
     </w:p>
     <w:p>
@@ -272,13 +272,13 @@
         <w:rPr>
           <w:b/>
         </w:rPr>
-        <w:t xml:space="preserve">Developed modular Ansible playbooks</w:t>
-      </w:r>
-      <w:r>
-        <w:t xml:space="preserve"> </w:t>
-      </w:r>
-      <w:r>
-        <w:t xml:space="preserve">to manage the full deployment lifecycle of core enterprise security and monitoring agents, including SentinelOne, Illumio VEN, Nessus Tenable, Nagios NCPA, and Splunk Forwarder.</w:t>
+        <w:t xml:space="preserve">Authored a serverless Angular Universal &amp; Express application</w:t>
+      </w:r>
+      <w:r>
+        <w:t xml:space="preserve"> </w:t>
+      </w:r>
+      <w:r>
+        <w:t xml:space="preserve">that served as a high-visibility 5G Speed Calculator for the network team, guaranteeing instant scalability and zero baseline infrastructure overhead.</w:t>
       </w:r>
     </w:p>
     <w:p>
@@ -292,13 +292,46 @@
         <w:rPr>
           <w:b/>
         </w:rPr>
-        <w:t xml:space="preserve">Streamlined lab provisioning</w:t>
-      </w:r>
-      <w:r>
-        <w:t xml:space="preserve"> </w:t>
-      </w:r>
-      <w:r>
-        <w:t xml:space="preserve">by automating the onboarding of 132 Spirent Landslide VMs, dynamically modifying Netplan network configurations on the fly to preserve production uptime for Illumio VEN.</w:t>
+        <w:t xml:space="preserve">Architected the</w:t>
+      </w:r>
+      <w:r>
+        <w:rPr>
+          <w:b/>
+        </w:rPr>
+        <w:t xml:space="preserve"> </w:t>
+      </w:r>
+      <w:r>
+        <w:rPr>
+          <w:b/>
+        </w:rPr>
+        <w:t xml:space="preserve">“</w:t>
+      </w:r>
+      <w:r>
+        <w:rPr>
+          <w:b/>
+        </w:rPr>
+        <w:t xml:space="preserve">Branded Experience Portal</w:t>
+      </w:r>
+      <w:r>
+        <w:rPr>
+          <w:b/>
+        </w:rPr>
+        <w:t xml:space="preserve">”</w:t>
+      </w:r>
+      <w:r>
+        <w:rPr>
+          <w:b/>
+        </w:rPr>
+        <w:t xml:space="preserve"> </w:t>
+      </w:r>
+      <w:r>
+        <w:rPr>
+          <w:b/>
+        </w:rPr>
+        <w:t xml:space="preserve">monorepo</w:t>
+      </w:r>
+      <w:r>
+        <w:t xml:space="preserve">, engineering highly performant, T-Mobile-themed universal components optimized for modular distribution as independent corporate NPM packages.</w:t>
       </w:r>
     </w:p>
     <w:p>
@@ -312,33 +345,13 @@
         <w:rPr>
           <w:b/>
         </w:rPr>
-        <w:t xml:space="preserve">Launched a high-visibility 5G Speed Calculator</w:t>
-      </w:r>
-      <w:r>
-        <w:t xml:space="preserve"> </w:t>
-      </w:r>
-      <w:r>
-        <w:t xml:space="preserve">application using Angular and a serverless pipeline, while establishing strict frontend component styling and layout standards to optimize UI/UX performance.</w:t>
-      </w:r>
-    </w:p>
-    <w:p>
-      <w:pPr>
-        <w:numPr>
-          <w:ilvl w:val="0"/>
-          <w:numId w:val="1002"/>
-        </w:numPr>
-      </w:pPr>
-      <w:r>
-        <w:rPr>
-          <w:b/>
-        </w:rPr>
-        <w:t xml:space="preserve">Served as Lead Merger Architect</w:t>
-      </w:r>
-      <w:r>
-        <w:t xml:space="preserve"> </w:t>
-      </w:r>
-      <w:r>
-        <w:t xml:space="preserve">to design secure, air-gapped Atlassian infrastructure environments for the DISH network transition, successfully satisfying rigorous federal compliance and data governance mandates.</w:t>
+        <w:t xml:space="preserve">Automated fleet mobilization</w:t>
+      </w:r>
+      <w:r>
+        <w:t xml:space="preserve"> </w:t>
+      </w:r>
+      <w:r>
+        <w:t xml:space="preserve">across 132 Spirent Landslide traffic-generation VMs, programmatically modifying Netplan configurations using defensive Ansible staging loops to eliminate remote host lockouts.</w:t>
       </w:r>
     </w:p>
     <w:p>

--- a/joshua-sternadel-resume.docx
+++ b/joshua-sternadel-resume.docx
@@ -73,7 +73,7 @@
         <w:t xml:space="preserve"> </w:t>
       </w:r>
       <w:r>
-        <w:t xml:space="preserve">Full-Stack Architecture (Angular/Node/PHP/.NET) | Infrastructure Automation (Ansible, AAP) | Resilient Systems Design</w:t>
+        <w:t xml:space="preserve">Full-Stack Architecture (Angular/Node/PHP) | Infrastructure Automation (Ansible, AAP) | Resilient Systems Design</w:t>
       </w:r>
       <w:r>
         <w:br/>
@@ -854,7 +854,7 @@
         <w:t xml:space="preserve"> </w:t>
       </w:r>
       <w:r>
-        <w:t xml:space="preserve">Systems Architecture, Distributed Systems, Microservices, API Gateway Design, Platform Abstractions, SRE, DevSecOps, Enterprise Cloud Migration</w:t>
+        <w:t xml:space="preserve">Systems Architecture, Distributed Systems, Microservices, API Design, Platform Abstractions, Developer Experience (DevEx), Internal Tooling Design, SRE, DevSecOps, Enterprise Cloud Migration</w:t>
       </w:r>
     </w:p>
     <w:p>
@@ -914,7 +914,7 @@
         <w:t xml:space="preserve"> </w:t>
       </w:r>
       <w:r>
-        <w:t xml:space="preserve">Node.js Runtime, .NET Core (2.x), C#, PHP, Native Modules, REST APIs &amp; Custom SDK Development, Zero-Dependency Design, Custom ORM Design</w:t>
+        <w:t xml:space="preserve">Node.js Runtime, .NET Core (2.x), C#, PHP, Native Modules, REST APIs, Custom SDK Development, Zero-Dependency Design, Custom ORM Design</w:t>
       </w:r>
     </w:p>
     <w:p>

--- a/joshua-sternadel-resume.docx
+++ b/joshua-sternadel-resume.docx
@@ -218,7 +218,7 @@
         <w:t xml:space="preserve"> </w:t>
       </w:r>
       <w:r>
-        <w:t xml:space="preserve">the zero-loss migration of 10+ years of Sprint Jira Data Center metadata and device certification data to T-Mobile’s Jira Cloud within 3 months, maintaining zero downtime for 3,000+ active enterprise users via a custom PHP syncing framework.</w:t>
+        <w:t xml:space="preserve">the zero-loss migration of 10+ years of Sprint Jira Data Center metadata and device certification data to T-Mobile’s Jira Cloud within 3 months, maintaining zero downtime for 3,000+ active enterprise users via a custom PHP hydration framework.</w:t>
       </w:r>
     </w:p>
     <w:p>
@@ -404,9 +404,14 @@
       <w:r>
         <w:t xml:space="preserve">, a custom event-driven message bus on RabbitMQ that consumed live Jira workflow states to drive real-time automation and eliminate cross-system data lag.</w:t>
       </w:r>
-      <w:r>
-        <w:t xml:space="preserve"> </w:t>
-      </w:r>
+    </w:p>
+    <w:p>
+      <w:pPr>
+        <w:numPr>
+          <w:ilvl w:val="0"/>
+          <w:numId w:val="1003"/>
+        </w:numPr>
+      </w:pPr>
       <w:r>
         <w:rPr>
           <w:b/>

--- a/joshua-sternadel-resume.docx
+++ b/joshua-sternadel-resume.docx
@@ -88,38 +88,47 @@
         <w:t xml:space="preserve"> </w:t>
       </w:r>
       <w:r>
-        <w:t xml:space="preserve">13+ Years Systems Engineering | Core Technical Advisor and Anchor for Fortune 500 Telecom Mergers</w:t>
-      </w:r>
-    </w:p>
-    <w:p>
-      <w:pPr>
-        <w:pStyle w:val="Heading2"/>
-      </w:pPr>
-      <w:bookmarkStart w:id="24" w:name="key-achievements"/>
-      <w:r>
-        <w:t xml:space="preserve">Key Achievements</w:t>
-      </w:r>
-      <w:bookmarkEnd w:id="24"/>
-    </w:p>
-    <w:p>
-      <w:pPr>
-        <w:numPr>
-          <w:ilvl w:val="0"/>
-          <w:numId w:val="1001"/>
-        </w:numPr>
+        <w:t xml:space="preserve">13+ Years in Systems Engineering | Technical Lead Across Fortune 500 Telecom Mergers</w:t>
+      </w:r>
+    </w:p>
+    <w:p>
+      <w:pPr>
+        <w:pStyle w:val="BodyText"/>
       </w:pPr>
       <w:r>
         <w:rPr>
           <w:b/>
         </w:rPr>
-        <w:t xml:space="preserve">Designated Mission-Critical Personnel:</w:t>
-      </w:r>
-      <w:r>
-        <w:t xml:space="preserve"> </w:t>
-      </w:r>
-      <w:r>
-        <w:t xml:space="preserve">Awarded a major retention bonus during the Sprint/T-Mobile merger to personally stabilize infrastructure and drive technical architecture integration throughout the corporate transition.</w:t>
-      </w:r>
+        <w:t xml:space="preserve">U.S. Patent (#10,366,069) — Systems and Methods for Database Management and Administration (Co-Author)</w:t>
+      </w:r>
+    </w:p>
+    <w:p>
+      <w:pPr>
+        <w:pStyle w:val="Heading2"/>
+      </w:pPr>
+      <w:bookmarkStart w:id="24" w:name="summary"/>
+      <w:r>
+        <w:t xml:space="preserve">Summary</w:t>
+      </w:r>
+      <w:bookmarkEnd w:id="24"/>
+    </w:p>
+    <w:p>
+      <w:pPr>
+        <w:pStyle w:val="FirstParagraph"/>
+      </w:pPr>
+      <w:r>
+        <w:t xml:space="preserve">Principal Systems and Software Engineer with 13+ years of experience designing enterprise platforms across telecommunications, infrastructure automation, distributed systems, and full-stack application architecture. Recognized for stabilizing mission-critical environments, leading large-scale migration initiatives, and building automation platforms that reduce operational complexity while improving reliability and developer productivity.</w:t>
+      </w:r>
+    </w:p>
+    <w:p>
+      <w:pPr>
+        <w:pStyle w:val="Heading2"/>
+      </w:pPr>
+      <w:bookmarkStart w:id="25" w:name="key-achievements"/>
+      <w:r>
+        <w:t xml:space="preserve">Key Achievements</w:t>
+      </w:r>
+      <w:bookmarkEnd w:id="25"/>
     </w:p>
     <w:p>
       <w:pPr>
@@ -138,7 +147,7 @@
         <w:t xml:space="preserve"> </w:t>
       </w:r>
       <w:r>
-        <w:t xml:space="preserve">Co-authored a patent for systems and methods for database management and administration, engineering a custom SQL natural sorting algorithm to optimize data retrieval pipelines.</w:t>
+        <w:t xml:space="preserve">Co-authored a patent for systems and methods for database management and administration, including a custom SQL natural sorting algorithm.</w:t>
       </w:r>
     </w:p>
     <w:p>
@@ -152,13 +161,13 @@
         <w:rPr>
           <w:b/>
         </w:rPr>
-        <w:t xml:space="preserve">Engineered a Custom Data Framework:</w:t>
+        <w:t xml:space="preserve">Mission-critical during the Sprint/T-Mobile merger:</w:t>
       </w:r>
       <w:r>
         <w:t xml:space="preserve"> </w:t>
       </w:r>
       <w:r>
-        <w:t xml:space="preserve">Authored a data-agnostic PHP framework using reflection and annotations to unify SQL, NoSQL, JSON, and XML into a single ORM, reducing boilerplate by 10x for new services.</w:t>
+        <w:t xml:space="preserve">Identified as essential infrastructure staff to stabilize systems and support architecture integration during the transition.</w:t>
       </w:r>
     </w:p>
     <w:p>
@@ -172,54 +181,54 @@
         <w:rPr>
           <w:b/>
         </w:rPr>
-        <w:t xml:space="preserve">Edge Algorithmic Processing:</w:t>
+        <w:t xml:space="preserve">Custom data framework:</w:t>
       </w:r>
       <w:r>
         <w:t xml:space="preserve"> </w:t>
       </w:r>
       <w:r>
-        <w:t xml:space="preserve">Developed a local signal-filtering solution for intermodal logistics on early Android hardware, parsing raw NMEA 0183 streams and applying rate-of-acceleration modeling to eliminate coordinate jitter in high-interference rail yards.</w:t>
-      </w:r>
-    </w:p>
-    <w:p>
-      <w:pPr>
-        <w:pStyle w:val="Heading2"/>
-      </w:pPr>
-      <w:bookmarkStart w:id="25" w:name="professional-experience"/>
-      <w:r>
-        <w:t xml:space="preserve">Professional Experience</w:t>
-      </w:r>
-      <w:bookmarkEnd w:id="25"/>
-    </w:p>
-    <w:p>
-      <w:pPr>
-        <w:pStyle w:val="Heading3"/>
-      </w:pPr>
-      <w:bookmarkStart w:id="26" w:name="X05af09f976e7e90cbbbd49fca7ce7e5400afde8"/>
-      <w:r>
-        <w:t xml:space="preserve">T-Mobile | Principal Solutions Architect &amp; DevOps Engineer | 2021 to 2026</w:t>
-      </w:r>
-      <w:bookmarkEnd w:id="26"/>
-    </w:p>
-    <w:p>
-      <w:pPr>
-        <w:numPr>
-          <w:ilvl w:val="0"/>
-          <w:numId w:val="1002"/>
+        <w:t xml:space="preserve">Built a PHP framework using reflection and annotations to unify SQL, NoSQL, JSON, and XML behind a single Entity Manager, reducing boilerplate by 10x.</w:t>
+      </w:r>
+    </w:p>
+    <w:p>
+      <w:pPr>
+        <w:numPr>
+          <w:ilvl w:val="0"/>
+          <w:numId w:val="1001"/>
         </w:numPr>
       </w:pPr>
       <w:r>
         <w:rPr>
           <w:b/>
         </w:rPr>
-        <w:t xml:space="preserve">Architected and executed</w:t>
+        <w:t xml:space="preserve">Mobile signal processing:</w:t>
       </w:r>
       <w:r>
         <w:t xml:space="preserve"> </w:t>
       </w:r>
       <w:r>
-        <w:t xml:space="preserve">the zero-loss migration of 10+ years of Sprint Jira Data Center metadata and device certification data to T-Mobile’s Jira Cloud within 3 months, maintaining zero downtime for 3,000+ active enterprise users via a custom PHP hydration framework.</w:t>
-      </w:r>
+        <w:t xml:space="preserve">Developed an Android-based signal-smoothing algorithm using spherical geometry, acceleration, and last-known-speed data to reduce coordinate jitter in lossy rail-yard and intermodal-trucking environments.</w:t>
+      </w:r>
+    </w:p>
+    <w:p>
+      <w:pPr>
+        <w:pStyle w:val="Heading2"/>
+      </w:pPr>
+      <w:bookmarkStart w:id="26" w:name="professional-experience"/>
+      <w:r>
+        <w:t xml:space="preserve">Professional Experience</w:t>
+      </w:r>
+      <w:bookmarkEnd w:id="26"/>
+    </w:p>
+    <w:p>
+      <w:pPr>
+        <w:pStyle w:val="Heading3"/>
+      </w:pPr>
+      <w:bookmarkStart w:id="27" w:name="X05af09f976e7e90cbbbd49fca7ce7e5400afde8"/>
+      <w:r>
+        <w:t xml:space="preserve">T-Mobile | Principal Solutions Architect &amp; DevOps Engineer | 2021 to 2026</w:t>
+      </w:r>
+      <w:bookmarkEnd w:id="27"/>
     </w:p>
     <w:p>
       <w:pPr>
@@ -227,18 +236,10 @@
           <w:ilvl w:val="0"/>
           <w:numId w:val="1002"/>
         </w:numPr>
-      </w:pPr>
-      <w:r>
-        <w:rPr>
-          <w:b/>
-        </w:rPr>
-        <w:t xml:space="preserve">Engineered a custom automation framework</w:t>
-      </w:r>
-      <w:r>
-        <w:t xml:space="preserve"> </w:t>
-      </w:r>
-      <w:r>
-        <w:t xml:space="preserve">by authoring fluent Node.js API SDKs and Node-RED nodes integrated with Ansible to instantly capture runtime playbook errors and auto-generate structured Jira incidents.</w:t>
+        <w:pStyle w:val="Compact"/>
+      </w:pPr>
+      <w:r>
+        <w:t xml:space="preserve">Migrated 10+ years of Sprint Jira Data Center metadata and device certification data to Jira Cloud in 3 months with zero downtime for 3,000+ enterprise users, powered by a custom PHP hydration engine that unified remote JSON and local ORM data.</w:t>
       </w:r>
     </w:p>
     <w:p>
@@ -247,18 +248,10 @@
           <w:ilvl w:val="0"/>
           <w:numId w:val="1002"/>
         </w:numPr>
-      </w:pPr>
-      <w:r>
-        <w:rPr>
-          <w:b/>
-        </w:rPr>
-        <w:t xml:space="preserve">Flatlined a critical vulnerability backlog</w:t>
-      </w:r>
-      <w:r>
-        <w:t xml:space="preserve"> </w:t>
-      </w:r>
-      <w:r>
-        <w:t xml:space="preserve">of 100+ monthly exploits across 97 hosts, solo-engineering an idempotent Ansible patch management framework managing the full deployment lifecycle of core enterprise security agents in an a lab environment where developers retained root access.</w:t>
+        <w:pStyle w:val="Compact"/>
+      </w:pPr>
+      <w:r>
+        <w:t xml:space="preserve">Built automation tooling with Node.js SDKs and Node-RED nodes integrated with Ansible to capture playbook errors and generate structured Jira incidents automatically.</w:t>
       </w:r>
     </w:p>
     <w:p>
@@ -267,18 +260,10 @@
           <w:ilvl w:val="0"/>
           <w:numId w:val="1002"/>
         </w:numPr>
-      </w:pPr>
-      <w:r>
-        <w:rPr>
-          <w:b/>
-        </w:rPr>
-        <w:t xml:space="preserve">Authored a serverless Angular Universal &amp; Express application</w:t>
-      </w:r>
-      <w:r>
-        <w:t xml:space="preserve"> </w:t>
-      </w:r>
-      <w:r>
-        <w:t xml:space="preserve">that served as a high-visibility 5G Speed Calculator for the network team, guaranteeing instant scalability and zero baseline infrastructure overhead.</w:t>
+        <w:pStyle w:val="Compact"/>
+      </w:pPr>
+      <w:r>
+        <w:t xml:space="preserve">Automated fleet mobilization across 132 Spirent Landslide traffic-generation VMs by programmatically updating Netplan configurations and staging loops to prevent host lockouts.</w:t>
       </w:r>
     </w:p>
     <w:p>
@@ -287,51 +272,10 @@
           <w:ilvl w:val="0"/>
           <w:numId w:val="1002"/>
         </w:numPr>
-      </w:pPr>
-      <w:r>
-        <w:rPr>
-          <w:b/>
-        </w:rPr>
-        <w:t xml:space="preserve">Architected the</w:t>
-      </w:r>
-      <w:r>
-        <w:rPr>
-          <w:b/>
-        </w:rPr>
-        <w:t xml:space="preserve"> </w:t>
-      </w:r>
-      <w:r>
-        <w:rPr>
-          <w:b/>
-        </w:rPr>
-        <w:t xml:space="preserve">“</w:t>
-      </w:r>
-      <w:r>
-        <w:rPr>
-          <w:b/>
-        </w:rPr>
-        <w:t xml:space="preserve">Branded Experience Portal</w:t>
-      </w:r>
-      <w:r>
-        <w:rPr>
-          <w:b/>
-        </w:rPr>
-        <w:t xml:space="preserve">”</w:t>
-      </w:r>
-      <w:r>
-        <w:rPr>
-          <w:b/>
-        </w:rPr>
-        <w:t xml:space="preserve"> </w:t>
-      </w:r>
-      <w:r>
-        <w:rPr>
-          <w:b/>
-        </w:rPr>
-        <w:t xml:space="preserve">monorepo</w:t>
-      </w:r>
-      <w:r>
-        <w:t xml:space="preserve">, engineering highly performant, T-Mobile-themed universal components optimized for modular distribution as independent corporate NPM packages.</w:t>
+        <w:pStyle w:val="Compact"/>
+      </w:pPr>
+      <w:r>
+        <w:t xml:space="preserve">Reduced a vulnerability backlog of 100+ monthly exploits across 97 hosts by building an idempotent Ansible patch management framework for enterprise security agents.</w:t>
       </w:r>
     </w:p>
     <w:p>
@@ -340,29 +284,33 @@
           <w:ilvl w:val="0"/>
           <w:numId w:val="1002"/>
         </w:numPr>
-      </w:pPr>
-      <w:r>
-        <w:rPr>
-          <w:b/>
-        </w:rPr>
-        <w:t xml:space="preserve">Automated fleet mobilization</w:t>
-      </w:r>
-      <w:r>
-        <w:t xml:space="preserve"> </w:t>
-      </w:r>
-      <w:r>
-        <w:t xml:space="preserve">across 132 Spirent Landslide traffic-generation VMs, programmatically modifying Netplan configurations using defensive Ansible staging loops to eliminate remote host lockouts.</w:t>
+        <w:pStyle w:val="Compact"/>
+      </w:pPr>
+      <w:r>
+        <w:t xml:space="preserve">Delivered a serverless Angular Universal and Express-based 5G Speed Calculator for the network team, using AWS Lambda microservices to reduce infrastructure overhead and accelerate deployment.</w:t>
+      </w:r>
+    </w:p>
+    <w:p>
+      <w:pPr>
+        <w:numPr>
+          <w:ilvl w:val="0"/>
+          <w:numId w:val="1002"/>
+        </w:numPr>
+        <w:pStyle w:val="Compact"/>
+      </w:pPr>
+      <w:r>
+        <w:t xml:space="preserve">Architected the Branded Experience Portal monorepo and delivered reusable Angular components for distribution as independent corporate NPM packages.</w:t>
       </w:r>
     </w:p>
     <w:p>
       <w:pPr>
         <w:pStyle w:val="Heading3"/>
       </w:pPr>
-      <w:bookmarkStart w:id="27" w:name="X9c5543ea3a45da7f4862af1eb99b73f3c1a3391"/>
+      <w:bookmarkStart w:id="28" w:name="X9c5543ea3a45da7f4862af1eb99b73f3c1a3391"/>
       <w:r>
         <w:t xml:space="preserve">Sprint | Principal Engineer &amp; Application Developer III | 2017 to 2021</w:t>
       </w:r>
-      <w:bookmarkEnd w:id="27"/>
+      <w:bookmarkEnd w:id="28"/>
     </w:p>
     <w:p>
       <w:pPr>
@@ -370,39 +318,10 @@
           <w:ilvl w:val="0"/>
           <w:numId w:val="1003"/>
         </w:numPr>
-      </w:pPr>
-      <w:r>
-        <w:rPr>
-          <w:b/>
-        </w:rPr>
-        <w:t xml:space="preserve">Architected and engineered</w:t>
-      </w:r>
-      <w:r>
-        <w:rPr>
-          <w:b/>
-        </w:rPr>
-        <w:t xml:space="preserve"> </w:t>
-      </w:r>
-      <w:r>
-        <w:rPr>
-          <w:b/>
-        </w:rPr>
-        <w:t xml:space="preserve">“</w:t>
-      </w:r>
-      <w:r>
-        <w:rPr>
-          <w:b/>
-        </w:rPr>
-        <w:t xml:space="preserve">Porcupine</w:t>
-      </w:r>
-      <w:r>
-        <w:rPr>
-          <w:b/>
-        </w:rPr>
-        <w:t xml:space="preserve">”</w:t>
-      </w:r>
-      <w:r>
-        <w:t xml:space="preserve">, a custom event-driven message bus on RabbitMQ that consumed live Jira workflow states to drive real-time automation and eliminate cross-system data lag.</w:t>
+        <w:pStyle w:val="Compact"/>
+      </w:pPr>
+      <w:r>
+        <w:t xml:space="preserve">Architected Porcupine, a RabbitMQ-based event bus that streamlined workflow-driven notifications from Jira to connected tools, improving status visibility across systems.</w:t>
       </w:r>
     </w:p>
     <w:p>
@@ -411,18 +330,10 @@
           <w:ilvl w:val="0"/>
           <w:numId w:val="1003"/>
         </w:numPr>
-      </w:pPr>
-      <w:r>
-        <w:rPr>
-          <w:b/>
-        </w:rPr>
-        <w:t xml:space="preserve">Automated a legacy, 10-year-old enterprise SKU bottleneck</w:t>
-      </w:r>
-      <w:r>
-        <w:t xml:space="preserve"> </w:t>
-      </w:r>
-      <w:r>
-        <w:t xml:space="preserve">within 6 months by designing a Human-in-the-Loop (HITL) automation pipeline and single-handedly engineering 100% of the frontend application layer for the SKU Portal.</w:t>
+        <w:pStyle w:val="Compact"/>
+      </w:pPr>
+      <w:r>
+        <w:t xml:space="preserve">Automated a 10-year-old enterprise SKU bottleneck within 6 months by designing a human-in-the-loop pipeline and building the full frontend for the SKU Portal.</w:t>
       </w:r>
     </w:p>
     <w:p>
@@ -431,18 +342,10 @@
           <w:ilvl w:val="0"/>
           <w:numId w:val="1003"/>
         </w:numPr>
-      </w:pPr>
-      <w:r>
-        <w:rPr>
-          <w:b/>
-        </w:rPr>
-        <w:t xml:space="preserve">Streamlined complex retail system mappings</w:t>
-      </w:r>
-      <w:r>
-        <w:t xml:space="preserve"> </w:t>
-      </w:r>
-      <w:r>
-        <w:t xml:space="preserve">by integrating the SKU Portal with Porcupine, coordinating technical data inference with multi-stage TPM and reviewer approval workflows.</w:t>
+        <w:pStyle w:val="Compact"/>
+      </w:pPr>
+      <w:r>
+        <w:t xml:space="preserve">Integrated the SKU Portal with Porcupine to support multi-stage TPM and reviewer approval workflows.</w:t>
       </w:r>
     </w:p>
     <w:p>
@@ -451,18 +354,10 @@
           <w:ilvl w:val="0"/>
           <w:numId w:val="1003"/>
         </w:numPr>
-      </w:pPr>
-      <w:r>
-        <w:rPr>
-          <w:b/>
-        </w:rPr>
-        <w:t xml:space="preserve">Engineered a data-agnostic PHP framework</w:t>
-      </w:r>
-      <w:r>
-        <w:t xml:space="preserve"> </w:t>
-      </w:r>
-      <w:r>
-        <w:t xml:space="preserve">featuring a custom hydration engine using reflection and annotations, unifying disparate data formats (SQL, NoSQL, JSON, XML) into an entity-managed ORM that reduced boilerplate by 10x.</w:t>
+        <w:pStyle w:val="Compact"/>
+      </w:pPr>
+      <w:r>
+        <w:t xml:space="preserve">Architected a data-agnostic PHP framework with a custom hydration engine, unifying SQL, NoSQL, JSON, and XML into a single entity-managed ORM and reducing boilerplate by 10x.</w:t>
       </w:r>
     </w:p>
     <w:p>
@@ -471,18 +366,10 @@
           <w:ilvl w:val="0"/>
           <w:numId w:val="1003"/>
         </w:numPr>
-      </w:pPr>
-      <w:r>
-        <w:rPr>
-          <w:b/>
-        </w:rPr>
-        <w:t xml:space="preserve">Architected and validated a Dremio data lakehouse POC</w:t>
-      </w:r>
-      <w:r>
-        <w:t xml:space="preserve"> </w:t>
-      </w:r>
-      <w:r>
-        <w:t xml:space="preserve">to federate data layers across distributed MS SQL, MySQL, and MongoDB environments, successfully proving zero-ETL query federation across relational and NoSQL silos.</w:t>
+        <w:pStyle w:val="Compact"/>
+      </w:pPr>
+      <w:r>
+        <w:t xml:space="preserve">Validated a Dremio lakehouse proof of concept across MS SQL, MySQL, and MongoDB, demonstrating zero-ETL query federation across relational and NoSQL systems.</w:t>
       </w:r>
     </w:p>
     <w:p>
@@ -491,18 +378,10 @@
           <w:ilvl w:val="0"/>
           <w:numId w:val="1003"/>
         </w:numPr>
-      </w:pPr>
-      <w:r>
-        <w:rPr>
-          <w:b/>
-        </w:rPr>
-        <w:t xml:space="preserve">Built an integrated observability platform</w:t>
-      </w:r>
-      <w:r>
-        <w:t xml:space="preserve"> </w:t>
-      </w:r>
-      <w:r>
-        <w:t xml:space="preserve">across 45 VMs, utilizing Docker consumers to listen to .NET Core heartbeat telemetry broadcasted over Porcupine and ingest metrics into ELK, Prometheus, and Grafana with automated Rocket.Chat alerts.</w:t>
+        <w:pStyle w:val="Compact"/>
+      </w:pPr>
+      <w:r>
+        <w:t xml:space="preserve">Built observability across 45 VMs using Docker consumers, .NET Core heartbeat telemetry, ELK, Prometheus, Grafana, and Rocket.Chat alerts.</w:t>
       </w:r>
     </w:p>
     <w:p>
@@ -511,29 +390,21 @@
           <w:ilvl w:val="0"/>
           <w:numId w:val="1003"/>
         </w:numPr>
-      </w:pPr>
-      <w:r>
-        <w:rPr>
-          <w:b/>
-        </w:rPr>
-        <w:t xml:space="preserve">Served as Principal Technical Advisor and Gatekeeper</w:t>
-      </w:r>
-      <w:r>
-        <w:t xml:space="preserve"> </w:t>
-      </w:r>
-      <w:r>
-        <w:t xml:space="preserve">to leadership, holding final engineering sign-off authority to halt high-risk deployments while scaling and managing the departmental infrastructure budget from $300K to $1.3M.</w:t>
+        <w:pStyle w:val="Compact"/>
+      </w:pPr>
+      <w:r>
+        <w:t xml:space="preserve">Served as principal technical advisor to leadership, with final sign-off authority on high-risk deployments and responsibility for growing the department infrastructure budget from $300K to $1.3M.</w:t>
       </w:r>
     </w:p>
     <w:p>
       <w:pPr>
         <w:pStyle w:val="Heading3"/>
       </w:pPr>
-      <w:bookmarkStart w:id="28" w:name="Xd2cbdfc83f130e17cb0f9b9225a74b3d25873e2"/>
+      <w:bookmarkStart w:id="29" w:name="Xd2cbdfc83f130e17cb0f9b9225a74b3d25873e2"/>
       <w:r>
         <w:t xml:space="preserve">Sprint | Product Development Engineer II | 2013 to 2017</w:t>
       </w:r>
-      <w:bookmarkEnd w:id="28"/>
+      <w:bookmarkEnd w:id="29"/>
     </w:p>
     <w:p>
       <w:pPr>
@@ -541,18 +412,10 @@
           <w:ilvl w:val="0"/>
           <w:numId w:val="1004"/>
         </w:numPr>
-      </w:pPr>
-      <w:r>
-        <w:rPr>
-          <w:b/>
-        </w:rPr>
-        <w:t xml:space="preserve">Architected and built a visual drag-and-drop prototyping platform</w:t>
-      </w:r>
-      <w:r>
-        <w:t xml:space="preserve"> </w:t>
-      </w:r>
-      <w:r>
-        <w:t xml:space="preserve">to simulate Out-of-Box Experiences (OOBE), engineering custom validation engines to capture real-time CPU, RAM, and battery telemetry from mobile devices.</w:t>
+        <w:pStyle w:val="Compact"/>
+      </w:pPr>
+      <w:r>
+        <w:t xml:space="preserve">Built a drag-and-drop prototyping platform for Out-of-Box Experience (OOBE) simulation with validation engines that captured CPU, RAM, and battery telemetry from mobile devices.</w:t>
       </w:r>
     </w:p>
     <w:p>
@@ -561,18 +424,10 @@
           <w:ilvl w:val="0"/>
           <w:numId w:val="1004"/>
         </w:numPr>
-      </w:pPr>
-      <w:r>
-        <w:rPr>
-          <w:b/>
-        </w:rPr>
-        <w:t xml:space="preserve">Authored the foundational codebase</w:t>
-      </w:r>
-      <w:r>
-        <w:t xml:space="preserve"> </w:t>
-      </w:r>
-      <w:r>
-        <w:t xml:space="preserve">for the core Device Development and Certification requirements database, centralizing nationwide test-plan execution and scalable compliance tracking.</w:t>
+        <w:pStyle w:val="Compact"/>
+      </w:pPr>
+      <w:r>
+        <w:t xml:space="preserve">Inherited the Device Development and Certification requirements database and hardened it for production by introducing a component-based jQuery architecture, strict database transactions for proprietary import/export workflows, and Jira-driven publishing lifecycle controls.</w:t>
       </w:r>
     </w:p>
     <w:p>
@@ -581,46 +436,21 @@
           <w:ilvl w:val="0"/>
           <w:numId w:val="1004"/>
         </w:numPr>
-      </w:pPr>
-      <w:r>
-        <w:rPr>
-          <w:b/>
-        </w:rPr>
-        <w:t xml:space="preserve">Served as Principal Technical Liaison to the Head of Retail Testing</w:t>
-      </w:r>
-      <w:r>
-        <w:t xml:space="preserve">, directing weekly engineering reviews to resolve complex system anomalies and establish release timelines for the nationwide SLATE ecosystem.</w:t>
-      </w:r>
-    </w:p>
-    <w:p>
-      <w:pPr>
-        <w:numPr>
-          <w:ilvl w:val="0"/>
-          <w:numId w:val="1004"/>
-        </w:numPr>
-      </w:pPr>
-      <w:r>
-        <w:rPr>
-          <w:b/>
-        </w:rPr>
-        <w:t xml:space="preserve">Leveraged hardware validation expertise</w:t>
-      </w:r>
-      <w:r>
-        <w:t xml:space="preserve"> </w:t>
-      </w:r>
-      <w:r>
-        <w:t xml:space="preserve">to inject strict performance, resource, and battery-drain constraints directly into early-stage software and application architectures.</w:t>
+        <w:pStyle w:val="Compact"/>
+      </w:pPr>
+      <w:r>
+        <w:t xml:space="preserve">Led weekly engineering reviews with retail testing leadership to resolve system anomalies and define release timelines for the SLATE ecosystem.</w:t>
       </w:r>
     </w:p>
     <w:p>
       <w:pPr>
         <w:pStyle w:val="Heading3"/>
       </w:pPr>
-      <w:bookmarkStart w:id="29" w:name="X9a2ddcd5defc0687e2268face32b579f6f42299"/>
+      <w:bookmarkStart w:id="30" w:name="X9a2ddcd5defc0687e2268face32b579f6f42299"/>
       <w:r>
         <w:t xml:space="preserve">EXPERIS (Contractor at Sprint) | Technical Support Rep II | 2012 to 2013</w:t>
       </w:r>
-      <w:bookmarkEnd w:id="29"/>
+      <w:bookmarkEnd w:id="30"/>
     </w:p>
     <w:p>
       <w:pPr>
@@ -628,18 +458,10 @@
           <w:ilvl w:val="0"/>
           <w:numId w:val="1005"/>
         </w:numPr>
-      </w:pPr>
-      <w:r>
-        <w:rPr>
-          <w:b/>
-        </w:rPr>
-        <w:t xml:space="preserve">Engineered and maintained core XML execution scripts</w:t>
-      </w:r>
-      <w:r>
-        <w:t xml:space="preserve"> </w:t>
-      </w:r>
-      <w:r>
-        <w:t xml:space="preserve">driving the automated SLATE diagnostic framework deployed across Sprint’s entire national retail footprint.</w:t>
+        <w:pStyle w:val="Compact"/>
+      </w:pPr>
+      <w:r>
+        <w:t xml:space="preserve">Wrote and maintained XML execution scripts for the automated SLATE diagnostic framework used across Sprint’s national retail footprint.</w:t>
       </w:r>
     </w:p>
     <w:p>
@@ -648,29 +470,21 @@
           <w:ilvl w:val="0"/>
           <w:numId w:val="1005"/>
         </w:numPr>
-      </w:pPr>
-      <w:r>
-        <w:rPr>
-          <w:b/>
-        </w:rPr>
-        <w:t xml:space="preserve">Optimized legacy device performance tracking applications</w:t>
-      </w:r>
-      <w:r>
-        <w:t xml:space="preserve"> </w:t>
-      </w:r>
-      <w:r>
-        <w:t xml:space="preserve">to ensure flawless execution of automated, on-site device validation routines for in-store service centers.</w:t>
+        <w:pStyle w:val="Compact"/>
+      </w:pPr>
+      <w:r>
+        <w:t xml:space="preserve">Improved legacy device performance tracking applications to support automated on-site device validation at in-store service centers.</w:t>
       </w:r>
     </w:p>
     <w:p>
       <w:pPr>
         <w:pStyle w:val="Heading3"/>
       </w:pPr>
-      <w:bookmarkStart w:id="30" w:name="Xcd00d5b2137c9bb8b2ea37b28065784626002fd"/>
+      <w:bookmarkStart w:id="31" w:name="Xcd00d5b2137c9bb8b2ea37b28065784626002fd"/>
       <w:r>
         <w:t xml:space="preserve">MO-KAN Container Services | System Administrator | 2011 to 2012</w:t>
       </w:r>
-      <w:bookmarkEnd w:id="30"/>
+      <w:bookmarkEnd w:id="31"/>
     </w:p>
     <w:p>
       <w:pPr>
@@ -678,18 +492,10 @@
           <w:ilvl w:val="0"/>
           <w:numId w:val="1006"/>
         </w:numPr>
-      </w:pPr>
-      <w:r>
-        <w:rPr>
-          <w:b/>
-        </w:rPr>
-        <w:t xml:space="preserve">Eliminated severe physical infrastructure risks</w:t>
-      </w:r>
-      <w:r>
-        <w:t xml:space="preserve"> </w:t>
-      </w:r>
-      <w:r>
-        <w:t xml:space="preserve">by spearheading the migration of failing, legacy HP G3 bare-metal environments (Windows Server 2003) to a modern, high-availability architecture.</w:t>
+        <w:pStyle w:val="Compact"/>
+      </w:pPr>
+      <w:r>
+        <w:t xml:space="preserve">Migrated failing HP G3 bare-metal systems running Windows Server 2003 to a modern high-availability architecture.</w:t>
       </w:r>
     </w:p>
     <w:p>
@@ -698,18 +504,10 @@
           <w:ilvl w:val="0"/>
           <w:numId w:val="1006"/>
         </w:numPr>
-      </w:pPr>
-      <w:r>
-        <w:rPr>
-          <w:b/>
-        </w:rPr>
-        <w:t xml:space="preserve">Brokered and negotiated a vendor partnership</w:t>
-      </w:r>
-      <w:r>
-        <w:t xml:space="preserve"> </w:t>
-      </w:r>
-      <w:r>
-        <w:t xml:space="preserve">to design and deploy a redundant VMware virtualized environment, integrated with an iSCSI SAN and Cisco switching infrastructure.</w:t>
+        <w:pStyle w:val="Compact"/>
+      </w:pPr>
+      <w:r>
+        <w:t xml:space="preserve">Designed and deployed a redundant VMware environment with iSCSI SAN and Cisco switching through a vendor partnership.</w:t>
       </w:r>
     </w:p>
     <w:p>
@@ -718,15 +516,10 @@
           <w:ilvl w:val="0"/>
           <w:numId w:val="1006"/>
         </w:numPr>
-      </w:pPr>
-      <w:r>
-        <w:rPr>
-          <w:b/>
-        </w:rPr>
-        <w:t xml:space="preserve">Upskilled rapidly to master virtualization technologies</w:t>
-      </w:r>
-      <w:r>
-        <w:t xml:space="preserve">, taking complete operational ownership of the new infrastructure to reduce enterprise downtime by 90% across 3 distributed corporate locations.</w:t>
+        <w:pStyle w:val="Compact"/>
+      </w:pPr>
+      <w:r>
+        <w:t xml:space="preserve">Took operational ownership of the new infrastructure and reduced enterprise downtime by 90% across 3 distributed locations.</w:t>
       </w:r>
     </w:p>
     <w:p>
@@ -735,36 +528,31 @@
           <w:ilvl w:val="0"/>
           <w:numId w:val="1006"/>
         </w:numPr>
-      </w:pPr>
-      <w:r>
-        <w:rPr>
-          <w:b/>
-        </w:rPr>
-        <w:t xml:space="preserve">Managed end-to-end technology operations</w:t>
-      </w:r>
-      <w:r>
-        <w:t xml:space="preserve">, including disaster recovery planning, automated failover configurations, network security, and centralized domain architectures.</w:t>
+        <w:pStyle w:val="Compact"/>
+      </w:pPr>
+      <w:r>
+        <w:t xml:space="preserve">Managed disaster recovery, failover automation, network security, and centralized domain architecture.</w:t>
       </w:r>
     </w:p>
     <w:p>
       <w:pPr>
         <w:pStyle w:val="Heading2"/>
       </w:pPr>
-      <w:bookmarkStart w:id="31" w:name="additional-professional-experience"/>
+      <w:bookmarkStart w:id="32" w:name="additional-professional-experience"/>
       <w:r>
         <w:t xml:space="preserve">Additional Professional Experience</w:t>
       </w:r>
-      <w:bookmarkEnd w:id="31"/>
+      <w:bookmarkEnd w:id="32"/>
     </w:p>
     <w:p>
       <w:pPr>
         <w:pStyle w:val="Heading3"/>
       </w:pPr>
-      <w:bookmarkStart w:id="32" w:name="X5a96a025f2e0af00d5ec4bc9021fc63339c0501"/>
+      <w:bookmarkStart w:id="33" w:name="X5a96a025f2e0af00d5ec4bc9021fc63339c0501"/>
       <w:r>
         <w:t xml:space="preserve">Trucking Central | Software Consultant (Contract)</w:t>
       </w:r>
-      <w:bookmarkEnd w:id="32"/>
+      <w:bookmarkEnd w:id="33"/>
     </w:p>
     <w:p>
       <w:pPr>
@@ -775,24 +563,18 @@
         <w:pStyle w:val="Compact"/>
       </w:pPr>
       <w:r>
-        <w:rPr>
-          <w:b/>
-        </w:rPr>
-        <w:t xml:space="preserve">Developed mobile supply chain solutions</w:t>
-      </w:r>
-      <w:r>
-        <w:t xml:space="preserve">, engineering early Android-based GPS applications and telematics integrations optimized for real-time intermodal logistics tracking.</w:t>
+        <w:t xml:space="preserve">Developed early Android-based GPS and telematics applications for real-time intermodal logistics tracking.</w:t>
       </w:r>
     </w:p>
     <w:p>
       <w:pPr>
         <w:pStyle w:val="Heading3"/>
       </w:pPr>
-      <w:bookmarkStart w:id="33" w:name="Xa195f54dd3cdab15232bfdbff094a5ea13f511a"/>
+      <w:bookmarkStart w:id="34" w:name="Xa195f54dd3cdab15232bfdbff094a5ea13f511a"/>
       <w:r>
         <w:t xml:space="preserve">Innovative Solutions | Mobile Solutions Technician</w:t>
       </w:r>
-      <w:bookmarkEnd w:id="33"/>
+      <w:bookmarkEnd w:id="34"/>
     </w:p>
     <w:p>
       <w:pPr>
@@ -803,24 +585,18 @@
         <w:pStyle w:val="Compact"/>
       </w:pPr>
       <w:r>
-        <w:rPr>
-          <w:b/>
-        </w:rPr>
-        <w:t xml:space="preserve">Engineered tactical hardware solutions</w:t>
-      </w:r>
-      <w:r>
-        <w:t xml:space="preserve">, deploying and optimizing Nextel communication devices and mobile diagnostic frameworks for municipal first responders and commercial operations.</w:t>
+        <w:t xml:space="preserve">Deployed and optimized Nextel communication devices and mobile diagnostic tools for municipal first responders and commercial operations.</w:t>
       </w:r>
     </w:p>
     <w:p>
       <w:pPr>
         <w:pStyle w:val="Heading2"/>
       </w:pPr>
-      <w:bookmarkStart w:id="34" w:name="technical-environment-matrix"/>
+      <w:bookmarkStart w:id="35" w:name="technical-environment-matrix"/>
       <w:r>
         <w:t xml:space="preserve">Technical Environment Matrix</w:t>
       </w:r>
-      <w:bookmarkEnd w:id="34"/>
+      <w:bookmarkEnd w:id="35"/>
     </w:p>
     <w:p>
       <w:pPr>
@@ -919,7 +695,7 @@
         <w:t xml:space="preserve"> </w:t>
       </w:r>
       <w:r>
-        <w:t xml:space="preserve">Node.js Runtime, .NET Core (2.x), C#, PHP, Native Modules, REST APIs, Custom SDK Development, Zero-Dependency Design, Custom ORM Design</w:t>
+        <w:t xml:space="preserve">Node.js, .NET Core (2.x), C#, PHP, Native Modules, REST APIs, Custom SDK Development, Zero-Dependency Design, Custom ORM Design</w:t>
       </w:r>
     </w:p>
     <w:p>
@@ -939,28 +715,28 @@
         <w:t xml:space="preserve"> </w:t>
       </w:r>
       <w:r>
-        <w:t xml:space="preserve">Angular (Pre-1.0 to v15), Vue.js 2, TypeScript, JavaScript (ES6+), Client-Side Architecture, UI/UX Performance Optimization</w:t>
+        <w:t xml:space="preserve">Angular, Vue.js 2, TypeScript, JavaScript (ES6+), Client-Side Architecture, UI/UX Performance Optimization</w:t>
       </w:r>
     </w:p>
     <w:p>
       <w:pPr>
         <w:pStyle w:val="Heading2"/>
       </w:pPr>
-      <w:bookmarkStart w:id="35" w:name="community-impact-leadership"/>
+      <w:bookmarkStart w:id="36" w:name="community-impact-leadership"/>
       <w:r>
         <w:t xml:space="preserve">Community Impact &amp; Leadership</w:t>
       </w:r>
-      <w:bookmarkEnd w:id="35"/>
+      <w:bookmarkEnd w:id="36"/>
     </w:p>
     <w:p>
       <w:pPr>
         <w:pStyle w:val="Heading3"/>
       </w:pPr>
-      <w:bookmarkStart w:id="36" w:name="X43a88629a19707bdc2905dd1b42d85ff14b2051"/>
+      <w:bookmarkStart w:id="37" w:name="X43a88629a19707bdc2905dd1b42d85ff14b2051"/>
       <w:r>
         <w:t xml:space="preserve">Seek and Serve (501c3) | Technical Advisory Board Member | 2026 to Present</w:t>
       </w:r>
-      <w:bookmarkEnd w:id="36"/>
+      <w:bookmarkEnd w:id="37"/>
     </w:p>
     <w:p>
       <w:pPr>
@@ -971,27 +747,18 @@
         <w:pStyle w:val="Compact"/>
       </w:pPr>
       <w:r>
-        <w:rPr>
-          <w:b/>
-        </w:rPr>
-        <w:t xml:space="preserve">Provide architectural oversight</w:t>
-      </w:r>
-      <w:r>
-        <w:t xml:space="preserve"> </w:t>
-      </w:r>
-      <w:r>
-        <w:t xml:space="preserve">and technical logistics strategy to support regional community outreach expansion.</w:t>
+        <w:t xml:space="preserve">Provide architectural oversight and technical logistics strategy to support regional community outreach expansion.</w:t>
       </w:r>
     </w:p>
     <w:p>
       <w:pPr>
         <w:pStyle w:val="Heading3"/>
       </w:pPr>
-      <w:bookmarkStart w:id="37" w:name="X5924d4ab2fe380d8c6bce21d5b8abc32e60d329"/>
+      <w:bookmarkStart w:id="38" w:name="X5924d4ab2fe380d8c6bce21d5b8abc32e60d329"/>
       <w:r>
         <w:t xml:space="preserve">33 Meals | Technical Advisor &amp; Infrastructure Volunteer | 2026 to Present</w:t>
       </w:r>
-      <w:bookmarkEnd w:id="37"/>
+      <w:bookmarkEnd w:id="38"/>
     </w:p>
     <w:p>
       <w:pPr>
@@ -999,18 +766,10 @@
           <w:ilvl w:val="0"/>
           <w:numId w:val="1011"/>
         </w:numPr>
-      </w:pPr>
-      <w:r>
-        <w:rPr>
-          <w:b/>
-        </w:rPr>
-        <w:t xml:space="preserve">Engineered the digital architecture</w:t>
-      </w:r>
-      <w:r>
-        <w:t xml:space="preserve"> </w:t>
-      </w:r>
-      <w:r>
-        <w:t xml:space="preserve">and logistics pipeline for the non-profit subsidiary to systematically address regional food insecurity.</w:t>
+        <w:pStyle w:val="Compact"/>
+      </w:pPr>
+      <w:r>
+        <w:t xml:space="preserve">Built the digital architecture and logistics pipeline for the nonprofit subsidiary to support regional food insecurity efforts.</w:t>
       </w:r>
     </w:p>
     <w:p>
@@ -1019,15 +778,10 @@
           <w:ilvl w:val="0"/>
           <w:numId w:val="1011"/>
         </w:numPr>
-      </w:pPr>
-      <w:r>
-        <w:rPr>
-          <w:b/>
-        </w:rPr>
-        <w:t xml:space="preserve">Established core system deployments</w:t>
-      </w:r>
-      <w:r>
-        <w:t xml:space="preserve">, managing secure domain configurations and compliance planning to ensure zero-overhead distribution operations.</w:t>
+        <w:pStyle w:val="Compact"/>
+      </w:pPr>
+      <w:r>
+        <w:t xml:space="preserve">Established core system deployments, secure domain configurations, and compliance planning for distribution operations.</w:t>
       </w:r>
     </w:p>
     <w:p>
@@ -1036,29 +790,21 @@
           <w:ilvl w:val="0"/>
           <w:numId w:val="1011"/>
         </w:numPr>
-      </w:pPr>
-      <w:r>
-        <w:rPr>
-          <w:b/>
-        </w:rPr>
-        <w:t xml:space="preserve">Designed a data-driven delivery framework</w:t>
-      </w:r>
-      <w:r>
-        <w:t xml:space="preserve"> </w:t>
-      </w:r>
-      <w:r>
-        <w:t xml:space="preserve">applying enterprise architecture efficiency principles to scale real-world humanitarian food delivery.</w:t>
+        <w:pStyle w:val="Compact"/>
+      </w:pPr>
+      <w:r>
+        <w:t xml:space="preserve">Designed a data-driven delivery framework using enterprise architecture principles to scale humanitarian food delivery.</w:t>
       </w:r>
     </w:p>
     <w:p>
       <w:pPr>
         <w:pStyle w:val="Heading2"/>
       </w:pPr>
-      <w:bookmarkStart w:id="38" w:name="education"/>
+      <w:bookmarkStart w:id="39" w:name="education"/>
       <w:r>
         <w:t xml:space="preserve">Education</w:t>
       </w:r>
-      <w:bookmarkEnd w:id="38"/>
+      <w:bookmarkEnd w:id="39"/>
     </w:p>
     <w:p>
       <w:pPr>

--- a/joshua-sternadel-resume.docx
+++ b/joshua-sternadel-resume.docx
@@ -53,9 +53,9 @@
       <w:pPr>
         <w:pStyle w:val="Heading2"/>
       </w:pPr>
-      <w:bookmarkStart w:id="23" w:name="principal-systems-software-engineer"/>
-      <w:r>
-        <w:t xml:space="preserve">Principal Systems &amp; Software Engineer</w:t>
+      <w:bookmarkStart w:id="23" w:name="senior-software-engineer"/>
+      <w:r>
+        <w:t xml:space="preserve">Senior Software Engineer</w:t>
       </w:r>
       <w:bookmarkEnd w:id="23"/>
     </w:p>
@@ -67,68 +67,57 @@
         <w:rPr>
           <w:b/>
         </w:rPr>
-        <w:t xml:space="preserve">Core Competencies:</w:t>
-      </w:r>
-      <w:r>
-        <w:t xml:space="preserve"> </w:t>
-      </w:r>
-      <w:r>
-        <w:t xml:space="preserve">Full-Stack Architecture (Angular/Node/PHP) | Infrastructure Automation (Ansible, AAP) | Resilient Systems Design</w:t>
-      </w:r>
-      <w:r>
-        <w:br/>
-      </w:r>
+        <w:t xml:space="preserve">Systems &amp; Platform Engineering | Distributed Systems | Enterprise Automation</w:t>
+      </w:r>
+    </w:p>
+    <w:p>
+      <w:pPr>
+        <w:pStyle w:val="BodyText"/>
+      </w:pPr>
+      <w:r>
+        <w:t xml:space="preserve">Software engineer with 15+ years of experience building enterprise systems across application development, infrastructure automation, distributed systems, data platforms, and full-stack engineering. Experienced taking complicated operational problems from architecture through implementation, deployment, and production support. Strongest at building the software and automation that connects systems that were never designed to work together.</w:t>
+      </w:r>
+    </w:p>
+    <w:p>
+      <w:pPr>
+        <w:pStyle w:val="BodyText"/>
+      </w:pPr>
       <w:r>
         <w:rPr>
           <w:b/>
         </w:rPr>
-        <w:t xml:space="preserve">Enterprise Scale:</w:t>
-      </w:r>
-      <w:r>
-        <w:t xml:space="preserve"> </w:t>
-      </w:r>
-      <w:r>
-        <w:t xml:space="preserve">13+ Years in Systems Engineering | Technical Lead Across Fortune 500 Telecom Mergers</w:t>
-      </w:r>
-    </w:p>
-    <w:p>
-      <w:pPr>
-        <w:pStyle w:val="BodyText"/>
+        <w:t xml:space="preserve">U.S. Patent #10,366,069 — Systems and Methods for Database Management and Administration (Co-Author)</w:t>
+      </w:r>
+    </w:p>
+    <w:p>
+      <w:pPr>
+        <w:pStyle w:val="Heading2"/>
+      </w:pPr>
+      <w:bookmarkStart w:id="24" w:name="engineering-highlights"/>
+      <w:r>
+        <w:t xml:space="preserve">Engineering Highlights</w:t>
+      </w:r>
+      <w:bookmarkEnd w:id="24"/>
+    </w:p>
+    <w:p>
+      <w:pPr>
+        <w:numPr>
+          <w:ilvl w:val="0"/>
+          <w:numId w:val="1001"/>
+        </w:numPr>
       </w:pPr>
       <w:r>
         <w:rPr>
           <w:b/>
         </w:rPr>
-        <w:t xml:space="preserve">U.S. Patent (#10,366,069) — Systems and Methods for Database Management and Administration (Co-Author)</w:t>
-      </w:r>
-    </w:p>
-    <w:p>
-      <w:pPr>
-        <w:pStyle w:val="Heading2"/>
-      </w:pPr>
-      <w:bookmarkStart w:id="24" w:name="summary"/>
-      <w:r>
-        <w:t xml:space="preserve">Summary</w:t>
-      </w:r>
-      <w:bookmarkEnd w:id="24"/>
-    </w:p>
-    <w:p>
-      <w:pPr>
-        <w:pStyle w:val="FirstParagraph"/>
-      </w:pPr>
-      <w:r>
-        <w:t xml:space="preserve">Principal Systems and Software Engineer with 13+ years of experience designing enterprise platforms across telecommunications, infrastructure automation, distributed systems, and full-stack application architecture. Recognized for stabilizing mission-critical environments, leading large-scale migration initiatives, and building automation platforms that reduce operational complexity while improving reliability and developer productivity.</w:t>
-      </w:r>
-    </w:p>
-    <w:p>
-      <w:pPr>
-        <w:pStyle w:val="Heading2"/>
-      </w:pPr>
-      <w:bookmarkStart w:id="25" w:name="key-achievements"/>
-      <w:r>
-        <w:t xml:space="preserve">Key Achievements</w:t>
-      </w:r>
-      <w:bookmarkEnd w:id="25"/>
+        <w:t xml:space="preserve">Enterprise Data Migration:</w:t>
+      </w:r>
+      <w:r>
+        <w:t xml:space="preserve"> </w:t>
+      </w:r>
+      <w:r>
+        <w:t xml:space="preserve">Migrated 10+ years of Sprint Jira Data Center metadata and device certification data to Jira Cloud in 3 months with zero downtime for 3,000+ enterprise users, using a custom PHP hydration engine to unify remote JSON and local ORM data.</w:t>
+      </w:r>
     </w:p>
     <w:p>
       <w:pPr>
@@ -141,13 +130,13 @@
         <w:rPr>
           <w:b/>
         </w:rPr>
-        <w:t xml:space="preserve">U.S. Patent Author (#10,366,069):</w:t>
+        <w:t xml:space="preserve">Distributed Systems:</w:t>
       </w:r>
       <w:r>
         <w:t xml:space="preserve"> </w:t>
       </w:r>
       <w:r>
-        <w:t xml:space="preserve">Co-authored a patent for systems and methods for database management and administration, including a custom SQL natural sorting algorithm.</w:t>
+        <w:t xml:space="preserve">Architected Porcupine, a RabbitMQ-based event bus connecting Jira workflows with downstream enterprise systems and automating workflow-driven notifications.</w:t>
       </w:r>
     </w:p>
     <w:p>
@@ -161,13 +150,13 @@
         <w:rPr>
           <w:b/>
         </w:rPr>
-        <w:t xml:space="preserve">Mission-critical during the Sprint/T-Mobile merger:</w:t>
+        <w:t xml:space="preserve">Data Abstraction:</w:t>
       </w:r>
       <w:r>
         <w:t xml:space="preserve"> </w:t>
       </w:r>
       <w:r>
-        <w:t xml:space="preserve">Identified as essential infrastructure staff to stabilize systems and support architecture integration during the transition.</w:t>
+        <w:t xml:space="preserve">Built a reflection- and annotation-driven PHP framework that unified SQL, NoSQL, JSON, and XML behind a single entity manager, reducing application boilerplate by 10x.</w:t>
       </w:r>
     </w:p>
     <w:p>
@@ -181,13 +170,13 @@
         <w:rPr>
           <w:b/>
         </w:rPr>
-        <w:t xml:space="preserve">Custom data framework:</w:t>
+        <w:t xml:space="preserve">Infrastructure Automation:</w:t>
       </w:r>
       <w:r>
         <w:t xml:space="preserve"> </w:t>
       </w:r>
       <w:r>
-        <w:t xml:space="preserve">Built a PHP framework using reflection and annotations to unify SQL, NoSQL, JSON, and XML behind a single Entity Manager, reducing boilerplate by 10x.</w:t>
+        <w:t xml:space="preserve">Built an idempotent Ansible patch-management framework that automated remediation of a vulnerability backlog spanning 100+ monthly exploits across 97 hosts.</w:t>
       </w:r>
     </w:p>
     <w:p>
@@ -201,442 +190,552 @@
         <w:rPr>
           <w:b/>
         </w:rPr>
-        <w:t xml:space="preserve">Mobile signal processing:</w:t>
+        <w:t xml:space="preserve">Enterprise Workflow Automation:</w:t>
       </w:r>
       <w:r>
         <w:t xml:space="preserve"> </w:t>
       </w:r>
       <w:r>
-        <w:t xml:space="preserve">Developed an Android-based signal-smoothing algorithm using spherical geometry, acceleration, and last-known-speed data to reduce coordinate jitter in lossy rail-yard and intermodal-trucking environments.</w:t>
-      </w:r>
-    </w:p>
-    <w:p>
-      <w:pPr>
-        <w:pStyle w:val="Heading2"/>
-      </w:pPr>
-      <w:bookmarkStart w:id="26" w:name="professional-experience"/>
-      <w:r>
-        <w:t xml:space="preserve">Professional Experience</w:t>
-      </w:r>
-      <w:bookmarkEnd w:id="26"/>
-    </w:p>
-    <w:p>
-      <w:pPr>
-        <w:pStyle w:val="Heading3"/>
-      </w:pPr>
-      <w:bookmarkStart w:id="27" w:name="X05af09f976e7e90cbbbd49fca7ce7e5400afde8"/>
-      <w:r>
-        <w:t xml:space="preserve">T-Mobile | Principal Solutions Architect &amp; DevOps Engineer | 2021 to 2026</w:t>
-      </w:r>
-      <w:bookmarkEnd w:id="27"/>
-    </w:p>
-    <w:p>
-      <w:pPr>
-        <w:numPr>
-          <w:ilvl w:val="0"/>
-          <w:numId w:val="1002"/>
-        </w:numPr>
-        <w:pStyle w:val="Compact"/>
-      </w:pPr>
-      <w:r>
-        <w:t xml:space="preserve">Migrated 10+ years of Sprint Jira Data Center metadata and device certification data to Jira Cloud in 3 months with zero downtime for 3,000+ enterprise users, powered by a custom PHP hydration engine that unified remote JSON and local ORM data.</w:t>
-      </w:r>
-    </w:p>
-    <w:p>
-      <w:pPr>
-        <w:numPr>
-          <w:ilvl w:val="0"/>
-          <w:numId w:val="1002"/>
-        </w:numPr>
-        <w:pStyle w:val="Compact"/>
-      </w:pPr>
-      <w:r>
-        <w:t xml:space="preserve">Built automation tooling with Node.js SDKs and Node-RED nodes integrated with Ansible to capture playbook errors and generate structured Jira incidents automatically.</w:t>
-      </w:r>
-    </w:p>
-    <w:p>
-      <w:pPr>
-        <w:numPr>
-          <w:ilvl w:val="0"/>
-          <w:numId w:val="1002"/>
-        </w:numPr>
-        <w:pStyle w:val="Compact"/>
-      </w:pPr>
-      <w:r>
-        <w:t xml:space="preserve">Automated fleet mobilization across 132 Spirent Landslide traffic-generation VMs by programmatically updating Netplan configurations and staging loops to prevent host lockouts.</w:t>
-      </w:r>
-    </w:p>
-    <w:p>
-      <w:pPr>
-        <w:numPr>
-          <w:ilvl w:val="0"/>
-          <w:numId w:val="1002"/>
-        </w:numPr>
-        <w:pStyle w:val="Compact"/>
-      </w:pPr>
-      <w:r>
-        <w:t xml:space="preserve">Reduced a vulnerability backlog of 100+ monthly exploits across 97 hosts by building an idempotent Ansible patch management framework for enterprise security agents.</w:t>
-      </w:r>
-    </w:p>
-    <w:p>
-      <w:pPr>
-        <w:numPr>
-          <w:ilvl w:val="0"/>
-          <w:numId w:val="1002"/>
-        </w:numPr>
-        <w:pStyle w:val="Compact"/>
-      </w:pPr>
-      <w:r>
-        <w:t xml:space="preserve">Delivered a serverless Angular Universal and Express-based 5G Speed Calculator for the network team, using AWS Lambda microservices to reduce infrastructure overhead and accelerate deployment.</w:t>
-      </w:r>
-    </w:p>
-    <w:p>
-      <w:pPr>
-        <w:numPr>
-          <w:ilvl w:val="0"/>
-          <w:numId w:val="1002"/>
-        </w:numPr>
-        <w:pStyle w:val="Compact"/>
-      </w:pPr>
-      <w:r>
-        <w:t xml:space="preserve">Architected the Branded Experience Portal monorepo and delivered reusable Angular components for distribution as independent corporate NPM packages.</w:t>
-      </w:r>
-    </w:p>
-    <w:p>
-      <w:pPr>
-        <w:pStyle w:val="Heading3"/>
-      </w:pPr>
-      <w:bookmarkStart w:id="28" w:name="X9c5543ea3a45da7f4862af1eb99b73f3c1a3391"/>
-      <w:r>
-        <w:t xml:space="preserve">Sprint | Principal Engineer &amp; Application Developer III | 2017 to 2021</w:t>
-      </w:r>
-      <w:bookmarkEnd w:id="28"/>
-    </w:p>
-    <w:p>
-      <w:pPr>
-        <w:numPr>
-          <w:ilvl w:val="0"/>
-          <w:numId w:val="1003"/>
-        </w:numPr>
-        <w:pStyle w:val="Compact"/>
-      </w:pPr>
-      <w:r>
-        <w:t xml:space="preserve">Architected Porcupine, a RabbitMQ-based event bus that streamlined workflow-driven notifications from Jira to connected tools, improving status visibility across systems.</w:t>
-      </w:r>
-    </w:p>
-    <w:p>
-      <w:pPr>
-        <w:numPr>
-          <w:ilvl w:val="0"/>
-          <w:numId w:val="1003"/>
-        </w:numPr>
-        <w:pStyle w:val="Compact"/>
-      </w:pPr>
-      <w:r>
-        <w:t xml:space="preserve">Automated a 10-year-old enterprise SKU bottleneck within 6 months by designing a human-in-the-loop pipeline and building the full frontend for the SKU Portal.</w:t>
-      </w:r>
-    </w:p>
-    <w:p>
-      <w:pPr>
-        <w:numPr>
-          <w:ilvl w:val="0"/>
-          <w:numId w:val="1003"/>
-        </w:numPr>
-        <w:pStyle w:val="Compact"/>
-      </w:pPr>
-      <w:r>
-        <w:t xml:space="preserve">Integrated the SKU Portal with Porcupine to support multi-stage TPM and reviewer approval workflows.</w:t>
-      </w:r>
-    </w:p>
-    <w:p>
-      <w:pPr>
-        <w:numPr>
-          <w:ilvl w:val="0"/>
-          <w:numId w:val="1003"/>
-        </w:numPr>
-        <w:pStyle w:val="Compact"/>
-      </w:pPr>
-      <w:r>
-        <w:t xml:space="preserve">Architected a data-agnostic PHP framework with a custom hydration engine, unifying SQL, NoSQL, JSON, and XML into a single entity-managed ORM and reducing boilerplate by 10x.</w:t>
-      </w:r>
-    </w:p>
-    <w:p>
-      <w:pPr>
-        <w:numPr>
-          <w:ilvl w:val="0"/>
-          <w:numId w:val="1003"/>
-        </w:numPr>
-        <w:pStyle w:val="Compact"/>
-      </w:pPr>
-      <w:r>
-        <w:t xml:space="preserve">Validated a Dremio lakehouse proof of concept across MS SQL, MySQL, and MongoDB, demonstrating zero-ETL query federation across relational and NoSQL systems.</w:t>
-      </w:r>
-    </w:p>
-    <w:p>
-      <w:pPr>
-        <w:numPr>
-          <w:ilvl w:val="0"/>
-          <w:numId w:val="1003"/>
-        </w:numPr>
-        <w:pStyle w:val="Compact"/>
-      </w:pPr>
-      <w:r>
-        <w:t xml:space="preserve">Built observability across 45 VMs using Docker consumers, .NET Core heartbeat telemetry, ELK, Prometheus, Grafana, and Rocket.Chat alerts.</w:t>
-      </w:r>
-    </w:p>
-    <w:p>
-      <w:pPr>
-        <w:numPr>
-          <w:ilvl w:val="0"/>
-          <w:numId w:val="1003"/>
-        </w:numPr>
-        <w:pStyle w:val="Compact"/>
-      </w:pPr>
-      <w:r>
-        <w:t xml:space="preserve">Served as principal technical advisor to leadership, with final sign-off authority on high-risk deployments and responsibility for growing the department infrastructure budget from $300K to $1.3M.</w:t>
-      </w:r>
-    </w:p>
-    <w:p>
-      <w:pPr>
-        <w:pStyle w:val="Heading3"/>
-      </w:pPr>
-      <w:bookmarkStart w:id="29" w:name="Xd2cbdfc83f130e17cb0f9b9225a74b3d25873e2"/>
-      <w:r>
-        <w:t xml:space="preserve">Sprint | Product Development Engineer II | 2013 to 2017</w:t>
-      </w:r>
-      <w:bookmarkEnd w:id="29"/>
-    </w:p>
-    <w:p>
-      <w:pPr>
-        <w:numPr>
-          <w:ilvl w:val="0"/>
-          <w:numId w:val="1004"/>
-        </w:numPr>
-        <w:pStyle w:val="Compact"/>
-      </w:pPr>
-      <w:r>
-        <w:t xml:space="preserve">Built a drag-and-drop prototyping platform for Out-of-Box Experience (OOBE) simulation with validation engines that captured CPU, RAM, and battery telemetry from mobile devices.</w:t>
-      </w:r>
-    </w:p>
-    <w:p>
-      <w:pPr>
-        <w:numPr>
-          <w:ilvl w:val="0"/>
-          <w:numId w:val="1004"/>
-        </w:numPr>
-        <w:pStyle w:val="Compact"/>
-      </w:pPr>
-      <w:r>
-        <w:t xml:space="preserve">Inherited the Device Development and Certification requirements database and hardened it for production by introducing a component-based jQuery architecture, strict database transactions for proprietary import/export workflows, and Jira-driven publishing lifecycle controls.</w:t>
-      </w:r>
-    </w:p>
-    <w:p>
-      <w:pPr>
-        <w:numPr>
-          <w:ilvl w:val="0"/>
-          <w:numId w:val="1004"/>
-        </w:numPr>
-        <w:pStyle w:val="Compact"/>
-      </w:pPr>
-      <w:r>
-        <w:t xml:space="preserve">Led weekly engineering reviews with retail testing leadership to resolve system anomalies and define release timelines for the SLATE ecosystem.</w:t>
-      </w:r>
-    </w:p>
-    <w:p>
-      <w:pPr>
-        <w:pStyle w:val="Heading3"/>
-      </w:pPr>
-      <w:bookmarkStart w:id="30" w:name="X9a2ddcd5defc0687e2268face32b579f6f42299"/>
-      <w:r>
-        <w:t xml:space="preserve">EXPERIS (Contractor at Sprint) | Technical Support Rep II | 2012 to 2013</w:t>
-      </w:r>
-      <w:bookmarkEnd w:id="30"/>
-    </w:p>
-    <w:p>
-      <w:pPr>
-        <w:numPr>
-          <w:ilvl w:val="0"/>
-          <w:numId w:val="1005"/>
-        </w:numPr>
-        <w:pStyle w:val="Compact"/>
-      </w:pPr>
-      <w:r>
-        <w:t xml:space="preserve">Wrote and maintained XML execution scripts for the automated SLATE diagnostic framework used across Sprint’s national retail footprint.</w:t>
-      </w:r>
-    </w:p>
-    <w:p>
-      <w:pPr>
-        <w:numPr>
-          <w:ilvl w:val="0"/>
-          <w:numId w:val="1005"/>
-        </w:numPr>
-        <w:pStyle w:val="Compact"/>
-      </w:pPr>
-      <w:r>
-        <w:t xml:space="preserve">Improved legacy device performance tracking applications to support automated on-site device validation at in-store service centers.</w:t>
-      </w:r>
-    </w:p>
-    <w:p>
-      <w:pPr>
-        <w:pStyle w:val="Heading3"/>
-      </w:pPr>
-      <w:bookmarkStart w:id="31" w:name="Xcd00d5b2137c9bb8b2ea37b28065784626002fd"/>
-      <w:r>
-        <w:t xml:space="preserve">MO-KAN Container Services | System Administrator | 2011 to 2012</w:t>
-      </w:r>
-      <w:bookmarkEnd w:id="31"/>
-    </w:p>
-    <w:p>
-      <w:pPr>
-        <w:numPr>
-          <w:ilvl w:val="0"/>
-          <w:numId w:val="1006"/>
-        </w:numPr>
-        <w:pStyle w:val="Compact"/>
-      </w:pPr>
-      <w:r>
-        <w:t xml:space="preserve">Migrated failing HP G3 bare-metal systems running Windows Server 2003 to a modern high-availability architecture.</w:t>
-      </w:r>
-    </w:p>
-    <w:p>
-      <w:pPr>
-        <w:numPr>
-          <w:ilvl w:val="0"/>
-          <w:numId w:val="1006"/>
-        </w:numPr>
-        <w:pStyle w:val="Compact"/>
-      </w:pPr>
-      <w:r>
-        <w:t xml:space="preserve">Designed and deployed a redundant VMware environment with iSCSI SAN and Cisco switching through a vendor partnership.</w:t>
-      </w:r>
-    </w:p>
-    <w:p>
-      <w:pPr>
-        <w:numPr>
-          <w:ilvl w:val="0"/>
-          <w:numId w:val="1006"/>
-        </w:numPr>
-        <w:pStyle w:val="Compact"/>
-      </w:pPr>
-      <w:r>
-        <w:t xml:space="preserve">Took operational ownership of the new infrastructure and reduced enterprise downtime by 90% across 3 distributed locations.</w:t>
-      </w:r>
-    </w:p>
-    <w:p>
-      <w:pPr>
-        <w:numPr>
-          <w:ilvl w:val="0"/>
-          <w:numId w:val="1006"/>
-        </w:numPr>
-        <w:pStyle w:val="Compact"/>
-      </w:pPr>
-      <w:r>
-        <w:t xml:space="preserve">Managed disaster recovery, failover automation, network security, and centralized domain architecture.</w:t>
-      </w:r>
-    </w:p>
-    <w:p>
-      <w:pPr>
-        <w:pStyle w:val="Heading2"/>
-      </w:pPr>
-      <w:bookmarkStart w:id="32" w:name="additional-professional-experience"/>
-      <w:r>
-        <w:t xml:space="preserve">Additional Professional Experience</w:t>
-      </w:r>
-      <w:bookmarkEnd w:id="32"/>
-    </w:p>
-    <w:p>
-      <w:pPr>
-        <w:pStyle w:val="Heading3"/>
-      </w:pPr>
-      <w:bookmarkStart w:id="33" w:name="X5a96a025f2e0af00d5ec4bc9021fc63339c0501"/>
-      <w:r>
-        <w:t xml:space="preserve">Trucking Central | Software Consultant (Contract)</w:t>
-      </w:r>
-      <w:bookmarkEnd w:id="33"/>
-    </w:p>
-    <w:p>
-      <w:pPr>
-        <w:numPr>
-          <w:ilvl w:val="0"/>
-          <w:numId w:val="1007"/>
-        </w:numPr>
-        <w:pStyle w:val="Compact"/>
-      </w:pPr>
-      <w:r>
-        <w:t xml:space="preserve">Developed early Android-based GPS and telematics applications for real-time intermodal logistics tracking.</w:t>
-      </w:r>
-    </w:p>
-    <w:p>
-      <w:pPr>
-        <w:pStyle w:val="Heading3"/>
-      </w:pPr>
-      <w:bookmarkStart w:id="34" w:name="Xa195f54dd3cdab15232bfdbff094a5ea13f511a"/>
-      <w:r>
-        <w:t xml:space="preserve">Innovative Solutions | Mobile Solutions Technician</w:t>
-      </w:r>
-      <w:bookmarkEnd w:id="34"/>
-    </w:p>
-    <w:p>
-      <w:pPr>
-        <w:numPr>
-          <w:ilvl w:val="0"/>
-          <w:numId w:val="1008"/>
-        </w:numPr>
-        <w:pStyle w:val="Compact"/>
-      </w:pPr>
-      <w:r>
-        <w:t xml:space="preserve">Deployed and optimized Nextel communication devices and mobile diagnostic tools for municipal first responders and commercial operations.</w:t>
-      </w:r>
-    </w:p>
-    <w:p>
-      <w:pPr>
-        <w:pStyle w:val="Heading2"/>
-      </w:pPr>
-      <w:bookmarkStart w:id="35" w:name="technical-environment-matrix"/>
-      <w:r>
-        <w:t xml:space="preserve">Technical Environment Matrix</w:t>
-      </w:r>
-      <w:bookmarkEnd w:id="35"/>
-    </w:p>
-    <w:p>
-      <w:pPr>
-        <w:numPr>
-          <w:ilvl w:val="0"/>
-          <w:numId w:val="1009"/>
+        <w:t xml:space="preserve">Replaced a decade-old manual SKU bottleneck with a human-in-the-loop workflow and full web application, then integrated the system with Porcupine for multi-stage TPM and reviewer approvals.</w:t>
+      </w:r>
+    </w:p>
+    <w:p>
+      <w:pPr>
+        <w:numPr>
+          <w:ilvl w:val="0"/>
+          <w:numId w:val="1001"/>
         </w:numPr>
       </w:pPr>
       <w:r>
         <w:rPr>
           <w:b/>
         </w:rPr>
-        <w:t xml:space="preserve">Patents &amp; Core Innovation:</w:t>
+        <w:t xml:space="preserve">Infrastructure Reliability:</w:t>
       </w:r>
       <w:r>
         <w:t xml:space="preserve"> </w:t>
       </w:r>
       <w:r>
-        <w:t xml:space="preserve">US Patent #10,366,069 (Systems and Methods for Database Management and Administration)</w:t>
-      </w:r>
-    </w:p>
-    <w:p>
-      <w:pPr>
-        <w:numPr>
-          <w:ilvl w:val="0"/>
-          <w:numId w:val="1009"/>
+        <w:t xml:space="preserve">Replaced failing legacy infrastructure with a redundant VMware/iSCSI architecture and reduced enterprise downtime by 90% across three distributed locations.</w:t>
+      </w:r>
+    </w:p>
+    <w:p>
+      <w:pPr>
+        <w:numPr>
+          <w:ilvl w:val="0"/>
+          <w:numId w:val="1001"/>
         </w:numPr>
       </w:pPr>
       <w:r>
         <w:rPr>
           <w:b/>
         </w:rPr>
-        <w:t xml:space="preserve">Architectural Disciplines:</w:t>
+        <w:t xml:space="preserve">Mobile Systems:</w:t>
       </w:r>
       <w:r>
         <w:t xml:space="preserve"> </w:t>
       </w:r>
       <w:r>
-        <w:t xml:space="preserve">Systems Architecture, Distributed Systems, Microservices, API Design, Platform Abstractions, Developer Experience (DevEx), Internal Tooling Design, SRE, DevSecOps, Enterprise Cloud Migration</w:t>
-      </w:r>
+        <w:t xml:space="preserve">Developed an Android signal-smoothing algorithm using spherical geometry, acceleration, and last-known-speed data to reduce GPS coordinate jitter in lossy rail-yard and intermodal trucking environments.</w:t>
+      </w:r>
+    </w:p>
+    <w:p>
+      <w:pPr>
+        <w:pStyle w:val="Heading2"/>
+      </w:pPr>
+      <w:bookmarkStart w:id="25" w:name="professional-experience"/>
+      <w:r>
+        <w:t xml:space="preserve">Professional Experience</w:t>
+      </w:r>
+      <w:bookmarkEnd w:id="25"/>
+    </w:p>
+    <w:p>
+      <w:pPr>
+        <w:pStyle w:val="Heading3"/>
+      </w:pPr>
+      <w:bookmarkStart w:id="26" w:name="X4ec06d06bd7f5dfa5a7885475da8fa7699a172c"/>
+      <w:r>
+        <w:t xml:space="preserve">T-Mobile | Principal Solutions Architect &amp; DevOps Engineer | 2021–2026</w:t>
+      </w:r>
+      <w:bookmarkEnd w:id="26"/>
+    </w:p>
+    <w:p>
+      <w:pPr>
+        <w:numPr>
+          <w:ilvl w:val="0"/>
+          <w:numId w:val="1002"/>
+        </w:numPr>
+        <w:pStyle w:val="Compact"/>
+      </w:pPr>
+      <w:r>
+        <w:t xml:space="preserve">Migrated 10+ years of Sprint Jira Data Center metadata and device certification data to Jira Cloud in 3 months with zero downtime for 3,000+ enterprise users, using a data-agnostic PHP framework originally developed at Sprint to hydrate and transform data across remote JSON APIs and local ORM sources.</w:t>
+      </w:r>
+    </w:p>
+    <w:p>
+      <w:pPr>
+        <w:numPr>
+          <w:ilvl w:val="0"/>
+          <w:numId w:val="1002"/>
+        </w:numPr>
+        <w:pStyle w:val="Compact"/>
+      </w:pPr>
+      <w:r>
+        <w:t xml:space="preserve">Built Node.js SDKs and Node-RED integrations with Ansible to capture playbook failures and automatically generate structured Jira incidents.</w:t>
+      </w:r>
+    </w:p>
+    <w:p>
+      <w:pPr>
+        <w:numPr>
+          <w:ilvl w:val="1"/>
+          <w:numId w:val="1003"/>
+        </w:numPr>
+        <w:pStyle w:val="Compact"/>
+      </w:pPr>
+      <w:r>
+        <w:t xml:space="preserve">Automated fleet mobilization across</w:t>
+      </w:r>
+      <w:r>
+        <w:t xml:space="preserve"> </w:t>
+      </w:r>
+      <w:r>
+        <w:rPr>
+          <w:b/>
+        </w:rPr>
+        <w:t xml:space="preserve">132 Spirent Landslide traffic-generation VMs</w:t>
+      </w:r>
+      <w:r>
+        <w:t xml:space="preserve"> </w:t>
+      </w:r>
+      <w:r>
+        <w:t xml:space="preserve">using Ansible, programmatically updating Netplan configurations and staging changes to prevent host lockouts.</w:t>
+      </w:r>
+    </w:p>
+    <w:p>
+      <w:pPr>
+        <w:numPr>
+          <w:ilvl w:val="0"/>
+          <w:numId w:val="1002"/>
+        </w:numPr>
+        <w:pStyle w:val="Compact"/>
+      </w:pPr>
+      <w:r>
+        <w:t xml:space="preserve">Built an idempotent Ansible patch-management framework to automate remediation of a vulnerability backlog spanning</w:t>
+      </w:r>
+      <w:r>
+        <w:t xml:space="preserve"> </w:t>
+      </w:r>
+      <w:r>
+        <w:rPr>
+          <w:b/>
+        </w:rPr>
+        <w:t xml:space="preserve">100+ monthly exploits across 97 hosts</w:t>
+      </w:r>
+      <w:r>
+        <w:t xml:space="preserve">.</w:t>
+      </w:r>
+    </w:p>
+    <w:p>
+      <w:pPr>
+        <w:numPr>
+          <w:ilvl w:val="0"/>
+          <w:numId w:val="1002"/>
+        </w:numPr>
+        <w:pStyle w:val="Compact"/>
+      </w:pPr>
+      <w:r>
+        <w:t xml:space="preserve">Delivered a serverless Angular Universal and Express-based 5G Speed Calculator using AWS Lambda microservices, eliminating dedicated application infrastructure and simplifying deployment.</w:t>
+      </w:r>
+    </w:p>
+    <w:p>
+      <w:pPr>
+        <w:numPr>
+          <w:ilvl w:val="0"/>
+          <w:numId w:val="1002"/>
+        </w:numPr>
+        <w:pStyle w:val="Compact"/>
+      </w:pPr>
+      <w:r>
+        <w:t xml:space="preserve">Architected the Branded Experience Portal as an Angular monorepo with reusable component libraries structured for future distribution as independent corporate NPM packages.</w:t>
+      </w:r>
+    </w:p>
+    <w:p>
+      <w:pPr>
+        <w:numPr>
+          <w:ilvl w:val="0"/>
+          <w:numId w:val="1002"/>
+        </w:numPr>
+        <w:pStyle w:val="Compact"/>
+      </w:pPr>
+      <w:r>
+        <w:t xml:space="preserve">Served as a technical advisor for high-risk infrastructure changes and enterprise deployments during the Sprint/T-Mobile integration.</w:t>
+      </w:r>
+    </w:p>
+    <w:p>
+      <w:pPr>
+        <w:pStyle w:val="Heading3"/>
+      </w:pPr>
+      <w:bookmarkStart w:id="27" w:name="X4492e6694b4186dc004edc228383113e4fdf0fb"/>
+      <w:r>
+        <w:t xml:space="preserve">Sprint | Principal Engineer &amp; Application Developer III | 2017–2021</w:t>
+      </w:r>
+      <w:bookmarkEnd w:id="27"/>
+    </w:p>
+    <w:p>
+      <w:pPr>
+        <w:numPr>
+          <w:ilvl w:val="0"/>
+          <w:numId w:val="1004"/>
+        </w:numPr>
+        <w:pStyle w:val="Compact"/>
+      </w:pPr>
+      <w:r>
+        <w:t xml:space="preserve">Architected</w:t>
+      </w:r>
+      <w:r>
+        <w:t xml:space="preserve"> </w:t>
+      </w:r>
+      <w:r>
+        <w:rPr>
+          <w:b/>
+        </w:rPr>
+        <w:t xml:space="preserve">Porcupine</w:t>
+      </w:r>
+      <w:r>
+        <w:t xml:space="preserve">, a RabbitMQ-based event bus that connected Jira workflows with downstream enterprise systems and automated workflow-driven notifications.</w:t>
+      </w:r>
+    </w:p>
+    <w:p>
+      <w:pPr>
+        <w:numPr>
+          <w:ilvl w:val="0"/>
+          <w:numId w:val="1004"/>
+        </w:numPr>
+        <w:pStyle w:val="Compact"/>
+      </w:pPr>
+      <w:r>
+        <w:t xml:space="preserve">Designed and built the frontend and workflow engine for a human-in-the-loop SKU automation platform that eliminated a decade-old enterprise bottleneck within 6 months.</w:t>
+      </w:r>
+    </w:p>
+    <w:p>
+      <w:pPr>
+        <w:numPr>
+          <w:ilvl w:val="0"/>
+          <w:numId w:val="1004"/>
+        </w:numPr>
+        <w:pStyle w:val="Compact"/>
+      </w:pPr>
+      <w:r>
+        <w:t xml:space="preserve">Integrated the SKU Portal with Porcupine to support multi-stage TPM and reviewer approval workflows.</w:t>
+      </w:r>
+    </w:p>
+    <w:p>
+      <w:pPr>
+        <w:numPr>
+          <w:ilvl w:val="0"/>
+          <w:numId w:val="1004"/>
+        </w:numPr>
+        <w:pStyle w:val="Compact"/>
+      </w:pPr>
+      <w:r>
+        <w:t xml:space="preserve">Architected and built a data-agnostic PHP framework using reflection, annotations, and a custom hydration engine to unify SQL, NoSQL, JSON, and XML behind a single entity-managed ORM.</w:t>
+      </w:r>
+    </w:p>
+    <w:p>
+      <w:pPr>
+        <w:numPr>
+          <w:ilvl w:val="0"/>
+          <w:numId w:val="1004"/>
+        </w:numPr>
+        <w:pStyle w:val="Compact"/>
+      </w:pPr>
+      <w:r>
+        <w:t xml:space="preserve">Reduced application boilerplate by approximately</w:t>
+      </w:r>
+      <w:r>
+        <w:t xml:space="preserve"> </w:t>
+      </w:r>
+      <w:r>
+        <w:rPr>
+          <w:b/>
+        </w:rPr>
+        <w:t xml:space="preserve">10x</w:t>
+      </w:r>
+      <w:r>
+        <w:t xml:space="preserve"> </w:t>
+      </w:r>
+      <w:r>
+        <w:t xml:space="preserve">through reusable entity, persistence, serialization, and data-access abstractions.</w:t>
+      </w:r>
+    </w:p>
+    <w:p>
+      <w:pPr>
+        <w:numPr>
+          <w:ilvl w:val="0"/>
+          <w:numId w:val="1004"/>
+        </w:numPr>
+        <w:pStyle w:val="Compact"/>
+      </w:pPr>
+      <w:r>
+        <w:t xml:space="preserve">Validated a Dremio lakehouse architecture across MS SQL, MySQL, and MongoDB, demonstrating zero-ETL query federation across relational and NoSQL data sources.</w:t>
+      </w:r>
+    </w:p>
+    <w:p>
+      <w:pPr>
+        <w:numPr>
+          <w:ilvl w:val="0"/>
+          <w:numId w:val="1004"/>
+        </w:numPr>
+        <w:pStyle w:val="Compact"/>
+      </w:pPr>
+      <w:r>
+        <w:t xml:space="preserve">Built an observability platform across</w:t>
+      </w:r>
+      <w:r>
+        <w:t xml:space="preserve"> </w:t>
+      </w:r>
+      <w:r>
+        <w:rPr>
+          <w:b/>
+        </w:rPr>
+        <w:t xml:space="preserve">45 VMs</w:t>
+      </w:r>
+      <w:r>
+        <w:t xml:space="preserve"> </w:t>
+      </w:r>
+      <w:r>
+        <w:t xml:space="preserve">using Docker consumers, .NET Core heartbeat telemetry, ELK, Prometheus, Grafana, and Rocket.Chat integrations.</w:t>
+      </w:r>
+    </w:p>
+    <w:p>
+      <w:pPr>
+        <w:numPr>
+          <w:ilvl w:val="0"/>
+          <w:numId w:val="1004"/>
+        </w:numPr>
+        <w:pStyle w:val="Compact"/>
+      </w:pPr>
+      <w:r>
+        <w:t xml:space="preserve">Served as a principal technical advisor for infrastructure and application engineering, including high-risk deployment reviews and infrastructure planning.</w:t>
+      </w:r>
+    </w:p>
+    <w:p>
+      <w:pPr>
+        <w:pStyle w:val="Heading3"/>
+      </w:pPr>
+      <w:bookmarkStart w:id="28" w:name="Xb47e4a0e4122187c9c4f74be160b084e8f60882"/>
+      <w:r>
+        <w:t xml:space="preserve">Sprint | Product Development Engineer II | 2013–2017</w:t>
+      </w:r>
+      <w:bookmarkEnd w:id="28"/>
+    </w:p>
+    <w:p>
+      <w:pPr>
+        <w:numPr>
+          <w:ilvl w:val="0"/>
+          <w:numId w:val="1005"/>
+        </w:numPr>
+        <w:pStyle w:val="Compact"/>
+      </w:pPr>
+      <w:r>
+        <w:t xml:space="preserve">Built a drag-and-drop prototyping platform for Out-of-Box Experience (OOBE) simulation, including validation engines that captured CPU, RAM, and battery telemetry from mobile devices.</w:t>
+      </w:r>
+    </w:p>
+    <w:p>
+      <w:pPr>
+        <w:numPr>
+          <w:ilvl w:val="0"/>
+          <w:numId w:val="1005"/>
+        </w:numPr>
+        <w:pStyle w:val="Compact"/>
+      </w:pPr>
+      <w:r>
+        <w:t xml:space="preserve">Hardened the Device Development and Certification requirements database for production by introducing component-based jQuery architecture, strict database transactions, and Jira-driven publishing controls.</w:t>
+      </w:r>
+    </w:p>
+    <w:p>
+      <w:pPr>
+        <w:numPr>
+          <w:ilvl w:val="0"/>
+          <w:numId w:val="1005"/>
+        </w:numPr>
+        <w:pStyle w:val="Compact"/>
+      </w:pPr>
+      <w:r>
+        <w:t xml:space="preserve">Built and maintained proprietary import/export workflows for device certification and development data.</w:t>
+      </w:r>
+    </w:p>
+    <w:p>
+      <w:pPr>
+        <w:numPr>
+          <w:ilvl w:val="0"/>
+          <w:numId w:val="1005"/>
+        </w:numPr>
+        <w:pStyle w:val="Compact"/>
+      </w:pPr>
+      <w:r>
+        <w:t xml:space="preserve">Led weekly engineering reviews with retail testing leadership to troubleshoot system anomalies and coordinate SLATE release timelines.</w:t>
+      </w:r>
+    </w:p>
+    <w:p>
+      <w:pPr>
+        <w:pStyle w:val="Heading3"/>
+      </w:pPr>
+      <w:bookmarkStart w:id="29" w:name="X039b397476ee3a7899da577c26213e73b56fe82"/>
+      <w:r>
+        <w:t xml:space="preserve">EXPERIS (Contractor at Sprint) | Technical Support Rep II | 2012–2013</w:t>
+      </w:r>
+      <w:bookmarkEnd w:id="29"/>
+    </w:p>
+    <w:p>
+      <w:pPr>
+        <w:numPr>
+          <w:ilvl w:val="0"/>
+          <w:numId w:val="1006"/>
+        </w:numPr>
+        <w:pStyle w:val="Compact"/>
+      </w:pPr>
+      <w:r>
+        <w:t xml:space="preserve">Wrote and maintained XML execution scripts for the automated SLATE diagnostic framework used across Sprint’s national retail footprint.</w:t>
+      </w:r>
+    </w:p>
+    <w:p>
+      <w:pPr>
+        <w:numPr>
+          <w:ilvl w:val="0"/>
+          <w:numId w:val="1006"/>
+        </w:numPr>
+        <w:pStyle w:val="Compact"/>
+      </w:pPr>
+      <w:r>
+        <w:t xml:space="preserve">Improved legacy device-performance tracking applications to support automated on-site device validation at retail service centers.</w:t>
+      </w:r>
+    </w:p>
+    <w:p>
+      <w:pPr>
+        <w:pStyle w:val="Heading3"/>
+      </w:pPr>
+      <w:bookmarkStart w:id="30" w:name="X20e57d966db976f1b3eb49748e3caa415bddb30"/>
+      <w:r>
+        <w:t xml:space="preserve">MO-KAN Container Services | System Administrator | 2011–2012</w:t>
+      </w:r>
+      <w:bookmarkEnd w:id="30"/>
+    </w:p>
+    <w:p>
+      <w:pPr>
+        <w:numPr>
+          <w:ilvl w:val="0"/>
+          <w:numId w:val="1007"/>
+        </w:numPr>
+        <w:pStyle w:val="Compact"/>
+      </w:pPr>
+      <w:r>
+        <w:t xml:space="preserve">Replaced failing HP G3 bare-metal systems running Windows Server 2003 with a redundant, high-availability VMware environment.</w:t>
+      </w:r>
+    </w:p>
+    <w:p>
+      <w:pPr>
+        <w:numPr>
+          <w:ilvl w:val="0"/>
+          <w:numId w:val="1007"/>
+        </w:numPr>
+        <w:pStyle w:val="Compact"/>
+      </w:pPr>
+      <w:r>
+        <w:t xml:space="preserve">Designed and deployed VMware infrastructure backed by iSCSI SAN storage and Cisco switching through a vendor partnership.</w:t>
+      </w:r>
+    </w:p>
+    <w:p>
+      <w:pPr>
+        <w:numPr>
+          <w:ilvl w:val="0"/>
+          <w:numId w:val="1007"/>
+        </w:numPr>
+        <w:pStyle w:val="Compact"/>
+      </w:pPr>
+      <w:r>
+        <w:t xml:space="preserve">Reduced enterprise downtime by</w:t>
+      </w:r>
+      <w:r>
+        <w:t xml:space="preserve"> </w:t>
+      </w:r>
+      <w:r>
+        <w:rPr>
+          <w:b/>
+        </w:rPr>
+        <w:t xml:space="preserve">90% across three distributed locations</w:t>
+      </w:r>
+      <w:r>
+        <w:t xml:space="preserve"> </w:t>
+      </w:r>
+      <w:r>
+        <w:t xml:space="preserve">through infrastructure modernization and redundancy.</w:t>
+      </w:r>
+    </w:p>
+    <w:p>
+      <w:pPr>
+        <w:numPr>
+          <w:ilvl w:val="0"/>
+          <w:numId w:val="1007"/>
+        </w:numPr>
+        <w:pStyle w:val="Compact"/>
+      </w:pPr>
+      <w:r>
+        <w:t xml:space="preserve">Managed disaster recovery, failover automation, network security, centralized domain architecture, and production infrastructure operations.</w:t>
+      </w:r>
+    </w:p>
+    <w:p>
+      <w:pPr>
+        <w:pStyle w:val="Heading2"/>
+      </w:pPr>
+      <w:bookmarkStart w:id="31" w:name="additional-engineering-experience"/>
+      <w:r>
+        <w:t xml:space="preserve">Additional Engineering Experience</w:t>
+      </w:r>
+      <w:bookmarkEnd w:id="31"/>
+    </w:p>
+    <w:p>
+      <w:pPr>
+        <w:pStyle w:val="Heading3"/>
+      </w:pPr>
+      <w:bookmarkStart w:id="32" w:name="trucking-central-software-consultant"/>
+      <w:r>
+        <w:t xml:space="preserve">Trucking Central | Software Consultant</w:t>
+      </w:r>
+      <w:bookmarkEnd w:id="32"/>
+    </w:p>
+    <w:p>
+      <w:pPr>
+        <w:numPr>
+          <w:ilvl w:val="0"/>
+          <w:numId w:val="1008"/>
+        </w:numPr>
+        <w:pStyle w:val="Compact"/>
+      </w:pPr>
+      <w:r>
+        <w:t xml:space="preserve">Developed early Android GPS and telematics applications for real-time intermodal logistics tracking.</w:t>
+      </w:r>
+    </w:p>
+    <w:p>
+      <w:pPr>
+        <w:numPr>
+          <w:ilvl w:val="0"/>
+          <w:numId w:val="1008"/>
+        </w:numPr>
+        <w:pStyle w:val="Compact"/>
+      </w:pPr>
+      <w:r>
+        <w:t xml:space="preserve">Built location-processing logic for environments where vehicle positioning data was subject to significant GPS loss and coordinate jitter.</w:t>
+      </w:r>
+    </w:p>
+    <w:p>
+      <w:pPr>
+        <w:pStyle w:val="Heading3"/>
+      </w:pPr>
+      <w:bookmarkStart w:id="33" w:name="Xa195f54dd3cdab15232bfdbff094a5ea13f511a"/>
+      <w:r>
+        <w:t xml:space="preserve">Innovative Solutions | Mobile Solutions Technician</w:t>
+      </w:r>
+      <w:bookmarkEnd w:id="33"/>
     </w:p>
     <w:p>
       <w:pPr>
@@ -644,7 +743,125 @@
           <w:ilvl w:val="0"/>
           <w:numId w:val="1009"/>
         </w:numPr>
-      </w:pPr>
+        <w:pStyle w:val="Compact"/>
+      </w:pPr>
+      <w:r>
+        <w:t xml:space="preserve">Deployed and optimized Nextel communication devices and mobile diagnostic systems for municipal first responders and commercial operations.</w:t>
+      </w:r>
+    </w:p>
+    <w:p>
+      <w:pPr>
+        <w:numPr>
+          <w:ilvl w:val="0"/>
+          <w:numId w:val="1009"/>
+        </w:numPr>
+        <w:pStyle w:val="Compact"/>
+      </w:pPr>
+      <w:r>
+        <w:t xml:space="preserve">Supported mobile hardware and software deployments in field environments.</w:t>
+      </w:r>
+    </w:p>
+    <w:p>
+      <w:pPr>
+        <w:pStyle w:val="Heading2"/>
+      </w:pPr>
+      <w:bookmarkStart w:id="34" w:name="patent"/>
+      <w:r>
+        <w:t xml:space="preserve">Patent</w:t>
+      </w:r>
+      <w:bookmarkEnd w:id="34"/>
+    </w:p>
+    <w:p>
+      <w:pPr>
+        <w:pStyle w:val="FirstParagraph"/>
+      </w:pPr>
+      <w:r>
+        <w:rPr>
+          <w:b/>
+        </w:rPr>
+        <w:t xml:space="preserve">U.S. Patent #10,366,069 — Systems and Methods for Database Management and Administration</w:t>
+      </w:r>
+      <w:r>
+        <w:br/>
+      </w:r>
+      <w:r>
+        <w:t xml:space="preserve">Co-author of a patented database-management system incorporating automated administration techniques and a custom SQL natural-sorting algorithm.</w:t>
+      </w:r>
+    </w:p>
+    <w:p>
+      <w:pPr>
+        <w:pStyle w:val="Heading2"/>
+      </w:pPr>
+      <w:bookmarkStart w:id="35" w:name="technical-environment"/>
+      <w:r>
+        <w:t xml:space="preserve">Technical Environment</w:t>
+      </w:r>
+      <w:bookmarkEnd w:id="35"/>
+    </w:p>
+    <w:p>
+      <w:pPr>
+        <w:pStyle w:val="FirstParagraph"/>
+      </w:pPr>
+      <w:r>
+        <w:rPr>
+          <w:b/>
+        </w:rPr>
+        <w:t xml:space="preserve">Software Architecture:</w:t>
+      </w:r>
+      <w:r>
+        <w:t xml:space="preserve"> </w:t>
+      </w:r>
+      <w:r>
+        <w:t xml:space="preserve">Distributed Systems · Event-Driven Architecture · Platform Engineering · API Design · Enterprise Integration · Data Abstraction · Developer Tooling · Internal Platforms</w:t>
+      </w:r>
+      <w:r>
+        <w:br/>
+      </w:r>
+      <w:r>
+        <w:rPr>
+          <w:b/>
+        </w:rPr>
+        <w:t xml:space="preserve">Languages &amp; Backend:</w:t>
+      </w:r>
+      <w:r>
+        <w:t xml:space="preserve"> </w:t>
+      </w:r>
+      <w:r>
+        <w:t xml:space="preserve">PHP · Node.js · TypeScript · JavaScript · C# · .NET Core · REST APIs · Native Modules</w:t>
+      </w:r>
+      <w:r>
+        <w:br/>
+      </w:r>
+      <w:r>
+        <w:rPr>
+          <w:b/>
+        </w:rPr>
+        <w:t xml:space="preserve">Frontend:</w:t>
+      </w:r>
+      <w:r>
+        <w:t xml:space="preserve"> </w:t>
+      </w:r>
+      <w:r>
+        <w:t xml:space="preserve">Angular · Angular Universal · Vue.js 2 · TypeScript · JavaScript · jQuery · Client-Side Architecture</w:t>
+      </w:r>
+      <w:r>
+        <w:br/>
+      </w:r>
+      <w:r>
+        <w:rPr>
+          <w:b/>
+        </w:rPr>
+        <w:t xml:space="preserve">Data &amp; Messaging:</w:t>
+      </w:r>
+      <w:r>
+        <w:t xml:space="preserve"> </w:t>
+      </w:r>
+      <w:r>
+        <w:t xml:space="preserve">PostgreSQL · MS SQL · MySQL · MongoDB · RabbitMQ · Dremio · JSON · XML · SQL</w:t>
+      </w:r>
+      <w:r>
+        <w:br/>
+      </w:r>
       <w:r>
         <w:rPr>
           <w:b/>
@@ -655,76 +872,49 @@
         <w:t xml:space="preserve"> </w:t>
       </w:r>
       <w:r>
-        <w:t xml:space="preserve">Ansible, Ansible Automation Platform (AAP), Infrastructure as Code (IaC), CI/CD Pipelines, Node-RED, Core XML Scripting, Serverless, VMware vSphere/ESXi, iSCSI SAN Architecture</w:t>
-      </w:r>
-    </w:p>
-    <w:p>
-      <w:pPr>
-        <w:numPr>
-          <w:ilvl w:val="0"/>
-          <w:numId w:val="1009"/>
-        </w:numPr>
-      </w:pPr>
+        <w:t xml:space="preserve">Ansible · Ansible Automation Platform · Infrastructure as Code · CI/CD · Docker · AWS Lambda · VMware vSphere/ESXi · iSCSI · Linux · Netplan</w:t>
+      </w:r>
+      <w:r>
+        <w:br/>
+      </w:r>
       <w:r>
         <w:rPr>
           <w:b/>
         </w:rPr>
-        <w:t xml:space="preserve">Data Engineering &amp; Distributed Ecosystems:</w:t>
+        <w:t xml:space="preserve">Observability:</w:t>
       </w:r>
       <w:r>
         <w:t xml:space="preserve"> </w:t>
       </w:r>
       <w:r>
-        <w:t xml:space="preserve">RabbitMQ (Porcupine Message Bus), Dremio (Lakehouse Federation), Zero-ETL Query Federation, ELK Stack, Prometheus, Grafana, PostgreSQL, MS SQL, MongoDB, Rocket.Chat Integration</w:t>
-      </w:r>
-    </w:p>
-    <w:p>
-      <w:pPr>
-        <w:numPr>
-          <w:ilvl w:val="0"/>
-          <w:numId w:val="1009"/>
-        </w:numPr>
-      </w:pPr>
+        <w:t xml:space="preserve">ELK · Prometheus · Grafana · Rocket.Chat · Telemetry Systems</w:t>
+      </w:r>
+      <w:r>
+        <w:br/>
+      </w:r>
       <w:r>
         <w:rPr>
           <w:b/>
         </w:rPr>
-        <w:t xml:space="preserve">Backend Environments &amp; Languages:</w:t>
+        <w:t xml:space="preserve">Development Practices:</w:t>
       </w:r>
       <w:r>
         <w:t xml:space="preserve"> </w:t>
       </w:r>
       <w:r>
-        <w:t xml:space="preserve">Node.js, .NET Core (2.x), C#, PHP, Native Modules, REST APIs, Custom SDK Development, Zero-Dependency Design, Custom ORM Design</w:t>
-      </w:r>
-    </w:p>
-    <w:p>
-      <w:pPr>
-        <w:numPr>
-          <w:ilvl w:val="0"/>
-          <w:numId w:val="1009"/>
-        </w:numPr>
-      </w:pPr>
-      <w:r>
-        <w:rPr>
-          <w:b/>
-        </w:rPr>
-        <w:t xml:space="preserve">Frontend Web Frameworks:</w:t>
-      </w:r>
-      <w:r>
-        <w:t xml:space="preserve"> </w:t>
-      </w:r>
-      <w:r>
-        <w:t xml:space="preserve">Angular, Vue.js 2, TypeScript, JavaScript (ES6+), Client-Side Architecture, UI/UX Performance Optimization</w:t>
+        <w:t xml:space="preserve">Zero-Dependency Design · Custom SDK Development · ORM Design · Reflection · Annotation-Driven Architecture · Automation · Production Troubleshooting</w:t>
+      </w:r>
+      <w:r>
+        <w:br/>
       </w:r>
     </w:p>
     <w:p>
       <w:pPr>
         <w:pStyle w:val="Heading2"/>
       </w:pPr>
-      <w:bookmarkStart w:id="36" w:name="community-impact-leadership"/>
-      <w:r>
-        <w:t xml:space="preserve">Community Impact &amp; Leadership</w:t>
+      <w:bookmarkStart w:id="36" w:name="community-engineering"/>
+      <w:r>
+        <w:t xml:space="preserve">Community Engineering</w:t>
       </w:r>
       <w:bookmarkEnd w:id="36"/>
     </w:p>
@@ -732,9 +922,9 @@
       <w:pPr>
         <w:pStyle w:val="Heading3"/>
       </w:pPr>
-      <w:bookmarkStart w:id="37" w:name="X43a88629a19707bdc2905dd1b42d85ff14b2051"/>
-      <w:r>
-        <w:t xml:space="preserve">Seek and Serve (501c3) | Technical Advisory Board Member | 2026 to Present</w:t>
+      <w:bookmarkStart w:id="37" w:name="X48513e22f2dfd74634eca63bf4a0251db07f39f"/>
+      <w:r>
+        <w:t xml:space="preserve">Seek and Serve (501c3) | Technical Advisory Board Member | 2026–Present</w:t>
       </w:r>
       <w:bookmarkEnd w:id="37"/>
     </w:p>
@@ -747,16 +937,16 @@
         <w:pStyle w:val="Compact"/>
       </w:pPr>
       <w:r>
-        <w:t xml:space="preserve">Provide architectural oversight and technical logistics strategy to support regional community outreach expansion.</w:t>
+        <w:t xml:space="preserve">Provide technical architecture and systems guidance supporting regional community outreach and operational expansion.</w:t>
       </w:r>
     </w:p>
     <w:p>
       <w:pPr>
         <w:pStyle w:val="Heading3"/>
       </w:pPr>
-      <w:bookmarkStart w:id="38" w:name="X5924d4ab2fe380d8c6bce21d5b8abc32e60d329"/>
-      <w:r>
-        <w:t xml:space="preserve">33 Meals | Technical Advisor &amp; Infrastructure Volunteer | 2026 to Present</w:t>
+      <w:bookmarkStart w:id="38" w:name="Xe3d1cf23dd07036917141b3b7aad7ae96cc968d"/>
+      <w:r>
+        <w:t xml:space="preserve">33 Meals | Technical Advisor &amp; Infrastructure Volunteer | 2026–Present</w:t>
       </w:r>
       <w:bookmarkEnd w:id="38"/>
     </w:p>
@@ -769,7 +959,7 @@
         <w:pStyle w:val="Compact"/>
       </w:pPr>
       <w:r>
-        <w:t xml:space="preserve">Built the digital architecture and logistics pipeline for the nonprofit subsidiary to support regional food insecurity efforts.</w:t>
+        <w:t xml:space="preserve">Designed and implemented the digital architecture and logistics pipeline supporting regional food-insecurity operations.</w:t>
       </w:r>
     </w:p>
     <w:p>
@@ -793,7 +983,7 @@
         <w:pStyle w:val="Compact"/>
       </w:pPr>
       <w:r>
-        <w:t xml:space="preserve">Designed a data-driven delivery framework using enterprise architecture principles to scale humanitarian food delivery.</w:t>
+        <w:t xml:space="preserve">Designed a data-driven delivery framework to support scalable humanitarian food distribution.</w:t>
       </w:r>
     </w:p>
     <w:p>
@@ -808,11 +998,7 @@
     </w:p>
     <w:p>
       <w:pPr>
-        <w:numPr>
-          <w:ilvl w:val="0"/>
-          <w:numId w:val="1012"/>
-        </w:numPr>
-        <w:pStyle w:val="Compact"/>
+        <w:pStyle w:val="FirstParagraph"/>
       </w:pPr>
       <w:r>
         <w:rPr>
@@ -824,7 +1010,7 @@
         <w:t xml:space="preserve"> </w:t>
       </w:r>
       <w:r>
-        <w:t xml:space="preserve">– Johnson County Community College</w:t>
+        <w:t xml:space="preserve">| Johnson County Community College</w:t>
       </w:r>
     </w:p>
     <w:sectPr>
@@ -1256,9 +1442,6 @@
     <w:abstractNumId w:val="991"/>
   </w:num>
   <w:num w:numId="1011">
-    <w:abstractNumId w:val="991"/>
-  </w:num>
-  <w:num w:numId="1012">
     <w:abstractNumId w:val="991"/>
   </w:num>
 </w:numbering>

--- a/joshua-sternadel-resume.docx
+++ b/joshua-sternadel-resume.docx
@@ -286,8 +286,8 @@
     <w:p>
       <w:pPr>
         <w:numPr>
-          <w:ilvl w:val="1"/>
-          <w:numId w:val="1003"/>
+          <w:ilvl w:val="0"/>
+          <w:numId w:val="1002"/>
         </w:numPr>
         <w:pStyle w:val="Compact"/>
       </w:pPr>
@@ -384,7 +384,7 @@
       <w:pPr>
         <w:numPr>
           <w:ilvl w:val="0"/>
-          <w:numId w:val="1004"/>
+          <w:numId w:val="1003"/>
         </w:numPr>
         <w:pStyle w:val="Compact"/>
       </w:pPr>
@@ -408,7 +408,7 @@
       <w:pPr>
         <w:numPr>
           <w:ilvl w:val="0"/>
-          <w:numId w:val="1004"/>
+          <w:numId w:val="1003"/>
         </w:numPr>
         <w:pStyle w:val="Compact"/>
       </w:pPr>
@@ -420,7 +420,7 @@
       <w:pPr>
         <w:numPr>
           <w:ilvl w:val="0"/>
-          <w:numId w:val="1004"/>
+          <w:numId w:val="1003"/>
         </w:numPr>
         <w:pStyle w:val="Compact"/>
       </w:pPr>
@@ -432,7 +432,7 @@
       <w:pPr>
         <w:numPr>
           <w:ilvl w:val="0"/>
-          <w:numId w:val="1004"/>
+          <w:numId w:val="1003"/>
         </w:numPr>
         <w:pStyle w:val="Compact"/>
       </w:pPr>
@@ -444,7 +444,7 @@
       <w:pPr>
         <w:numPr>
           <w:ilvl w:val="0"/>
-          <w:numId w:val="1004"/>
+          <w:numId w:val="1003"/>
         </w:numPr>
         <w:pStyle w:val="Compact"/>
       </w:pPr>
@@ -471,7 +471,7 @@
       <w:pPr>
         <w:numPr>
           <w:ilvl w:val="0"/>
-          <w:numId w:val="1004"/>
+          <w:numId w:val="1003"/>
         </w:numPr>
         <w:pStyle w:val="Compact"/>
       </w:pPr>
@@ -483,7 +483,7 @@
       <w:pPr>
         <w:numPr>
           <w:ilvl w:val="0"/>
-          <w:numId w:val="1004"/>
+          <w:numId w:val="1003"/>
         </w:numPr>
         <w:pStyle w:val="Compact"/>
       </w:pPr>
@@ -510,23 +510,81 @@
       <w:pPr>
         <w:numPr>
           <w:ilvl w:val="0"/>
+          <w:numId w:val="1003"/>
+        </w:numPr>
+        <w:pStyle w:val="Compact"/>
+      </w:pPr>
+      <w:r>
+        <w:t xml:space="preserve">Served as a principal technical advisor for infrastructure and application engineering, including high-risk deployment reviews and infrastructure planning.</w:t>
+      </w:r>
+    </w:p>
+    <w:p>
+      <w:pPr>
+        <w:pStyle w:val="Heading3"/>
+      </w:pPr>
+      <w:bookmarkStart w:id="28" w:name="Xb47e4a0e4122187c9c4f74be160b084e8f60882"/>
+      <w:r>
+        <w:t xml:space="preserve">Sprint | Product Development Engineer II | 2013–2017</w:t>
+      </w:r>
+      <w:bookmarkEnd w:id="28"/>
+    </w:p>
+    <w:p>
+      <w:pPr>
+        <w:numPr>
+          <w:ilvl w:val="0"/>
           <w:numId w:val="1004"/>
         </w:numPr>
         <w:pStyle w:val="Compact"/>
       </w:pPr>
       <w:r>
-        <w:t xml:space="preserve">Served as a principal technical advisor for infrastructure and application engineering, including high-risk deployment reviews and infrastructure planning.</w:t>
+        <w:t xml:space="preserve">Built a drag-and-drop prototyping platform for Out-of-Box Experience (OOBE) simulation, including validation engines that captured CPU, RAM, and battery telemetry from mobile devices.</w:t>
+      </w:r>
+    </w:p>
+    <w:p>
+      <w:pPr>
+        <w:numPr>
+          <w:ilvl w:val="0"/>
+          <w:numId w:val="1004"/>
+        </w:numPr>
+        <w:pStyle w:val="Compact"/>
+      </w:pPr>
+      <w:r>
+        <w:t xml:space="preserve">Hardened the Device Development and Certification requirements database for production by introducing component-based jQuery architecture, strict database transactions, and Jira-driven publishing controls.</w:t>
+      </w:r>
+    </w:p>
+    <w:p>
+      <w:pPr>
+        <w:numPr>
+          <w:ilvl w:val="0"/>
+          <w:numId w:val="1004"/>
+        </w:numPr>
+        <w:pStyle w:val="Compact"/>
+      </w:pPr>
+      <w:r>
+        <w:t xml:space="preserve">Built the device certification Excel import/export workflow into a controlled data exchange: generated constrained workbooks with only approved fields editable, validated and parsed returned files, and applied certification updates to the database within strict transactions that could roll back on errors.</w:t>
+      </w:r>
+    </w:p>
+    <w:p>
+      <w:pPr>
+        <w:numPr>
+          <w:ilvl w:val="0"/>
+          <w:numId w:val="1004"/>
+        </w:numPr>
+        <w:pStyle w:val="Compact"/>
+      </w:pPr>
+      <w:r>
+        <w:t xml:space="preserve">Led weekly engineering reviews with retail testing leadership to troubleshoot system anomalies and coordinate SLATE release timelines.</w:t>
       </w:r>
     </w:p>
     <w:p>
       <w:pPr>
         <w:pStyle w:val="Heading3"/>
       </w:pPr>
-      <w:bookmarkStart w:id="28" w:name="Xb47e4a0e4122187c9c4f74be160b084e8f60882"/>
-      <w:r>
-        <w:t xml:space="preserve">Sprint | Product Development Engineer II | 2013–2017</w:t>
-      </w:r>
-      <w:bookmarkEnd w:id="28"/>
+      <w:bookmarkStart w:id="29" w:name="X039b397476ee3a7899da577c26213e73b56fe82"/>
+      <w:r>
+        <w:t xml:space="preserve">EXPERIS (Contractor at Sprint) | Technical Support Rep II | 2012–2013</w:t>
+      </w:r>
+      <w:bookmarkEnd w:id="29"/>
     </w:p>
     <w:p>
       <w:pPr>
@@ -537,7 +595,7 @@
         <w:pStyle w:val="Compact"/>
       </w:pPr>
       <w:r>
-        <w:t xml:space="preserve">Built a drag-and-drop prototyping platform for Out-of-Box Experience (OOBE) simulation, including validation engines that captured CPU, RAM, and battery telemetry from mobile devices.</w:t>
+        <w:t xml:space="preserve">Wrote and maintained XML execution scripts for the automated SLATE diagnostic framework used across Sprint’s national retail footprint.</w:t>
       </w:r>
     </w:p>
     <w:p>
@@ -549,42 +607,18 @@
         <w:pStyle w:val="Compact"/>
       </w:pPr>
       <w:r>
-        <w:t xml:space="preserve">Hardened the Device Development and Certification requirements database for production by introducing component-based jQuery architecture, strict database transactions, and Jira-driven publishing controls.</w:t>
-      </w:r>
-    </w:p>
-    <w:p>
-      <w:pPr>
-        <w:numPr>
-          <w:ilvl w:val="0"/>
-          <w:numId w:val="1005"/>
-        </w:numPr>
-        <w:pStyle w:val="Compact"/>
-      </w:pPr>
-      <w:r>
-        <w:t xml:space="preserve">Built and maintained proprietary import/export workflows for device certification and development data.</w:t>
-      </w:r>
-    </w:p>
-    <w:p>
-      <w:pPr>
-        <w:numPr>
-          <w:ilvl w:val="0"/>
-          <w:numId w:val="1005"/>
-        </w:numPr>
-        <w:pStyle w:val="Compact"/>
-      </w:pPr>
-      <w:r>
-        <w:t xml:space="preserve">Led weekly engineering reviews with retail testing leadership to troubleshoot system anomalies and coordinate SLATE release timelines.</w:t>
+        <w:t xml:space="preserve">Improved legacy device-performance tracking applications to support automated on-site device validation at retail service centers.</w:t>
       </w:r>
     </w:p>
     <w:p>
       <w:pPr>
         <w:pStyle w:val="Heading3"/>
       </w:pPr>
-      <w:bookmarkStart w:id="29" w:name="X039b397476ee3a7899da577c26213e73b56fe82"/>
-      <w:r>
-        <w:t xml:space="preserve">EXPERIS (Contractor at Sprint) | Technical Support Rep II | 2012–2013</w:t>
-      </w:r>
-      <w:bookmarkEnd w:id="29"/>
+      <w:bookmarkStart w:id="30" w:name="X20e57d966db976f1b3eb49748e3caa415bddb30"/>
+      <w:r>
+        <w:t xml:space="preserve">MO-KAN Container Services | System Administrator | 2011–2012</w:t>
+      </w:r>
+      <w:bookmarkEnd w:id="30"/>
     </w:p>
     <w:p>
       <w:pPr>
@@ -595,7 +629,7 @@
         <w:pStyle w:val="Compact"/>
       </w:pPr>
       <w:r>
-        <w:t xml:space="preserve">Wrote and maintained XML execution scripts for the automated SLATE diagnostic framework used across Sprint’s national retail footprint.</w:t>
+        <w:t xml:space="preserve">Replaced failing HP G3 bare-metal systems running Windows Server 2003 with a redundant, high-availability VMware environment.</w:t>
       </w:r>
     </w:p>
     <w:p>
@@ -607,40 +641,6 @@
         <w:pStyle w:val="Compact"/>
       </w:pPr>
       <w:r>
-        <w:t xml:space="preserve">Improved legacy device-performance tracking applications to support automated on-site device validation at retail service centers.</w:t>
-      </w:r>
-    </w:p>
-    <w:p>
-      <w:pPr>
-        <w:pStyle w:val="Heading3"/>
-      </w:pPr>
-      <w:bookmarkStart w:id="30" w:name="X20e57d966db976f1b3eb49748e3caa415bddb30"/>
-      <w:r>
-        <w:t xml:space="preserve">MO-KAN Container Services | System Administrator | 2011–2012</w:t>
-      </w:r>
-      <w:bookmarkEnd w:id="30"/>
-    </w:p>
-    <w:p>
-      <w:pPr>
-        <w:numPr>
-          <w:ilvl w:val="0"/>
-          <w:numId w:val="1007"/>
-        </w:numPr>
-        <w:pStyle w:val="Compact"/>
-      </w:pPr>
-      <w:r>
-        <w:t xml:space="preserve">Replaced failing HP G3 bare-metal systems running Windows Server 2003 with a redundant, high-availability VMware environment.</w:t>
-      </w:r>
-    </w:p>
-    <w:p>
-      <w:pPr>
-        <w:numPr>
-          <w:ilvl w:val="0"/>
-          <w:numId w:val="1007"/>
-        </w:numPr>
-        <w:pStyle w:val="Compact"/>
-      </w:pPr>
-      <w:r>
         <w:t xml:space="preserve">Designed and deployed VMware infrastructure backed by iSCSI SAN storage and Cisco switching through a vendor partnership.</w:t>
       </w:r>
     </w:p>
@@ -648,7 +648,7 @@
       <w:pPr>
         <w:numPr>
           <w:ilvl w:val="0"/>
-          <w:numId w:val="1007"/>
+          <w:numId w:val="1006"/>
         </w:numPr>
         <w:pStyle w:val="Compact"/>
       </w:pPr>
@@ -675,33 +675,67 @@
       <w:pPr>
         <w:numPr>
           <w:ilvl w:val="0"/>
+          <w:numId w:val="1006"/>
+        </w:numPr>
+        <w:pStyle w:val="Compact"/>
+      </w:pPr>
+      <w:r>
+        <w:t xml:space="preserve">Managed disaster recovery, failover automation, network security, centralized domain architecture, and production infrastructure operations.</w:t>
+      </w:r>
+    </w:p>
+    <w:p>
+      <w:pPr>
+        <w:pStyle w:val="Heading2"/>
+      </w:pPr>
+      <w:bookmarkStart w:id="31" w:name="additional-engineering-experience"/>
+      <w:r>
+        <w:t xml:space="preserve">Additional Engineering Experience</w:t>
+      </w:r>
+      <w:bookmarkEnd w:id="31"/>
+    </w:p>
+    <w:p>
+      <w:pPr>
+        <w:pStyle w:val="Heading3"/>
+      </w:pPr>
+      <w:bookmarkStart w:id="32" w:name="trucking-central-software-consultant"/>
+      <w:r>
+        <w:t xml:space="preserve">Trucking Central | Software Consultant</w:t>
+      </w:r>
+      <w:bookmarkEnd w:id="32"/>
+    </w:p>
+    <w:p>
+      <w:pPr>
+        <w:numPr>
+          <w:ilvl w:val="0"/>
           <w:numId w:val="1007"/>
         </w:numPr>
         <w:pStyle w:val="Compact"/>
       </w:pPr>
       <w:r>
-        <w:t xml:space="preserve">Managed disaster recovery, failover automation, network security, centralized domain architecture, and production infrastructure operations.</w:t>
-      </w:r>
-    </w:p>
-    <w:p>
-      <w:pPr>
-        <w:pStyle w:val="Heading2"/>
-      </w:pPr>
-      <w:bookmarkStart w:id="31" w:name="additional-engineering-experience"/>
-      <w:r>
-        <w:t xml:space="preserve">Additional Engineering Experience</w:t>
-      </w:r>
-      <w:bookmarkEnd w:id="31"/>
+        <w:t xml:space="preserve">Developed early Android GPS and telematics applications for real-time intermodal logistics tracking.</w:t>
+      </w:r>
+    </w:p>
+    <w:p>
+      <w:pPr>
+        <w:numPr>
+          <w:ilvl w:val="0"/>
+          <w:numId w:val="1007"/>
+        </w:numPr>
+        <w:pStyle w:val="Compact"/>
+      </w:pPr>
+      <w:r>
+        <w:t xml:space="preserve">Built location-processing logic for environments where vehicle positioning data was subject to significant GPS loss and coordinate jitter.</w:t>
+      </w:r>
     </w:p>
     <w:p>
       <w:pPr>
         <w:pStyle w:val="Heading3"/>
       </w:pPr>
-      <w:bookmarkStart w:id="32" w:name="trucking-central-software-consultant"/>
-      <w:r>
-        <w:t xml:space="preserve">Trucking Central | Software Consultant</w:t>
-      </w:r>
-      <w:bookmarkEnd w:id="32"/>
+      <w:bookmarkStart w:id="33" w:name="Xa195f54dd3cdab15232bfdbff094a5ea13f511a"/>
+      <w:r>
+        <w:t xml:space="preserve">Innovative Solutions | Mobile Solutions Technician</w:t>
+      </w:r>
+      <w:bookmarkEnd w:id="33"/>
     </w:p>
     <w:p>
       <w:pPr>
@@ -712,7 +746,7 @@
         <w:pStyle w:val="Compact"/>
       </w:pPr>
       <w:r>
-        <w:t xml:space="preserve">Developed early Android GPS and telematics applications for real-time intermodal logistics tracking.</w:t>
+        <w:t xml:space="preserve">Deployed and optimized Nextel communication devices and mobile diagnostic systems for municipal first responders and commercial operations.</w:t>
       </w:r>
     </w:p>
     <w:p>
@@ -720,40 +754,6 @@
         <w:numPr>
           <w:ilvl w:val="0"/>
           <w:numId w:val="1008"/>
-        </w:numPr>
-        <w:pStyle w:val="Compact"/>
-      </w:pPr>
-      <w:r>
-        <w:t xml:space="preserve">Built location-processing logic for environments where vehicle positioning data was subject to significant GPS loss and coordinate jitter.</w:t>
-      </w:r>
-    </w:p>
-    <w:p>
-      <w:pPr>
-        <w:pStyle w:val="Heading3"/>
-      </w:pPr>
-      <w:bookmarkStart w:id="33" w:name="Xa195f54dd3cdab15232bfdbff094a5ea13f511a"/>
-      <w:r>
-        <w:t xml:space="preserve">Innovative Solutions | Mobile Solutions Technician</w:t>
-      </w:r>
-      <w:bookmarkEnd w:id="33"/>
-    </w:p>
-    <w:p>
-      <w:pPr>
-        <w:numPr>
-          <w:ilvl w:val="0"/>
-          <w:numId w:val="1009"/>
-        </w:numPr>
-        <w:pStyle w:val="Compact"/>
-      </w:pPr>
-      <w:r>
-        <w:t xml:space="preserve">Deployed and optimized Nextel communication devices and mobile diagnostic systems for municipal first responders and commercial operations.</w:t>
-      </w:r>
-    </w:p>
-    <w:p>
-      <w:pPr>
-        <w:numPr>
-          <w:ilvl w:val="0"/>
-          <w:numId w:val="1009"/>
         </w:numPr>
         <w:pStyle w:val="Compact"/>
       </w:pPr>
@@ -932,33 +932,33 @@
       <w:pPr>
         <w:numPr>
           <w:ilvl w:val="0"/>
+          <w:numId w:val="1009"/>
+        </w:numPr>
+        <w:pStyle w:val="Compact"/>
+      </w:pPr>
+      <w:r>
+        <w:t xml:space="preserve">Provide technical architecture and systems guidance supporting regional community outreach and operational expansion.</w:t>
+      </w:r>
+    </w:p>
+    <w:p>
+      <w:pPr>
+        <w:pStyle w:val="Heading3"/>
+      </w:pPr>
+      <w:bookmarkStart w:id="38" w:name="Xe3d1cf23dd07036917141b3b7aad7ae96cc968d"/>
+      <w:r>
+        <w:t xml:space="preserve">33 Meals | Technical Advisor &amp; Infrastructure Volunteer | 2026–Present</w:t>
+      </w:r>
+      <w:bookmarkEnd w:id="38"/>
+    </w:p>
+    <w:p>
+      <w:pPr>
+        <w:numPr>
+          <w:ilvl w:val="0"/>
           <w:numId w:val="1010"/>
         </w:numPr>
         <w:pStyle w:val="Compact"/>
       </w:pPr>
       <w:r>
-        <w:t xml:space="preserve">Provide technical architecture and systems guidance supporting regional community outreach and operational expansion.</w:t>
-      </w:r>
-    </w:p>
-    <w:p>
-      <w:pPr>
-        <w:pStyle w:val="Heading3"/>
-      </w:pPr>
-      <w:bookmarkStart w:id="38" w:name="Xe3d1cf23dd07036917141b3b7aad7ae96cc968d"/>
-      <w:r>
-        <w:t xml:space="preserve">33 Meals | Technical Advisor &amp; Infrastructure Volunteer | 2026–Present</w:t>
-      </w:r>
-      <w:bookmarkEnd w:id="38"/>
-    </w:p>
-    <w:p>
-      <w:pPr>
-        <w:numPr>
-          <w:ilvl w:val="0"/>
-          <w:numId w:val="1011"/>
-        </w:numPr>
-        <w:pStyle w:val="Compact"/>
-      </w:pPr>
-      <w:r>
         <w:t xml:space="preserve">Designed and implemented the digital architecture and logistics pipeline supporting regional food-insecurity operations.</w:t>
       </w:r>
     </w:p>
@@ -966,7 +966,7 @@
       <w:pPr>
         <w:numPr>
           <w:ilvl w:val="0"/>
-          <w:numId w:val="1011"/>
+          <w:numId w:val="1010"/>
         </w:numPr>
         <w:pStyle w:val="Compact"/>
       </w:pPr>
@@ -978,7 +978,7 @@
       <w:pPr>
         <w:numPr>
           <w:ilvl w:val="0"/>
-          <w:numId w:val="1011"/>
+          <w:numId w:val="1010"/>
         </w:numPr>
         <w:pStyle w:val="Compact"/>
       </w:pPr>
@@ -1439,9 +1439,6 @@
     <w:abstractNumId w:val="991"/>
   </w:num>
   <w:num w:numId="1010">
-    <w:abstractNumId w:val="991"/>
-  </w:num>
-  <w:num w:numId="1011">
     <w:abstractNumId w:val="991"/>
   </w:num>
 </w:numbering>

--- a/joshua-sternadel-resume.docx
+++ b/joshua-sternadel-resume.docx
@@ -253,9 +253,9 @@
       <w:pPr>
         <w:pStyle w:val="Heading3"/>
       </w:pPr>
-      <w:bookmarkStart w:id="26" w:name="X4ec06d06bd7f5dfa5a7885475da8fa7699a172c"/>
-      <w:r>
-        <w:t xml:space="preserve">T-Mobile | Principal Solutions Architect &amp; DevOps Engineer | 2021–2026</w:t>
+      <w:bookmarkStart w:id="26" w:name="X5c395c16a06768ee325d4e0d1c5cd1b0541b31b"/>
+      <w:r>
+        <w:t xml:space="preserve">T-Mobile | Senior Software Engineer | 2021–2026</w:t>
       </w:r>
       <w:bookmarkEnd w:id="26"/>
     </w:p>
@@ -374,9 +374,9 @@
       <w:pPr>
         <w:pStyle w:val="Heading3"/>
       </w:pPr>
-      <w:bookmarkStart w:id="27" w:name="X4492e6694b4186dc004edc228383113e4fdf0fb"/>
-      <w:r>
-        <w:t xml:space="preserve">Sprint | Principal Engineer &amp; Application Developer III | 2017–2021</w:t>
+      <w:bookmarkStart w:id="27" w:name="X308acd608b42116e7fa59dbc6ca4a063379f392"/>
+      <w:r>
+        <w:t xml:space="preserve">Sprint | Application Developer III | 2017–2021</w:t>
       </w:r>
       <w:bookmarkEnd w:id="27"/>
     </w:p>
